--- a/skills/phong-vattu/assets/bb-hop-tcg-du-toan-khlcnt.docx
+++ b/skills/phong-vattu/assets/bb-hop-tcg-du-toan-khlcnt.docx
@@ -1,6 +1,6 @@
 
 <file path=word/document.xml><?xml version="1.0" encoding="utf-8"?>
-<w:document xmlns:ns1="http://schemas.openxmlformats.org/markup-compatibility/2006" xmlns:ns2="http://schemas.microsoft.com/office/word/2010/wordml" xmlns:ns3="http://schemas.openxmlformats.org/drawingml/2006/wordprocessingDrawing" xmlns:ns4="http://schemas.microsoft.com/office/word/2010/wordprocessingDrawing" xmlns:ns5="http://schemas.openxmlformats.org/drawingml/2006/main" xmlns:ns6="http://schemas.microsoft.com/office/word/2010/wordprocessingShape" xmlns:ns7="urn:schemas-microsoft-com:vml" xmlns:ns8="urn:schemas-microsoft-com:office:office" xmlns:ns9="http://schemas.openxmlformats.org/officeDocument/2006/relationships" xmlns:w="http://schemas.openxmlformats.org/wordprocessingml/2006/main" ns1:Ignorable="w14 w15 w16se wp14">
+<w:document xmlns:ns1="http://schemas.openxmlformats.org/markup-compatibility/2006" xmlns:ns2="http://schemas.microsoft.com/office/word/2010/wordml" xmlns:ns3="http://schemas.openxmlformats.org/drawingml/2006/wordprocessingDrawing" xmlns:ns4="http://schemas.microsoft.com/office/word/2010/wordprocessingDrawing" xmlns:ns5="http://schemas.openxmlformats.org/drawingml/2006/main" xmlns:ns6="http://schemas.microsoft.com/office/word/2010/wordprocessingShape" xmlns:ns7="urn:schemas-microsoft-com:vml" xmlns:ns8="urn:schemas-microsoft-com:office:office" xmlns:ns9="http://schemas.openxmlformats.org/officeDocument/2006/relationships" xmlns:w="http://schemas.openxmlformats.org/wordprocessingml/2006/main" xmlns:wps="http://schemas.microsoft.com/office/word/2010/wordprocessingShape">
   <w:body>
     <w:tbl>
       <w:tblPr>
@@ -81,7 +81,7 @@
               <ns1:AlternateContent>
                 <ns1:Choice Requires="wps">
                   <w:drawing>
-                    <ns3:anchor distT="0" distB="0" distL="114300" distR="114300" simplePos="0" relativeHeight="251661312" behindDoc="0" locked="0" layoutInCell="1" allowOverlap="1" ns4:anchorId="32733445" ns4:editId="3A05232B">
+                    <ns3:anchor distT="0" distB="0" distL="114300" distR="114300" simplePos="0" relativeHeight="251661312" behindDoc="0" locked="0" layoutInCell="1" allowOverlap="1" ns4:editId="3A05232B">
                       <ns3:simplePos x="0" y="0"/>
                       <ns3:positionH relativeFrom="column">
                         <ns3:posOffset>652331</ns3:posOffset>
@@ -133,7 +133,7 @@
                 </ns1:Choice>
                 <ns1:Fallback>
                   <w:pict>
-                    <ns7:line ns2:anchorId="6166F52A" id="Straight Connector 1" ns8:spid="_x0000_s1026" style="position:absolute;z-index:251661312;visibility:visible;mso-wrap-style:square;mso-width-percent:0;mso-wrap-distance-left:9pt;mso-wrap-distance-top:0;mso-wrap-distance-right:9pt;mso-wrap-distance-bottom:0;mso-position-horizontal:absolute;mso-position-horizontal-relative:text;mso-position-vertical:absolute;mso-position-vertical-relative:text;mso-width-percent:0;mso-width-relative:margin" from="51.35pt,15.25pt" to="146.35pt,15.25pt" ns8:gfxdata="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" strokecolor="black [3200]" strokeweight=".5pt">
+                    <ns7:line id="Straight Connector 1" ns8:spid="_x0000_s1026" style="position:absolute;z-index:251661312;visibility:visible;mso-wrap-style:square;mso-width-percent:0;mso-wrap-distance-left:9pt;mso-wrap-distance-top:0;mso-wrap-distance-right:9pt;mso-wrap-distance-bottom:0;mso-position-horizontal:absolute;mso-position-horizontal-relative:text;mso-position-vertical:absolute;mso-position-vertical-relative:text;mso-width-percent:0;mso-width-relative:margin" from="51.35pt,15.25pt" to="146.35pt,15.25pt" ns8:gfxdata="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" strokecolor="black [3200]" strokeweight=".5pt">
                       <ns7:stroke joinstyle="miter"/>
                     </ns7:line>
                   </w:pict>
@@ -195,7 +195,7 @@
               <ns1:AlternateContent>
                 <ns1:Choice Requires="wps">
                   <w:drawing>
-                    <ns3:anchor distT="0" distB="0" distL="114300" distR="114300" simplePos="0" relativeHeight="251659264" behindDoc="0" locked="0" layoutInCell="1" allowOverlap="1" ns4:anchorId="053180E7" ns4:editId="6F74C5EE">
+                    <ns3:anchor distT="0" distB="0" distL="114300" distR="114300" simplePos="0" relativeHeight="251659264" behindDoc="0" locked="0" layoutInCell="1" allowOverlap="1" ns4:editId="6F74C5EE">
                       <ns3:simplePos x="0" y="0"/>
                       <ns3:positionH relativeFrom="column">
                         <ns3:posOffset>762635</ns3:posOffset>
@@ -244,7 +244,7 @@
                 </ns1:Choice>
                 <ns1:Fallback>
                   <w:pict>
-                    <ns7:line ns2:anchorId="7B4A660F" id="Straight Connector 1" ns8:spid="_x0000_s1026" style="position:absolute;z-index:251659264;visibility:visible;mso-wrap-style:square;mso-wrap-distance-left:9pt;mso-wrap-distance-top:0;mso-wrap-distance-right:9pt;mso-wrap-distance-bottom:0;mso-position-horizontal:absolute;mso-position-horizontal-relative:text;mso-position-vertical:absolute;mso-position-vertical-relative:text" from="60.05pt,18.2pt" to="211.7pt,18.2pt" ns8:gfxdata="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" strokecolor="black [3200]" strokeweight=".5pt">
+                    <ns7:line id="Straight Connector 1_2" ns8:spid="_x0000_s1026" style="position:absolute;z-index:251659264;visibility:visible;mso-wrap-style:square;mso-wrap-distance-left:9pt;mso-wrap-distance-top:0;mso-wrap-distance-right:9pt;mso-wrap-distance-bottom:0;mso-position-horizontal:absolute;mso-position-horizontal-relative:text;mso-position-vertical:absolute;mso-position-vertical-relative:text" from="60.05pt,18.2pt" to="211.7pt,18.2pt" ns8:gfxdata="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" strokecolor="black [3200]" strokeweight=".5pt">
                       <ns7:stroke joinstyle="miter"/>
                     </ns7:line>
                   </w:pict>
@@ -20073,7 +20073,7 @@
 </file>
 
 <file path=word/endnotes.xml><?xml version="1.0" encoding="utf-8"?>
-<w:endnotes xmlns:wpc="http://schemas.microsoft.com/office/word/2010/wordprocessingCanvas" xmlns:cx="http://schemas.microsoft.com/office/drawing/2014/chartex" xmlns:mc="http://schemas.openxmlformats.org/markup-compatibility/2006" xmlns:o="urn:schemas-microsoft-com:office:office" xmlns:r="http://schemas.openxmlformats.org/officeDocument/2006/relationships" xmlns:m="http://schemas.openxmlformats.org/officeDocument/2006/math" xmlns:v="urn:schemas-microsoft-com:vml" xmlns:wp14="http://schemas.microsoft.com/office/word/2010/wordprocessingDrawing" xmlns:wp="http://schemas.openxmlformats.org/drawingml/2006/wordprocessingDrawing" xmlns:w10="urn:schemas-microsoft-com:office:word" xmlns:w="http://schemas.openxmlformats.org/wordprocessingml/2006/main" xmlns:w14="http://schemas.microsoft.com/office/word/2010/wordml" xmlns:w15="http://schemas.microsoft.com/office/word/2012/wordml" xmlns:w16se="http://schemas.microsoft.com/office/word/2015/wordml/symex" xmlns:wpg="http://schemas.microsoft.com/office/word/2010/wordprocessingGroup" xmlns:wpi="http://schemas.microsoft.com/office/word/2010/wordprocessingInk" xmlns:wne="http://schemas.microsoft.com/office/word/2006/wordml" xmlns:wps="http://schemas.microsoft.com/office/word/2010/wordprocessingShape" mc:Ignorable="w14 w15 w16se wp14">
+<w:endnotes xmlns:wpc="http://schemas.microsoft.com/office/word/2010/wordprocessingCanvas" xmlns:cx="http://schemas.microsoft.com/office/drawing/2014/chartex" xmlns:mc="http://schemas.openxmlformats.org/markup-compatibility/2006" xmlns:o="urn:schemas-microsoft-com:office:office" xmlns:r="http://schemas.openxmlformats.org/officeDocument/2006/relationships" xmlns:m="http://schemas.openxmlformats.org/officeDocument/2006/math" xmlns:v="urn:schemas-microsoft-com:vml" xmlns:wp14="http://schemas.microsoft.com/office/word/2010/wordprocessingDrawing" xmlns:wp="http://schemas.openxmlformats.org/drawingml/2006/wordprocessingDrawing" xmlns:w10="urn:schemas-microsoft-com:office:word" xmlns:w="http://schemas.openxmlformats.org/wordprocessingml/2006/main" xmlns:w14="http://schemas.microsoft.com/office/word/2010/wordml" xmlns:w15="http://schemas.microsoft.com/office/word/2012/wordml" xmlns:w16se="http://schemas.microsoft.com/office/word/2015/wordml/symex" xmlns:wpg="http://schemas.microsoft.com/office/word/2010/wordprocessingGroup" xmlns:wpi="http://schemas.microsoft.com/office/word/2010/wordprocessingInk" xmlns:wne="http://schemas.microsoft.com/office/word/2006/wordml" xmlns:wps="http://schemas.microsoft.com/office/word/2010/wordprocessingShape">
   <w:endnote w:type="separator" w:id="-1">
     <w:p>
       <w:pPr>
@@ -20098,7 +20098,7 @@
 </file>
 
 <file path=word/footer1.xml><?xml version="1.0" encoding="utf-8"?>
-<w:ftr xmlns:wpc="http://schemas.microsoft.com/office/word/2010/wordprocessingCanvas" xmlns:cx="http://schemas.microsoft.com/office/drawing/2014/chartex" xmlns:mc="http://schemas.openxmlformats.org/markup-compatibility/2006" xmlns:o="urn:schemas-microsoft-com:office:office" xmlns:r="http://schemas.openxmlformats.org/officeDocument/2006/relationships" xmlns:m="http://schemas.openxmlformats.org/officeDocument/2006/math" xmlns:v="urn:schemas-microsoft-com:vml" xmlns:wp14="http://schemas.microsoft.com/office/word/2010/wordprocessingDrawing" xmlns:wp="http://schemas.openxmlformats.org/drawingml/2006/wordprocessingDrawing" xmlns:w10="urn:schemas-microsoft-com:office:word" xmlns:w="http://schemas.openxmlformats.org/wordprocessingml/2006/main" xmlns:w14="http://schemas.microsoft.com/office/word/2010/wordml" xmlns:w15="http://schemas.microsoft.com/office/word/2012/wordml" xmlns:w16se="http://schemas.microsoft.com/office/word/2015/wordml/symex" xmlns:wpg="http://schemas.microsoft.com/office/word/2010/wordprocessingGroup" xmlns:wpi="http://schemas.microsoft.com/office/word/2010/wordprocessingInk" xmlns:wne="http://schemas.microsoft.com/office/word/2006/wordml" xmlns:wps="http://schemas.microsoft.com/office/word/2010/wordprocessingShape" mc:Ignorable="w14 w15 w16se wp14">
+<w:ftr xmlns:wpc="http://schemas.microsoft.com/office/word/2010/wordprocessingCanvas" xmlns:cx="http://schemas.microsoft.com/office/drawing/2014/chartex" xmlns:mc="http://schemas.openxmlformats.org/markup-compatibility/2006" xmlns:o="urn:schemas-microsoft-com:office:office" xmlns:r="http://schemas.openxmlformats.org/officeDocument/2006/relationships" xmlns:m="http://schemas.openxmlformats.org/officeDocument/2006/math" xmlns:v="urn:schemas-microsoft-com:vml" xmlns:wp14="http://schemas.microsoft.com/office/word/2010/wordprocessingDrawing" xmlns:wp="http://schemas.openxmlformats.org/drawingml/2006/wordprocessingDrawing" xmlns:w10="urn:schemas-microsoft-com:office:word" xmlns:w="http://schemas.openxmlformats.org/wordprocessingml/2006/main" xmlns:w14="http://schemas.microsoft.com/office/word/2010/wordml" xmlns:w15="http://schemas.microsoft.com/office/word/2012/wordml" xmlns:w16se="http://schemas.microsoft.com/office/word/2015/wordml/symex" xmlns:wpg="http://schemas.microsoft.com/office/word/2010/wordprocessingGroup" xmlns:wpi="http://schemas.microsoft.com/office/word/2010/wordprocessingInk" xmlns:wne="http://schemas.microsoft.com/office/word/2006/wordml" xmlns:wps="http://schemas.microsoft.com/office/word/2010/wordprocessingShape">
   <w:p>
     <w:pPr>
       <w:pStyle w:val="Footer"/>
@@ -20114,7 +20114,7 @@
 </file>
 
 <file path=word/footnotes.xml><?xml version="1.0" encoding="utf-8"?>
-<w:footnotes xmlns:wpc="http://schemas.microsoft.com/office/word/2010/wordprocessingCanvas" xmlns:cx="http://schemas.microsoft.com/office/drawing/2014/chartex" xmlns:mc="http://schemas.openxmlformats.org/markup-compatibility/2006" xmlns:o="urn:schemas-microsoft-com:office:office" xmlns:r="http://schemas.openxmlformats.org/officeDocument/2006/relationships" xmlns:m="http://schemas.openxmlformats.org/officeDocument/2006/math" xmlns:v="urn:schemas-microsoft-com:vml" xmlns:wp14="http://schemas.microsoft.com/office/word/2010/wordprocessingDrawing" xmlns:wp="http://schemas.openxmlformats.org/drawingml/2006/wordprocessingDrawing" xmlns:w10="urn:schemas-microsoft-com:office:word" xmlns:w="http://schemas.openxmlformats.org/wordprocessingml/2006/main" xmlns:w14="http://schemas.microsoft.com/office/word/2010/wordml" xmlns:w15="http://schemas.microsoft.com/office/word/2012/wordml" xmlns:w16se="http://schemas.microsoft.com/office/word/2015/wordml/symex" xmlns:wpg="http://schemas.microsoft.com/office/word/2010/wordprocessingGroup" xmlns:wpi="http://schemas.microsoft.com/office/word/2010/wordprocessingInk" xmlns:wne="http://schemas.microsoft.com/office/word/2006/wordml" xmlns:wps="http://schemas.microsoft.com/office/word/2010/wordprocessingShape" mc:Ignorable="w14 w15 w16se wp14">
+<w:footnotes xmlns:wpc="http://schemas.microsoft.com/office/word/2010/wordprocessingCanvas" xmlns:cx="http://schemas.microsoft.com/office/drawing/2014/chartex" xmlns:mc="http://schemas.openxmlformats.org/markup-compatibility/2006" xmlns:o="urn:schemas-microsoft-com:office:office" xmlns:r="http://schemas.openxmlformats.org/officeDocument/2006/relationships" xmlns:m="http://schemas.openxmlformats.org/officeDocument/2006/math" xmlns:v="urn:schemas-microsoft-com:vml" xmlns:wp14="http://schemas.microsoft.com/office/word/2010/wordprocessingDrawing" xmlns:wp="http://schemas.openxmlformats.org/drawingml/2006/wordprocessingDrawing" xmlns:w10="urn:schemas-microsoft-com:office:word" xmlns:w="http://schemas.openxmlformats.org/wordprocessingml/2006/main" xmlns:w14="http://schemas.microsoft.com/office/word/2010/wordml" xmlns:w15="http://schemas.microsoft.com/office/word/2012/wordml" xmlns:w16se="http://schemas.microsoft.com/office/word/2015/wordml/symex" xmlns:wpg="http://schemas.microsoft.com/office/word/2010/wordprocessingGroup" xmlns:wpi="http://schemas.microsoft.com/office/word/2010/wordprocessingInk" xmlns:wne="http://schemas.microsoft.com/office/word/2006/wordml" xmlns:wps="http://schemas.microsoft.com/office/word/2010/wordprocessingShape">
   <w:footnote w:type="separator" w:id="-1">
     <w:p>
       <w:pPr>
@@ -20139,7 +20139,7 @@
 </file>
 
 <file path=word/header1.xml><?xml version="1.0" encoding="utf-8"?>
-<w:hdr xmlns:wpc="http://schemas.microsoft.com/office/word/2010/wordprocessingCanvas" xmlns:cx="http://schemas.microsoft.com/office/drawing/2014/chartex" xmlns:mc="http://schemas.openxmlformats.org/markup-compatibility/2006" xmlns:o="urn:schemas-microsoft-com:office:office" xmlns:r="http://schemas.openxmlformats.org/officeDocument/2006/relationships" xmlns:m="http://schemas.openxmlformats.org/officeDocument/2006/math" xmlns:v="urn:schemas-microsoft-com:vml" xmlns:wp14="http://schemas.microsoft.com/office/word/2010/wordprocessingDrawing" xmlns:wp="http://schemas.openxmlformats.org/drawingml/2006/wordprocessingDrawing" xmlns:w10="urn:schemas-microsoft-com:office:word" xmlns:w="http://schemas.openxmlformats.org/wordprocessingml/2006/main" xmlns:w14="http://schemas.microsoft.com/office/word/2010/wordml" xmlns:w15="http://schemas.microsoft.com/office/word/2012/wordml" xmlns:w16se="http://schemas.microsoft.com/office/word/2015/wordml/symex" xmlns:wpg="http://schemas.microsoft.com/office/word/2010/wordprocessingGroup" xmlns:wpi="http://schemas.microsoft.com/office/word/2010/wordprocessingInk" xmlns:wne="http://schemas.microsoft.com/office/word/2006/wordml" xmlns:wps="http://schemas.microsoft.com/office/word/2010/wordprocessingShape" mc:Ignorable="w14 w15 w16se wp14">
+<w:hdr xmlns:wpc="http://schemas.microsoft.com/office/word/2010/wordprocessingCanvas" xmlns:cx="http://schemas.microsoft.com/office/drawing/2014/chartex" xmlns:mc="http://schemas.openxmlformats.org/markup-compatibility/2006" xmlns:o="urn:schemas-microsoft-com:office:office" xmlns:r="http://schemas.openxmlformats.org/officeDocument/2006/relationships" xmlns:m="http://schemas.openxmlformats.org/officeDocument/2006/math" xmlns:v="urn:schemas-microsoft-com:vml" xmlns:wp14="http://schemas.microsoft.com/office/word/2010/wordprocessingDrawing" xmlns:wp="http://schemas.openxmlformats.org/drawingml/2006/wordprocessingDrawing" xmlns:w10="urn:schemas-microsoft-com:office:word" xmlns:w="http://schemas.openxmlformats.org/wordprocessingml/2006/main" xmlns:w14="http://schemas.microsoft.com/office/word/2010/wordml" xmlns:w15="http://schemas.microsoft.com/office/word/2012/wordml" xmlns:w16se="http://schemas.microsoft.com/office/word/2015/wordml/symex" xmlns:wpg="http://schemas.microsoft.com/office/word/2010/wordprocessingGroup" xmlns:wpi="http://schemas.microsoft.com/office/word/2010/wordprocessingInk" xmlns:wne="http://schemas.microsoft.com/office/word/2006/wordml" xmlns:wps="http://schemas.microsoft.com/office/word/2010/wordprocessingShape">
   <w:sdt>
     <w:sdtPr>
       <w:id w:val="1901551311"/>
@@ -20187,8 +20187,8 @@
 </file>
 
 <file path=word/numbering.xml><?xml version="1.0" encoding="utf-8"?>
-<w:numbering xmlns:wpc="http://schemas.microsoft.com/office/word/2010/wordprocessingCanvas" xmlns:cx="http://schemas.microsoft.com/office/drawing/2014/chartex" xmlns:mc="http://schemas.openxmlformats.org/markup-compatibility/2006" xmlns:o="urn:schemas-microsoft-com:office:office" xmlns:r="http://schemas.openxmlformats.org/officeDocument/2006/relationships" xmlns:m="http://schemas.openxmlformats.org/officeDocument/2006/math" xmlns:v="urn:schemas-microsoft-com:vml" xmlns:wp14="http://schemas.microsoft.com/office/word/2010/wordprocessingDrawing" xmlns:wp="http://schemas.openxmlformats.org/drawingml/2006/wordprocessingDrawing" xmlns:w10="urn:schemas-microsoft-com:office:word" xmlns:w="http://schemas.openxmlformats.org/wordprocessingml/2006/main" xmlns:w14="http://schemas.microsoft.com/office/word/2010/wordml" xmlns:w15="http://schemas.microsoft.com/office/word/2012/wordml" xmlns:w16se="http://schemas.microsoft.com/office/word/2015/wordml/symex" xmlns:wpg="http://schemas.microsoft.com/office/word/2010/wordprocessingGroup" xmlns:wpi="http://schemas.microsoft.com/office/word/2010/wordprocessingInk" xmlns:wne="http://schemas.microsoft.com/office/word/2006/wordml" xmlns:wps="http://schemas.microsoft.com/office/word/2010/wordprocessingShape" mc:Ignorable="w14 w15 w16se wp14">
-  <w:abstractNum w:abstractNumId="0" w15:restartNumberingAfterBreak="0">
+<w:numbering xmlns:wpc="http://schemas.microsoft.com/office/word/2010/wordprocessingCanvas" xmlns:cx="http://schemas.microsoft.com/office/drawing/2014/chartex" xmlns:mc="http://schemas.openxmlformats.org/markup-compatibility/2006" xmlns:o="urn:schemas-microsoft-com:office:office" xmlns:r="http://schemas.openxmlformats.org/officeDocument/2006/relationships" xmlns:m="http://schemas.openxmlformats.org/officeDocument/2006/math" xmlns:v="urn:schemas-microsoft-com:vml" xmlns:wp14="http://schemas.microsoft.com/office/word/2010/wordprocessingDrawing" xmlns:wp="http://schemas.openxmlformats.org/drawingml/2006/wordprocessingDrawing" xmlns:w10="urn:schemas-microsoft-com:office:word" xmlns:w="http://schemas.openxmlformats.org/wordprocessingml/2006/main" xmlns:w14="http://schemas.microsoft.com/office/word/2010/wordml" xmlns:w15="http://schemas.microsoft.com/office/word/2012/wordml" xmlns:w16se="http://schemas.microsoft.com/office/word/2015/wordml/symex" xmlns:wpg="http://schemas.microsoft.com/office/word/2010/wordprocessingGroup" xmlns:wpi="http://schemas.microsoft.com/office/word/2010/wordprocessingInk" xmlns:wne="http://schemas.microsoft.com/office/word/2006/wordml" xmlns:wps="http://schemas.microsoft.com/office/word/2010/wordprocessingShape">
+  <w:abstractNum w:abstractNumId="0">
     <w:nsid w:val="01803E8C"/>
     <w:multiLevelType w:val="hybridMultilevel"/>
     <w:tmpl w:val="E580DFF2"/>
@@ -20277,7 +20277,7 @@
       </w:pPr>
     </w:lvl>
   </w:abstractNum>
-  <w:abstractNum w:abstractNumId="1" w15:restartNumberingAfterBreak="0">
+  <w:abstractNum w:abstractNumId="1">
     <w:nsid w:val="099F51C7"/>
     <w:multiLevelType w:val="hybridMultilevel"/>
     <w:tmpl w:val="3ED861EA"/>
@@ -20366,7 +20366,7 @@
       </w:pPr>
     </w:lvl>
   </w:abstractNum>
-  <w:abstractNum w:abstractNumId="2" w15:restartNumberingAfterBreak="0">
+  <w:abstractNum w:abstractNumId="2">
     <w:nsid w:val="0F8925ED"/>
     <w:multiLevelType w:val="multilevel"/>
     <w:tmpl w:val="7DB886E8"/>
@@ -20479,7 +20479,7 @@
       </w:rPr>
     </w:lvl>
   </w:abstractNum>
-  <w:abstractNum w:abstractNumId="3" w15:restartNumberingAfterBreak="0">
+  <w:abstractNum w:abstractNumId="3">
     <w:nsid w:val="170B3F87"/>
     <w:multiLevelType w:val="hybridMultilevel"/>
     <w:tmpl w:val="E3608138"/>
@@ -20569,7 +20569,7 @@
       </w:pPr>
     </w:lvl>
   </w:abstractNum>
-  <w:abstractNum w:abstractNumId="4" w15:restartNumberingAfterBreak="0">
+  <w:abstractNum w:abstractNumId="4">
     <w:nsid w:val="19DC34DB"/>
     <w:multiLevelType w:val="hybridMultilevel"/>
     <w:tmpl w:val="80F2486E"/>
@@ -20681,7 +20681,7 @@
       </w:rPr>
     </w:lvl>
   </w:abstractNum>
-  <w:abstractNum w:abstractNumId="5" w15:restartNumberingAfterBreak="0">
+  <w:abstractNum w:abstractNumId="5">
     <w:nsid w:val="1EA4389F"/>
     <w:multiLevelType w:val="hybridMultilevel"/>
     <w:tmpl w:val="342C00BA"/>
@@ -20794,7 +20794,7 @@
       </w:rPr>
     </w:lvl>
   </w:abstractNum>
-  <w:abstractNum w:abstractNumId="6" w15:restartNumberingAfterBreak="0">
+  <w:abstractNum w:abstractNumId="6">
     <w:nsid w:val="1F0B2764"/>
     <w:multiLevelType w:val="multilevel"/>
     <w:tmpl w:val="C5FAB7E6"/>
@@ -20907,7 +20907,7 @@
       </w:rPr>
     </w:lvl>
   </w:abstractNum>
-  <w:abstractNum w:abstractNumId="7" w15:restartNumberingAfterBreak="0">
+  <w:abstractNum w:abstractNumId="7">
     <w:nsid w:val="20464CB4"/>
     <w:multiLevelType w:val="hybridMultilevel"/>
     <w:tmpl w:val="AC36071E"/>
@@ -20996,7 +20996,7 @@
       </w:pPr>
     </w:lvl>
   </w:abstractNum>
-  <w:abstractNum w:abstractNumId="8" w15:restartNumberingAfterBreak="0">
+  <w:abstractNum w:abstractNumId="8">
     <w:nsid w:val="228321C9"/>
     <w:multiLevelType w:val="hybridMultilevel"/>
     <w:tmpl w:val="EC4CAD2E"/>
@@ -21085,7 +21085,7 @@
       </w:pPr>
     </w:lvl>
   </w:abstractNum>
-  <w:abstractNum w:abstractNumId="9" w15:restartNumberingAfterBreak="0">
+  <w:abstractNum w:abstractNumId="9">
     <w:nsid w:val="27047015"/>
     <w:multiLevelType w:val="hybridMultilevel"/>
     <w:tmpl w:val="D362E6BC"/>
@@ -21198,7 +21198,7 @@
       </w:rPr>
     </w:lvl>
   </w:abstractNum>
-  <w:abstractNum w:abstractNumId="10" w15:restartNumberingAfterBreak="0">
+  <w:abstractNum w:abstractNumId="10">
     <w:nsid w:val="2936271A"/>
     <w:multiLevelType w:val="multilevel"/>
     <w:tmpl w:val="2936271A"/>
@@ -21288,7 +21288,7 @@
       </w:pPr>
     </w:lvl>
   </w:abstractNum>
-  <w:abstractNum w:abstractNumId="11" w15:restartNumberingAfterBreak="0">
+  <w:abstractNum w:abstractNumId="11">
     <w:nsid w:val="2D0139BE"/>
     <w:multiLevelType w:val="hybridMultilevel"/>
     <w:tmpl w:val="813C71E6"/>
@@ -21401,7 +21401,7 @@
       </w:rPr>
     </w:lvl>
   </w:abstractNum>
-  <w:abstractNum w:abstractNumId="12" w15:restartNumberingAfterBreak="0">
+  <w:abstractNum w:abstractNumId="12">
     <w:nsid w:val="3F636FD7"/>
     <w:multiLevelType w:val="hybridMultilevel"/>
     <w:tmpl w:val="FA4245AA"/>
@@ -21514,7 +21514,7 @@
       </w:rPr>
     </w:lvl>
   </w:abstractNum>
-  <w:abstractNum w:abstractNumId="13" w15:restartNumberingAfterBreak="0">
+  <w:abstractNum w:abstractNumId="13">
     <w:nsid w:val="416C7BAA"/>
     <w:multiLevelType w:val="hybridMultilevel"/>
     <w:tmpl w:val="BC8CF97A"/>
@@ -21603,7 +21603,7 @@
       </w:pPr>
     </w:lvl>
   </w:abstractNum>
-  <w:abstractNum w:abstractNumId="14" w15:restartNumberingAfterBreak="0">
+  <w:abstractNum w:abstractNumId="14">
     <w:nsid w:val="44E41B57"/>
     <w:multiLevelType w:val="multilevel"/>
     <w:tmpl w:val="0ADCFB28"/>
@@ -21716,7 +21716,7 @@
       </w:rPr>
     </w:lvl>
   </w:abstractNum>
-  <w:abstractNum w:abstractNumId="15" w15:restartNumberingAfterBreak="0">
+  <w:abstractNum w:abstractNumId="15">
     <w:nsid w:val="45AE7993"/>
     <w:multiLevelType w:val="hybridMultilevel"/>
     <w:tmpl w:val="C1E6195C"/>
@@ -21829,7 +21829,7 @@
       </w:rPr>
     </w:lvl>
   </w:abstractNum>
-  <w:abstractNum w:abstractNumId="16" w15:restartNumberingAfterBreak="0">
+  <w:abstractNum w:abstractNumId="16">
     <w:nsid w:val="4D416B97"/>
     <w:multiLevelType w:val="hybridMultilevel"/>
     <w:tmpl w:val="9004946A"/>
@@ -21918,7 +21918,7 @@
       </w:pPr>
     </w:lvl>
   </w:abstractNum>
-  <w:abstractNum w:abstractNumId="17" w15:restartNumberingAfterBreak="0">
+  <w:abstractNum w:abstractNumId="17">
     <w:nsid w:val="4DCA0E4A"/>
     <w:multiLevelType w:val="hybridMultilevel"/>
     <w:tmpl w:val="D8609A38"/>
@@ -22004,7 +22004,7 @@
       </w:pPr>
     </w:lvl>
   </w:abstractNum>
-  <w:abstractNum w:abstractNumId="18" w15:restartNumberingAfterBreak="0">
+  <w:abstractNum w:abstractNumId="18">
     <w:nsid w:val="4DFC7CFB"/>
     <w:multiLevelType w:val="hybridMultilevel"/>
     <w:tmpl w:val="354ACC30"/>
@@ -22117,7 +22117,7 @@
       </w:rPr>
     </w:lvl>
   </w:abstractNum>
-  <w:abstractNum w:abstractNumId="19" w15:restartNumberingAfterBreak="0">
+  <w:abstractNum w:abstractNumId="19">
     <w:nsid w:val="4E431DA0"/>
     <w:multiLevelType w:val="hybridMultilevel"/>
     <w:tmpl w:val="DC647ECA"/>
@@ -22230,7 +22230,7 @@
       </w:rPr>
     </w:lvl>
   </w:abstractNum>
-  <w:abstractNum w:abstractNumId="20" w15:restartNumberingAfterBreak="0">
+  <w:abstractNum w:abstractNumId="20">
     <w:nsid w:val="4FCC1C3C"/>
     <w:multiLevelType w:val="hybridMultilevel"/>
     <w:tmpl w:val="A03A5486"/>
@@ -22343,7 +22343,7 @@
       </w:rPr>
     </w:lvl>
   </w:abstractNum>
-  <w:abstractNum w:abstractNumId="21" w15:restartNumberingAfterBreak="0">
+  <w:abstractNum w:abstractNumId="21">
     <w:nsid w:val="50214B7B"/>
     <w:multiLevelType w:val="hybridMultilevel"/>
     <w:tmpl w:val="CEFE8F1A"/>
@@ -22456,7 +22456,7 @@
       </w:rPr>
     </w:lvl>
   </w:abstractNum>
-  <w:abstractNum w:abstractNumId="22" w15:restartNumberingAfterBreak="0">
+  <w:abstractNum w:abstractNumId="22">
     <w:nsid w:val="512376CF"/>
     <w:multiLevelType w:val="hybridMultilevel"/>
     <w:tmpl w:val="DFF8F014"/>
@@ -22569,7 +22569,7 @@
       </w:rPr>
     </w:lvl>
   </w:abstractNum>
-  <w:abstractNum w:abstractNumId="23" w15:restartNumberingAfterBreak="0">
+  <w:abstractNum w:abstractNumId="23">
     <w:nsid w:val="55032C85"/>
     <w:multiLevelType w:val="hybridMultilevel"/>
     <w:tmpl w:val="17EC307C"/>
@@ -22682,7 +22682,7 @@
       </w:rPr>
     </w:lvl>
   </w:abstractNum>
-  <w:abstractNum w:abstractNumId="24" w15:restartNumberingAfterBreak="0">
+  <w:abstractNum w:abstractNumId="24">
     <w:nsid w:val="56F127AF"/>
     <w:multiLevelType w:val="hybridMultilevel"/>
     <w:tmpl w:val="48BA9A04"/>
@@ -22795,7 +22795,7 @@
       </w:rPr>
     </w:lvl>
   </w:abstractNum>
-  <w:abstractNum w:abstractNumId="25" w15:restartNumberingAfterBreak="0">
+  <w:abstractNum w:abstractNumId="25">
     <w:nsid w:val="58BD009D"/>
     <w:multiLevelType w:val="hybridMultilevel"/>
     <w:tmpl w:val="77BE0F9A"/>
@@ -22908,7 +22908,7 @@
       </w:rPr>
     </w:lvl>
   </w:abstractNum>
-  <w:abstractNum w:abstractNumId="26" w15:restartNumberingAfterBreak="0">
+  <w:abstractNum w:abstractNumId="26">
     <w:nsid w:val="5ED00E1C"/>
     <w:multiLevelType w:val="hybridMultilevel"/>
     <w:tmpl w:val="8EDE7884"/>
@@ -22997,7 +22997,7 @@
       </w:pPr>
     </w:lvl>
   </w:abstractNum>
-  <w:abstractNum w:abstractNumId="27" w15:restartNumberingAfterBreak="0">
+  <w:abstractNum w:abstractNumId="27">
     <w:nsid w:val="5FA44F32"/>
     <w:multiLevelType w:val="hybridMultilevel"/>
     <w:tmpl w:val="F91C50AE"/>
@@ -23083,7 +23083,7 @@
       </w:pPr>
     </w:lvl>
   </w:abstractNum>
-  <w:abstractNum w:abstractNumId="28" w15:restartNumberingAfterBreak="0">
+  <w:abstractNum w:abstractNumId="28">
     <w:nsid w:val="61CC0939"/>
     <w:multiLevelType w:val="hybridMultilevel"/>
     <w:tmpl w:val="205A8A90"/>
@@ -23195,7 +23195,7 @@
       </w:rPr>
     </w:lvl>
   </w:abstractNum>
-  <w:abstractNum w:abstractNumId="29" w15:restartNumberingAfterBreak="0">
+  <w:abstractNum w:abstractNumId="29">
     <w:nsid w:val="657B79D0"/>
     <w:multiLevelType w:val="hybridMultilevel"/>
     <w:tmpl w:val="1FBE037E"/>
@@ -23308,7 +23308,7 @@
       </w:rPr>
     </w:lvl>
   </w:abstractNum>
-  <w:abstractNum w:abstractNumId="30" w15:restartNumberingAfterBreak="0">
+  <w:abstractNum w:abstractNumId="30">
     <w:nsid w:val="658D2EC4"/>
     <w:multiLevelType w:val="multilevel"/>
     <w:tmpl w:val="84BED8A2"/>
@@ -23430,7 +23430,7 @@
       </w:rPr>
     </w:lvl>
   </w:abstractNum>
-  <w:abstractNum w:abstractNumId="31" w15:restartNumberingAfterBreak="0">
+  <w:abstractNum w:abstractNumId="31">
     <w:nsid w:val="67894B6C"/>
     <w:multiLevelType w:val="hybridMultilevel"/>
     <w:tmpl w:val="737E20F4"/>
@@ -23516,7 +23516,7 @@
       </w:pPr>
     </w:lvl>
   </w:abstractNum>
-  <w:abstractNum w:abstractNumId="32" w15:restartNumberingAfterBreak="0">
+  <w:abstractNum w:abstractNumId="32">
     <w:nsid w:val="6E550AB6"/>
     <w:multiLevelType w:val="hybridMultilevel"/>
     <w:tmpl w:val="7EB453BC"/>
@@ -23626,7 +23626,7 @@
       </w:pPr>
     </w:lvl>
   </w:abstractNum>
-  <w:abstractNum w:abstractNumId="33" w15:restartNumberingAfterBreak="0">
+  <w:abstractNum w:abstractNumId="33">
     <w:nsid w:val="717E2E36"/>
     <w:multiLevelType w:val="hybridMultilevel"/>
     <w:tmpl w:val="F49C85BC"/>
@@ -23715,7 +23715,7 @@
       </w:pPr>
     </w:lvl>
   </w:abstractNum>
-  <w:abstractNum w:abstractNumId="34" w15:restartNumberingAfterBreak="0">
+  <w:abstractNum w:abstractNumId="34">
     <w:nsid w:val="738B6888"/>
     <w:multiLevelType w:val="multilevel"/>
     <w:tmpl w:val="A7C4B7E6"/>
@@ -23836,7 +23836,7 @@
       </w:rPr>
     </w:lvl>
   </w:abstractNum>
-  <w:abstractNum w:abstractNumId="35" w15:restartNumberingAfterBreak="0">
+  <w:abstractNum w:abstractNumId="35">
     <w:nsid w:val="741E6BAB"/>
     <w:multiLevelType w:val="hybridMultilevel"/>
     <w:tmpl w:val="0D06EDD8"/>
@@ -23925,7 +23925,7 @@
       </w:pPr>
     </w:lvl>
   </w:abstractNum>
-  <w:abstractNum w:abstractNumId="36" w15:restartNumberingAfterBreak="0">
+  <w:abstractNum w:abstractNumId="36">
     <w:nsid w:val="789F43E6"/>
     <w:multiLevelType w:val="hybridMultilevel"/>
     <w:tmpl w:val="3C16A57A"/>
@@ -24038,7 +24038,7 @@
       </w:rPr>
     </w:lvl>
   </w:abstractNum>
-  <w:abstractNum w:abstractNumId="37" w15:restartNumberingAfterBreak="0">
+  <w:abstractNum w:abstractNumId="37">
     <w:nsid w:val="794808BF"/>
     <w:multiLevelType w:val="hybridMultilevel"/>
     <w:tmpl w:val="8952836C"/>
@@ -24323,7 +24323,7 @@
 </file>
 
 <file path=word/styles.xml><?xml version="1.0" encoding="utf-8"?>
-<w:styles xmlns:mc="http://schemas.openxmlformats.org/markup-compatibility/2006" xmlns:r="http://schemas.openxmlformats.org/officeDocument/2006/relationships" xmlns:w="http://schemas.openxmlformats.org/wordprocessingml/2006/main" xmlns:w14="http://schemas.microsoft.com/office/word/2010/wordml" xmlns:w15="http://schemas.microsoft.com/office/word/2012/wordml" xmlns:w16se="http://schemas.microsoft.com/office/word/2015/wordml/symex" mc:Ignorable="w14 w15 w16se">
+<w:styles xmlns:mc="http://schemas.openxmlformats.org/markup-compatibility/2006" xmlns:r="http://schemas.openxmlformats.org/officeDocument/2006/relationships" xmlns:w="http://schemas.openxmlformats.org/wordprocessingml/2006/main" xmlns:w14="http://schemas.microsoft.com/office/word/2010/wordml" xmlns:w15="http://schemas.microsoft.com/office/word/2012/wordml" xmlns:w16se="http://schemas.microsoft.com/office/word/2015/wordml/symex">
   <w:docDefaults>
     <w:rPrDefault>
       <w:rPr>

--- a/skills/phong-vattu/assets/bb-hop-tcg-du-toan-khlcnt.docx
+++ b/skills/phong-vattu/assets/bb-hop-tcg-du-toan-khlcnt.docx
@@ -1,5 +1,85 @@
 
-<file path=word/document.xml><?xml version="1.0" encoding="utf-8"?>
+<file path=./[Content_Types].xml><?xml version="1.0" encoding="utf-8"?>
+<Types xmlns="http://schemas.openxmlformats.org/package/2006/content-types">
+  <Default Extension="rels" ContentType="application/vnd.openxmlformats-package.relationships+xml"/>
+  <Default Extension="xml" ContentType="application/xml"/>
+  <Override PartName="/word/document.xml" ContentType="application/vnd.openxmlformats-officedocument.wordprocessingml.document.main+xml"/>
+  <Override PartName="/customXml/itemProps1.xml" ContentType="application/vnd.openxmlformats-officedocument.customXmlProperties+xml"/>
+  <Override PartName="/word/numbering.xml" ContentType="application/vnd.openxmlformats-officedocument.wordprocessingml.numbering+xml"/>
+  <Override PartName="/word/styles.xml" ContentType="application/vnd.openxmlformats-officedocument.wordprocessingml.styles+xml"/>
+  <Override PartName="/word/settings.xml" ContentType="application/vnd.openxmlformats-officedocument.wordprocessingml.settings+xml"/>
+  <Override PartName="/word/webSettings.xml" ContentType="application/vnd.openxmlformats-officedocument.wordprocessingml.webSettings+xml"/>
+  <Override PartName="/word/footnotes.xml" ContentType="application/vnd.openxmlformats-officedocument.wordprocessingml.footnotes+xml"/>
+  <Override PartName="/word/endnotes.xml" ContentType="application/vnd.openxmlformats-officedocument.wordprocessingml.endnotes+xml"/>
+  <Override PartName="/word/header1.xml" ContentType="application/vnd.openxmlformats-officedocument.wordprocessingml.header+xml"/>
+  <Override PartName="/word/footer1.xml" ContentType="application/vnd.openxmlformats-officedocument.wordprocessingml.footer+xml"/>
+  <Override PartName="/word/fontTable.xml" ContentType="application/vnd.openxmlformats-officedocument.wordprocessingml.fontTable+xml"/>
+  <Override PartName="/word/theme/theme1.xml" ContentType="application/vnd.openxmlformats-officedocument.theme+xml"/>
+  <Override PartName="/docProps/core.xml" ContentType="application/vnd.openxmlformats-package.core-properties+xml"/>
+  <Override PartName="/docProps/app.xml" ContentType="application/vnd.openxmlformats-officedocument.extended-properties+xml"/>
+</Types>
+</file>
+
+<file path=./customXml/item1.xml><?xml version="1.0" encoding="utf-8"?>
+<b:Sources xmlns:b="http://schemas.openxmlformats.org/officeDocument/2006/bibliography" xmlns="http://schemas.openxmlformats.org/officeDocument/2006/bibliography" SelectedStyle="\APA.XSL" StyleName="APA"/>
+</file>
+
+<file path=./customXml/itemProps1.xml><?xml version="1.0" encoding="utf-8"?>
+<ds:datastoreItem xmlns:ds="http://schemas.openxmlformats.org/officeDocument/2006/customXml" ds:itemID="{2DEAA0E0-D007-48FF-91C4-0374CEE1ACBD}">
+  <ds:schemaRefs>
+    <ds:schemaRef ds:uri="http://schemas.openxmlformats.org/officeDocument/2006/bibliography"/>
+  </ds:schemaRefs>
+</ds:datastoreItem>
+</file>
+
+<file path=./docProps/app.xml><?xml version="1.0" encoding="utf-8"?>
+<Properties xmlns="http://schemas.openxmlformats.org/officeDocument/2006/extended-properties" xmlns:vt="http://schemas.openxmlformats.org/officeDocument/2006/docPropsVTypes">
+  <Template>Normal</Template>
+  <TotalTime>784</TotalTime>
+  <Pages>1</Pages>
+  <Words>3518</Words>
+  <Characters>20058</Characters>
+  <Application>Microsoft Office Word</Application>
+  <DocSecurity>0</DocSecurity>
+  <Lines>167</Lines>
+  <Paragraphs>47</Paragraphs>
+  <ScaleCrop>false</ScaleCrop>
+  <HeadingPairs>
+    <vt:vector size="2" baseType="variant">
+      <vt:variant>
+        <vt:lpstr>Title</vt:lpstr>
+      </vt:variant>
+      <vt:variant>
+        <vt:i4>1</vt:i4>
+      </vt:variant>
+    </vt:vector>
+  </HeadingPairs>
+  <TitlesOfParts>
+    <vt:vector size="1" baseType="lpstr">
+      <vt:lpstr/>
+    </vt:vector>
+  </TitlesOfParts>
+  <Company/>
+  <LinksUpToDate>false</LinksUpToDate>
+  <CharactersWithSpaces>23529</CharactersWithSpaces>
+  <SharedDoc>false</SharedDoc>
+  <HyperlinksChanged>false</HyperlinksChanged>
+  <AppVersion>16.0000</AppVersion>
+</Properties>
+</file>
+
+<file path=./docProps/core.xml><?xml version="1.0" encoding="utf-8"?>
+<cp:coreProperties xmlns:cp="http://schemas.openxmlformats.org/package/2006/metadata/core-properties" xmlns:dc="http://purl.org/dc/elements/1.1/" xmlns:dcterms="http://purl.org/dc/terms/" xmlns:dcmitype="http://purl.org/dc/dcmitype/" xmlns:xsi="http://www.w3.org/2001/XMLSchema-instance">
+  <dc:creator>Cupid</dc:creator>
+  <cp:lastModifiedBy>MY</cp:lastModifiedBy>
+  <cp:revision>68</cp:revision>
+  <cp:lastPrinted>2026-05-12T01:28:00Z</cp:lastPrinted>
+  <dcterms:created xsi:type="dcterms:W3CDTF">2025-09-11T02:40:00Z</dcterms:created>
+  <dcterms:modified xsi:type="dcterms:W3CDTF">2026-05-12T01:31:00Z</dcterms:modified>
+</cp:coreProperties>
+</file>
+
+<file path=./word/document.xml><?xml version="1.0" encoding="utf-8"?>
 <w:document xmlns:ns1="http://schemas.openxmlformats.org/markup-compatibility/2006" xmlns:ns2="http://schemas.microsoft.com/office/word/2010/wordml" xmlns:ns3="http://schemas.openxmlformats.org/drawingml/2006/wordprocessingDrawing" xmlns:ns4="http://schemas.microsoft.com/office/word/2010/wordprocessingDrawing" xmlns:ns5="http://schemas.openxmlformats.org/drawingml/2006/main" xmlns:ns6="http://schemas.microsoft.com/office/word/2010/wordprocessingShape" xmlns:ns7="urn:schemas-microsoft-com:vml" xmlns:ns8="urn:schemas-microsoft-com:office:office" xmlns:ns9="http://schemas.openxmlformats.org/officeDocument/2006/relationships" xmlns:w="http://schemas.openxmlformats.org/wordprocessingml/2006/main" xmlns:wps="http://schemas.microsoft.com/office/word/2010/wordprocessingShape">
   <w:body>
     <w:tbl>
@@ -20072,7 +20152,7 @@
 </w:document>
 </file>
 
-<file path=word/endnotes.xml><?xml version="1.0" encoding="utf-8"?>
+<file path=./word/endnotes.xml><?xml version="1.0" encoding="utf-8"?>
 <w:endnotes xmlns:wpc="http://schemas.microsoft.com/office/word/2010/wordprocessingCanvas" xmlns:cx="http://schemas.microsoft.com/office/drawing/2014/chartex" xmlns:mc="http://schemas.openxmlformats.org/markup-compatibility/2006" xmlns:o="urn:schemas-microsoft-com:office:office" xmlns:r="http://schemas.openxmlformats.org/officeDocument/2006/relationships" xmlns:m="http://schemas.openxmlformats.org/officeDocument/2006/math" xmlns:v="urn:schemas-microsoft-com:vml" xmlns:wp14="http://schemas.microsoft.com/office/word/2010/wordprocessingDrawing" xmlns:wp="http://schemas.openxmlformats.org/drawingml/2006/wordprocessingDrawing" xmlns:w10="urn:schemas-microsoft-com:office:word" xmlns:w="http://schemas.openxmlformats.org/wordprocessingml/2006/main" xmlns:w14="http://schemas.microsoft.com/office/word/2010/wordml" xmlns:w15="http://schemas.microsoft.com/office/word/2012/wordml" xmlns:w16se="http://schemas.microsoft.com/office/word/2015/wordml/symex" xmlns:wpg="http://schemas.microsoft.com/office/word/2010/wordprocessingGroup" xmlns:wpi="http://schemas.microsoft.com/office/word/2010/wordprocessingInk" xmlns:wne="http://schemas.microsoft.com/office/word/2006/wordml" xmlns:wps="http://schemas.microsoft.com/office/word/2010/wordprocessingShape">
   <w:endnote w:type="separator" w:id="-1">
     <w:p>
@@ -20097,7 +20177,80 @@
 </w:endnotes>
 </file>
 
-<file path=word/footer1.xml><?xml version="1.0" encoding="utf-8"?>
+<file path=./word/fontTable.xml><?xml version="1.0" encoding="utf-8"?>
+<w:fonts xmlns:mc="http://schemas.openxmlformats.org/markup-compatibility/2006" xmlns:r="http://schemas.openxmlformats.org/officeDocument/2006/relationships" xmlns:w="http://schemas.openxmlformats.org/wordprocessingml/2006/main" xmlns:w14="http://schemas.microsoft.com/office/word/2010/wordml" xmlns:w15="http://schemas.microsoft.com/office/word/2012/wordml" xmlns:w16se="http://schemas.microsoft.com/office/word/2015/wordml/symex">
+  <w:font w:name="Times New Roman">
+    <w:panose1 w:val="02020603050405020304"/>
+    <w:family w:val="roman"/>
+    <w:pitch w:val="variable"/>
+    <w:sig w:usb0="E0002EFF" w:usb1="C000785B" w:usb2="00000009" w:usb3="00000000" w:csb0="000001FF" w:csb1="00000000"/>
+  </w:font>
+  <w:font w:name="Calibri">
+    <w:panose1 w:val="020F0502020204030204"/>
+    <w:family w:val="swiss"/>
+    <w:pitch w:val="variable"/>
+    <w:sig w:usb0="E4002EFF" w:usb1="C200247B" w:usb2="00000009" w:usb3="00000000" w:csb0="000001FF" w:csb1="00000000"/>
+  </w:font>
+  <w:font w:name="Courier New">
+    <w:panose1 w:val="02070309020205020404"/>
+    <w:family w:val="modern"/>
+    <w:pitch w:val="fixed"/>
+    <w:sig w:usb0="E0002EFF" w:usb1="C0007843" w:usb2="00000009" w:usb3="00000000" w:csb0="000001FF" w:csb1="00000000"/>
+  </w:font>
+  <w:font w:name="Wingdings">
+    <w:panose1 w:val="05000000000000000000"/>
+    <w:family w:val="auto"/>
+    <w:pitch w:val="variable"/>
+    <w:sig w:usb0="00000000" w:usb1="10000000" w:usb2="00000000" w:usb3="00000000" w:csb0="80000000" w:csb1="00000000"/>
+  </w:font>
+  <w:font w:name="Symbol">
+    <w:panose1 w:val="05050102010706020507"/>
+    <w:family w:val="roman"/>
+    <w:pitch w:val="variable"/>
+    <w:sig w:usb0="00000000" w:usb1="10000000" w:usb2="00000000" w:usb3="00000000" w:csb0="80000000" w:csb1="00000000"/>
+  </w:font>
+  <w:font w:name="Calibri Light">
+    <w:panose1 w:val="020F0302020204030204"/>
+    <w:family w:val="swiss"/>
+    <w:pitch w:val="variable"/>
+    <w:sig w:usb0="E4002EFF" w:usb1="C200247B" w:usb2="00000009" w:usb3="00000000" w:csb0="000001FF" w:csb1="00000000"/>
+  </w:font>
+  <w:font w:name="Segoe UI">
+    <w:panose1 w:val="020B0502040204020203"/>
+    <w:family w:val="swiss"/>
+    <w:pitch w:val="variable"/>
+    <w:sig w:usb0="E4002EFF" w:usb1="C000E47F" w:usb2="00000009" w:usb3="00000000" w:csb0="000001FF" w:csb1="00000000"/>
+  </w:font>
+  <w:font w:name=".VnTime">
+    <w:altName w:val="Times New Roman"/>
+    <w:family w:val="swiss"/>
+    <w:pitch w:val="variable"/>
+    <w:sig w:usb0="00000003" w:usb1="00000000" w:usb2="00000000" w:usb3="00000000" w:csb0="00000001" w:csb1="00000000"/>
+  </w:font>
+  <w:font w:name="TimesNewRomanPSMT">
+    <w:altName w:val="Times New Roman"/>
+    <w:panose1 w:val="00000000000000000000"/>
+    <w:family w:val="roman"/>
+    <w:notTrueType/>
+    <w:pitch w:val="default"/>
+  </w:font>
+  <w:font w:name="Arial">
+    <w:panose1 w:val="020B0604020202020204"/>
+    <w:family w:val="swiss"/>
+    <w:pitch w:val="variable"/>
+    <w:sig w:usb0="E0002EFF" w:usb1="C000785B" w:usb2="00000009" w:usb3="00000000" w:csb0="000001FF" w:csb1="00000000"/>
+  </w:font>
+  <w:font w:name="SimSun">
+    <w:altName w:val="宋体"/>
+    <w:panose1 w:val="02010600030101010101"/>
+    <w:family w:val="auto"/>
+    <w:pitch w:val="variable"/>
+    <w:sig w:usb0="00000203" w:usb1="288F0000" w:usb2="00000016" w:usb3="00000000" w:csb0="00040001" w:csb1="00000000"/>
+  </w:font>
+</w:fonts>
+</file>
+
+<file path=./word/footer1.xml><?xml version="1.0" encoding="utf-8"?>
 <w:ftr xmlns:wpc="http://schemas.microsoft.com/office/word/2010/wordprocessingCanvas" xmlns:cx="http://schemas.microsoft.com/office/drawing/2014/chartex" xmlns:mc="http://schemas.openxmlformats.org/markup-compatibility/2006" xmlns:o="urn:schemas-microsoft-com:office:office" xmlns:r="http://schemas.openxmlformats.org/officeDocument/2006/relationships" xmlns:m="http://schemas.openxmlformats.org/officeDocument/2006/math" xmlns:v="urn:schemas-microsoft-com:vml" xmlns:wp14="http://schemas.microsoft.com/office/word/2010/wordprocessingDrawing" xmlns:wp="http://schemas.openxmlformats.org/drawingml/2006/wordprocessingDrawing" xmlns:w10="urn:schemas-microsoft-com:office:word" xmlns:w="http://schemas.openxmlformats.org/wordprocessingml/2006/main" xmlns:w14="http://schemas.microsoft.com/office/word/2010/wordml" xmlns:w15="http://schemas.microsoft.com/office/word/2012/wordml" xmlns:w16se="http://schemas.microsoft.com/office/word/2015/wordml/symex" xmlns:wpg="http://schemas.microsoft.com/office/word/2010/wordprocessingGroup" xmlns:wpi="http://schemas.microsoft.com/office/word/2010/wordprocessingInk" xmlns:wne="http://schemas.microsoft.com/office/word/2006/wordml" xmlns:wps="http://schemas.microsoft.com/office/word/2010/wordprocessingShape">
   <w:p>
     <w:pPr>
@@ -20113,7 +20266,7 @@
 </w:ftr>
 </file>
 
-<file path=word/footnotes.xml><?xml version="1.0" encoding="utf-8"?>
+<file path=./word/footnotes.xml><?xml version="1.0" encoding="utf-8"?>
 <w:footnotes xmlns:wpc="http://schemas.microsoft.com/office/word/2010/wordprocessingCanvas" xmlns:cx="http://schemas.microsoft.com/office/drawing/2014/chartex" xmlns:mc="http://schemas.openxmlformats.org/markup-compatibility/2006" xmlns:o="urn:schemas-microsoft-com:office:office" xmlns:r="http://schemas.openxmlformats.org/officeDocument/2006/relationships" xmlns:m="http://schemas.openxmlformats.org/officeDocument/2006/math" xmlns:v="urn:schemas-microsoft-com:vml" xmlns:wp14="http://schemas.microsoft.com/office/word/2010/wordprocessingDrawing" xmlns:wp="http://schemas.openxmlformats.org/drawingml/2006/wordprocessingDrawing" xmlns:w10="urn:schemas-microsoft-com:office:word" xmlns:w="http://schemas.openxmlformats.org/wordprocessingml/2006/main" xmlns:w14="http://schemas.microsoft.com/office/word/2010/wordml" xmlns:w15="http://schemas.microsoft.com/office/word/2012/wordml" xmlns:w16se="http://schemas.microsoft.com/office/word/2015/wordml/symex" xmlns:wpg="http://schemas.microsoft.com/office/word/2010/wordprocessingGroup" xmlns:wpi="http://schemas.microsoft.com/office/word/2010/wordprocessingInk" xmlns:wne="http://schemas.microsoft.com/office/word/2006/wordml" xmlns:wps="http://schemas.microsoft.com/office/word/2010/wordprocessingShape">
   <w:footnote w:type="separator" w:id="-1">
     <w:p>
@@ -20138,7 +20291,7 @@
 </w:footnotes>
 </file>
 
-<file path=word/header1.xml><?xml version="1.0" encoding="utf-8"?>
+<file path=./word/header1.xml><?xml version="1.0" encoding="utf-8"?>
 <w:hdr xmlns:wpc="http://schemas.microsoft.com/office/word/2010/wordprocessingCanvas" xmlns:cx="http://schemas.microsoft.com/office/drawing/2014/chartex" xmlns:mc="http://schemas.openxmlformats.org/markup-compatibility/2006" xmlns:o="urn:schemas-microsoft-com:office:office" xmlns:r="http://schemas.openxmlformats.org/officeDocument/2006/relationships" xmlns:m="http://schemas.openxmlformats.org/officeDocument/2006/math" xmlns:v="urn:schemas-microsoft-com:vml" xmlns:wp14="http://schemas.microsoft.com/office/word/2010/wordprocessingDrawing" xmlns:wp="http://schemas.openxmlformats.org/drawingml/2006/wordprocessingDrawing" xmlns:w10="urn:schemas-microsoft-com:office:word" xmlns:w="http://schemas.openxmlformats.org/wordprocessingml/2006/main" xmlns:w14="http://schemas.microsoft.com/office/word/2010/wordml" xmlns:w15="http://schemas.microsoft.com/office/word/2012/wordml" xmlns:w16se="http://schemas.microsoft.com/office/word/2015/wordml/symex" xmlns:wpg="http://schemas.microsoft.com/office/word/2010/wordprocessingGroup" xmlns:wpi="http://schemas.microsoft.com/office/word/2010/wordprocessingInk" xmlns:wne="http://schemas.microsoft.com/office/word/2006/wordml" xmlns:wps="http://schemas.microsoft.com/office/word/2010/wordprocessingShape">
   <w:sdt>
     <w:sdtPr>
@@ -20186,7 +20339,7 @@
 </w:hdr>
 </file>
 
-<file path=word/numbering.xml><?xml version="1.0" encoding="utf-8"?>
+<file path=./word/numbering.xml><?xml version="1.0" encoding="utf-8"?>
 <w:numbering xmlns:wpc="http://schemas.microsoft.com/office/word/2010/wordprocessingCanvas" xmlns:cx="http://schemas.microsoft.com/office/drawing/2014/chartex" xmlns:mc="http://schemas.openxmlformats.org/markup-compatibility/2006" xmlns:o="urn:schemas-microsoft-com:office:office" xmlns:r="http://schemas.openxmlformats.org/officeDocument/2006/relationships" xmlns:m="http://schemas.openxmlformats.org/officeDocument/2006/math" xmlns:v="urn:schemas-microsoft-com:vml" xmlns:wp14="http://schemas.microsoft.com/office/word/2010/wordprocessingDrawing" xmlns:wp="http://schemas.openxmlformats.org/drawingml/2006/wordprocessingDrawing" xmlns:w10="urn:schemas-microsoft-com:office:word" xmlns:w="http://schemas.openxmlformats.org/wordprocessingml/2006/main" xmlns:w14="http://schemas.microsoft.com/office/word/2010/wordml" xmlns:w15="http://schemas.microsoft.com/office/word/2012/wordml" xmlns:w16se="http://schemas.microsoft.com/office/word/2015/wordml/symex" xmlns:wpg="http://schemas.microsoft.com/office/word/2010/wordprocessingGroup" xmlns:wpi="http://schemas.microsoft.com/office/word/2010/wordprocessingInk" xmlns:wne="http://schemas.microsoft.com/office/word/2006/wordml" xmlns:wps="http://schemas.microsoft.com/office/word/2010/wordprocessingShape">
   <w:abstractNum w:abstractNumId="0">
     <w:nsid w:val="01803E8C"/>
@@ -24322,7 +24475,1886 @@
 </w:numbering>
 </file>
 
-<file path=word/styles.xml><?xml version="1.0" encoding="utf-8"?>
+<file path=./word/settings.xml><?xml version="1.0" encoding="utf-8"?>
+<w:settings xmlns:mc="http://schemas.openxmlformats.org/markup-compatibility/2006" xmlns:o="urn:schemas-microsoft-com:office:office" xmlns:r="http://schemas.openxmlformats.org/officeDocument/2006/relationships" xmlns:m="http://schemas.openxmlformats.org/officeDocument/2006/math" xmlns:v="urn:schemas-microsoft-com:vml" xmlns:w10="urn:schemas-microsoft-com:office:word" xmlns:w="http://schemas.openxmlformats.org/wordprocessingml/2006/main" xmlns:w14="http://schemas.microsoft.com/office/word/2010/wordml" xmlns:w15="http://schemas.microsoft.com/office/word/2012/wordml" xmlns:w16se="http://schemas.microsoft.com/office/word/2015/wordml/symex" xmlns:sl="http://schemas.openxmlformats.org/schemaLibrary/2006/main">
+  <w:zoom w:percent="100"/>
+  <w:hideSpellingErrors/>
+  <w:defaultTabStop w:val="720"/>
+  <w:drawingGridHorizontalSpacing w:val="120"/>
+  <w:displayHorizontalDrawingGridEvery w:val="2"/>
+  <w:displayVerticalDrawingGridEvery w:val="2"/>
+  <w:characterSpacingControl w:val="doNotCompress"/>
+  <w:hdrShapeDefaults>
+    <o:shapedefaults v:ext="edit" spidmax="2049"/>
+  </w:hdrShapeDefaults>
+  <w:compat>
+    <w:compatSetting w:name="compatibilityMode" w:uri="http://schemas.microsoft.com/office/word" w:val="15"/>
+    <w:compatSetting w:name="overrideTableStyleFontSizeAndJustification" w:uri="http://schemas.microsoft.com/office/word" w:val="1"/>
+    <w:compatSetting w:name="enableOpenTypeFeatures" w:uri="http://schemas.microsoft.com/office/word" w:val="1"/>
+    <w:compatSetting w:name="doNotFlipMirrorIndents" w:uri="http://schemas.microsoft.com/office/word" w:val="1"/>
+    <w:compatSetting w:name="differentiateMultirowTableHeaders" w:uri="http://schemas.microsoft.com/office/word" w:val="1"/>
+  </w:compat>
+  <w:rsids>
+    <w:rsidRoot w:val="00307BBC"/>
+    <w:rsid w:val="00000F7A"/>
+    <w:rsid w:val="00001725"/>
+    <w:rsid w:val="00002FAC"/>
+    <w:rsid w:val="0000343E"/>
+    <w:rsid w:val="00003595"/>
+    <w:rsid w:val="00006968"/>
+    <w:rsid w:val="00006B5A"/>
+    <w:rsid w:val="0000770A"/>
+    <w:rsid w:val="000134F8"/>
+    <w:rsid w:val="00013A44"/>
+    <w:rsid w:val="000140C2"/>
+    <w:rsid w:val="00014C45"/>
+    <w:rsid w:val="00014CA9"/>
+    <w:rsid w:val="00014D46"/>
+    <w:rsid w:val="00015D0A"/>
+    <w:rsid w:val="00016505"/>
+    <w:rsid w:val="00016E9A"/>
+    <w:rsid w:val="00017028"/>
+    <w:rsid w:val="00020244"/>
+    <w:rsid w:val="00022D09"/>
+    <w:rsid w:val="000240E9"/>
+    <w:rsid w:val="000244BD"/>
+    <w:rsid w:val="000244DA"/>
+    <w:rsid w:val="000252A9"/>
+    <w:rsid w:val="00025D05"/>
+    <w:rsid w:val="000262B0"/>
+    <w:rsid w:val="0002696C"/>
+    <w:rsid w:val="00027347"/>
+    <w:rsid w:val="00027CE4"/>
+    <w:rsid w:val="00031FE1"/>
+    <w:rsid w:val="0003331A"/>
+    <w:rsid w:val="00036D0D"/>
+    <w:rsid w:val="00037B4F"/>
+    <w:rsid w:val="00042578"/>
+    <w:rsid w:val="00043360"/>
+    <w:rsid w:val="00043909"/>
+    <w:rsid w:val="0004535F"/>
+    <w:rsid w:val="00045DA0"/>
+    <w:rsid w:val="000462F7"/>
+    <w:rsid w:val="000502A5"/>
+    <w:rsid w:val="00050AF7"/>
+    <w:rsid w:val="00050FB0"/>
+    <w:rsid w:val="00051144"/>
+    <w:rsid w:val="00052BA8"/>
+    <w:rsid w:val="00052E1F"/>
+    <w:rsid w:val="00053366"/>
+    <w:rsid w:val="000538AF"/>
+    <w:rsid w:val="00055F88"/>
+    <w:rsid w:val="000560F3"/>
+    <w:rsid w:val="00056EB3"/>
+    <w:rsid w:val="0005797E"/>
+    <w:rsid w:val="00060CB7"/>
+    <w:rsid w:val="00061D3C"/>
+    <w:rsid w:val="00062370"/>
+    <w:rsid w:val="0006352F"/>
+    <w:rsid w:val="00063537"/>
+    <w:rsid w:val="00064E5D"/>
+    <w:rsid w:val="000653DD"/>
+    <w:rsid w:val="00065F98"/>
+    <w:rsid w:val="00070462"/>
+    <w:rsid w:val="000719E9"/>
+    <w:rsid w:val="00072547"/>
+    <w:rsid w:val="00073181"/>
+    <w:rsid w:val="00073C61"/>
+    <w:rsid w:val="00074ECA"/>
+    <w:rsid w:val="00075177"/>
+    <w:rsid w:val="0007630C"/>
+    <w:rsid w:val="00077F28"/>
+    <w:rsid w:val="00080859"/>
+    <w:rsid w:val="000828D8"/>
+    <w:rsid w:val="00082FF8"/>
+    <w:rsid w:val="000850B7"/>
+    <w:rsid w:val="000859E2"/>
+    <w:rsid w:val="000905D3"/>
+    <w:rsid w:val="00091475"/>
+    <w:rsid w:val="00091D57"/>
+    <w:rsid w:val="000920E3"/>
+    <w:rsid w:val="00093498"/>
+    <w:rsid w:val="00093690"/>
+    <w:rsid w:val="00093E5B"/>
+    <w:rsid w:val="00093E7C"/>
+    <w:rsid w:val="00094A5D"/>
+    <w:rsid w:val="00095A3F"/>
+    <w:rsid w:val="0009719A"/>
+    <w:rsid w:val="00097CE5"/>
+    <w:rsid w:val="000A1B6C"/>
+    <w:rsid w:val="000A1CC8"/>
+    <w:rsid w:val="000A33AD"/>
+    <w:rsid w:val="000A77CC"/>
+    <w:rsid w:val="000B047E"/>
+    <w:rsid w:val="000B0872"/>
+    <w:rsid w:val="000B11F8"/>
+    <w:rsid w:val="000B1218"/>
+    <w:rsid w:val="000B1E5B"/>
+    <w:rsid w:val="000B2407"/>
+    <w:rsid w:val="000B25D6"/>
+    <w:rsid w:val="000B3EED"/>
+    <w:rsid w:val="000B4559"/>
+    <w:rsid w:val="000B4855"/>
+    <w:rsid w:val="000B6410"/>
+    <w:rsid w:val="000B6491"/>
+    <w:rsid w:val="000B6A02"/>
+    <w:rsid w:val="000B7252"/>
+    <w:rsid w:val="000C179B"/>
+    <w:rsid w:val="000C27BF"/>
+    <w:rsid w:val="000C2925"/>
+    <w:rsid w:val="000C29BC"/>
+    <w:rsid w:val="000C2C1D"/>
+    <w:rsid w:val="000C36F1"/>
+    <w:rsid w:val="000C3D82"/>
+    <w:rsid w:val="000C40CA"/>
+    <w:rsid w:val="000C4830"/>
+    <w:rsid w:val="000C623C"/>
+    <w:rsid w:val="000C6719"/>
+    <w:rsid w:val="000D07BD"/>
+    <w:rsid w:val="000D1DBD"/>
+    <w:rsid w:val="000D42CC"/>
+    <w:rsid w:val="000D4BEC"/>
+    <w:rsid w:val="000D4CDE"/>
+    <w:rsid w:val="000D5039"/>
+    <w:rsid w:val="000E0A02"/>
+    <w:rsid w:val="000E0F6B"/>
+    <w:rsid w:val="000E1F8D"/>
+    <w:rsid w:val="000E217B"/>
+    <w:rsid w:val="000E2E19"/>
+    <w:rsid w:val="000E3678"/>
+    <w:rsid w:val="000E36E0"/>
+    <w:rsid w:val="000E384B"/>
+    <w:rsid w:val="000E3883"/>
+    <w:rsid w:val="000E4D18"/>
+    <w:rsid w:val="000E5406"/>
+    <w:rsid w:val="000E688D"/>
+    <w:rsid w:val="000E6CD4"/>
+    <w:rsid w:val="000E7699"/>
+    <w:rsid w:val="000F187D"/>
+    <w:rsid w:val="000F2759"/>
+    <w:rsid w:val="000F2D63"/>
+    <w:rsid w:val="000F3FE7"/>
+    <w:rsid w:val="000F7A2B"/>
+    <w:rsid w:val="000F7C3A"/>
+    <w:rsid w:val="00101A0F"/>
+    <w:rsid w:val="00102742"/>
+    <w:rsid w:val="00106BFD"/>
+    <w:rsid w:val="00107471"/>
+    <w:rsid w:val="00107758"/>
+    <w:rsid w:val="001104D7"/>
+    <w:rsid w:val="00112A00"/>
+    <w:rsid w:val="00113577"/>
+    <w:rsid w:val="00113DD8"/>
+    <w:rsid w:val="0011447B"/>
+    <w:rsid w:val="001147C3"/>
+    <w:rsid w:val="00114BEC"/>
+    <w:rsid w:val="0011647C"/>
+    <w:rsid w:val="00120FB9"/>
+    <w:rsid w:val="00121CA5"/>
+    <w:rsid w:val="001256DC"/>
+    <w:rsid w:val="001267BE"/>
+    <w:rsid w:val="00126A4B"/>
+    <w:rsid w:val="00126A55"/>
+    <w:rsid w:val="00127386"/>
+    <w:rsid w:val="00127557"/>
+    <w:rsid w:val="001305F5"/>
+    <w:rsid w:val="0013386A"/>
+    <w:rsid w:val="001346DB"/>
+    <w:rsid w:val="00135B8E"/>
+    <w:rsid w:val="00135EDB"/>
+    <w:rsid w:val="00136E03"/>
+    <w:rsid w:val="00144269"/>
+    <w:rsid w:val="001449B7"/>
+    <w:rsid w:val="0014569C"/>
+    <w:rsid w:val="00146567"/>
+    <w:rsid w:val="00146D0F"/>
+    <w:rsid w:val="00147056"/>
+    <w:rsid w:val="00151B6F"/>
+    <w:rsid w:val="001524B3"/>
+    <w:rsid w:val="00152B30"/>
+    <w:rsid w:val="001557B3"/>
+    <w:rsid w:val="001561E0"/>
+    <w:rsid w:val="001564DA"/>
+    <w:rsid w:val="00157795"/>
+    <w:rsid w:val="001626B9"/>
+    <w:rsid w:val="00162B31"/>
+    <w:rsid w:val="00163658"/>
+    <w:rsid w:val="00165BE8"/>
+    <w:rsid w:val="00167A85"/>
+    <w:rsid w:val="00167C22"/>
+    <w:rsid w:val="00171CB2"/>
+    <w:rsid w:val="0017648A"/>
+    <w:rsid w:val="00176BAE"/>
+    <w:rsid w:val="00176DD9"/>
+    <w:rsid w:val="0018038A"/>
+    <w:rsid w:val="00181250"/>
+    <w:rsid w:val="001837B3"/>
+    <w:rsid w:val="00185D7C"/>
+    <w:rsid w:val="0018616C"/>
+    <w:rsid w:val="001878C5"/>
+    <w:rsid w:val="00190F67"/>
+    <w:rsid w:val="00191242"/>
+    <w:rsid w:val="00191664"/>
+    <w:rsid w:val="00192ECE"/>
+    <w:rsid w:val="00193F92"/>
+    <w:rsid w:val="00195652"/>
+    <w:rsid w:val="00196131"/>
+    <w:rsid w:val="00197259"/>
+    <w:rsid w:val="001A1184"/>
+    <w:rsid w:val="001A3956"/>
+    <w:rsid w:val="001A5102"/>
+    <w:rsid w:val="001A5EB4"/>
+    <w:rsid w:val="001A62D9"/>
+    <w:rsid w:val="001A6CCE"/>
+    <w:rsid w:val="001B0AF5"/>
+    <w:rsid w:val="001B2FFB"/>
+    <w:rsid w:val="001B3311"/>
+    <w:rsid w:val="001B5E5F"/>
+    <w:rsid w:val="001B6269"/>
+    <w:rsid w:val="001C2962"/>
+    <w:rsid w:val="001C2E00"/>
+    <w:rsid w:val="001C32B6"/>
+    <w:rsid w:val="001C3E43"/>
+    <w:rsid w:val="001C586C"/>
+    <w:rsid w:val="001C5AFF"/>
+    <w:rsid w:val="001C693F"/>
+    <w:rsid w:val="001C7B56"/>
+    <w:rsid w:val="001D06CA"/>
+    <w:rsid w:val="001D2789"/>
+    <w:rsid w:val="001D2EA6"/>
+    <w:rsid w:val="001D4EEE"/>
+    <w:rsid w:val="001D6F43"/>
+    <w:rsid w:val="001E0E95"/>
+    <w:rsid w:val="001E40C3"/>
+    <w:rsid w:val="001E40E5"/>
+    <w:rsid w:val="001E463C"/>
+    <w:rsid w:val="001E4F88"/>
+    <w:rsid w:val="001E6070"/>
+    <w:rsid w:val="001E6463"/>
+    <w:rsid w:val="001E7A17"/>
+    <w:rsid w:val="001F091C"/>
+    <w:rsid w:val="001F0D3F"/>
+    <w:rsid w:val="001F10C4"/>
+    <w:rsid w:val="001F26E3"/>
+    <w:rsid w:val="001F369F"/>
+    <w:rsid w:val="001F5BDC"/>
+    <w:rsid w:val="001F5F3B"/>
+    <w:rsid w:val="001F7A0E"/>
+    <w:rsid w:val="001F7AF7"/>
+    <w:rsid w:val="00200141"/>
+    <w:rsid w:val="002030CB"/>
+    <w:rsid w:val="00206C7A"/>
+    <w:rsid w:val="00206FE6"/>
+    <w:rsid w:val="0021071F"/>
+    <w:rsid w:val="00210D00"/>
+    <w:rsid w:val="002121BB"/>
+    <w:rsid w:val="0021486D"/>
+    <w:rsid w:val="00215D48"/>
+    <w:rsid w:val="00220438"/>
+    <w:rsid w:val="00221724"/>
+    <w:rsid w:val="00222D2B"/>
+    <w:rsid w:val="00224F9A"/>
+    <w:rsid w:val="00225133"/>
+    <w:rsid w:val="002259A5"/>
+    <w:rsid w:val="0022623F"/>
+    <w:rsid w:val="002264EA"/>
+    <w:rsid w:val="0022650E"/>
+    <w:rsid w:val="00226825"/>
+    <w:rsid w:val="00227B7F"/>
+    <w:rsid w:val="00227D0B"/>
+    <w:rsid w:val="00230AF7"/>
+    <w:rsid w:val="0023120F"/>
+    <w:rsid w:val="00233196"/>
+    <w:rsid w:val="002345B7"/>
+    <w:rsid w:val="00236008"/>
+    <w:rsid w:val="00240A09"/>
+    <w:rsid w:val="0024133C"/>
+    <w:rsid w:val="0024146B"/>
+    <w:rsid w:val="002425CA"/>
+    <w:rsid w:val="00242814"/>
+    <w:rsid w:val="00242A2F"/>
+    <w:rsid w:val="00242D00"/>
+    <w:rsid w:val="00244202"/>
+    <w:rsid w:val="002450E8"/>
+    <w:rsid w:val="0024702C"/>
+    <w:rsid w:val="0024790F"/>
+    <w:rsid w:val="002500C7"/>
+    <w:rsid w:val="00251404"/>
+    <w:rsid w:val="002520C0"/>
+    <w:rsid w:val="00252CC7"/>
+    <w:rsid w:val="00254447"/>
+    <w:rsid w:val="002562BA"/>
+    <w:rsid w:val="002575F2"/>
+    <w:rsid w:val="0026001B"/>
+    <w:rsid w:val="002616C1"/>
+    <w:rsid w:val="00262EF2"/>
+    <w:rsid w:val="0026563A"/>
+    <w:rsid w:val="0026718F"/>
+    <w:rsid w:val="00267F6A"/>
+    <w:rsid w:val="00271102"/>
+    <w:rsid w:val="00271E65"/>
+    <w:rsid w:val="0027308D"/>
+    <w:rsid w:val="00273446"/>
+    <w:rsid w:val="00280D73"/>
+    <w:rsid w:val="002812DA"/>
+    <w:rsid w:val="00282056"/>
+    <w:rsid w:val="00284465"/>
+    <w:rsid w:val="0028542E"/>
+    <w:rsid w:val="002856CD"/>
+    <w:rsid w:val="0029140B"/>
+    <w:rsid w:val="00292D50"/>
+    <w:rsid w:val="00293061"/>
+    <w:rsid w:val="002936A6"/>
+    <w:rsid w:val="00294A9A"/>
+    <w:rsid w:val="00295A3A"/>
+    <w:rsid w:val="0029600F"/>
+    <w:rsid w:val="00297DDC"/>
+    <w:rsid w:val="002A0074"/>
+    <w:rsid w:val="002A0EFB"/>
+    <w:rsid w:val="002A1A97"/>
+    <w:rsid w:val="002A34EA"/>
+    <w:rsid w:val="002A5D74"/>
+    <w:rsid w:val="002A70D8"/>
+    <w:rsid w:val="002A778B"/>
+    <w:rsid w:val="002A799B"/>
+    <w:rsid w:val="002A7D47"/>
+    <w:rsid w:val="002A7E49"/>
+    <w:rsid w:val="002B0248"/>
+    <w:rsid w:val="002B093F"/>
+    <w:rsid w:val="002B1664"/>
+    <w:rsid w:val="002B2366"/>
+    <w:rsid w:val="002B373C"/>
+    <w:rsid w:val="002B3BCC"/>
+    <w:rsid w:val="002B4DF5"/>
+    <w:rsid w:val="002B5B04"/>
+    <w:rsid w:val="002B6EA6"/>
+    <w:rsid w:val="002B7EDA"/>
+    <w:rsid w:val="002C157A"/>
+    <w:rsid w:val="002C300B"/>
+    <w:rsid w:val="002C39C3"/>
+    <w:rsid w:val="002C4AF1"/>
+    <w:rsid w:val="002C4FB0"/>
+    <w:rsid w:val="002D0549"/>
+    <w:rsid w:val="002D272A"/>
+    <w:rsid w:val="002D3CFE"/>
+    <w:rsid w:val="002D3DA6"/>
+    <w:rsid w:val="002D535F"/>
+    <w:rsid w:val="002D576B"/>
+    <w:rsid w:val="002D5802"/>
+    <w:rsid w:val="002D6BFD"/>
+    <w:rsid w:val="002D71F6"/>
+    <w:rsid w:val="002E0B69"/>
+    <w:rsid w:val="002E106C"/>
+    <w:rsid w:val="002E4029"/>
+    <w:rsid w:val="002E5E1C"/>
+    <w:rsid w:val="002E625D"/>
+    <w:rsid w:val="002E66AB"/>
+    <w:rsid w:val="002E6E67"/>
+    <w:rsid w:val="002F08DC"/>
+    <w:rsid w:val="002F0EBF"/>
+    <w:rsid w:val="002F1E94"/>
+    <w:rsid w:val="002F3249"/>
+    <w:rsid w:val="002F3817"/>
+    <w:rsid w:val="002F3E07"/>
+    <w:rsid w:val="002F4782"/>
+    <w:rsid w:val="002F4897"/>
+    <w:rsid w:val="002F4DA5"/>
+    <w:rsid w:val="002F4F46"/>
+    <w:rsid w:val="002F5BAC"/>
+    <w:rsid w:val="002F6B77"/>
+    <w:rsid w:val="002F6D01"/>
+    <w:rsid w:val="003001CC"/>
+    <w:rsid w:val="00300F30"/>
+    <w:rsid w:val="00300FE6"/>
+    <w:rsid w:val="00301F38"/>
+    <w:rsid w:val="0030335D"/>
+    <w:rsid w:val="00304553"/>
+    <w:rsid w:val="003048D3"/>
+    <w:rsid w:val="00304B61"/>
+    <w:rsid w:val="0030588B"/>
+    <w:rsid w:val="00307BBC"/>
+    <w:rsid w:val="00307D30"/>
+    <w:rsid w:val="0031152A"/>
+    <w:rsid w:val="00311F9E"/>
+    <w:rsid w:val="003148FA"/>
+    <w:rsid w:val="00315833"/>
+    <w:rsid w:val="00315C68"/>
+    <w:rsid w:val="0031607A"/>
+    <w:rsid w:val="003210FE"/>
+    <w:rsid w:val="00323493"/>
+    <w:rsid w:val="00325D40"/>
+    <w:rsid w:val="00326A85"/>
+    <w:rsid w:val="00327726"/>
+    <w:rsid w:val="00330D7E"/>
+    <w:rsid w:val="00331AA8"/>
+    <w:rsid w:val="003334DB"/>
+    <w:rsid w:val="0033455A"/>
+    <w:rsid w:val="0033788D"/>
+    <w:rsid w:val="003402E9"/>
+    <w:rsid w:val="003403DD"/>
+    <w:rsid w:val="003405D9"/>
+    <w:rsid w:val="003420C4"/>
+    <w:rsid w:val="0034293B"/>
+    <w:rsid w:val="00344D90"/>
+    <w:rsid w:val="00347626"/>
+    <w:rsid w:val="003503ED"/>
+    <w:rsid w:val="003504DE"/>
+    <w:rsid w:val="0035354F"/>
+    <w:rsid w:val="0035533D"/>
+    <w:rsid w:val="0035678E"/>
+    <w:rsid w:val="00357E2A"/>
+    <w:rsid w:val="0036031D"/>
+    <w:rsid w:val="00362039"/>
+    <w:rsid w:val="00362DDE"/>
+    <w:rsid w:val="00363AE3"/>
+    <w:rsid w:val="00363C43"/>
+    <w:rsid w:val="00364265"/>
+    <w:rsid w:val="00364592"/>
+    <w:rsid w:val="00367EAF"/>
+    <w:rsid w:val="003701F4"/>
+    <w:rsid w:val="00373331"/>
+    <w:rsid w:val="00376C50"/>
+    <w:rsid w:val="003776B7"/>
+    <w:rsid w:val="00380995"/>
+    <w:rsid w:val="00381203"/>
+    <w:rsid w:val="00381BAD"/>
+    <w:rsid w:val="00383ADE"/>
+    <w:rsid w:val="00386729"/>
+    <w:rsid w:val="00386BCF"/>
+    <w:rsid w:val="0039010E"/>
+    <w:rsid w:val="00390646"/>
+    <w:rsid w:val="00390E69"/>
+    <w:rsid w:val="0039143B"/>
+    <w:rsid w:val="003919CA"/>
+    <w:rsid w:val="0039270D"/>
+    <w:rsid w:val="00392CDC"/>
+    <w:rsid w:val="003943F6"/>
+    <w:rsid w:val="00395939"/>
+    <w:rsid w:val="00395967"/>
+    <w:rsid w:val="00397F74"/>
+    <w:rsid w:val="003A0F26"/>
+    <w:rsid w:val="003A10B4"/>
+    <w:rsid w:val="003A15B9"/>
+    <w:rsid w:val="003A24E9"/>
+    <w:rsid w:val="003A3BEB"/>
+    <w:rsid w:val="003A3F6A"/>
+    <w:rsid w:val="003A4802"/>
+    <w:rsid w:val="003A49D6"/>
+    <w:rsid w:val="003A57BB"/>
+    <w:rsid w:val="003A6775"/>
+    <w:rsid w:val="003A7DD3"/>
+    <w:rsid w:val="003B3038"/>
+    <w:rsid w:val="003B50DF"/>
+    <w:rsid w:val="003B6A28"/>
+    <w:rsid w:val="003B7024"/>
+    <w:rsid w:val="003C0B7F"/>
+    <w:rsid w:val="003C1479"/>
+    <w:rsid w:val="003C38D0"/>
+    <w:rsid w:val="003C5591"/>
+    <w:rsid w:val="003C5794"/>
+    <w:rsid w:val="003C64EE"/>
+    <w:rsid w:val="003D1528"/>
+    <w:rsid w:val="003D1D3B"/>
+    <w:rsid w:val="003D232D"/>
+    <w:rsid w:val="003D2F3B"/>
+    <w:rsid w:val="003D3336"/>
+    <w:rsid w:val="003D341F"/>
+    <w:rsid w:val="003D5A70"/>
+    <w:rsid w:val="003D6265"/>
+    <w:rsid w:val="003D6B39"/>
+    <w:rsid w:val="003D7B7E"/>
+    <w:rsid w:val="003E025A"/>
+    <w:rsid w:val="003E07BC"/>
+    <w:rsid w:val="003E2BC9"/>
+    <w:rsid w:val="003E336A"/>
+    <w:rsid w:val="003E3A8D"/>
+    <w:rsid w:val="003E3AF4"/>
+    <w:rsid w:val="003E437B"/>
+    <w:rsid w:val="003E5444"/>
+    <w:rsid w:val="003E59D6"/>
+    <w:rsid w:val="003E5ACF"/>
+    <w:rsid w:val="003E6349"/>
+    <w:rsid w:val="003F151B"/>
+    <w:rsid w:val="003F250A"/>
+    <w:rsid w:val="003F3399"/>
+    <w:rsid w:val="003F3B87"/>
+    <w:rsid w:val="003F41D2"/>
+    <w:rsid w:val="003F4BAB"/>
+    <w:rsid w:val="003F50C6"/>
+    <w:rsid w:val="003F6056"/>
+    <w:rsid w:val="003F64DB"/>
+    <w:rsid w:val="003F6F46"/>
+    <w:rsid w:val="003F7117"/>
+    <w:rsid w:val="003F73F7"/>
+    <w:rsid w:val="00402344"/>
+    <w:rsid w:val="00402E50"/>
+    <w:rsid w:val="0040308C"/>
+    <w:rsid w:val="00403470"/>
+    <w:rsid w:val="00403530"/>
+    <w:rsid w:val="004041C4"/>
+    <w:rsid w:val="00404E7A"/>
+    <w:rsid w:val="00405618"/>
+    <w:rsid w:val="00405F20"/>
+    <w:rsid w:val="00406659"/>
+    <w:rsid w:val="00410202"/>
+    <w:rsid w:val="00410A8B"/>
+    <w:rsid w:val="00411301"/>
+    <w:rsid w:val="0041167A"/>
+    <w:rsid w:val="00412582"/>
+    <w:rsid w:val="00412D97"/>
+    <w:rsid w:val="004145B6"/>
+    <w:rsid w:val="00415042"/>
+    <w:rsid w:val="0042409C"/>
+    <w:rsid w:val="00426EC3"/>
+    <w:rsid w:val="004270F1"/>
+    <w:rsid w:val="00431EE5"/>
+    <w:rsid w:val="00434235"/>
+    <w:rsid w:val="00436A6B"/>
+    <w:rsid w:val="0044131C"/>
+    <w:rsid w:val="00442048"/>
+    <w:rsid w:val="00446AAA"/>
+    <w:rsid w:val="00446CC6"/>
+    <w:rsid w:val="00447283"/>
+    <w:rsid w:val="00447F4C"/>
+    <w:rsid w:val="004500E1"/>
+    <w:rsid w:val="004518A8"/>
+    <w:rsid w:val="00456018"/>
+    <w:rsid w:val="00456F3E"/>
+    <w:rsid w:val="00460465"/>
+    <w:rsid w:val="0046085C"/>
+    <w:rsid w:val="004609B7"/>
+    <w:rsid w:val="00460BE4"/>
+    <w:rsid w:val="00461B64"/>
+    <w:rsid w:val="004622C0"/>
+    <w:rsid w:val="00463CF8"/>
+    <w:rsid w:val="004641D8"/>
+    <w:rsid w:val="00466330"/>
+    <w:rsid w:val="004666D9"/>
+    <w:rsid w:val="00470C6E"/>
+    <w:rsid w:val="0047229F"/>
+    <w:rsid w:val="00472399"/>
+    <w:rsid w:val="00472C05"/>
+    <w:rsid w:val="004753A9"/>
+    <w:rsid w:val="0047754E"/>
+    <w:rsid w:val="00484993"/>
+    <w:rsid w:val="00484FCE"/>
+    <w:rsid w:val="0048553C"/>
+    <w:rsid w:val="0048608B"/>
+    <w:rsid w:val="00487321"/>
+    <w:rsid w:val="004903EA"/>
+    <w:rsid w:val="004926C6"/>
+    <w:rsid w:val="00493AB5"/>
+    <w:rsid w:val="004953A1"/>
+    <w:rsid w:val="004976F3"/>
+    <w:rsid w:val="004A0A1F"/>
+    <w:rsid w:val="004A16CE"/>
+    <w:rsid w:val="004A4B1C"/>
+    <w:rsid w:val="004A4E4B"/>
+    <w:rsid w:val="004A5E17"/>
+    <w:rsid w:val="004A66E1"/>
+    <w:rsid w:val="004A7890"/>
+    <w:rsid w:val="004B19FC"/>
+    <w:rsid w:val="004B27E8"/>
+    <w:rsid w:val="004B2F74"/>
+    <w:rsid w:val="004B3C87"/>
+    <w:rsid w:val="004B3F2B"/>
+    <w:rsid w:val="004B45E0"/>
+    <w:rsid w:val="004B45ED"/>
+    <w:rsid w:val="004B7E9E"/>
+    <w:rsid w:val="004C053F"/>
+    <w:rsid w:val="004C1B92"/>
+    <w:rsid w:val="004C2DA4"/>
+    <w:rsid w:val="004C3A61"/>
+    <w:rsid w:val="004C408E"/>
+    <w:rsid w:val="004C5125"/>
+    <w:rsid w:val="004C52CE"/>
+    <w:rsid w:val="004C67DB"/>
+    <w:rsid w:val="004C7FD6"/>
+    <w:rsid w:val="004D052F"/>
+    <w:rsid w:val="004D105A"/>
+    <w:rsid w:val="004D11AF"/>
+    <w:rsid w:val="004D12F5"/>
+    <w:rsid w:val="004D1CC8"/>
+    <w:rsid w:val="004D22FC"/>
+    <w:rsid w:val="004D28F7"/>
+    <w:rsid w:val="004D37D1"/>
+    <w:rsid w:val="004D3A03"/>
+    <w:rsid w:val="004D4BB0"/>
+    <w:rsid w:val="004D5872"/>
+    <w:rsid w:val="004D767F"/>
+    <w:rsid w:val="004E1CA2"/>
+    <w:rsid w:val="004E28E9"/>
+    <w:rsid w:val="004E35AB"/>
+    <w:rsid w:val="004E6165"/>
+    <w:rsid w:val="004F01B8"/>
+    <w:rsid w:val="004F2357"/>
+    <w:rsid w:val="004F2D10"/>
+    <w:rsid w:val="004F5A62"/>
+    <w:rsid w:val="004F6A22"/>
+    <w:rsid w:val="004F7617"/>
+    <w:rsid w:val="0050300B"/>
+    <w:rsid w:val="00505565"/>
+    <w:rsid w:val="00506783"/>
+    <w:rsid w:val="00507B99"/>
+    <w:rsid w:val="00510763"/>
+    <w:rsid w:val="00511012"/>
+    <w:rsid w:val="00511D21"/>
+    <w:rsid w:val="00512E62"/>
+    <w:rsid w:val="00513481"/>
+    <w:rsid w:val="00514463"/>
+    <w:rsid w:val="0051536F"/>
+    <w:rsid w:val="00517E06"/>
+    <w:rsid w:val="0052047F"/>
+    <w:rsid w:val="0052076C"/>
+    <w:rsid w:val="0052126F"/>
+    <w:rsid w:val="00522646"/>
+    <w:rsid w:val="00523980"/>
+    <w:rsid w:val="005260EB"/>
+    <w:rsid w:val="00527053"/>
+    <w:rsid w:val="005305F1"/>
+    <w:rsid w:val="005308B1"/>
+    <w:rsid w:val="00532A4D"/>
+    <w:rsid w:val="00533FE9"/>
+    <w:rsid w:val="005343BE"/>
+    <w:rsid w:val="00535FC6"/>
+    <w:rsid w:val="00537564"/>
+    <w:rsid w:val="0054005B"/>
+    <w:rsid w:val="00540B12"/>
+    <w:rsid w:val="00541E8B"/>
+    <w:rsid w:val="00542F5C"/>
+    <w:rsid w:val="00543464"/>
+    <w:rsid w:val="0054477E"/>
+    <w:rsid w:val="00544782"/>
+    <w:rsid w:val="00544E97"/>
+    <w:rsid w:val="005462B4"/>
+    <w:rsid w:val="00546B5F"/>
+    <w:rsid w:val="00547D2C"/>
+    <w:rsid w:val="005510AF"/>
+    <w:rsid w:val="005536E6"/>
+    <w:rsid w:val="00553884"/>
+    <w:rsid w:val="00554E91"/>
+    <w:rsid w:val="005555ED"/>
+    <w:rsid w:val="005566F1"/>
+    <w:rsid w:val="00556825"/>
+    <w:rsid w:val="00556E99"/>
+    <w:rsid w:val="00563A4D"/>
+    <w:rsid w:val="005721C0"/>
+    <w:rsid w:val="00572A7A"/>
+    <w:rsid w:val="0057345A"/>
+    <w:rsid w:val="00573601"/>
+    <w:rsid w:val="00573626"/>
+    <w:rsid w:val="00574CD9"/>
+    <w:rsid w:val="00575C19"/>
+    <w:rsid w:val="00577202"/>
+    <w:rsid w:val="005836D0"/>
+    <w:rsid w:val="005839AC"/>
+    <w:rsid w:val="00584367"/>
+    <w:rsid w:val="00590BBE"/>
+    <w:rsid w:val="0059150B"/>
+    <w:rsid w:val="00594BB0"/>
+    <w:rsid w:val="00595D15"/>
+    <w:rsid w:val="005975B9"/>
+    <w:rsid w:val="00597769"/>
+    <w:rsid w:val="005A2137"/>
+    <w:rsid w:val="005A22AE"/>
+    <w:rsid w:val="005A2AA4"/>
+    <w:rsid w:val="005A32D8"/>
+    <w:rsid w:val="005A380D"/>
+    <w:rsid w:val="005A54DD"/>
+    <w:rsid w:val="005A5C1A"/>
+    <w:rsid w:val="005A7021"/>
+    <w:rsid w:val="005B0673"/>
+    <w:rsid w:val="005B0C9C"/>
+    <w:rsid w:val="005B178B"/>
+    <w:rsid w:val="005B214C"/>
+    <w:rsid w:val="005B7D5B"/>
+    <w:rsid w:val="005C2B3C"/>
+    <w:rsid w:val="005C401E"/>
+    <w:rsid w:val="005C4B07"/>
+    <w:rsid w:val="005C5EB4"/>
+    <w:rsid w:val="005C64DE"/>
+    <w:rsid w:val="005C73A0"/>
+    <w:rsid w:val="005C7F90"/>
+    <w:rsid w:val="005D00CE"/>
+    <w:rsid w:val="005D4311"/>
+    <w:rsid w:val="005D6298"/>
+    <w:rsid w:val="005D6D1F"/>
+    <w:rsid w:val="005E0DB0"/>
+    <w:rsid w:val="005E1638"/>
+    <w:rsid w:val="005E224C"/>
+    <w:rsid w:val="005E2713"/>
+    <w:rsid w:val="005E2C95"/>
+    <w:rsid w:val="005E2FDF"/>
+    <w:rsid w:val="005E3C30"/>
+    <w:rsid w:val="005F4428"/>
+    <w:rsid w:val="005F4A45"/>
+    <w:rsid w:val="005F4B1C"/>
+    <w:rsid w:val="005F517D"/>
+    <w:rsid w:val="005F6854"/>
+    <w:rsid w:val="006004DE"/>
+    <w:rsid w:val="0060138A"/>
+    <w:rsid w:val="0060206B"/>
+    <w:rsid w:val="00603592"/>
+    <w:rsid w:val="00603BD2"/>
+    <w:rsid w:val="00607385"/>
+    <w:rsid w:val="00610D4C"/>
+    <w:rsid w:val="0061394D"/>
+    <w:rsid w:val="00614347"/>
+    <w:rsid w:val="0061538A"/>
+    <w:rsid w:val="0062149F"/>
+    <w:rsid w:val="00624211"/>
+    <w:rsid w:val="00625777"/>
+    <w:rsid w:val="00625C49"/>
+    <w:rsid w:val="00627228"/>
+    <w:rsid w:val="00627792"/>
+    <w:rsid w:val="00630334"/>
+    <w:rsid w:val="00630433"/>
+    <w:rsid w:val="00630DF1"/>
+    <w:rsid w:val="00632AE7"/>
+    <w:rsid w:val="00633052"/>
+    <w:rsid w:val="00634634"/>
+    <w:rsid w:val="00636C31"/>
+    <w:rsid w:val="00640761"/>
+    <w:rsid w:val="00640ADB"/>
+    <w:rsid w:val="00642919"/>
+    <w:rsid w:val="006443C0"/>
+    <w:rsid w:val="006476A1"/>
+    <w:rsid w:val="00647949"/>
+    <w:rsid w:val="0065056D"/>
+    <w:rsid w:val="00650C96"/>
+    <w:rsid w:val="00651FC8"/>
+    <w:rsid w:val="00653B1A"/>
+    <w:rsid w:val="0065463B"/>
+    <w:rsid w:val="0065486F"/>
+    <w:rsid w:val="00654A82"/>
+    <w:rsid w:val="00655A65"/>
+    <w:rsid w:val="0065692C"/>
+    <w:rsid w:val="00656D08"/>
+    <w:rsid w:val="00657A98"/>
+    <w:rsid w:val="00660671"/>
+    <w:rsid w:val="00661B85"/>
+    <w:rsid w:val="00662EE8"/>
+    <w:rsid w:val="00662F57"/>
+    <w:rsid w:val="00665702"/>
+    <w:rsid w:val="00666FE1"/>
+    <w:rsid w:val="00667204"/>
+    <w:rsid w:val="006674F1"/>
+    <w:rsid w:val="00667747"/>
+    <w:rsid w:val="00667955"/>
+    <w:rsid w:val="00671121"/>
+    <w:rsid w:val="00671250"/>
+    <w:rsid w:val="0067287D"/>
+    <w:rsid w:val="00672B5A"/>
+    <w:rsid w:val="0067515A"/>
+    <w:rsid w:val="00675CFC"/>
+    <w:rsid w:val="0067638F"/>
+    <w:rsid w:val="006764F1"/>
+    <w:rsid w:val="00676AB0"/>
+    <w:rsid w:val="00677204"/>
+    <w:rsid w:val="00677587"/>
+    <w:rsid w:val="006819FE"/>
+    <w:rsid w:val="00681DDB"/>
+    <w:rsid w:val="006849C4"/>
+    <w:rsid w:val="0068611B"/>
+    <w:rsid w:val="006904C8"/>
+    <w:rsid w:val="00690909"/>
+    <w:rsid w:val="00691840"/>
+    <w:rsid w:val="00692A6F"/>
+    <w:rsid w:val="00692B70"/>
+    <w:rsid w:val="0069381F"/>
+    <w:rsid w:val="00693930"/>
+    <w:rsid w:val="006964CE"/>
+    <w:rsid w:val="006A00A3"/>
+    <w:rsid w:val="006A15C1"/>
+    <w:rsid w:val="006A1DB5"/>
+    <w:rsid w:val="006A326D"/>
+    <w:rsid w:val="006A48B2"/>
+    <w:rsid w:val="006A5208"/>
+    <w:rsid w:val="006A6C9B"/>
+    <w:rsid w:val="006A74FA"/>
+    <w:rsid w:val="006B0D5B"/>
+    <w:rsid w:val="006B4942"/>
+    <w:rsid w:val="006B5C85"/>
+    <w:rsid w:val="006B5E64"/>
+    <w:rsid w:val="006B7CB8"/>
+    <w:rsid w:val="006C04C2"/>
+    <w:rsid w:val="006C1386"/>
+    <w:rsid w:val="006C368E"/>
+    <w:rsid w:val="006C3821"/>
+    <w:rsid w:val="006C47BE"/>
+    <w:rsid w:val="006C5651"/>
+    <w:rsid w:val="006C5AEE"/>
+    <w:rsid w:val="006C5F0F"/>
+    <w:rsid w:val="006C7BF4"/>
+    <w:rsid w:val="006D28DB"/>
+    <w:rsid w:val="006D6636"/>
+    <w:rsid w:val="006E0361"/>
+    <w:rsid w:val="006E1A55"/>
+    <w:rsid w:val="006E1C42"/>
+    <w:rsid w:val="006E27A0"/>
+    <w:rsid w:val="006E2E15"/>
+    <w:rsid w:val="006E48D0"/>
+    <w:rsid w:val="006F4239"/>
+    <w:rsid w:val="006F50D9"/>
+    <w:rsid w:val="006F5166"/>
+    <w:rsid w:val="006F7A73"/>
+    <w:rsid w:val="006F7D97"/>
+    <w:rsid w:val="007046C6"/>
+    <w:rsid w:val="007051CD"/>
+    <w:rsid w:val="007055DB"/>
+    <w:rsid w:val="00710BF5"/>
+    <w:rsid w:val="0071343A"/>
+    <w:rsid w:val="007153B9"/>
+    <w:rsid w:val="00716AF0"/>
+    <w:rsid w:val="00716DE8"/>
+    <w:rsid w:val="007205EA"/>
+    <w:rsid w:val="00720F46"/>
+    <w:rsid w:val="007210C9"/>
+    <w:rsid w:val="00721D00"/>
+    <w:rsid w:val="00722627"/>
+    <w:rsid w:val="00723578"/>
+    <w:rsid w:val="00723A39"/>
+    <w:rsid w:val="00724E3C"/>
+    <w:rsid w:val="00724F61"/>
+    <w:rsid w:val="00726135"/>
+    <w:rsid w:val="007271F4"/>
+    <w:rsid w:val="007319DB"/>
+    <w:rsid w:val="007346FF"/>
+    <w:rsid w:val="00736A52"/>
+    <w:rsid w:val="00736D08"/>
+    <w:rsid w:val="00736E87"/>
+    <w:rsid w:val="00737034"/>
+    <w:rsid w:val="007415F4"/>
+    <w:rsid w:val="00742720"/>
+    <w:rsid w:val="007432DB"/>
+    <w:rsid w:val="0074447E"/>
+    <w:rsid w:val="00750F03"/>
+    <w:rsid w:val="00751CE0"/>
+    <w:rsid w:val="007535ED"/>
+    <w:rsid w:val="0075452B"/>
+    <w:rsid w:val="00755CD0"/>
+    <w:rsid w:val="007566A9"/>
+    <w:rsid w:val="007569B2"/>
+    <w:rsid w:val="007575FC"/>
+    <w:rsid w:val="00760B5F"/>
+    <w:rsid w:val="00760D0F"/>
+    <w:rsid w:val="00761BCF"/>
+    <w:rsid w:val="007620F2"/>
+    <w:rsid w:val="00763895"/>
+    <w:rsid w:val="00763C71"/>
+    <w:rsid w:val="00765300"/>
+    <w:rsid w:val="00765B46"/>
+    <w:rsid w:val="007721D6"/>
+    <w:rsid w:val="0077475A"/>
+    <w:rsid w:val="00774B98"/>
+    <w:rsid w:val="00775C4E"/>
+    <w:rsid w:val="007760F9"/>
+    <w:rsid w:val="00776173"/>
+    <w:rsid w:val="00777820"/>
+    <w:rsid w:val="00777FF9"/>
+    <w:rsid w:val="00780CC5"/>
+    <w:rsid w:val="00781AE6"/>
+    <w:rsid w:val="00781D17"/>
+    <w:rsid w:val="0078205E"/>
+    <w:rsid w:val="00786460"/>
+    <w:rsid w:val="00792ECE"/>
+    <w:rsid w:val="00792F4B"/>
+    <w:rsid w:val="00795170"/>
+    <w:rsid w:val="00795C01"/>
+    <w:rsid w:val="00796866"/>
+    <w:rsid w:val="00797349"/>
+    <w:rsid w:val="00797995"/>
+    <w:rsid w:val="00797E29"/>
+    <w:rsid w:val="007A0319"/>
+    <w:rsid w:val="007A1172"/>
+    <w:rsid w:val="007A327F"/>
+    <w:rsid w:val="007A414D"/>
+    <w:rsid w:val="007A4D99"/>
+    <w:rsid w:val="007B16F1"/>
+    <w:rsid w:val="007B22BC"/>
+    <w:rsid w:val="007B28F7"/>
+    <w:rsid w:val="007B34DF"/>
+    <w:rsid w:val="007B3BA9"/>
+    <w:rsid w:val="007B53BE"/>
+    <w:rsid w:val="007B7F8A"/>
+    <w:rsid w:val="007C0DD0"/>
+    <w:rsid w:val="007C119E"/>
+    <w:rsid w:val="007C14BF"/>
+    <w:rsid w:val="007C1617"/>
+    <w:rsid w:val="007C195E"/>
+    <w:rsid w:val="007C4175"/>
+    <w:rsid w:val="007C5E6D"/>
+    <w:rsid w:val="007D141E"/>
+    <w:rsid w:val="007D3585"/>
+    <w:rsid w:val="007D3A64"/>
+    <w:rsid w:val="007D4BF2"/>
+    <w:rsid w:val="007D4ED7"/>
+    <w:rsid w:val="007D60E5"/>
+    <w:rsid w:val="007D6608"/>
+    <w:rsid w:val="007D66D2"/>
+    <w:rsid w:val="007D6D0A"/>
+    <w:rsid w:val="007E1B9E"/>
+    <w:rsid w:val="007E2EDC"/>
+    <w:rsid w:val="007E2EED"/>
+    <w:rsid w:val="007E5F7B"/>
+    <w:rsid w:val="007E7C45"/>
+    <w:rsid w:val="007F28F7"/>
+    <w:rsid w:val="007F2CD3"/>
+    <w:rsid w:val="007F3546"/>
+    <w:rsid w:val="007F601C"/>
+    <w:rsid w:val="008100A1"/>
+    <w:rsid w:val="0081162E"/>
+    <w:rsid w:val="008116E0"/>
+    <w:rsid w:val="008119A9"/>
+    <w:rsid w:val="00812F42"/>
+    <w:rsid w:val="0081504C"/>
+    <w:rsid w:val="00815467"/>
+    <w:rsid w:val="008156E2"/>
+    <w:rsid w:val="0081776F"/>
+    <w:rsid w:val="00817AA0"/>
+    <w:rsid w:val="00817BB2"/>
+    <w:rsid w:val="00822A98"/>
+    <w:rsid w:val="0082530E"/>
+    <w:rsid w:val="00826CFB"/>
+    <w:rsid w:val="008272D5"/>
+    <w:rsid w:val="00827AF6"/>
+    <w:rsid w:val="00830247"/>
+    <w:rsid w:val="00834A73"/>
+    <w:rsid w:val="0083565F"/>
+    <w:rsid w:val="00836475"/>
+    <w:rsid w:val="0083712A"/>
+    <w:rsid w:val="008400D5"/>
+    <w:rsid w:val="008404E4"/>
+    <w:rsid w:val="0084189D"/>
+    <w:rsid w:val="0084235A"/>
+    <w:rsid w:val="00843314"/>
+    <w:rsid w:val="00843AF0"/>
+    <w:rsid w:val="008441E0"/>
+    <w:rsid w:val="00847FEC"/>
+    <w:rsid w:val="00850A95"/>
+    <w:rsid w:val="00851D9D"/>
+    <w:rsid w:val="00853901"/>
+    <w:rsid w:val="008543E5"/>
+    <w:rsid w:val="00855EFA"/>
+    <w:rsid w:val="00856D4C"/>
+    <w:rsid w:val="00857C4F"/>
+    <w:rsid w:val="00860AFA"/>
+    <w:rsid w:val="00863DCB"/>
+    <w:rsid w:val="00863EB7"/>
+    <w:rsid w:val="00866CEA"/>
+    <w:rsid w:val="008701AD"/>
+    <w:rsid w:val="0087239F"/>
+    <w:rsid w:val="00872698"/>
+    <w:rsid w:val="008733B0"/>
+    <w:rsid w:val="008740D5"/>
+    <w:rsid w:val="008757F1"/>
+    <w:rsid w:val="0088007E"/>
+    <w:rsid w:val="008803F4"/>
+    <w:rsid w:val="00880BC5"/>
+    <w:rsid w:val="008816AD"/>
+    <w:rsid w:val="00881719"/>
+    <w:rsid w:val="00882A94"/>
+    <w:rsid w:val="008835E4"/>
+    <w:rsid w:val="00886183"/>
+    <w:rsid w:val="008863F0"/>
+    <w:rsid w:val="00886A0A"/>
+    <w:rsid w:val="00886D29"/>
+    <w:rsid w:val="00892169"/>
+    <w:rsid w:val="008931B6"/>
+    <w:rsid w:val="0089365A"/>
+    <w:rsid w:val="0089466F"/>
+    <w:rsid w:val="0089545F"/>
+    <w:rsid w:val="00896ABA"/>
+    <w:rsid w:val="00897167"/>
+    <w:rsid w:val="008A035B"/>
+    <w:rsid w:val="008A100B"/>
+    <w:rsid w:val="008A2026"/>
+    <w:rsid w:val="008A37C5"/>
+    <w:rsid w:val="008A395E"/>
+    <w:rsid w:val="008A561D"/>
+    <w:rsid w:val="008A7B72"/>
+    <w:rsid w:val="008A7FD0"/>
+    <w:rsid w:val="008B05B2"/>
+    <w:rsid w:val="008B0FD9"/>
+    <w:rsid w:val="008B1B53"/>
+    <w:rsid w:val="008B2AA3"/>
+    <w:rsid w:val="008B3BE5"/>
+    <w:rsid w:val="008B4310"/>
+    <w:rsid w:val="008B4C96"/>
+    <w:rsid w:val="008B5AEE"/>
+    <w:rsid w:val="008B6018"/>
+    <w:rsid w:val="008B60C4"/>
+    <w:rsid w:val="008C1C82"/>
+    <w:rsid w:val="008C1D72"/>
+    <w:rsid w:val="008C2433"/>
+    <w:rsid w:val="008C265D"/>
+    <w:rsid w:val="008C29F3"/>
+    <w:rsid w:val="008C2B82"/>
+    <w:rsid w:val="008C3A07"/>
+    <w:rsid w:val="008C4744"/>
+    <w:rsid w:val="008C4B5C"/>
+    <w:rsid w:val="008C4D3C"/>
+    <w:rsid w:val="008C5B93"/>
+    <w:rsid w:val="008C7D4C"/>
+    <w:rsid w:val="008D1344"/>
+    <w:rsid w:val="008D21B8"/>
+    <w:rsid w:val="008D3366"/>
+    <w:rsid w:val="008D48A3"/>
+    <w:rsid w:val="008D5F46"/>
+    <w:rsid w:val="008D7A81"/>
+    <w:rsid w:val="008E00E7"/>
+    <w:rsid w:val="008E0683"/>
+    <w:rsid w:val="008E1214"/>
+    <w:rsid w:val="008E276E"/>
+    <w:rsid w:val="008E5A97"/>
+    <w:rsid w:val="008E5D46"/>
+    <w:rsid w:val="008E5DFE"/>
+    <w:rsid w:val="008E65DA"/>
+    <w:rsid w:val="008F0C2C"/>
+    <w:rsid w:val="008F1F02"/>
+    <w:rsid w:val="008F2F46"/>
+    <w:rsid w:val="008F3803"/>
+    <w:rsid w:val="008F4660"/>
+    <w:rsid w:val="008F557F"/>
+    <w:rsid w:val="008F6ADD"/>
+    <w:rsid w:val="008F6D58"/>
+    <w:rsid w:val="00902CEF"/>
+    <w:rsid w:val="00902F9C"/>
+    <w:rsid w:val="00906211"/>
+    <w:rsid w:val="00906C6C"/>
+    <w:rsid w:val="009071AE"/>
+    <w:rsid w:val="00911655"/>
+    <w:rsid w:val="00911798"/>
+    <w:rsid w:val="00912774"/>
+    <w:rsid w:val="009144FE"/>
+    <w:rsid w:val="00915576"/>
+    <w:rsid w:val="0091749C"/>
+    <w:rsid w:val="0091774A"/>
+    <w:rsid w:val="0092178C"/>
+    <w:rsid w:val="0092187A"/>
+    <w:rsid w:val="00923034"/>
+    <w:rsid w:val="0092330C"/>
+    <w:rsid w:val="009242A0"/>
+    <w:rsid w:val="00926D20"/>
+    <w:rsid w:val="0093148B"/>
+    <w:rsid w:val="00932559"/>
+    <w:rsid w:val="0093348C"/>
+    <w:rsid w:val="0093368A"/>
+    <w:rsid w:val="00933A97"/>
+    <w:rsid w:val="0094070C"/>
+    <w:rsid w:val="009410E6"/>
+    <w:rsid w:val="00945F64"/>
+    <w:rsid w:val="0094672F"/>
+    <w:rsid w:val="00946CC9"/>
+    <w:rsid w:val="009478A9"/>
+    <w:rsid w:val="009503F0"/>
+    <w:rsid w:val="009511F8"/>
+    <w:rsid w:val="00951AA9"/>
+    <w:rsid w:val="0095326F"/>
+    <w:rsid w:val="009547E3"/>
+    <w:rsid w:val="00954E5E"/>
+    <w:rsid w:val="0095720A"/>
+    <w:rsid w:val="0096112A"/>
+    <w:rsid w:val="0096183A"/>
+    <w:rsid w:val="009631E8"/>
+    <w:rsid w:val="00964591"/>
+    <w:rsid w:val="0096539F"/>
+    <w:rsid w:val="00965D94"/>
+    <w:rsid w:val="00965FCE"/>
+    <w:rsid w:val="00966F24"/>
+    <w:rsid w:val="00967D65"/>
+    <w:rsid w:val="0097190D"/>
+    <w:rsid w:val="00972087"/>
+    <w:rsid w:val="0097257E"/>
+    <w:rsid w:val="00972F7A"/>
+    <w:rsid w:val="0097384B"/>
+    <w:rsid w:val="0098039D"/>
+    <w:rsid w:val="009819BD"/>
+    <w:rsid w:val="009851F2"/>
+    <w:rsid w:val="00985BD4"/>
+    <w:rsid w:val="009867C9"/>
+    <w:rsid w:val="009872AA"/>
+    <w:rsid w:val="00987FF6"/>
+    <w:rsid w:val="0099303E"/>
+    <w:rsid w:val="009950A5"/>
+    <w:rsid w:val="00995EAA"/>
+    <w:rsid w:val="00996DC3"/>
+    <w:rsid w:val="00997257"/>
+    <w:rsid w:val="009A0B0D"/>
+    <w:rsid w:val="009A23D8"/>
+    <w:rsid w:val="009A2A34"/>
+    <w:rsid w:val="009A68E6"/>
+    <w:rsid w:val="009B18F1"/>
+    <w:rsid w:val="009B1F2B"/>
+    <w:rsid w:val="009B4466"/>
+    <w:rsid w:val="009B50DD"/>
+    <w:rsid w:val="009B5256"/>
+    <w:rsid w:val="009B5457"/>
+    <w:rsid w:val="009B5C8B"/>
+    <w:rsid w:val="009B6DDD"/>
+    <w:rsid w:val="009B6ECF"/>
+    <w:rsid w:val="009C013E"/>
+    <w:rsid w:val="009C139D"/>
+    <w:rsid w:val="009C22DF"/>
+    <w:rsid w:val="009C43D0"/>
+    <w:rsid w:val="009C788B"/>
+    <w:rsid w:val="009C79E2"/>
+    <w:rsid w:val="009D077E"/>
+    <w:rsid w:val="009D0B54"/>
+    <w:rsid w:val="009D15FF"/>
+    <w:rsid w:val="009D173C"/>
+    <w:rsid w:val="009D244C"/>
+    <w:rsid w:val="009D30BF"/>
+    <w:rsid w:val="009D3122"/>
+    <w:rsid w:val="009D3E17"/>
+    <w:rsid w:val="009D5681"/>
+    <w:rsid w:val="009D7828"/>
+    <w:rsid w:val="009D7C17"/>
+    <w:rsid w:val="009E25CE"/>
+    <w:rsid w:val="009E3B13"/>
+    <w:rsid w:val="009E4196"/>
+    <w:rsid w:val="009E48DC"/>
+    <w:rsid w:val="009E4C0C"/>
+    <w:rsid w:val="009E4F3E"/>
+    <w:rsid w:val="009E54EA"/>
+    <w:rsid w:val="009E72EB"/>
+    <w:rsid w:val="009E7A15"/>
+    <w:rsid w:val="009F23C8"/>
+    <w:rsid w:val="009F2917"/>
+    <w:rsid w:val="009F421C"/>
+    <w:rsid w:val="009F59AE"/>
+    <w:rsid w:val="009F6693"/>
+    <w:rsid w:val="009F69B9"/>
+    <w:rsid w:val="009F6ACF"/>
+    <w:rsid w:val="009F6DCF"/>
+    <w:rsid w:val="009F7514"/>
+    <w:rsid w:val="009F7595"/>
+    <w:rsid w:val="009F7613"/>
+    <w:rsid w:val="00A00E59"/>
+    <w:rsid w:val="00A04F0D"/>
+    <w:rsid w:val="00A05637"/>
+    <w:rsid w:val="00A05ABE"/>
+    <w:rsid w:val="00A064AA"/>
+    <w:rsid w:val="00A0733F"/>
+    <w:rsid w:val="00A07B6E"/>
+    <w:rsid w:val="00A07DB4"/>
+    <w:rsid w:val="00A100A7"/>
+    <w:rsid w:val="00A11C28"/>
+    <w:rsid w:val="00A13973"/>
+    <w:rsid w:val="00A13F4A"/>
+    <w:rsid w:val="00A14293"/>
+    <w:rsid w:val="00A157EA"/>
+    <w:rsid w:val="00A1702C"/>
+    <w:rsid w:val="00A2022B"/>
+    <w:rsid w:val="00A240B4"/>
+    <w:rsid w:val="00A2539F"/>
+    <w:rsid w:val="00A26E73"/>
+    <w:rsid w:val="00A27558"/>
+    <w:rsid w:val="00A27DC1"/>
+    <w:rsid w:val="00A27F5C"/>
+    <w:rsid w:val="00A306F5"/>
+    <w:rsid w:val="00A310F7"/>
+    <w:rsid w:val="00A34DBD"/>
+    <w:rsid w:val="00A35565"/>
+    <w:rsid w:val="00A35BF0"/>
+    <w:rsid w:val="00A37364"/>
+    <w:rsid w:val="00A41263"/>
+    <w:rsid w:val="00A41598"/>
+    <w:rsid w:val="00A44D98"/>
+    <w:rsid w:val="00A46396"/>
+    <w:rsid w:val="00A46A16"/>
+    <w:rsid w:val="00A47988"/>
+    <w:rsid w:val="00A543FE"/>
+    <w:rsid w:val="00A55862"/>
+    <w:rsid w:val="00A57233"/>
+    <w:rsid w:val="00A57738"/>
+    <w:rsid w:val="00A62C73"/>
+    <w:rsid w:val="00A637D0"/>
+    <w:rsid w:val="00A64278"/>
+    <w:rsid w:val="00A71959"/>
+    <w:rsid w:val="00A71BBF"/>
+    <w:rsid w:val="00A72D86"/>
+    <w:rsid w:val="00A73D68"/>
+    <w:rsid w:val="00A73DAF"/>
+    <w:rsid w:val="00A73F86"/>
+    <w:rsid w:val="00A742B3"/>
+    <w:rsid w:val="00A749C7"/>
+    <w:rsid w:val="00A75541"/>
+    <w:rsid w:val="00A77A2D"/>
+    <w:rsid w:val="00A801B9"/>
+    <w:rsid w:val="00A81522"/>
+    <w:rsid w:val="00A816DA"/>
+    <w:rsid w:val="00A82A44"/>
+    <w:rsid w:val="00A82E0C"/>
+    <w:rsid w:val="00A83495"/>
+    <w:rsid w:val="00A84F25"/>
+    <w:rsid w:val="00A87760"/>
+    <w:rsid w:val="00A87FD6"/>
+    <w:rsid w:val="00A90D64"/>
+    <w:rsid w:val="00A9194D"/>
+    <w:rsid w:val="00A91A58"/>
+    <w:rsid w:val="00A9257C"/>
+    <w:rsid w:val="00A949EE"/>
+    <w:rsid w:val="00A97107"/>
+    <w:rsid w:val="00A97445"/>
+    <w:rsid w:val="00AA08F7"/>
+    <w:rsid w:val="00AA12B0"/>
+    <w:rsid w:val="00AA2274"/>
+    <w:rsid w:val="00AA2E41"/>
+    <w:rsid w:val="00AA35E3"/>
+    <w:rsid w:val="00AA4137"/>
+    <w:rsid w:val="00AA48EF"/>
+    <w:rsid w:val="00AA5985"/>
+    <w:rsid w:val="00AA6007"/>
+    <w:rsid w:val="00AA63A2"/>
+    <w:rsid w:val="00AA7FC5"/>
+    <w:rsid w:val="00AA7FC6"/>
+    <w:rsid w:val="00AB0A2C"/>
+    <w:rsid w:val="00AB2B39"/>
+    <w:rsid w:val="00AB51D1"/>
+    <w:rsid w:val="00AB5864"/>
+    <w:rsid w:val="00AC0179"/>
+    <w:rsid w:val="00AC1517"/>
+    <w:rsid w:val="00AC2636"/>
+    <w:rsid w:val="00AC3DC5"/>
+    <w:rsid w:val="00AC62A4"/>
+    <w:rsid w:val="00AC6696"/>
+    <w:rsid w:val="00AC7262"/>
+    <w:rsid w:val="00AD0A0F"/>
+    <w:rsid w:val="00AD16E2"/>
+    <w:rsid w:val="00AD3FFE"/>
+    <w:rsid w:val="00AD4576"/>
+    <w:rsid w:val="00AD531F"/>
+    <w:rsid w:val="00AD59A3"/>
+    <w:rsid w:val="00AD5F30"/>
+    <w:rsid w:val="00AD641B"/>
+    <w:rsid w:val="00AD6F7A"/>
+    <w:rsid w:val="00AD7315"/>
+    <w:rsid w:val="00AE0DF8"/>
+    <w:rsid w:val="00AE1F9B"/>
+    <w:rsid w:val="00AE2913"/>
+    <w:rsid w:val="00AE389A"/>
+    <w:rsid w:val="00AE4678"/>
+    <w:rsid w:val="00AE4853"/>
+    <w:rsid w:val="00AE526F"/>
+    <w:rsid w:val="00AE6100"/>
+    <w:rsid w:val="00AE7DBE"/>
+    <w:rsid w:val="00AF00C1"/>
+    <w:rsid w:val="00AF01C7"/>
+    <w:rsid w:val="00AF12E1"/>
+    <w:rsid w:val="00AF206D"/>
+    <w:rsid w:val="00AF296F"/>
+    <w:rsid w:val="00AF2CF1"/>
+    <w:rsid w:val="00AF2D45"/>
+    <w:rsid w:val="00AF480A"/>
+    <w:rsid w:val="00AF627F"/>
+    <w:rsid w:val="00B04AAF"/>
+    <w:rsid w:val="00B056A3"/>
+    <w:rsid w:val="00B05B2E"/>
+    <w:rsid w:val="00B10A26"/>
+    <w:rsid w:val="00B10B5D"/>
+    <w:rsid w:val="00B10E95"/>
+    <w:rsid w:val="00B110EB"/>
+    <w:rsid w:val="00B1164E"/>
+    <w:rsid w:val="00B12939"/>
+    <w:rsid w:val="00B137AA"/>
+    <w:rsid w:val="00B13C2E"/>
+    <w:rsid w:val="00B15B06"/>
+    <w:rsid w:val="00B16A6D"/>
+    <w:rsid w:val="00B16B6D"/>
+    <w:rsid w:val="00B17AFE"/>
+    <w:rsid w:val="00B20FFE"/>
+    <w:rsid w:val="00B225DD"/>
+    <w:rsid w:val="00B2283C"/>
+    <w:rsid w:val="00B23BDA"/>
+    <w:rsid w:val="00B24E1D"/>
+    <w:rsid w:val="00B25713"/>
+    <w:rsid w:val="00B25B7C"/>
+    <w:rsid w:val="00B27111"/>
+    <w:rsid w:val="00B329B8"/>
+    <w:rsid w:val="00B33404"/>
+    <w:rsid w:val="00B33BD8"/>
+    <w:rsid w:val="00B35581"/>
+    <w:rsid w:val="00B37885"/>
+    <w:rsid w:val="00B37D59"/>
+    <w:rsid w:val="00B40CDC"/>
+    <w:rsid w:val="00B413AA"/>
+    <w:rsid w:val="00B45658"/>
+    <w:rsid w:val="00B46053"/>
+    <w:rsid w:val="00B471CD"/>
+    <w:rsid w:val="00B47976"/>
+    <w:rsid w:val="00B51898"/>
+    <w:rsid w:val="00B51FD3"/>
+    <w:rsid w:val="00B538ED"/>
+    <w:rsid w:val="00B54245"/>
+    <w:rsid w:val="00B55E7D"/>
+    <w:rsid w:val="00B56C30"/>
+    <w:rsid w:val="00B57447"/>
+    <w:rsid w:val="00B57877"/>
+    <w:rsid w:val="00B57ADC"/>
+    <w:rsid w:val="00B609E0"/>
+    <w:rsid w:val="00B64783"/>
+    <w:rsid w:val="00B647BD"/>
+    <w:rsid w:val="00B65A4D"/>
+    <w:rsid w:val="00B6610F"/>
+    <w:rsid w:val="00B70A76"/>
+    <w:rsid w:val="00B71274"/>
+    <w:rsid w:val="00B7213D"/>
+    <w:rsid w:val="00B732B3"/>
+    <w:rsid w:val="00B742D1"/>
+    <w:rsid w:val="00B80DA0"/>
+    <w:rsid w:val="00B82DDE"/>
+    <w:rsid w:val="00B845AF"/>
+    <w:rsid w:val="00B85C0F"/>
+    <w:rsid w:val="00B865EE"/>
+    <w:rsid w:val="00B866F4"/>
+    <w:rsid w:val="00B86BBD"/>
+    <w:rsid w:val="00B87404"/>
+    <w:rsid w:val="00B87F59"/>
+    <w:rsid w:val="00B9026C"/>
+    <w:rsid w:val="00B904BF"/>
+    <w:rsid w:val="00B90778"/>
+    <w:rsid w:val="00B907E5"/>
+    <w:rsid w:val="00B90960"/>
+    <w:rsid w:val="00B9145B"/>
+    <w:rsid w:val="00B91A1C"/>
+    <w:rsid w:val="00B91CD4"/>
+    <w:rsid w:val="00B94AB3"/>
+    <w:rsid w:val="00BA2D5A"/>
+    <w:rsid w:val="00BA2D72"/>
+    <w:rsid w:val="00BA3F75"/>
+    <w:rsid w:val="00BB0C73"/>
+    <w:rsid w:val="00BB15BB"/>
+    <w:rsid w:val="00BB3418"/>
+    <w:rsid w:val="00BB6347"/>
+    <w:rsid w:val="00BB76B2"/>
+    <w:rsid w:val="00BB7C53"/>
+    <w:rsid w:val="00BC1018"/>
+    <w:rsid w:val="00BC138F"/>
+    <w:rsid w:val="00BC151E"/>
+    <w:rsid w:val="00BC1CDB"/>
+    <w:rsid w:val="00BC48F1"/>
+    <w:rsid w:val="00BC4A4B"/>
+    <w:rsid w:val="00BC4B53"/>
+    <w:rsid w:val="00BC4ED9"/>
+    <w:rsid w:val="00BC503C"/>
+    <w:rsid w:val="00BC59F3"/>
+    <w:rsid w:val="00BC658C"/>
+    <w:rsid w:val="00BD0D57"/>
+    <w:rsid w:val="00BD1811"/>
+    <w:rsid w:val="00BD196A"/>
+    <w:rsid w:val="00BD1BD5"/>
+    <w:rsid w:val="00BD2CA2"/>
+    <w:rsid w:val="00BD5F27"/>
+    <w:rsid w:val="00BD7A80"/>
+    <w:rsid w:val="00BE0279"/>
+    <w:rsid w:val="00BE6855"/>
+    <w:rsid w:val="00BF061D"/>
+    <w:rsid w:val="00BF130A"/>
+    <w:rsid w:val="00BF17D6"/>
+    <w:rsid w:val="00BF3145"/>
+    <w:rsid w:val="00BF4C35"/>
+    <w:rsid w:val="00BF5A5E"/>
+    <w:rsid w:val="00BF6D38"/>
+    <w:rsid w:val="00C01B07"/>
+    <w:rsid w:val="00C02949"/>
+    <w:rsid w:val="00C05768"/>
+    <w:rsid w:val="00C06053"/>
+    <w:rsid w:val="00C06152"/>
+    <w:rsid w:val="00C0724B"/>
+    <w:rsid w:val="00C07AEB"/>
+    <w:rsid w:val="00C12D13"/>
+    <w:rsid w:val="00C1369A"/>
+    <w:rsid w:val="00C1393B"/>
+    <w:rsid w:val="00C13D30"/>
+    <w:rsid w:val="00C168DF"/>
+    <w:rsid w:val="00C172C3"/>
+    <w:rsid w:val="00C2005C"/>
+    <w:rsid w:val="00C235C0"/>
+    <w:rsid w:val="00C23864"/>
+    <w:rsid w:val="00C2390E"/>
+    <w:rsid w:val="00C2522E"/>
+    <w:rsid w:val="00C26C28"/>
+    <w:rsid w:val="00C27223"/>
+    <w:rsid w:val="00C31467"/>
+    <w:rsid w:val="00C32D07"/>
+    <w:rsid w:val="00C3308C"/>
+    <w:rsid w:val="00C36E89"/>
+    <w:rsid w:val="00C36F00"/>
+    <w:rsid w:val="00C375ED"/>
+    <w:rsid w:val="00C40698"/>
+    <w:rsid w:val="00C4165A"/>
+    <w:rsid w:val="00C41CBF"/>
+    <w:rsid w:val="00C41FA4"/>
+    <w:rsid w:val="00C4316A"/>
+    <w:rsid w:val="00C53804"/>
+    <w:rsid w:val="00C54A72"/>
+    <w:rsid w:val="00C55943"/>
+    <w:rsid w:val="00C56C61"/>
+    <w:rsid w:val="00C6185E"/>
+    <w:rsid w:val="00C61B9F"/>
+    <w:rsid w:val="00C627EA"/>
+    <w:rsid w:val="00C6533D"/>
+    <w:rsid w:val="00C65651"/>
+    <w:rsid w:val="00C6621A"/>
+    <w:rsid w:val="00C66E67"/>
+    <w:rsid w:val="00C70123"/>
+    <w:rsid w:val="00C70D85"/>
+    <w:rsid w:val="00C70EC1"/>
+    <w:rsid w:val="00C71363"/>
+    <w:rsid w:val="00C749BF"/>
+    <w:rsid w:val="00C750F7"/>
+    <w:rsid w:val="00C755C0"/>
+    <w:rsid w:val="00C77199"/>
+    <w:rsid w:val="00C7782A"/>
+    <w:rsid w:val="00C816DD"/>
+    <w:rsid w:val="00C83244"/>
+    <w:rsid w:val="00C8382A"/>
+    <w:rsid w:val="00C83C1A"/>
+    <w:rsid w:val="00C852B7"/>
+    <w:rsid w:val="00C85C73"/>
+    <w:rsid w:val="00C869D1"/>
+    <w:rsid w:val="00C874D2"/>
+    <w:rsid w:val="00C9077B"/>
+    <w:rsid w:val="00C92998"/>
+    <w:rsid w:val="00C92C21"/>
+    <w:rsid w:val="00C94652"/>
+    <w:rsid w:val="00C94CFD"/>
+    <w:rsid w:val="00C94D58"/>
+    <w:rsid w:val="00CA1893"/>
+    <w:rsid w:val="00CA26C5"/>
+    <w:rsid w:val="00CA5CB0"/>
+    <w:rsid w:val="00CA7282"/>
+    <w:rsid w:val="00CA7AEA"/>
+    <w:rsid w:val="00CB2429"/>
+    <w:rsid w:val="00CB5372"/>
+    <w:rsid w:val="00CB77D4"/>
+    <w:rsid w:val="00CB79A1"/>
+    <w:rsid w:val="00CC0500"/>
+    <w:rsid w:val="00CC0DC3"/>
+    <w:rsid w:val="00CC1996"/>
+    <w:rsid w:val="00CC1B9F"/>
+    <w:rsid w:val="00CC2967"/>
+    <w:rsid w:val="00CC60AD"/>
+    <w:rsid w:val="00CC702B"/>
+    <w:rsid w:val="00CD0493"/>
+    <w:rsid w:val="00CD08F3"/>
+    <w:rsid w:val="00CD11F0"/>
+    <w:rsid w:val="00CD2763"/>
+    <w:rsid w:val="00CD55BD"/>
+    <w:rsid w:val="00CE06CC"/>
+    <w:rsid w:val="00CE2854"/>
+    <w:rsid w:val="00CE4A39"/>
+    <w:rsid w:val="00CE4D0E"/>
+    <w:rsid w:val="00CE4DD3"/>
+    <w:rsid w:val="00CE5573"/>
+    <w:rsid w:val="00CE5B89"/>
+    <w:rsid w:val="00CE6DED"/>
+    <w:rsid w:val="00CE7290"/>
+    <w:rsid w:val="00CF0294"/>
+    <w:rsid w:val="00CF0432"/>
+    <w:rsid w:val="00CF0897"/>
+    <w:rsid w:val="00CF107C"/>
+    <w:rsid w:val="00CF1B8F"/>
+    <w:rsid w:val="00CF1FD5"/>
+    <w:rsid w:val="00CF206C"/>
+    <w:rsid w:val="00CF385E"/>
+    <w:rsid w:val="00CF38D6"/>
+    <w:rsid w:val="00CF3D8C"/>
+    <w:rsid w:val="00CF444A"/>
+    <w:rsid w:val="00CF4985"/>
+    <w:rsid w:val="00CF5271"/>
+    <w:rsid w:val="00CF5E40"/>
+    <w:rsid w:val="00CF7C7C"/>
+    <w:rsid w:val="00D006AC"/>
+    <w:rsid w:val="00D030ED"/>
+    <w:rsid w:val="00D032D1"/>
+    <w:rsid w:val="00D041C7"/>
+    <w:rsid w:val="00D04B6E"/>
+    <w:rsid w:val="00D11A44"/>
+    <w:rsid w:val="00D12FEA"/>
+    <w:rsid w:val="00D1551C"/>
+    <w:rsid w:val="00D20CBA"/>
+    <w:rsid w:val="00D21D55"/>
+    <w:rsid w:val="00D232D2"/>
+    <w:rsid w:val="00D2639A"/>
+    <w:rsid w:val="00D300EA"/>
+    <w:rsid w:val="00D33121"/>
+    <w:rsid w:val="00D33818"/>
+    <w:rsid w:val="00D3499F"/>
+    <w:rsid w:val="00D36240"/>
+    <w:rsid w:val="00D369F9"/>
+    <w:rsid w:val="00D36AF1"/>
+    <w:rsid w:val="00D37755"/>
+    <w:rsid w:val="00D37D49"/>
+    <w:rsid w:val="00D40D61"/>
+    <w:rsid w:val="00D414D0"/>
+    <w:rsid w:val="00D4161F"/>
+    <w:rsid w:val="00D422CA"/>
+    <w:rsid w:val="00D4248F"/>
+    <w:rsid w:val="00D436E7"/>
+    <w:rsid w:val="00D4394C"/>
+    <w:rsid w:val="00D46995"/>
+    <w:rsid w:val="00D4732F"/>
+    <w:rsid w:val="00D50DE6"/>
+    <w:rsid w:val="00D51CBD"/>
+    <w:rsid w:val="00D53196"/>
+    <w:rsid w:val="00D53643"/>
+    <w:rsid w:val="00D53FFB"/>
+    <w:rsid w:val="00D551E4"/>
+    <w:rsid w:val="00D556A2"/>
+    <w:rsid w:val="00D564A4"/>
+    <w:rsid w:val="00D565E1"/>
+    <w:rsid w:val="00D56785"/>
+    <w:rsid w:val="00D568CF"/>
+    <w:rsid w:val="00D6028A"/>
+    <w:rsid w:val="00D604EA"/>
+    <w:rsid w:val="00D613ED"/>
+    <w:rsid w:val="00D61475"/>
+    <w:rsid w:val="00D61B2E"/>
+    <w:rsid w:val="00D620B5"/>
+    <w:rsid w:val="00D62FB9"/>
+    <w:rsid w:val="00D631D7"/>
+    <w:rsid w:val="00D70DDF"/>
+    <w:rsid w:val="00D72DBB"/>
+    <w:rsid w:val="00D735D4"/>
+    <w:rsid w:val="00D73B48"/>
+    <w:rsid w:val="00D74875"/>
+    <w:rsid w:val="00D75B9A"/>
+    <w:rsid w:val="00D76CFB"/>
+    <w:rsid w:val="00D809E2"/>
+    <w:rsid w:val="00D83394"/>
+    <w:rsid w:val="00D833C7"/>
+    <w:rsid w:val="00D840DE"/>
+    <w:rsid w:val="00D840FB"/>
+    <w:rsid w:val="00D860A4"/>
+    <w:rsid w:val="00D8636D"/>
+    <w:rsid w:val="00D8637F"/>
+    <w:rsid w:val="00D90377"/>
+    <w:rsid w:val="00D90B69"/>
+    <w:rsid w:val="00D90EA6"/>
+    <w:rsid w:val="00D91447"/>
+    <w:rsid w:val="00D91579"/>
+    <w:rsid w:val="00D942DE"/>
+    <w:rsid w:val="00D94E5E"/>
+    <w:rsid w:val="00D96344"/>
+    <w:rsid w:val="00DA0739"/>
+    <w:rsid w:val="00DA0BBF"/>
+    <w:rsid w:val="00DA2F8B"/>
+    <w:rsid w:val="00DB1034"/>
+    <w:rsid w:val="00DB13D2"/>
+    <w:rsid w:val="00DB3118"/>
+    <w:rsid w:val="00DB57DA"/>
+    <w:rsid w:val="00DB7938"/>
+    <w:rsid w:val="00DB7D84"/>
+    <w:rsid w:val="00DC02F8"/>
+    <w:rsid w:val="00DC27CF"/>
+    <w:rsid w:val="00DC4080"/>
+    <w:rsid w:val="00DC576B"/>
+    <w:rsid w:val="00DC6203"/>
+    <w:rsid w:val="00DC6A55"/>
+    <w:rsid w:val="00DD1157"/>
+    <w:rsid w:val="00DD1E78"/>
+    <w:rsid w:val="00DD2638"/>
+    <w:rsid w:val="00DD5116"/>
+    <w:rsid w:val="00DD5681"/>
+    <w:rsid w:val="00DD56A4"/>
+    <w:rsid w:val="00DD78B0"/>
+    <w:rsid w:val="00DD7FF6"/>
+    <w:rsid w:val="00DE07E7"/>
+    <w:rsid w:val="00DE0827"/>
+    <w:rsid w:val="00DE0C6C"/>
+    <w:rsid w:val="00DE1457"/>
+    <w:rsid w:val="00DE1852"/>
+    <w:rsid w:val="00DE1B4E"/>
+    <w:rsid w:val="00DE1C36"/>
+    <w:rsid w:val="00DE1E02"/>
+    <w:rsid w:val="00DE2295"/>
+    <w:rsid w:val="00DE3AA9"/>
+    <w:rsid w:val="00DE4B2D"/>
+    <w:rsid w:val="00DE560F"/>
+    <w:rsid w:val="00DE5B44"/>
+    <w:rsid w:val="00DE6791"/>
+    <w:rsid w:val="00DF06BA"/>
+    <w:rsid w:val="00DF14AB"/>
+    <w:rsid w:val="00DF567D"/>
+    <w:rsid w:val="00DF5D73"/>
+    <w:rsid w:val="00DF6FF4"/>
+    <w:rsid w:val="00DF70B1"/>
+    <w:rsid w:val="00E006A8"/>
+    <w:rsid w:val="00E0075B"/>
+    <w:rsid w:val="00E01785"/>
+    <w:rsid w:val="00E02AF8"/>
+    <w:rsid w:val="00E03352"/>
+    <w:rsid w:val="00E042A6"/>
+    <w:rsid w:val="00E05091"/>
+    <w:rsid w:val="00E05139"/>
+    <w:rsid w:val="00E074FC"/>
+    <w:rsid w:val="00E07D58"/>
+    <w:rsid w:val="00E101A4"/>
+    <w:rsid w:val="00E10497"/>
+    <w:rsid w:val="00E111A5"/>
+    <w:rsid w:val="00E114A0"/>
+    <w:rsid w:val="00E119EC"/>
+    <w:rsid w:val="00E11D7A"/>
+    <w:rsid w:val="00E12472"/>
+    <w:rsid w:val="00E134D7"/>
+    <w:rsid w:val="00E159D3"/>
+    <w:rsid w:val="00E15D74"/>
+    <w:rsid w:val="00E20A94"/>
+    <w:rsid w:val="00E20B33"/>
+    <w:rsid w:val="00E20ECC"/>
+    <w:rsid w:val="00E21181"/>
+    <w:rsid w:val="00E24226"/>
+    <w:rsid w:val="00E2581A"/>
+    <w:rsid w:val="00E27361"/>
+    <w:rsid w:val="00E30EFB"/>
+    <w:rsid w:val="00E31C05"/>
+    <w:rsid w:val="00E32777"/>
+    <w:rsid w:val="00E32AF5"/>
+    <w:rsid w:val="00E33D96"/>
+    <w:rsid w:val="00E34E84"/>
+    <w:rsid w:val="00E3680C"/>
+    <w:rsid w:val="00E36E34"/>
+    <w:rsid w:val="00E41B00"/>
+    <w:rsid w:val="00E41EA9"/>
+    <w:rsid w:val="00E43F8D"/>
+    <w:rsid w:val="00E457CC"/>
+    <w:rsid w:val="00E45B48"/>
+    <w:rsid w:val="00E4670A"/>
+    <w:rsid w:val="00E50E83"/>
+    <w:rsid w:val="00E51212"/>
+    <w:rsid w:val="00E521C9"/>
+    <w:rsid w:val="00E524AB"/>
+    <w:rsid w:val="00E52904"/>
+    <w:rsid w:val="00E52988"/>
+    <w:rsid w:val="00E53D03"/>
+    <w:rsid w:val="00E54266"/>
+    <w:rsid w:val="00E54CDB"/>
+    <w:rsid w:val="00E54D3D"/>
+    <w:rsid w:val="00E5767D"/>
+    <w:rsid w:val="00E6143D"/>
+    <w:rsid w:val="00E62579"/>
+    <w:rsid w:val="00E66181"/>
+    <w:rsid w:val="00E70B27"/>
+    <w:rsid w:val="00E7131B"/>
+    <w:rsid w:val="00E736C3"/>
+    <w:rsid w:val="00E73820"/>
+    <w:rsid w:val="00E76C62"/>
+    <w:rsid w:val="00E801E9"/>
+    <w:rsid w:val="00E807A8"/>
+    <w:rsid w:val="00E81039"/>
+    <w:rsid w:val="00E851AF"/>
+    <w:rsid w:val="00E86E9C"/>
+    <w:rsid w:val="00E87892"/>
+    <w:rsid w:val="00E90BD3"/>
+    <w:rsid w:val="00E91066"/>
+    <w:rsid w:val="00E92341"/>
+    <w:rsid w:val="00E93B8E"/>
+    <w:rsid w:val="00E95634"/>
+    <w:rsid w:val="00E95A05"/>
+    <w:rsid w:val="00E95C59"/>
+    <w:rsid w:val="00E96DC2"/>
+    <w:rsid w:val="00EA0673"/>
+    <w:rsid w:val="00EA1894"/>
+    <w:rsid w:val="00EA22DA"/>
+    <w:rsid w:val="00EA329A"/>
+    <w:rsid w:val="00EA458E"/>
+    <w:rsid w:val="00EA466E"/>
+    <w:rsid w:val="00EA5DBC"/>
+    <w:rsid w:val="00EA5EA0"/>
+    <w:rsid w:val="00EA63A5"/>
+    <w:rsid w:val="00EA7AC0"/>
+    <w:rsid w:val="00EB155D"/>
+    <w:rsid w:val="00EB2848"/>
+    <w:rsid w:val="00EB28E0"/>
+    <w:rsid w:val="00EB36C0"/>
+    <w:rsid w:val="00EB44E8"/>
+    <w:rsid w:val="00EB76B6"/>
+    <w:rsid w:val="00EB772F"/>
+    <w:rsid w:val="00EC05F8"/>
+    <w:rsid w:val="00EC079E"/>
+    <w:rsid w:val="00EC21E8"/>
+    <w:rsid w:val="00EC4221"/>
+    <w:rsid w:val="00EC4B17"/>
+    <w:rsid w:val="00EC5F8F"/>
+    <w:rsid w:val="00EC6C6B"/>
+    <w:rsid w:val="00ED0159"/>
+    <w:rsid w:val="00ED0829"/>
+    <w:rsid w:val="00ED1368"/>
+    <w:rsid w:val="00ED2D07"/>
+    <w:rsid w:val="00ED3006"/>
+    <w:rsid w:val="00ED37FB"/>
+    <w:rsid w:val="00ED4E4A"/>
+    <w:rsid w:val="00EE0039"/>
+    <w:rsid w:val="00EE055A"/>
+    <w:rsid w:val="00EE0721"/>
+    <w:rsid w:val="00EE0FD9"/>
+    <w:rsid w:val="00EE1E41"/>
+    <w:rsid w:val="00EE3DDA"/>
+    <w:rsid w:val="00EE41F9"/>
+    <w:rsid w:val="00EE4B00"/>
+    <w:rsid w:val="00EE7919"/>
+    <w:rsid w:val="00EF04E6"/>
+    <w:rsid w:val="00EF06BC"/>
+    <w:rsid w:val="00EF0990"/>
+    <w:rsid w:val="00EF126D"/>
+    <w:rsid w:val="00EF1524"/>
+    <w:rsid w:val="00EF2122"/>
+    <w:rsid w:val="00EF38E6"/>
+    <w:rsid w:val="00EF393D"/>
+    <w:rsid w:val="00EF5CEC"/>
+    <w:rsid w:val="00EF5DEE"/>
+    <w:rsid w:val="00EF6570"/>
+    <w:rsid w:val="00EF7BD9"/>
+    <w:rsid w:val="00EF7CE8"/>
+    <w:rsid w:val="00F00A70"/>
+    <w:rsid w:val="00F00AAE"/>
+    <w:rsid w:val="00F026C5"/>
+    <w:rsid w:val="00F0278C"/>
+    <w:rsid w:val="00F063F5"/>
+    <w:rsid w:val="00F068A1"/>
+    <w:rsid w:val="00F06E7A"/>
+    <w:rsid w:val="00F077D5"/>
+    <w:rsid w:val="00F07988"/>
+    <w:rsid w:val="00F101F4"/>
+    <w:rsid w:val="00F12863"/>
+    <w:rsid w:val="00F135EE"/>
+    <w:rsid w:val="00F155D7"/>
+    <w:rsid w:val="00F157B6"/>
+    <w:rsid w:val="00F158CF"/>
+    <w:rsid w:val="00F205C5"/>
+    <w:rsid w:val="00F20B48"/>
+    <w:rsid w:val="00F20FEE"/>
+    <w:rsid w:val="00F2121F"/>
+    <w:rsid w:val="00F2481C"/>
+    <w:rsid w:val="00F25081"/>
+    <w:rsid w:val="00F25CC1"/>
+    <w:rsid w:val="00F267A5"/>
+    <w:rsid w:val="00F26EA6"/>
+    <w:rsid w:val="00F2707F"/>
+    <w:rsid w:val="00F27E6A"/>
+    <w:rsid w:val="00F3131F"/>
+    <w:rsid w:val="00F32938"/>
+    <w:rsid w:val="00F3315E"/>
+    <w:rsid w:val="00F359C9"/>
+    <w:rsid w:val="00F370CF"/>
+    <w:rsid w:val="00F40775"/>
+    <w:rsid w:val="00F4242A"/>
+    <w:rsid w:val="00F44195"/>
+    <w:rsid w:val="00F444AC"/>
+    <w:rsid w:val="00F44B84"/>
+    <w:rsid w:val="00F4510A"/>
+    <w:rsid w:val="00F451EB"/>
+    <w:rsid w:val="00F454B9"/>
+    <w:rsid w:val="00F46AF5"/>
+    <w:rsid w:val="00F470B9"/>
+    <w:rsid w:val="00F51CA2"/>
+    <w:rsid w:val="00F5250B"/>
+    <w:rsid w:val="00F54D98"/>
+    <w:rsid w:val="00F5587B"/>
+    <w:rsid w:val="00F61724"/>
+    <w:rsid w:val="00F64F75"/>
+    <w:rsid w:val="00F66C91"/>
+    <w:rsid w:val="00F6779D"/>
+    <w:rsid w:val="00F7177A"/>
+    <w:rsid w:val="00F72035"/>
+    <w:rsid w:val="00F72134"/>
+    <w:rsid w:val="00F72C53"/>
+    <w:rsid w:val="00F72D01"/>
+    <w:rsid w:val="00F73C64"/>
+    <w:rsid w:val="00F73E6A"/>
+    <w:rsid w:val="00F7459E"/>
+    <w:rsid w:val="00F764C0"/>
+    <w:rsid w:val="00F7719B"/>
+    <w:rsid w:val="00F778FE"/>
+    <w:rsid w:val="00F8016F"/>
+    <w:rsid w:val="00F81C64"/>
+    <w:rsid w:val="00F8229E"/>
+    <w:rsid w:val="00F83218"/>
+    <w:rsid w:val="00F8331C"/>
+    <w:rsid w:val="00F83EE4"/>
+    <w:rsid w:val="00F84AE5"/>
+    <w:rsid w:val="00F86A8F"/>
+    <w:rsid w:val="00F86C18"/>
+    <w:rsid w:val="00F87721"/>
+    <w:rsid w:val="00F878CD"/>
+    <w:rsid w:val="00F906A2"/>
+    <w:rsid w:val="00F91FBF"/>
+    <w:rsid w:val="00F94B86"/>
+    <w:rsid w:val="00F94C1F"/>
+    <w:rsid w:val="00F96810"/>
+    <w:rsid w:val="00F96EC6"/>
+    <w:rsid w:val="00FA0E1D"/>
+    <w:rsid w:val="00FA1F28"/>
+    <w:rsid w:val="00FA2549"/>
+    <w:rsid w:val="00FA4D57"/>
+    <w:rsid w:val="00FA525C"/>
+    <w:rsid w:val="00FA59B6"/>
+    <w:rsid w:val="00FA739E"/>
+    <w:rsid w:val="00FB0817"/>
+    <w:rsid w:val="00FB2B59"/>
+    <w:rsid w:val="00FB3FF9"/>
+    <w:rsid w:val="00FB4568"/>
+    <w:rsid w:val="00FB5158"/>
+    <w:rsid w:val="00FB61A6"/>
+    <w:rsid w:val="00FB6BAE"/>
+    <w:rsid w:val="00FC0242"/>
+    <w:rsid w:val="00FC0ECE"/>
+    <w:rsid w:val="00FC2FC6"/>
+    <w:rsid w:val="00FC5446"/>
+    <w:rsid w:val="00FC652C"/>
+    <w:rsid w:val="00FC73CC"/>
+    <w:rsid w:val="00FC7633"/>
+    <w:rsid w:val="00FD18F5"/>
+    <w:rsid w:val="00FD297C"/>
+    <w:rsid w:val="00FD5618"/>
+    <w:rsid w:val="00FD5825"/>
+    <w:rsid w:val="00FD6551"/>
+    <w:rsid w:val="00FD6722"/>
+    <w:rsid w:val="00FE1E87"/>
+    <w:rsid w:val="00FE28C7"/>
+    <w:rsid w:val="00FE49CE"/>
+    <w:rsid w:val="00FF070B"/>
+    <w:rsid w:val="00FF1BA8"/>
+    <w:rsid w:val="00FF2EC9"/>
+    <w:rsid w:val="00FF3304"/>
+    <w:rsid w:val="00FF3A02"/>
+    <w:rsid w:val="00FF3CE3"/>
+    <w:rsid w:val="00FF4D5B"/>
+    <w:rsid w:val="00FF6CDD"/>
+    <w:rsid w:val="00FF7BC9"/>
+    <w:rsid w:val="00FF7C26"/>
+  </w:rsids>
+  <m:mathPr>
+    <m:mathFont m:val="Cambria Math"/>
+    <m:brkBin m:val="before"/>
+    <m:brkBinSub m:val="--"/>
+    <m:smallFrac m:val="0"/>
+    <m:dispDef/>
+    <m:lMargin m:val="0"/>
+    <m:rMargin m:val="0"/>
+    <m:defJc m:val="centerGroup"/>
+    <m:wrapIndent m:val="1440"/>
+    <m:intLim m:val="subSup"/>
+    <m:naryLim m:val="undOvr"/>
+  </m:mathPr>
+  <w:themeFontLang w:val="en-US"/>
+  <w:clrSchemeMapping w:bg1="light1" w:t1="dark1" w:bg2="light2" w:t2="dark2" w:accent1="accent1" w:accent2="accent2" w:accent3="accent3" w:accent4="accent4" w:accent5="accent5" w:accent6="accent6" w:hyperlink="hyperlink" w:followedHyperlink="followedHyperlink"/>
+  <w:shapeDefaults>
+    <o:shapedefaults v:ext="edit" spidmax="2049"/>
+    <o:shapelayout v:ext="edit">
+      <o:idmap v:ext="edit" data="1"/>
+    </o:shapelayout>
+  </w:shapeDefaults>
+  <w:decimalSymbol w:val="."/>
+  <w:listSeparator w:val=","/>
+  <w14:docId w14:val="0D6E58F9"/>
+  <w15:docId w15:val="{0ECB1D1C-0829-4905-BBFD-5D93E35292C4}"/>
+</w:settings>
+</file>
+
+<file path=./word/styles.xml><?xml version="1.0" encoding="utf-8"?>
 <w:styles xmlns:mc="http://schemas.openxmlformats.org/markup-compatibility/2006" xmlns:r="http://schemas.openxmlformats.org/officeDocument/2006/relationships" xmlns:w="http://schemas.openxmlformats.org/wordprocessingml/2006/main" xmlns:w14="http://schemas.microsoft.com/office/word/2010/wordml" xmlns:w15="http://schemas.microsoft.com/office/word/2012/wordml" xmlns:w16se="http://schemas.microsoft.com/office/word/2015/wordml/symex">
   <w:docDefaults>
     <w:rPrDefault>
@@ -25034,7 +27066,7 @@
 </w:styles>
 </file>
 
-<file path=word/theme/theme1.xml><?xml version="1.0" encoding="utf-8"?>
+<file path=./word/theme/theme1.xml><?xml version="1.0" encoding="utf-8"?>
 <a:theme xmlns:a="http://schemas.openxmlformats.org/drawingml/2006/main" name="Office Theme">
   <a:themeElements>
     <a:clrScheme name="Office">
@@ -25295,14 +27327,662 @@
 </a:theme>
 </file>
 
-<file path=customXml/item1.xml><?xml version="1.0" encoding="utf-8"?>
-<b:Sources xmlns:b="http://schemas.openxmlformats.org/officeDocument/2006/bibliography" xmlns="http://schemas.openxmlformats.org/officeDocument/2006/bibliography" SelectedStyle="\APA.XSL" StyleName="APA"/>
-</file>
-
-<file path=customXml/itemProps1.xml><?xml version="1.0" encoding="utf-8"?>
-<ds:datastoreItem xmlns:ds="http://schemas.openxmlformats.org/officeDocument/2006/customXml" ds:itemID="{2DEAA0E0-D007-48FF-91C4-0374CEE1ACBD}">
-  <ds:schemaRefs>
-    <ds:schemaRef ds:uri="http://schemas.openxmlformats.org/officeDocument/2006/bibliography"/>
-  </ds:schemaRefs>
-</ds:datastoreItem>
+<file path=./word/webSettings.xml><?xml version="1.0" encoding="utf-8"?>
+<w:webSettings xmlns:mc="http://schemas.openxmlformats.org/markup-compatibility/2006" xmlns:r="http://schemas.openxmlformats.org/officeDocument/2006/relationships" xmlns:w="http://schemas.openxmlformats.org/wordprocessingml/2006/main" xmlns:w14="http://schemas.microsoft.com/office/word/2010/wordml" xmlns:w15="http://schemas.microsoft.com/office/word/2012/wordml" xmlns:w16se="http://schemas.microsoft.com/office/word/2015/wordml/symex">
+  <w:divs>
+    <w:div w:id="1709891">
+      <w:bodyDiv w:val="1"/>
+      <w:marLeft w:val="0"/>
+      <w:marRight w:val="0"/>
+      <w:marTop w:val="0"/>
+      <w:marBottom w:val="0"/>
+      <w:divBdr>
+        <w:top w:val="none" w:sz="0" w:space="0" w:color="auto"/>
+        <w:left w:val="none" w:sz="0" w:space="0" w:color="auto"/>
+        <w:bottom w:val="none" w:sz="0" w:space="0" w:color="auto"/>
+        <w:right w:val="none" w:sz="0" w:space="0" w:color="auto"/>
+      </w:divBdr>
+    </w:div>
+    <w:div w:id="4866171">
+      <w:bodyDiv w:val="1"/>
+      <w:marLeft w:val="0"/>
+      <w:marRight w:val="0"/>
+      <w:marTop w:val="0"/>
+      <w:marBottom w:val="0"/>
+      <w:divBdr>
+        <w:top w:val="none" w:sz="0" w:space="0" w:color="auto"/>
+        <w:left w:val="none" w:sz="0" w:space="0" w:color="auto"/>
+        <w:bottom w:val="none" w:sz="0" w:space="0" w:color="auto"/>
+        <w:right w:val="none" w:sz="0" w:space="0" w:color="auto"/>
+      </w:divBdr>
+    </w:div>
+    <w:div w:id="48652531">
+      <w:bodyDiv w:val="1"/>
+      <w:marLeft w:val="0"/>
+      <w:marRight w:val="0"/>
+      <w:marTop w:val="0"/>
+      <w:marBottom w:val="0"/>
+      <w:divBdr>
+        <w:top w:val="none" w:sz="0" w:space="0" w:color="auto"/>
+        <w:left w:val="none" w:sz="0" w:space="0" w:color="auto"/>
+        <w:bottom w:val="none" w:sz="0" w:space="0" w:color="auto"/>
+        <w:right w:val="none" w:sz="0" w:space="0" w:color="auto"/>
+      </w:divBdr>
+    </w:div>
+    <w:div w:id="71705456">
+      <w:bodyDiv w:val="1"/>
+      <w:marLeft w:val="0"/>
+      <w:marRight w:val="0"/>
+      <w:marTop w:val="0"/>
+      <w:marBottom w:val="0"/>
+      <w:divBdr>
+        <w:top w:val="none" w:sz="0" w:space="0" w:color="auto"/>
+        <w:left w:val="none" w:sz="0" w:space="0" w:color="auto"/>
+        <w:bottom w:val="none" w:sz="0" w:space="0" w:color="auto"/>
+        <w:right w:val="none" w:sz="0" w:space="0" w:color="auto"/>
+      </w:divBdr>
+    </w:div>
+    <w:div w:id="108740485">
+      <w:bodyDiv w:val="1"/>
+      <w:marLeft w:val="0"/>
+      <w:marRight w:val="0"/>
+      <w:marTop w:val="0"/>
+      <w:marBottom w:val="0"/>
+      <w:divBdr>
+        <w:top w:val="none" w:sz="0" w:space="0" w:color="auto"/>
+        <w:left w:val="none" w:sz="0" w:space="0" w:color="auto"/>
+        <w:bottom w:val="none" w:sz="0" w:space="0" w:color="auto"/>
+        <w:right w:val="none" w:sz="0" w:space="0" w:color="auto"/>
+      </w:divBdr>
+    </w:div>
+    <w:div w:id="115564161">
+      <w:bodyDiv w:val="1"/>
+      <w:marLeft w:val="0"/>
+      <w:marRight w:val="0"/>
+      <w:marTop w:val="0"/>
+      <w:marBottom w:val="0"/>
+      <w:divBdr>
+        <w:top w:val="none" w:sz="0" w:space="0" w:color="auto"/>
+        <w:left w:val="none" w:sz="0" w:space="0" w:color="auto"/>
+        <w:bottom w:val="none" w:sz="0" w:space="0" w:color="auto"/>
+        <w:right w:val="none" w:sz="0" w:space="0" w:color="auto"/>
+      </w:divBdr>
+    </w:div>
+    <w:div w:id="137067224">
+      <w:bodyDiv w:val="1"/>
+      <w:marLeft w:val="0"/>
+      <w:marRight w:val="0"/>
+      <w:marTop w:val="0"/>
+      <w:marBottom w:val="0"/>
+      <w:divBdr>
+        <w:top w:val="none" w:sz="0" w:space="0" w:color="auto"/>
+        <w:left w:val="none" w:sz="0" w:space="0" w:color="auto"/>
+        <w:bottom w:val="none" w:sz="0" w:space="0" w:color="auto"/>
+        <w:right w:val="none" w:sz="0" w:space="0" w:color="auto"/>
+      </w:divBdr>
+    </w:div>
+    <w:div w:id="160901304">
+      <w:bodyDiv w:val="1"/>
+      <w:marLeft w:val="0"/>
+      <w:marRight w:val="0"/>
+      <w:marTop w:val="0"/>
+      <w:marBottom w:val="0"/>
+      <w:divBdr>
+        <w:top w:val="none" w:sz="0" w:space="0" w:color="auto"/>
+        <w:left w:val="none" w:sz="0" w:space="0" w:color="auto"/>
+        <w:bottom w:val="none" w:sz="0" w:space="0" w:color="auto"/>
+        <w:right w:val="none" w:sz="0" w:space="0" w:color="auto"/>
+      </w:divBdr>
+    </w:div>
+    <w:div w:id="223879595">
+      <w:bodyDiv w:val="1"/>
+      <w:marLeft w:val="0"/>
+      <w:marRight w:val="0"/>
+      <w:marTop w:val="0"/>
+      <w:marBottom w:val="0"/>
+      <w:divBdr>
+        <w:top w:val="none" w:sz="0" w:space="0" w:color="auto"/>
+        <w:left w:val="none" w:sz="0" w:space="0" w:color="auto"/>
+        <w:bottom w:val="none" w:sz="0" w:space="0" w:color="auto"/>
+        <w:right w:val="none" w:sz="0" w:space="0" w:color="auto"/>
+      </w:divBdr>
+    </w:div>
+    <w:div w:id="251623385">
+      <w:bodyDiv w:val="1"/>
+      <w:marLeft w:val="0"/>
+      <w:marRight w:val="0"/>
+      <w:marTop w:val="0"/>
+      <w:marBottom w:val="0"/>
+      <w:divBdr>
+        <w:top w:val="none" w:sz="0" w:space="0" w:color="auto"/>
+        <w:left w:val="none" w:sz="0" w:space="0" w:color="auto"/>
+        <w:bottom w:val="none" w:sz="0" w:space="0" w:color="auto"/>
+        <w:right w:val="none" w:sz="0" w:space="0" w:color="auto"/>
+      </w:divBdr>
+    </w:div>
+    <w:div w:id="267978563">
+      <w:bodyDiv w:val="1"/>
+      <w:marLeft w:val="0"/>
+      <w:marRight w:val="0"/>
+      <w:marTop w:val="0"/>
+      <w:marBottom w:val="0"/>
+      <w:divBdr>
+        <w:top w:val="none" w:sz="0" w:space="0" w:color="auto"/>
+        <w:left w:val="none" w:sz="0" w:space="0" w:color="auto"/>
+        <w:bottom w:val="none" w:sz="0" w:space="0" w:color="auto"/>
+        <w:right w:val="none" w:sz="0" w:space="0" w:color="auto"/>
+      </w:divBdr>
+    </w:div>
+    <w:div w:id="282422187">
+      <w:bodyDiv w:val="1"/>
+      <w:marLeft w:val="0"/>
+      <w:marRight w:val="0"/>
+      <w:marTop w:val="0"/>
+      <w:marBottom w:val="0"/>
+      <w:divBdr>
+        <w:top w:val="none" w:sz="0" w:space="0" w:color="auto"/>
+        <w:left w:val="none" w:sz="0" w:space="0" w:color="auto"/>
+        <w:bottom w:val="none" w:sz="0" w:space="0" w:color="auto"/>
+        <w:right w:val="none" w:sz="0" w:space="0" w:color="auto"/>
+      </w:divBdr>
+    </w:div>
+    <w:div w:id="330525823">
+      <w:bodyDiv w:val="1"/>
+      <w:marLeft w:val="0"/>
+      <w:marRight w:val="0"/>
+      <w:marTop w:val="0"/>
+      <w:marBottom w:val="0"/>
+      <w:divBdr>
+        <w:top w:val="none" w:sz="0" w:space="0" w:color="auto"/>
+        <w:left w:val="none" w:sz="0" w:space="0" w:color="auto"/>
+        <w:bottom w:val="none" w:sz="0" w:space="0" w:color="auto"/>
+        <w:right w:val="none" w:sz="0" w:space="0" w:color="auto"/>
+      </w:divBdr>
+    </w:div>
+    <w:div w:id="369184213">
+      <w:bodyDiv w:val="1"/>
+      <w:marLeft w:val="0"/>
+      <w:marRight w:val="0"/>
+      <w:marTop w:val="0"/>
+      <w:marBottom w:val="0"/>
+      <w:divBdr>
+        <w:top w:val="none" w:sz="0" w:space="0" w:color="auto"/>
+        <w:left w:val="none" w:sz="0" w:space="0" w:color="auto"/>
+        <w:bottom w:val="none" w:sz="0" w:space="0" w:color="auto"/>
+        <w:right w:val="none" w:sz="0" w:space="0" w:color="auto"/>
+      </w:divBdr>
+    </w:div>
+    <w:div w:id="405497276">
+      <w:bodyDiv w:val="1"/>
+      <w:marLeft w:val="0"/>
+      <w:marRight w:val="0"/>
+      <w:marTop w:val="0"/>
+      <w:marBottom w:val="0"/>
+      <w:divBdr>
+        <w:top w:val="none" w:sz="0" w:space="0" w:color="auto"/>
+        <w:left w:val="none" w:sz="0" w:space="0" w:color="auto"/>
+        <w:bottom w:val="none" w:sz="0" w:space="0" w:color="auto"/>
+        <w:right w:val="none" w:sz="0" w:space="0" w:color="auto"/>
+      </w:divBdr>
+    </w:div>
+    <w:div w:id="452529027">
+      <w:bodyDiv w:val="1"/>
+      <w:marLeft w:val="0"/>
+      <w:marRight w:val="0"/>
+      <w:marTop w:val="0"/>
+      <w:marBottom w:val="0"/>
+      <w:divBdr>
+        <w:top w:val="none" w:sz="0" w:space="0" w:color="auto"/>
+        <w:left w:val="none" w:sz="0" w:space="0" w:color="auto"/>
+        <w:bottom w:val="none" w:sz="0" w:space="0" w:color="auto"/>
+        <w:right w:val="none" w:sz="0" w:space="0" w:color="auto"/>
+      </w:divBdr>
+    </w:div>
+    <w:div w:id="500511859">
+      <w:bodyDiv w:val="1"/>
+      <w:marLeft w:val="0"/>
+      <w:marRight w:val="0"/>
+      <w:marTop w:val="0"/>
+      <w:marBottom w:val="0"/>
+      <w:divBdr>
+        <w:top w:val="none" w:sz="0" w:space="0" w:color="auto"/>
+        <w:left w:val="none" w:sz="0" w:space="0" w:color="auto"/>
+        <w:bottom w:val="none" w:sz="0" w:space="0" w:color="auto"/>
+        <w:right w:val="none" w:sz="0" w:space="0" w:color="auto"/>
+      </w:divBdr>
+    </w:div>
+    <w:div w:id="571163682">
+      <w:bodyDiv w:val="1"/>
+      <w:marLeft w:val="0"/>
+      <w:marRight w:val="0"/>
+      <w:marTop w:val="0"/>
+      <w:marBottom w:val="0"/>
+      <w:divBdr>
+        <w:top w:val="none" w:sz="0" w:space="0" w:color="auto"/>
+        <w:left w:val="none" w:sz="0" w:space="0" w:color="auto"/>
+        <w:bottom w:val="none" w:sz="0" w:space="0" w:color="auto"/>
+        <w:right w:val="none" w:sz="0" w:space="0" w:color="auto"/>
+      </w:divBdr>
+    </w:div>
+    <w:div w:id="585921130">
+      <w:bodyDiv w:val="1"/>
+      <w:marLeft w:val="0"/>
+      <w:marRight w:val="0"/>
+      <w:marTop w:val="0"/>
+      <w:marBottom w:val="0"/>
+      <w:divBdr>
+        <w:top w:val="none" w:sz="0" w:space="0" w:color="auto"/>
+        <w:left w:val="none" w:sz="0" w:space="0" w:color="auto"/>
+        <w:bottom w:val="none" w:sz="0" w:space="0" w:color="auto"/>
+        <w:right w:val="none" w:sz="0" w:space="0" w:color="auto"/>
+      </w:divBdr>
+    </w:div>
+    <w:div w:id="618683955">
+      <w:bodyDiv w:val="1"/>
+      <w:marLeft w:val="0"/>
+      <w:marRight w:val="0"/>
+      <w:marTop w:val="0"/>
+      <w:marBottom w:val="0"/>
+      <w:divBdr>
+        <w:top w:val="none" w:sz="0" w:space="0" w:color="auto"/>
+        <w:left w:val="none" w:sz="0" w:space="0" w:color="auto"/>
+        <w:bottom w:val="none" w:sz="0" w:space="0" w:color="auto"/>
+        <w:right w:val="none" w:sz="0" w:space="0" w:color="auto"/>
+      </w:divBdr>
+    </w:div>
+    <w:div w:id="635570568">
+      <w:bodyDiv w:val="1"/>
+      <w:marLeft w:val="0"/>
+      <w:marRight w:val="0"/>
+      <w:marTop w:val="0"/>
+      <w:marBottom w:val="0"/>
+      <w:divBdr>
+        <w:top w:val="none" w:sz="0" w:space="0" w:color="auto"/>
+        <w:left w:val="none" w:sz="0" w:space="0" w:color="auto"/>
+        <w:bottom w:val="none" w:sz="0" w:space="0" w:color="auto"/>
+        <w:right w:val="none" w:sz="0" w:space="0" w:color="auto"/>
+      </w:divBdr>
+    </w:div>
+    <w:div w:id="641348163">
+      <w:bodyDiv w:val="1"/>
+      <w:marLeft w:val="0"/>
+      <w:marRight w:val="0"/>
+      <w:marTop w:val="0"/>
+      <w:marBottom w:val="0"/>
+      <w:divBdr>
+        <w:top w:val="none" w:sz="0" w:space="0" w:color="auto"/>
+        <w:left w:val="none" w:sz="0" w:space="0" w:color="auto"/>
+        <w:bottom w:val="none" w:sz="0" w:space="0" w:color="auto"/>
+        <w:right w:val="none" w:sz="0" w:space="0" w:color="auto"/>
+      </w:divBdr>
+    </w:div>
+    <w:div w:id="711541835">
+      <w:bodyDiv w:val="1"/>
+      <w:marLeft w:val="0"/>
+      <w:marRight w:val="0"/>
+      <w:marTop w:val="0"/>
+      <w:marBottom w:val="0"/>
+      <w:divBdr>
+        <w:top w:val="none" w:sz="0" w:space="0" w:color="auto"/>
+        <w:left w:val="none" w:sz="0" w:space="0" w:color="auto"/>
+        <w:bottom w:val="none" w:sz="0" w:space="0" w:color="auto"/>
+        <w:right w:val="none" w:sz="0" w:space="0" w:color="auto"/>
+      </w:divBdr>
+    </w:div>
+    <w:div w:id="720132223">
+      <w:bodyDiv w:val="1"/>
+      <w:marLeft w:val="0"/>
+      <w:marRight w:val="0"/>
+      <w:marTop w:val="0"/>
+      <w:marBottom w:val="0"/>
+      <w:divBdr>
+        <w:top w:val="none" w:sz="0" w:space="0" w:color="auto"/>
+        <w:left w:val="none" w:sz="0" w:space="0" w:color="auto"/>
+        <w:bottom w:val="none" w:sz="0" w:space="0" w:color="auto"/>
+        <w:right w:val="none" w:sz="0" w:space="0" w:color="auto"/>
+      </w:divBdr>
+    </w:div>
+    <w:div w:id="862665583">
+      <w:bodyDiv w:val="1"/>
+      <w:marLeft w:val="0"/>
+      <w:marRight w:val="0"/>
+      <w:marTop w:val="0"/>
+      <w:marBottom w:val="0"/>
+      <w:divBdr>
+        <w:top w:val="none" w:sz="0" w:space="0" w:color="auto"/>
+        <w:left w:val="none" w:sz="0" w:space="0" w:color="auto"/>
+        <w:bottom w:val="none" w:sz="0" w:space="0" w:color="auto"/>
+        <w:right w:val="none" w:sz="0" w:space="0" w:color="auto"/>
+      </w:divBdr>
+    </w:div>
+    <w:div w:id="894852640">
+      <w:bodyDiv w:val="1"/>
+      <w:marLeft w:val="0"/>
+      <w:marRight w:val="0"/>
+      <w:marTop w:val="0"/>
+      <w:marBottom w:val="0"/>
+      <w:divBdr>
+        <w:top w:val="none" w:sz="0" w:space="0" w:color="auto"/>
+        <w:left w:val="none" w:sz="0" w:space="0" w:color="auto"/>
+        <w:bottom w:val="none" w:sz="0" w:space="0" w:color="auto"/>
+        <w:right w:val="none" w:sz="0" w:space="0" w:color="auto"/>
+      </w:divBdr>
+    </w:div>
+    <w:div w:id="935553217">
+      <w:bodyDiv w:val="1"/>
+      <w:marLeft w:val="0"/>
+      <w:marRight w:val="0"/>
+      <w:marTop w:val="0"/>
+      <w:marBottom w:val="0"/>
+      <w:divBdr>
+        <w:top w:val="none" w:sz="0" w:space="0" w:color="auto"/>
+        <w:left w:val="none" w:sz="0" w:space="0" w:color="auto"/>
+        <w:bottom w:val="none" w:sz="0" w:space="0" w:color="auto"/>
+        <w:right w:val="none" w:sz="0" w:space="0" w:color="auto"/>
+      </w:divBdr>
+    </w:div>
+    <w:div w:id="1034383680">
+      <w:bodyDiv w:val="1"/>
+      <w:marLeft w:val="0"/>
+      <w:marRight w:val="0"/>
+      <w:marTop w:val="0"/>
+      <w:marBottom w:val="0"/>
+      <w:divBdr>
+        <w:top w:val="none" w:sz="0" w:space="0" w:color="auto"/>
+        <w:left w:val="none" w:sz="0" w:space="0" w:color="auto"/>
+        <w:bottom w:val="none" w:sz="0" w:space="0" w:color="auto"/>
+        <w:right w:val="none" w:sz="0" w:space="0" w:color="auto"/>
+      </w:divBdr>
+    </w:div>
+    <w:div w:id="1081831003">
+      <w:bodyDiv w:val="1"/>
+      <w:marLeft w:val="0"/>
+      <w:marRight w:val="0"/>
+      <w:marTop w:val="0"/>
+      <w:marBottom w:val="0"/>
+      <w:divBdr>
+        <w:top w:val="none" w:sz="0" w:space="0" w:color="auto"/>
+        <w:left w:val="none" w:sz="0" w:space="0" w:color="auto"/>
+        <w:bottom w:val="none" w:sz="0" w:space="0" w:color="auto"/>
+        <w:right w:val="none" w:sz="0" w:space="0" w:color="auto"/>
+      </w:divBdr>
+    </w:div>
+    <w:div w:id="1084568609">
+      <w:bodyDiv w:val="1"/>
+      <w:marLeft w:val="0"/>
+      <w:marRight w:val="0"/>
+      <w:marTop w:val="0"/>
+      <w:marBottom w:val="0"/>
+      <w:divBdr>
+        <w:top w:val="none" w:sz="0" w:space="0" w:color="auto"/>
+        <w:left w:val="none" w:sz="0" w:space="0" w:color="auto"/>
+        <w:bottom w:val="none" w:sz="0" w:space="0" w:color="auto"/>
+        <w:right w:val="none" w:sz="0" w:space="0" w:color="auto"/>
+      </w:divBdr>
+    </w:div>
+    <w:div w:id="1147549031">
+      <w:bodyDiv w:val="1"/>
+      <w:marLeft w:val="0"/>
+      <w:marRight w:val="0"/>
+      <w:marTop w:val="0"/>
+      <w:marBottom w:val="0"/>
+      <w:divBdr>
+        <w:top w:val="none" w:sz="0" w:space="0" w:color="auto"/>
+        <w:left w:val="none" w:sz="0" w:space="0" w:color="auto"/>
+        <w:bottom w:val="none" w:sz="0" w:space="0" w:color="auto"/>
+        <w:right w:val="none" w:sz="0" w:space="0" w:color="auto"/>
+      </w:divBdr>
+    </w:div>
+    <w:div w:id="1207332407">
+      <w:bodyDiv w:val="1"/>
+      <w:marLeft w:val="0"/>
+      <w:marRight w:val="0"/>
+      <w:marTop w:val="0"/>
+      <w:marBottom w:val="0"/>
+      <w:divBdr>
+        <w:top w:val="none" w:sz="0" w:space="0" w:color="auto"/>
+        <w:left w:val="none" w:sz="0" w:space="0" w:color="auto"/>
+        <w:bottom w:val="none" w:sz="0" w:space="0" w:color="auto"/>
+        <w:right w:val="none" w:sz="0" w:space="0" w:color="auto"/>
+      </w:divBdr>
+    </w:div>
+    <w:div w:id="1293711862">
+      <w:bodyDiv w:val="1"/>
+      <w:marLeft w:val="0"/>
+      <w:marRight w:val="0"/>
+      <w:marTop w:val="0"/>
+      <w:marBottom w:val="0"/>
+      <w:divBdr>
+        <w:top w:val="none" w:sz="0" w:space="0" w:color="auto"/>
+        <w:left w:val="none" w:sz="0" w:space="0" w:color="auto"/>
+        <w:bottom w:val="none" w:sz="0" w:space="0" w:color="auto"/>
+        <w:right w:val="none" w:sz="0" w:space="0" w:color="auto"/>
+      </w:divBdr>
+    </w:div>
+    <w:div w:id="1346637702">
+      <w:bodyDiv w:val="1"/>
+      <w:marLeft w:val="0"/>
+      <w:marRight w:val="0"/>
+      <w:marTop w:val="0"/>
+      <w:marBottom w:val="0"/>
+      <w:divBdr>
+        <w:top w:val="none" w:sz="0" w:space="0" w:color="auto"/>
+        <w:left w:val="none" w:sz="0" w:space="0" w:color="auto"/>
+        <w:bottom w:val="none" w:sz="0" w:space="0" w:color="auto"/>
+        <w:right w:val="none" w:sz="0" w:space="0" w:color="auto"/>
+      </w:divBdr>
+    </w:div>
+    <w:div w:id="1369334980">
+      <w:bodyDiv w:val="1"/>
+      <w:marLeft w:val="0"/>
+      <w:marRight w:val="0"/>
+      <w:marTop w:val="0"/>
+      <w:marBottom w:val="0"/>
+      <w:divBdr>
+        <w:top w:val="none" w:sz="0" w:space="0" w:color="auto"/>
+        <w:left w:val="none" w:sz="0" w:space="0" w:color="auto"/>
+        <w:bottom w:val="none" w:sz="0" w:space="0" w:color="auto"/>
+        <w:right w:val="none" w:sz="0" w:space="0" w:color="auto"/>
+      </w:divBdr>
+    </w:div>
+    <w:div w:id="1385906295">
+      <w:bodyDiv w:val="1"/>
+      <w:marLeft w:val="0"/>
+      <w:marRight w:val="0"/>
+      <w:marTop w:val="0"/>
+      <w:marBottom w:val="0"/>
+      <w:divBdr>
+        <w:top w:val="none" w:sz="0" w:space="0" w:color="auto"/>
+        <w:left w:val="none" w:sz="0" w:space="0" w:color="auto"/>
+        <w:bottom w:val="none" w:sz="0" w:space="0" w:color="auto"/>
+        <w:right w:val="none" w:sz="0" w:space="0" w:color="auto"/>
+      </w:divBdr>
+    </w:div>
+    <w:div w:id="1391537775">
+      <w:bodyDiv w:val="1"/>
+      <w:marLeft w:val="0"/>
+      <w:marRight w:val="0"/>
+      <w:marTop w:val="0"/>
+      <w:marBottom w:val="0"/>
+      <w:divBdr>
+        <w:top w:val="none" w:sz="0" w:space="0" w:color="auto"/>
+        <w:left w:val="none" w:sz="0" w:space="0" w:color="auto"/>
+        <w:bottom w:val="none" w:sz="0" w:space="0" w:color="auto"/>
+        <w:right w:val="none" w:sz="0" w:space="0" w:color="auto"/>
+      </w:divBdr>
+    </w:div>
+    <w:div w:id="1398018780">
+      <w:bodyDiv w:val="1"/>
+      <w:marLeft w:val="0"/>
+      <w:marRight w:val="0"/>
+      <w:marTop w:val="0"/>
+      <w:marBottom w:val="0"/>
+      <w:divBdr>
+        <w:top w:val="none" w:sz="0" w:space="0" w:color="auto"/>
+        <w:left w:val="none" w:sz="0" w:space="0" w:color="auto"/>
+        <w:bottom w:val="none" w:sz="0" w:space="0" w:color="auto"/>
+        <w:right w:val="none" w:sz="0" w:space="0" w:color="auto"/>
+      </w:divBdr>
+    </w:div>
+    <w:div w:id="1425345175">
+      <w:bodyDiv w:val="1"/>
+      <w:marLeft w:val="0"/>
+      <w:marRight w:val="0"/>
+      <w:marTop w:val="0"/>
+      <w:marBottom w:val="0"/>
+      <w:divBdr>
+        <w:top w:val="none" w:sz="0" w:space="0" w:color="auto"/>
+        <w:left w:val="none" w:sz="0" w:space="0" w:color="auto"/>
+        <w:bottom w:val="none" w:sz="0" w:space="0" w:color="auto"/>
+        <w:right w:val="none" w:sz="0" w:space="0" w:color="auto"/>
+      </w:divBdr>
+    </w:div>
+    <w:div w:id="1461412293">
+      <w:bodyDiv w:val="1"/>
+      <w:marLeft w:val="0"/>
+      <w:marRight w:val="0"/>
+      <w:marTop w:val="0"/>
+      <w:marBottom w:val="0"/>
+      <w:divBdr>
+        <w:top w:val="none" w:sz="0" w:space="0" w:color="auto"/>
+        <w:left w:val="none" w:sz="0" w:space="0" w:color="auto"/>
+        <w:bottom w:val="none" w:sz="0" w:space="0" w:color="auto"/>
+        <w:right w:val="none" w:sz="0" w:space="0" w:color="auto"/>
+      </w:divBdr>
+    </w:div>
+    <w:div w:id="1510019423">
+      <w:bodyDiv w:val="1"/>
+      <w:marLeft w:val="0"/>
+      <w:marRight w:val="0"/>
+      <w:marTop w:val="0"/>
+      <w:marBottom w:val="0"/>
+      <w:divBdr>
+        <w:top w:val="none" w:sz="0" w:space="0" w:color="auto"/>
+        <w:left w:val="none" w:sz="0" w:space="0" w:color="auto"/>
+        <w:bottom w:val="none" w:sz="0" w:space="0" w:color="auto"/>
+        <w:right w:val="none" w:sz="0" w:space="0" w:color="auto"/>
+      </w:divBdr>
+    </w:div>
+    <w:div w:id="1572349426">
+      <w:bodyDiv w:val="1"/>
+      <w:marLeft w:val="0"/>
+      <w:marRight w:val="0"/>
+      <w:marTop w:val="0"/>
+      <w:marBottom w:val="0"/>
+      <w:divBdr>
+        <w:top w:val="none" w:sz="0" w:space="0" w:color="auto"/>
+        <w:left w:val="none" w:sz="0" w:space="0" w:color="auto"/>
+        <w:bottom w:val="none" w:sz="0" w:space="0" w:color="auto"/>
+        <w:right w:val="none" w:sz="0" w:space="0" w:color="auto"/>
+      </w:divBdr>
+    </w:div>
+    <w:div w:id="1593850651">
+      <w:bodyDiv w:val="1"/>
+      <w:marLeft w:val="0"/>
+      <w:marRight w:val="0"/>
+      <w:marTop w:val="0"/>
+      <w:marBottom w:val="0"/>
+      <w:divBdr>
+        <w:top w:val="none" w:sz="0" w:space="0" w:color="auto"/>
+        <w:left w:val="none" w:sz="0" w:space="0" w:color="auto"/>
+        <w:bottom w:val="none" w:sz="0" w:space="0" w:color="auto"/>
+        <w:right w:val="none" w:sz="0" w:space="0" w:color="auto"/>
+      </w:divBdr>
+    </w:div>
+    <w:div w:id="1713117724">
+      <w:bodyDiv w:val="1"/>
+      <w:marLeft w:val="0"/>
+      <w:marRight w:val="0"/>
+      <w:marTop w:val="0"/>
+      <w:marBottom w:val="0"/>
+      <w:divBdr>
+        <w:top w:val="none" w:sz="0" w:space="0" w:color="auto"/>
+        <w:left w:val="none" w:sz="0" w:space="0" w:color="auto"/>
+        <w:bottom w:val="none" w:sz="0" w:space="0" w:color="auto"/>
+        <w:right w:val="none" w:sz="0" w:space="0" w:color="auto"/>
+      </w:divBdr>
+    </w:div>
+    <w:div w:id="1759016812">
+      <w:bodyDiv w:val="1"/>
+      <w:marLeft w:val="0"/>
+      <w:marRight w:val="0"/>
+      <w:marTop w:val="0"/>
+      <w:marBottom w:val="0"/>
+      <w:divBdr>
+        <w:top w:val="none" w:sz="0" w:space="0" w:color="auto"/>
+        <w:left w:val="none" w:sz="0" w:space="0" w:color="auto"/>
+        <w:bottom w:val="none" w:sz="0" w:space="0" w:color="auto"/>
+        <w:right w:val="none" w:sz="0" w:space="0" w:color="auto"/>
+      </w:divBdr>
+    </w:div>
+    <w:div w:id="1760979856">
+      <w:bodyDiv w:val="1"/>
+      <w:marLeft w:val="0"/>
+      <w:marRight w:val="0"/>
+      <w:marTop w:val="0"/>
+      <w:marBottom w:val="0"/>
+      <w:divBdr>
+        <w:top w:val="none" w:sz="0" w:space="0" w:color="auto"/>
+        <w:left w:val="none" w:sz="0" w:space="0" w:color="auto"/>
+        <w:bottom w:val="none" w:sz="0" w:space="0" w:color="auto"/>
+        <w:right w:val="none" w:sz="0" w:space="0" w:color="auto"/>
+      </w:divBdr>
+    </w:div>
+    <w:div w:id="1803645691">
+      <w:bodyDiv w:val="1"/>
+      <w:marLeft w:val="0"/>
+      <w:marRight w:val="0"/>
+      <w:marTop w:val="0"/>
+      <w:marBottom w:val="0"/>
+      <w:divBdr>
+        <w:top w:val="none" w:sz="0" w:space="0" w:color="auto"/>
+        <w:left w:val="none" w:sz="0" w:space="0" w:color="auto"/>
+        <w:bottom w:val="none" w:sz="0" w:space="0" w:color="auto"/>
+        <w:right w:val="none" w:sz="0" w:space="0" w:color="auto"/>
+      </w:divBdr>
+    </w:div>
+    <w:div w:id="1848444747">
+      <w:bodyDiv w:val="1"/>
+      <w:marLeft w:val="0"/>
+      <w:marRight w:val="0"/>
+      <w:marTop w:val="0"/>
+      <w:marBottom w:val="0"/>
+      <w:divBdr>
+        <w:top w:val="none" w:sz="0" w:space="0" w:color="auto"/>
+        <w:left w:val="none" w:sz="0" w:space="0" w:color="auto"/>
+        <w:bottom w:val="none" w:sz="0" w:space="0" w:color="auto"/>
+        <w:right w:val="none" w:sz="0" w:space="0" w:color="auto"/>
+      </w:divBdr>
+    </w:div>
+    <w:div w:id="2025671080">
+      <w:bodyDiv w:val="1"/>
+      <w:marLeft w:val="0"/>
+      <w:marRight w:val="0"/>
+      <w:marTop w:val="0"/>
+      <w:marBottom w:val="0"/>
+      <w:divBdr>
+        <w:top w:val="none" w:sz="0" w:space="0" w:color="auto"/>
+        <w:left w:val="none" w:sz="0" w:space="0" w:color="auto"/>
+        <w:bottom w:val="none" w:sz="0" w:space="0" w:color="auto"/>
+        <w:right w:val="none" w:sz="0" w:space="0" w:color="auto"/>
+      </w:divBdr>
+    </w:div>
+    <w:div w:id="2035106212">
+      <w:bodyDiv w:val="1"/>
+      <w:marLeft w:val="0"/>
+      <w:marRight w:val="0"/>
+      <w:marTop w:val="0"/>
+      <w:marBottom w:val="0"/>
+      <w:divBdr>
+        <w:top w:val="none" w:sz="0" w:space="0" w:color="auto"/>
+        <w:left w:val="none" w:sz="0" w:space="0" w:color="auto"/>
+        <w:bottom w:val="none" w:sz="0" w:space="0" w:color="auto"/>
+        <w:right w:val="none" w:sz="0" w:space="0" w:color="auto"/>
+      </w:divBdr>
+    </w:div>
+  </w:divs>
+  <w:optimizeForBrowser/>
+  <w:relyOnVML/>
+  <w:allowPNG/>
+</w:webSettings>
 </file>
--- a/skills/phong-vattu/assets/bb-hop-tcg-du-toan-khlcnt.docx
+++ b/skills/phong-vattu/assets/bb-hop-tcg-du-toan-khlcnt.docx
@@ -49,7 +49,7 @@
                 <w:sz w:val="26"/>
                 <w:szCs w:val="26"/>
               </w:rPr>
-              <w:t>BỆ</w:t>
+              <w:t xml:space="preserve">BỆ</w:t>
             </w:r>
             <w:r>
               <w:rPr>
@@ -57,7 +57,7 @@
                 <w:sz w:val="26"/>
                 <w:szCs w:val="26"/>
               </w:rPr>
-              <w:t>NH VIỆN ĐK TỈNH PHÚ THỌ</w:t>
+              <w:t xml:space="preserve">NH VIỆN ĐK TỈNH PHÚ THỌ</w:t>
             </w:r>
           </w:p>
           <w:p>
@@ -146,7 +146,7 @@
                 <w:sz w:val="26"/>
                 <w:szCs w:val="26"/>
               </w:rPr>
-              <w:t>TỔ CHUYÊN GIA</w:t>
+              <w:t xml:space="preserve">TỔ CHUYÊN GIA</w:t>
             </w:r>
           </w:p>
         </w:tc>
@@ -171,7 +171,7 @@
                 <w:sz w:val="26"/>
                 <w:szCs w:val="26"/>
               </w:rPr>
-              <w:t>CỘNG HÒA XÃ HỘI CHỦ NGHĨA VIỆT NAM</w:t>
+              <w:t xml:space="preserve">CỘNG HÒA XÃ HỘI CHỦ NGHĨA VIỆT NAM</w:t>
             </w:r>
           </w:p>
           <w:p>
@@ -257,7 +257,7 @@
                 <w:sz w:val="28"/>
                 <w:szCs w:val="28"/>
               </w:rPr>
-              <w:t>Độc lập – Tự do – Hạnh phúc</w:t>
+              <w:t xml:space="preserve">Độc lập – Tự do – Hạnh phúc</w:t>
             </w:r>
           </w:p>
           <w:p>
@@ -303,7 +303,7 @@
           <w:sz w:val="26"/>
           <w:szCs w:val="26"/>
         </w:rPr>
-        <w:t>BIÊN BẢN HỌP TỔ CHUYÊN GIA ĐẤU THẦU</w:t>
+        <w:t xml:space="preserve">BIÊN BẢN HỌP TỔ CHUYÊN GIA ĐẤU THẦU</w:t>
       </w:r>
     </w:p>
     <w:p>
@@ -326,7 +326,7 @@
           <w:sz w:val="26"/>
           <w:szCs w:val="26"/>
         </w:rPr>
-        <w:t>V</w:t>
+        <w:t xml:space="preserve">V</w:t>
       </w:r>
       <w:r>
         <w:rPr>
@@ -335,7 +335,7 @@
           <w:sz w:val="26"/>
           <w:szCs w:val="26"/>
         </w:rPr>
-        <w:t>ề việc</w:t>
+        <w:t xml:space="preserve">ề việc</w:t>
       </w:r>
       <w:r>
         <w:rPr>
@@ -372,7 +372,7 @@
           <w:sz w:val="26"/>
           <w:szCs w:val="26"/>
         </w:rPr>
-        <w:t>kế hoạch lựa chọn nhà thầu dự toán mua sắm</w:t>
+        <w:t xml:space="preserve">kế hoạch lựa chọn nhà thầu dự toán mua sắm</w:t>
       </w:r>
       <w:r>
         <w:rPr>
@@ -418,7 +418,7 @@
           <w:szCs w:val="26"/>
           <w:lang w:val="vi-VN"/>
         </w:rPr>
-        <w:t>băng ghim và dụng cụ cắt khâu nối dùng trong phẫu thuật</w:t>
+        <w:t xml:space="preserve">băng ghim và dụng cụ cắt khâu nối dùng trong phẫu thuật</w:t>
       </w:r>
       <w:r>
         <w:rPr>
@@ -440,7 +440,7 @@
           <w:sz w:val="26"/>
           <w:szCs w:val="26"/>
         </w:rPr>
-        <w:t>phục vụ công tác chuyên môn</w:t>
+        <w:t xml:space="preserve">phục vụ công tác chuyên môn</w:t>
       </w:r>
       <w:r>
         <w:rPr>
@@ -468,7 +468,7 @@
           <w:sz w:val="26"/>
           <w:szCs w:val="26"/>
         </w:rPr>
-        <w:t>I. Thời gian và địa điểm:</w:t>
+        <w:t xml:space="preserve">I. Thời gian và địa điểm:</w:t>
       </w:r>
     </w:p>
     <w:p>
@@ -500,7 +500,7 @@
           <w:sz w:val="26"/>
           <w:szCs w:val="26"/>
         </w:rPr>
-        <w:t>10</w:t>
+        <w:t xml:space="preserve">10</w:t>
       </w:r>
       <w:r>
         <w:rPr>
@@ -514,7 +514,7 @@
           <w:sz w:val="26"/>
           <w:szCs w:val="26"/>
         </w:rPr>
-        <w:t>30</w:t>
+        <w:t xml:space="preserve">30</w:t>
       </w:r>
       <w:r>
         <w:rPr>
@@ -535,7 +535,7 @@
           <w:sz w:val="26"/>
           <w:szCs w:val="26"/>
         </w:rPr>
-        <w:t>ngà</w:t>
+        <w:t xml:space="preserve">ngà</w:t>
       </w:r>
       <w:r>
         <w:rPr>
@@ -549,7 +549,7 @@
           <w:sz w:val="26"/>
           <w:szCs w:val="26"/>
         </w:rPr>
-        <w:t>30</w:t>
+        <w:t xml:space="preserve">30</w:t>
       </w:r>
       <w:r>
         <w:rPr>
@@ -563,7 +563,7 @@
           <w:sz w:val="26"/>
           <w:szCs w:val="26"/>
         </w:rPr>
-        <w:t>tháng</w:t>
+        <w:t xml:space="preserve">tháng</w:t>
       </w:r>
       <w:r>
         <w:rPr>
@@ -577,7 +577,7 @@
           <w:sz w:val="26"/>
           <w:szCs w:val="26"/>
         </w:rPr>
-        <w:t>03</w:t>
+        <w:t xml:space="preserve">03</w:t>
       </w:r>
       <w:r>
         <w:rPr>
@@ -591,28 +591,28 @@
           <w:sz w:val="26"/>
           <w:szCs w:val="26"/>
         </w:rPr>
-        <w:t>năm 20</w:t>
-      </w:r>
-      <w:r>
-        <w:rPr>
-          <w:sz w:val="26"/>
-          <w:szCs w:val="26"/>
-        </w:rPr>
-        <w:t>2</w:t>
-      </w:r>
-      <w:r>
-        <w:rPr>
-          <w:sz w:val="26"/>
-          <w:szCs w:val="26"/>
-        </w:rPr>
-        <w:t>6</w:t>
-      </w:r>
-      <w:r>
-        <w:rPr>
-          <w:sz w:val="26"/>
-          <w:szCs w:val="26"/>
-        </w:rPr>
-        <w:t>;</w:t>
+        <w:t xml:space="preserve">năm 20</w:t>
+      </w:r>
+      <w:r>
+        <w:rPr>
+          <w:sz w:val="26"/>
+          <w:szCs w:val="26"/>
+        </w:rPr>
+        <w:t xml:space="preserve">2</w:t>
+      </w:r>
+      <w:r>
+        <w:rPr>
+          <w:sz w:val="26"/>
+          <w:szCs w:val="26"/>
+        </w:rPr>
+        <w:t xml:space="preserve">6</w:t>
+      </w:r>
+      <w:r>
+        <w:rPr>
+          <w:sz w:val="26"/>
+          <w:szCs w:val="26"/>
+        </w:rPr>
+        <w:t xml:space="preserve">;</w:t>
       </w:r>
     </w:p>
     <w:p>
@@ -639,7 +639,7 @@
           <w:sz w:val="26"/>
           <w:szCs w:val="26"/>
         </w:rPr>
-        <w:t>Tại:</w:t>
+        <w:t xml:space="preserve">Tại:</w:t>
       </w:r>
       <w:r>
         <w:rPr>
@@ -660,14 +660,14 @@
           <w:sz w:val="26"/>
           <w:szCs w:val="26"/>
         </w:rPr>
-        <w:t>tầng 7</w:t>
-      </w:r>
-      <w:r>
-        <w:rPr>
-          <w:sz w:val="26"/>
-          <w:szCs w:val="26"/>
-        </w:rPr>
-        <w:t>, nhà A,</w:t>
+        <w:t xml:space="preserve">tầng 7</w:t>
+      </w:r>
+      <w:r>
+        <w:rPr>
+          <w:sz w:val="26"/>
+          <w:szCs w:val="26"/>
+        </w:rPr>
+        <w:t xml:space="preserve">, nhà A,</w:t>
       </w:r>
       <w:r>
         <w:rPr>
@@ -681,7 +681,7 @@
           <w:sz w:val="26"/>
           <w:szCs w:val="26"/>
         </w:rPr>
-        <w:t>Bệnh việ</w:t>
+        <w:t xml:space="preserve">Bệnh việ</w:t>
       </w:r>
       <w:r>
         <w:rPr>
@@ -695,14 +695,14 @@
           <w:sz w:val="26"/>
           <w:szCs w:val="26"/>
         </w:rPr>
-        <w:t>đa khoa tỉnh Phú Thọ</w:t>
-      </w:r>
-      <w:r>
-        <w:rPr>
-          <w:sz w:val="26"/>
-          <w:szCs w:val="26"/>
-        </w:rPr>
-        <w:t>.</w:t>
+        <w:t xml:space="preserve">đa khoa tỉnh Phú Thọ</w:t>
+      </w:r>
+      <w:r>
+        <w:rPr>
+          <w:sz w:val="26"/>
+          <w:szCs w:val="26"/>
+        </w:rPr>
+        <w:t xml:space="preserve">.</w:t>
       </w:r>
     </w:p>
     <w:p>
@@ -725,7 +725,7 @@
           <w:sz w:val="26"/>
           <w:szCs w:val="26"/>
         </w:rPr>
-        <w:t xml:space="preserve">          </w:t>
+        <w:t xml:space="preserve"> </w:t>
       </w:r>
       <w:r>
         <w:rPr>
@@ -733,7 +733,7 @@
           <w:sz w:val="26"/>
           <w:szCs w:val="26"/>
         </w:rPr>
-        <w:t>II. Thành phần tham dự:</w:t>
+        <w:t xml:space="preserve">II. Thành phần tham dự:</w:t>
       </w:r>
     </w:p>
     <w:p>
@@ -769,7 +769,7 @@
           <w:sz w:val="26"/>
           <w:szCs w:val="26"/>
         </w:rPr>
-        <w:t>Quyết định số</w:t>
+        <w:t xml:space="preserve">Quyết định số</w:t>
       </w:r>
       <w:r>
         <w:rPr>
@@ -790,14 +790,14 @@
           <w:sz w:val="26"/>
           <w:szCs w:val="26"/>
         </w:rPr>
-        <w:t>, gồm các ông/bà có tên sau đây</w:t>
-      </w:r>
-      <w:r>
-        <w:rPr>
-          <w:sz w:val="26"/>
-          <w:szCs w:val="26"/>
-        </w:rPr>
-        <w:t>:</w:t>
+        <w:t xml:space="preserve">, gồm các ông/bà có tên sau đây</w:t>
+      </w:r>
+      <w:r>
+        <w:rPr>
+          <w:sz w:val="26"/>
+          <w:szCs w:val="26"/>
+        </w:rPr>
+        <w:t xml:space="preserve">:</w:t>
       </w:r>
     </w:p>
     <w:tbl>
@@ -846,7 +846,7 @@
                 <w:sz w:val="26"/>
                 <w:szCs w:val="26"/>
               </w:rPr>
-              <w:t>STT</w:t>
+              <w:t xml:space="preserve">STT</w:t>
             </w:r>
           </w:p>
         </w:tc>
@@ -871,7 +871,7 @@
                 <w:sz w:val="26"/>
                 <w:szCs w:val="26"/>
               </w:rPr>
-              <w:t>Họ và tên</w:t>
+              <w:t xml:space="preserve">Họ và tên</w:t>
             </w:r>
           </w:p>
         </w:tc>
@@ -897,7 +897,7 @@
                 <w:sz w:val="26"/>
                 <w:szCs w:val="26"/>
               </w:rPr>
-              <w:t>Chức vụ/ Nhiệm vụ Tổ chuyên gia</w:t>
+              <w:t xml:space="preserve">Chức vụ/ Nhiệm vụ Tổ chuyên gia</w:t>
             </w:r>
           </w:p>
         </w:tc>
@@ -925,7 +925,7 @@
                 <w:sz w:val="26"/>
                 <w:szCs w:val="26"/>
               </w:rPr>
-              <w:t>1</w:t>
+              <w:t xml:space="preserve">1</w:t>
             </w:r>
           </w:p>
         </w:tc>
@@ -947,7 +947,7 @@
                 <w:sz w:val="26"/>
                 <w:szCs w:val="26"/>
               </w:rPr>
-              <w:t>Bà Lê Na</w:t>
+              <w:t xml:space="preserve">Bà Lê Na</w:t>
             </w:r>
           </w:p>
         </w:tc>
@@ -969,7 +969,7 @@
                 <w:sz w:val="26"/>
                 <w:szCs w:val="26"/>
               </w:rPr>
-              <w:t>Phó Giám đốc Bệnh viện</w:t>
+              <w:t xml:space="preserve">Phó Giám đốc Bệnh viện</w:t>
             </w:r>
           </w:p>
         </w:tc>
@@ -992,7 +992,7 @@
                 <w:sz w:val="26"/>
                 <w:szCs w:val="26"/>
               </w:rPr>
-              <w:t>Tổ trưởng</w:t>
+              <w:t xml:space="preserve">Tổ trưởng</w:t>
             </w:r>
           </w:p>
         </w:tc>
@@ -1020,7 +1020,7 @@
                 <w:sz w:val="26"/>
                 <w:szCs w:val="26"/>
               </w:rPr>
-              <w:t>2</w:t>
+              <w:t xml:space="preserve">2</w:t>
             </w:r>
           </w:p>
         </w:tc>
@@ -1043,7 +1043,7 @@
                 <w:sz w:val="26"/>
                 <w:szCs w:val="26"/>
               </w:rPr>
-              <w:t>Ông Nguyễn Văn Sơn</w:t>
+              <w:t xml:space="preserve">Ông Nguyễn Văn Sơn</w:t>
             </w:r>
           </w:p>
         </w:tc>
@@ -1065,7 +1065,7 @@
                 <w:sz w:val="26"/>
                 <w:szCs w:val="26"/>
               </w:rPr>
-              <w:t>Phó Giám đốc Bệnh viện</w:t>
+              <w:t xml:space="preserve">Phó Giám đốc Bệnh viện</w:t>
             </w:r>
           </w:p>
         </w:tc>
@@ -1088,7 +1088,7 @@
                 <w:sz w:val="26"/>
                 <w:szCs w:val="26"/>
               </w:rPr>
-              <w:t>P. Tổ trưởng</w:t>
+              <w:t xml:space="preserve">P. Tổ trưởng</w:t>
             </w:r>
           </w:p>
         </w:tc>
@@ -1116,7 +1116,7 @@
                 <w:sz w:val="26"/>
                 <w:szCs w:val="26"/>
               </w:rPr>
-              <w:t>3</w:t>
+              <w:t xml:space="preserve">3</w:t>
             </w:r>
           </w:p>
         </w:tc>
@@ -1138,7 +1138,7 @@
                 <w:sz w:val="26"/>
                 <w:szCs w:val="26"/>
               </w:rPr>
-              <w:t>Bà</w:t>
+              <w:t xml:space="preserve">Bà</w:t>
             </w:r>
             <w:r>
               <w:rPr>
@@ -1168,7 +1168,7 @@
                 <w:sz w:val="26"/>
                 <w:szCs w:val="26"/>
               </w:rPr>
-              <w:t>Phó Giám đốc Bệnh viện</w:t>
+              <w:t xml:space="preserve">Phó Giám đốc Bệnh viện</w:t>
             </w:r>
           </w:p>
         </w:tc>
@@ -1199,7 +1199,7 @@
                 <w:sz w:val="26"/>
                 <w:szCs w:val="26"/>
               </w:rPr>
-              <w:t>Tổ trưởng</w:t>
+              <w:t xml:space="preserve">Tổ trưởng</w:t>
             </w:r>
           </w:p>
         </w:tc>
@@ -1227,7 +1227,7 @@
                 <w:sz w:val="26"/>
                 <w:szCs w:val="26"/>
               </w:rPr>
-              <w:t>4</w:t>
+              <w:t xml:space="preserve">4</w:t>
             </w:r>
           </w:p>
         </w:tc>
@@ -1249,7 +1249,7 @@
                 <w:sz w:val="26"/>
                 <w:szCs w:val="26"/>
               </w:rPr>
-              <w:t>Ông Nguyễn Tuấn Anh</w:t>
+              <w:t xml:space="preserve">Ông Nguyễn Tuấn Anh</w:t>
             </w:r>
           </w:p>
         </w:tc>
@@ -1271,7 +1271,7 @@
                 <w:sz w:val="26"/>
                 <w:szCs w:val="26"/>
               </w:rPr>
-              <w:t>Trưởng phòng Vật tư</w:t>
+              <w:t xml:space="preserve">Trưởng phòng Vật tư</w:t>
             </w:r>
             <w:r>
               <w:rPr>
@@ -1286,7 +1286,7 @@
                 <w:sz w:val="26"/>
                 <w:szCs w:val="26"/>
               </w:rPr>
-              <w:t>TBYT</w:t>
+              <w:t xml:space="preserve">TBYT</w:t>
             </w:r>
           </w:p>
         </w:tc>
@@ -1317,7 +1317,7 @@
                 <w:sz w:val="26"/>
                 <w:szCs w:val="26"/>
               </w:rPr>
-              <w:t>Tổ trưởng</w:t>
+              <w:t xml:space="preserve">Tổ trưởng</w:t>
             </w:r>
           </w:p>
         </w:tc>
@@ -1345,7 +1345,7 @@
                 <w:sz w:val="26"/>
                 <w:szCs w:val="26"/>
               </w:rPr>
-              <w:t>5</w:t>
+              <w:t xml:space="preserve">5</w:t>
             </w:r>
           </w:p>
         </w:tc>
@@ -1368,7 +1368,7 @@
                 <w:sz w:val="26"/>
                 <w:szCs w:val="26"/>
               </w:rPr>
-              <w:t>Ông Đào Anh Tuấn</w:t>
+              <w:t xml:space="preserve">Ông Đào Anh Tuấn</w:t>
             </w:r>
           </w:p>
         </w:tc>
@@ -1390,7 +1390,7 @@
                 <w:sz w:val="26"/>
                 <w:szCs w:val="26"/>
               </w:rPr>
-              <w:t>Kế toán trưởng</w:t>
+              <w:t xml:space="preserve">Kế toán trưởng</w:t>
             </w:r>
           </w:p>
         </w:tc>
@@ -1413,7 +1413,7 @@
                 <w:sz w:val="26"/>
                 <w:szCs w:val="26"/>
               </w:rPr>
-              <w:t>Thành viên</w:t>
+              <w:t xml:space="preserve">Thành viên</w:t>
             </w:r>
           </w:p>
         </w:tc>
@@ -1441,7 +1441,7 @@
                 <w:sz w:val="26"/>
                 <w:szCs w:val="26"/>
               </w:rPr>
-              <w:t>6</w:t>
+              <w:t xml:space="preserve">6</w:t>
             </w:r>
           </w:p>
         </w:tc>
@@ -1463,7 +1463,7 @@
                 <w:sz w:val="26"/>
                 <w:szCs w:val="26"/>
               </w:rPr>
-              <w:t>Ông Cao Văn Khoa</w:t>
+              <w:t xml:space="preserve">Ông Cao Văn Khoa</w:t>
             </w:r>
           </w:p>
         </w:tc>
@@ -1493,7 +1493,7 @@
                 <w:sz w:val="26"/>
                 <w:szCs w:val="26"/>
               </w:rPr>
-              <w:t>TT Xét nghiệm</w:t>
+              <w:t xml:space="preserve">TT Xét nghiệm</w:t>
             </w:r>
           </w:p>
         </w:tc>
@@ -1516,7 +1516,7 @@
                 <w:sz w:val="26"/>
                 <w:szCs w:val="26"/>
               </w:rPr>
-              <w:t>Thành viên</w:t>
+              <w:t xml:space="preserve">Thành viên</w:t>
             </w:r>
           </w:p>
         </w:tc>
@@ -1544,7 +1544,7 @@
                 <w:sz w:val="26"/>
                 <w:szCs w:val="26"/>
               </w:rPr>
-              <w:t>7</w:t>
+              <w:t xml:space="preserve">7</w:t>
             </w:r>
           </w:p>
         </w:tc>
@@ -1566,7 +1566,7 @@
                 <w:sz w:val="26"/>
                 <w:szCs w:val="26"/>
               </w:rPr>
-              <w:t>Ông Triệu Quốc Thường</w:t>
+              <w:t xml:space="preserve">Ông Triệu Quốc Thường</w:t>
             </w:r>
           </w:p>
         </w:tc>
@@ -1588,15 +1588,15 @@
                 <w:sz w:val="26"/>
                 <w:szCs w:val="26"/>
               </w:rPr>
-              <w:t>P</w:t>
-            </w:r>
-            <w:r>
-              <w:rPr>
-                <w:sz w:val="26"/>
-                <w:szCs w:val="26"/>
-                <w:lang w:val="vi-VN"/>
-              </w:rPr>
-              <w:t>hụ trách</w:t>
+              <w:t xml:space="preserve">P</w:t>
+            </w:r>
+            <w:r>
+              <w:rPr>
+                <w:sz w:val="26"/>
+                <w:szCs w:val="26"/>
+                <w:lang w:val="vi-VN"/>
+              </w:rPr>
+              <w:t xml:space="preserve">hụ trách</w:t>
             </w:r>
             <w:r>
               <w:rPr>
@@ -1626,7 +1626,7 @@
                 <w:sz w:val="26"/>
                 <w:szCs w:val="26"/>
               </w:rPr>
-              <w:t>Thành viên</w:t>
+              <w:t xml:space="preserve">Thành viên</w:t>
             </w:r>
           </w:p>
         </w:tc>
@@ -1654,7 +1654,7 @@
                 <w:sz w:val="26"/>
                 <w:szCs w:val="26"/>
               </w:rPr>
-              <w:t>8</w:t>
+              <w:t xml:space="preserve">8</w:t>
             </w:r>
           </w:p>
         </w:tc>
@@ -1676,7 +1676,7 @@
                 <w:sz w:val="26"/>
                 <w:szCs w:val="26"/>
               </w:rPr>
-              <w:t>Ông Ngô Gia Tùng</w:t>
+              <w:t xml:space="preserve">Ông Ngô Gia Tùng</w:t>
             </w:r>
           </w:p>
         </w:tc>
@@ -1698,7 +1698,7 @@
                 <w:sz w:val="26"/>
                 <w:szCs w:val="26"/>
               </w:rPr>
-              <w:t>Phụ trách khoa Mắt</w:t>
+              <w:t xml:space="preserve">Phụ trách khoa Mắt</w:t>
             </w:r>
           </w:p>
         </w:tc>
@@ -1721,7 +1721,7 @@
                 <w:sz w:val="26"/>
                 <w:szCs w:val="26"/>
               </w:rPr>
-              <w:t>Thành viên</w:t>
+              <w:t xml:space="preserve">Thành viên</w:t>
             </w:r>
           </w:p>
         </w:tc>
@@ -1749,7 +1749,7 @@
                 <w:sz w:val="26"/>
                 <w:szCs w:val="26"/>
               </w:rPr>
-              <w:t>9</w:t>
+              <w:t xml:space="preserve">9</w:t>
             </w:r>
           </w:p>
         </w:tc>
@@ -1771,7 +1771,7 @@
                 <w:sz w:val="26"/>
                 <w:szCs w:val="26"/>
               </w:rPr>
-              <w:t>Ông Hoàng Đình Tuấn</w:t>
+              <w:t xml:space="preserve">Ông Hoàng Đình Tuấn</w:t>
             </w:r>
           </w:p>
         </w:tc>
@@ -1793,7 +1793,7 @@
                 <w:sz w:val="26"/>
                 <w:szCs w:val="26"/>
               </w:rPr>
-              <w:t>GĐTT Đào tạo và CĐT</w:t>
+              <w:t xml:space="preserve">GĐTT Đào tạo và CĐT</w:t>
             </w:r>
           </w:p>
         </w:tc>
@@ -1816,7 +1816,7 @@
                 <w:sz w:val="26"/>
                 <w:szCs w:val="26"/>
               </w:rPr>
-              <w:t>Thành viên</w:t>
+              <w:t xml:space="preserve">Thành viên</w:t>
             </w:r>
           </w:p>
         </w:tc>
@@ -1846,7 +1846,7 @@
                 <w:szCs w:val="26"/>
                 <w:lang w:val="vi-VN"/>
               </w:rPr>
-              <w:t>10</w:t>
+              <w:t xml:space="preserve">10</w:t>
             </w:r>
           </w:p>
         </w:tc>
@@ -1877,7 +1877,7 @@
                 <w:szCs w:val="26"/>
                 <w:lang w:val="vi-VN"/>
               </w:rPr>
-              <w:t>Hà Mạnh Quyết</w:t>
+              <w:t xml:space="preserve">Hà Mạnh Quyết</w:t>
             </w:r>
           </w:p>
         </w:tc>
@@ -1901,7 +1901,7 @@
                 <w:sz w:val="26"/>
                 <w:szCs w:val="26"/>
               </w:rPr>
-              <w:t>Phụ trách</w:t>
+              <w:t xml:space="preserve">Phụ trách</w:t>
             </w:r>
             <w:r>
               <w:rPr>
@@ -1950,7 +1950,7 @@
                 <w:sz w:val="26"/>
                 <w:szCs w:val="26"/>
               </w:rPr>
-              <w:t>Thành viên</w:t>
+              <w:t xml:space="preserve">Thành viên</w:t>
             </w:r>
           </w:p>
         </w:tc>
@@ -1980,7 +1980,7 @@
                 <w:szCs w:val="26"/>
                 <w:lang w:val="vi-VN"/>
               </w:rPr>
-              <w:t>11</w:t>
+              <w:t xml:space="preserve">11</w:t>
             </w:r>
           </w:p>
         </w:tc>
@@ -2011,7 +2011,7 @@
                 <w:szCs w:val="26"/>
                 <w:lang w:val="vi-VN"/>
               </w:rPr>
-              <w:t>Tạ Minh Nguyện</w:t>
+              <w:t xml:space="preserve">Tạ Minh Nguyện</w:t>
             </w:r>
           </w:p>
         </w:tc>
@@ -2034,7 +2034,7 @@
                 <w:sz w:val="26"/>
                 <w:szCs w:val="26"/>
               </w:rPr>
-              <w:t>Phụ trách</w:t>
+              <w:t xml:space="preserve">Phụ trách</w:t>
             </w:r>
             <w:r>
               <w:rPr>
@@ -2051,7 +2051,7 @@
                 <w:szCs w:val="26"/>
                 <w:lang w:val="vi-VN"/>
               </w:rPr>
-              <w:t>Truyền máu - TT Huyết học truyền máu</w:t>
+              <w:t xml:space="preserve">Truyền máu - TT Huyết học truyền máu</w:t>
             </w:r>
           </w:p>
         </w:tc>
@@ -2074,7 +2074,7 @@
                 <w:sz w:val="26"/>
                 <w:szCs w:val="26"/>
               </w:rPr>
-              <w:t>Thành viên</w:t>
+              <w:t xml:space="preserve">Thành viên</w:t>
             </w:r>
           </w:p>
         </w:tc>
@@ -2104,7 +2104,7 @@
                 <w:szCs w:val="26"/>
                 <w:lang w:val="vi-VN"/>
               </w:rPr>
-              <w:t>12</w:t>
+              <w:t xml:space="preserve">12</w:t>
             </w:r>
           </w:p>
         </w:tc>
@@ -2127,7 +2127,7 @@
                 <w:sz w:val="26"/>
                 <w:szCs w:val="26"/>
               </w:rPr>
-              <w:t>Bà Nguyễn Thị Huyền</w:t>
+              <w:t xml:space="preserve">Bà Nguyễn Thị Huyền</w:t>
             </w:r>
           </w:p>
         </w:tc>
@@ -2151,7 +2151,7 @@
                 <w:szCs w:val="26"/>
                 <w:lang w:val="vi-VN"/>
               </w:rPr>
-              <w:t>Giám đốc Trung tâm Huyết học truyền máu</w:t>
+              <w:t xml:space="preserve">Giám đốc Trung tâm Huyết học truyền máu</w:t>
             </w:r>
           </w:p>
         </w:tc>
@@ -2174,7 +2174,7 @@
                 <w:sz w:val="26"/>
                 <w:szCs w:val="26"/>
               </w:rPr>
-              <w:t>Thành viên</w:t>
+              <w:t xml:space="preserve">Thành viên</w:t>
             </w:r>
           </w:p>
         </w:tc>
@@ -2204,7 +2204,7 @@
                 <w:szCs w:val="26"/>
                 <w:lang w:val="vi-VN"/>
               </w:rPr>
-              <w:t>13</w:t>
+              <w:t xml:space="preserve">13</w:t>
             </w:r>
           </w:p>
         </w:tc>
@@ -2226,7 +2226,7 @@
                 <w:sz w:val="26"/>
                 <w:szCs w:val="26"/>
               </w:rPr>
-              <w:t>Bà Nguyễn Thị Phương Thảo</w:t>
+              <w:t xml:space="preserve">Bà Nguyễn Thị Phương Thảo</w:t>
             </w:r>
           </w:p>
         </w:tc>
@@ -2248,7 +2248,7 @@
                 <w:sz w:val="26"/>
                 <w:szCs w:val="26"/>
               </w:rPr>
-              <w:t>Phụ trách khoa KSNK</w:t>
+              <w:t xml:space="preserve">Phụ trách khoa KSNK</w:t>
             </w:r>
           </w:p>
         </w:tc>
@@ -2271,7 +2271,7 @@
                 <w:sz w:val="26"/>
                 <w:szCs w:val="26"/>
               </w:rPr>
-              <w:t>Thành viên</w:t>
+              <w:t xml:space="preserve">Thành viên</w:t>
             </w:r>
           </w:p>
         </w:tc>
@@ -2301,7 +2301,7 @@
                 <w:szCs w:val="26"/>
                 <w:lang w:val="vi-VN"/>
               </w:rPr>
-              <w:t>14</w:t>
+              <w:t xml:space="preserve">14</w:t>
             </w:r>
           </w:p>
         </w:tc>
@@ -2331,7 +2331,7 @@
                 <w:szCs w:val="26"/>
                 <w:lang w:val="vi-VN"/>
               </w:rPr>
-              <w:t>Bích Vân</w:t>
+              <w:t xml:space="preserve">Bích Vân</w:t>
             </w:r>
           </w:p>
         </w:tc>
@@ -2353,7 +2353,7 @@
                 <w:sz w:val="26"/>
                 <w:szCs w:val="26"/>
               </w:rPr>
-              <w:t>TK.</w:t>
+              <w:t xml:space="preserve">TK.</w:t>
             </w:r>
             <w:r>
               <w:rPr>
@@ -2368,7 +2368,7 @@
                 <w:sz w:val="26"/>
                 <w:szCs w:val="26"/>
               </w:rPr>
-              <w:t>HSTC</w:t>
+              <w:t xml:space="preserve">HSTC</w:t>
             </w:r>
             <w:r>
               <w:rPr>
@@ -2399,7 +2399,7 @@
                 <w:sz w:val="26"/>
                 <w:szCs w:val="26"/>
               </w:rPr>
-              <w:t>Thành viên</w:t>
+              <w:t xml:space="preserve">Thành viên</w:t>
             </w:r>
           </w:p>
         </w:tc>
@@ -2429,7 +2429,7 @@
                 <w:szCs w:val="26"/>
                 <w:lang w:val="vi-VN"/>
               </w:rPr>
-              <w:t>15</w:t>
+              <w:t xml:space="preserve">15</w:t>
             </w:r>
           </w:p>
         </w:tc>
@@ -2451,7 +2451,7 @@
                 <w:sz w:val="26"/>
                 <w:szCs w:val="26"/>
               </w:rPr>
-              <w:t>Bà</w:t>
+              <w:t xml:space="preserve">Bà</w:t>
             </w:r>
             <w:r>
               <w:rPr>
@@ -2481,7 +2481,7 @@
                 <w:sz w:val="26"/>
                 <w:szCs w:val="26"/>
               </w:rPr>
-              <w:t>Phụ trách</w:t>
+              <w:t xml:space="preserve">Phụ trách</w:t>
             </w:r>
             <w:r>
               <w:rPr>
@@ -2512,7 +2512,7 @@
                 <w:sz w:val="26"/>
                 <w:szCs w:val="26"/>
               </w:rPr>
-              <w:t>Thành viên</w:t>
+              <w:t xml:space="preserve">Thành viên</w:t>
             </w:r>
           </w:p>
         </w:tc>
@@ -2540,7 +2540,7 @@
                 <w:sz w:val="26"/>
                 <w:szCs w:val="26"/>
               </w:rPr>
-              <w:t>16</w:t>
+              <w:t xml:space="preserve">16</w:t>
             </w:r>
           </w:p>
         </w:tc>
@@ -2562,7 +2562,7 @@
                 <w:sz w:val="26"/>
                 <w:szCs w:val="26"/>
               </w:rPr>
-              <w:t>Ông Nguyễn Văn Sơn</w:t>
+              <w:t xml:space="preserve">Ông Nguyễn Văn Sơn</w:t>
             </w:r>
           </w:p>
         </w:tc>
@@ -2592,7 +2592,7 @@
                 <w:sz w:val="26"/>
                 <w:szCs w:val="26"/>
               </w:rPr>
-              <w:t>Can thiệp tim mạch</w:t>
+              <w:t xml:space="preserve">Can thiệp tim mạch</w:t>
             </w:r>
           </w:p>
         </w:tc>
@@ -2615,7 +2615,7 @@
                 <w:sz w:val="26"/>
                 <w:szCs w:val="26"/>
               </w:rPr>
-              <w:t>Thành viên</w:t>
+              <w:t xml:space="preserve">Thành viên</w:t>
             </w:r>
           </w:p>
         </w:tc>
@@ -2643,7 +2643,7 @@
                 <w:sz w:val="26"/>
                 <w:szCs w:val="26"/>
               </w:rPr>
-              <w:t>17</w:t>
+              <w:t xml:space="preserve">17</w:t>
             </w:r>
           </w:p>
         </w:tc>
@@ -2665,7 +2665,7 @@
                 <w:sz w:val="26"/>
                 <w:szCs w:val="26"/>
               </w:rPr>
-              <w:t>Bà Bùi Thị Thu Hà</w:t>
+              <w:t xml:space="preserve">Bà Bùi Thị Thu Hà</w:t>
             </w:r>
           </w:p>
         </w:tc>
@@ -2687,7 +2687,7 @@
                 <w:sz w:val="26"/>
                 <w:szCs w:val="26"/>
               </w:rPr>
-              <w:t>GĐTT Đột quỵ</w:t>
+              <w:t xml:space="preserve">GĐTT Đột quỵ</w:t>
             </w:r>
           </w:p>
         </w:tc>
@@ -2709,7 +2709,7 @@
                 <w:sz w:val="26"/>
                 <w:szCs w:val="26"/>
               </w:rPr>
-              <w:t>Thành viên</w:t>
+              <w:t xml:space="preserve">Thành viên</w:t>
             </w:r>
           </w:p>
         </w:tc>
@@ -2737,7 +2737,7 @@
                 <w:sz w:val="26"/>
                 <w:szCs w:val="26"/>
               </w:rPr>
-              <w:t>18</w:t>
+              <w:t xml:space="preserve">18</w:t>
             </w:r>
           </w:p>
         </w:tc>
@@ -2759,7 +2759,7 @@
                 <w:sz w:val="26"/>
                 <w:szCs w:val="26"/>
               </w:rPr>
-              <w:t>Ông Trần Quang Lục</w:t>
+              <w:t xml:space="preserve">Ông Trần Quang Lục</w:t>
             </w:r>
           </w:p>
         </w:tc>
@@ -2781,7 +2781,7 @@
                 <w:sz w:val="26"/>
                 <w:szCs w:val="26"/>
               </w:rPr>
-              <w:t>GĐTT CĐHA - Điện quang can thiệp</w:t>
+              <w:t xml:space="preserve">GĐTT CĐHA - Điện quang can thiệp</w:t>
             </w:r>
           </w:p>
         </w:tc>
@@ -2804,7 +2804,7 @@
                 <w:sz w:val="26"/>
                 <w:szCs w:val="26"/>
               </w:rPr>
-              <w:t>Thành viên</w:t>
+              <w:t xml:space="preserve">Thành viên</w:t>
             </w:r>
           </w:p>
         </w:tc>
@@ -2833,7 +2833,7 @@
                 <w:szCs w:val="26"/>
               </w:rPr>
               <w:lastRenderedPageBreak/>
-              <w:t>19</w:t>
+              <w:t xml:space="preserve">19</w:t>
             </w:r>
           </w:p>
         </w:tc>
@@ -2855,7 +2855,7 @@
                 <w:sz w:val="26"/>
                 <w:szCs w:val="26"/>
               </w:rPr>
-              <w:t>Ông Dương Xuân Phương</w:t>
+              <w:t xml:space="preserve">Ông Dương Xuân Phương</w:t>
             </w:r>
           </w:p>
         </w:tc>
@@ -2877,7 +2877,7 @@
                 <w:sz w:val="26"/>
                 <w:szCs w:val="26"/>
               </w:rPr>
-              <w:t>TK. Phẫu thuật TM, lồng ngực</w:t>
+              <w:t xml:space="preserve">TK. Phẫu thuật TM, lồng ngực</w:t>
             </w:r>
           </w:p>
         </w:tc>
@@ -2900,7 +2900,7 @@
                 <w:sz w:val="26"/>
                 <w:szCs w:val="26"/>
               </w:rPr>
-              <w:t>Thành viên</w:t>
+              <w:t xml:space="preserve">Thành viên</w:t>
             </w:r>
           </w:p>
         </w:tc>
@@ -2928,7 +2928,7 @@
                 <w:sz w:val="26"/>
                 <w:szCs w:val="26"/>
               </w:rPr>
-              <w:t>20</w:t>
+              <w:t xml:space="preserve">20</w:t>
             </w:r>
           </w:p>
         </w:tc>
@@ -2950,7 +2950,7 @@
                 <w:sz w:val="26"/>
                 <w:szCs w:val="26"/>
               </w:rPr>
-              <w:t>Ông Đinh Việt Bắc</w:t>
+              <w:t xml:space="preserve">Ông Đinh Việt Bắc</w:t>
             </w:r>
           </w:p>
         </w:tc>
@@ -2972,7 +2972,7 @@
                 <w:sz w:val="26"/>
                 <w:szCs w:val="26"/>
               </w:rPr>
-              <w:t>TK Giải phẫu bệnh</w:t>
+              <w:t xml:space="preserve">TK Giải phẫu bệnh</w:t>
             </w:r>
           </w:p>
         </w:tc>
@@ -2994,7 +2994,7 @@
                 <w:sz w:val="26"/>
                 <w:szCs w:val="26"/>
               </w:rPr>
-              <w:t>Thành viên</w:t>
+              <w:t xml:space="preserve">Thành viên</w:t>
             </w:r>
           </w:p>
         </w:tc>
@@ -3022,7 +3022,7 @@
                 <w:sz w:val="26"/>
                 <w:szCs w:val="26"/>
               </w:rPr>
-              <w:t>21</w:t>
+              <w:t xml:space="preserve">21</w:t>
             </w:r>
           </w:p>
         </w:tc>
@@ -3045,7 +3045,7 @@
                 <w:sz w:val="26"/>
                 <w:szCs w:val="26"/>
               </w:rPr>
-              <w:t>Ông Hà Xuân Tài</w:t>
+              <w:t xml:space="preserve">Ông Hà Xuân Tài</w:t>
             </w:r>
           </w:p>
         </w:tc>
@@ -3067,7 +3067,7 @@
                 <w:sz w:val="26"/>
                 <w:szCs w:val="26"/>
               </w:rPr>
-              <w:t>TK Ngoại thần kinh</w:t>
+              <w:t xml:space="preserve">TK Ngoại thần kinh</w:t>
             </w:r>
           </w:p>
         </w:tc>
@@ -3089,7 +3089,7 @@
                 <w:sz w:val="26"/>
                 <w:szCs w:val="26"/>
               </w:rPr>
-              <w:t>Thành viên</w:t>
+              <w:t xml:space="preserve">Thành viên</w:t>
             </w:r>
           </w:p>
         </w:tc>
@@ -3117,7 +3117,7 @@
                 <w:sz w:val="26"/>
                 <w:szCs w:val="26"/>
               </w:rPr>
-              <w:t>22</w:t>
+              <w:t xml:space="preserve">22</w:t>
             </w:r>
           </w:p>
         </w:tc>
@@ -3140,7 +3140,7 @@
                 <w:sz w:val="26"/>
                 <w:szCs w:val="26"/>
               </w:rPr>
-              <w:t>Ông Trần Tuấn Anh</w:t>
+              <w:t xml:space="preserve">Ông Trần Tuấn Anh</w:t>
             </w:r>
           </w:p>
         </w:tc>
@@ -3162,7 +3162,7 @@
                 <w:sz w:val="26"/>
                 <w:szCs w:val="26"/>
               </w:rPr>
-              <w:t>TK Ngoại thận, tiết niệu</w:t>
+              <w:t xml:space="preserve">TK Ngoại thận, tiết niệu</w:t>
             </w:r>
           </w:p>
         </w:tc>
@@ -3184,7 +3184,7 @@
                 <w:sz w:val="26"/>
                 <w:szCs w:val="26"/>
               </w:rPr>
-              <w:t>Thành viên</w:t>
+              <w:t xml:space="preserve">Thành viên</w:t>
             </w:r>
           </w:p>
         </w:tc>
@@ -3212,7 +3212,7 @@
                 <w:sz w:val="26"/>
                 <w:szCs w:val="26"/>
               </w:rPr>
-              <w:t>23</w:t>
+              <w:t xml:space="preserve">23</w:t>
             </w:r>
           </w:p>
         </w:tc>
@@ -3234,7 +3234,7 @@
                 <w:sz w:val="26"/>
                 <w:szCs w:val="26"/>
               </w:rPr>
-              <w:t>Ông Trần Thanh Tùng</w:t>
+              <w:t xml:space="preserve">Ông Trần Thanh Tùng</w:t>
             </w:r>
           </w:p>
         </w:tc>
@@ -3256,7 +3256,7 @@
                 <w:sz w:val="26"/>
                 <w:szCs w:val="26"/>
               </w:rPr>
-              <w:t>TK Ngoại tiêu hóa, gan mật</w:t>
+              <w:t xml:space="preserve">TK Ngoại tiêu hóa, gan mật</w:t>
             </w:r>
           </w:p>
         </w:tc>
@@ -3278,7 +3278,7 @@
                 <w:sz w:val="26"/>
                 <w:szCs w:val="26"/>
               </w:rPr>
-              <w:t>Thành viên</w:t>
+              <w:t xml:space="preserve">Thành viên</w:t>
             </w:r>
           </w:p>
         </w:tc>
@@ -3306,7 +3306,7 @@
                 <w:sz w:val="26"/>
                 <w:szCs w:val="26"/>
               </w:rPr>
-              <w:t>24</w:t>
+              <w:t xml:space="preserve">24</w:t>
             </w:r>
           </w:p>
         </w:tc>
@@ -3328,7 +3328,7 @@
                 <w:sz w:val="26"/>
                 <w:szCs w:val="26"/>
               </w:rPr>
-              <w:t>Ông Nguyễn Văn Bảy</w:t>
+              <w:t xml:space="preserve">Ông Nguyễn Văn Bảy</w:t>
             </w:r>
           </w:p>
         </w:tc>
@@ -3350,7 +3350,7 @@
                 <w:sz w:val="26"/>
                 <w:szCs w:val="26"/>
               </w:rPr>
-              <w:t>GĐTT Chấn thương chỉnh hình</w:t>
+              <w:t xml:space="preserve">GĐTT Chấn thương chỉnh hình</w:t>
             </w:r>
           </w:p>
         </w:tc>
@@ -3372,7 +3372,7 @@
                 <w:sz w:val="26"/>
                 <w:szCs w:val="26"/>
               </w:rPr>
-              <w:t>Thành viên</w:t>
+              <w:t xml:space="preserve">Thành viên</w:t>
             </w:r>
           </w:p>
         </w:tc>
@@ -3400,7 +3400,7 @@
                 <w:sz w:val="26"/>
                 <w:szCs w:val="26"/>
               </w:rPr>
-              <w:t>25</w:t>
+              <w:t xml:space="preserve">25</w:t>
             </w:r>
           </w:p>
         </w:tc>
@@ -3422,7 +3422,7 @@
                 <w:sz w:val="26"/>
                 <w:szCs w:val="26"/>
               </w:rPr>
-              <w:t>Bà Nguyễn Thị Thanh Huyền</w:t>
+              <w:t xml:space="preserve">Bà Nguyễn Thị Thanh Huyền</w:t>
             </w:r>
           </w:p>
         </w:tc>
@@ -3444,7 +3444,7 @@
                 <w:sz w:val="26"/>
                 <w:szCs w:val="26"/>
               </w:rPr>
-              <w:t>Cán bộ phòng TCCB</w:t>
+              <w:t xml:space="preserve">Cán bộ phòng TCCB</w:t>
             </w:r>
           </w:p>
         </w:tc>
@@ -3467,7 +3467,7 @@
                 <w:sz w:val="26"/>
                 <w:szCs w:val="26"/>
               </w:rPr>
-              <w:t>Thành viên</w:t>
+              <w:t xml:space="preserve">Thành viên</w:t>
             </w:r>
           </w:p>
         </w:tc>
@@ -3495,7 +3495,7 @@
                 <w:sz w:val="26"/>
                 <w:szCs w:val="26"/>
               </w:rPr>
-              <w:t>26</w:t>
+              <w:t xml:space="preserve">26</w:t>
             </w:r>
           </w:p>
         </w:tc>
@@ -3517,7 +3517,7 @@
                 <w:sz w:val="26"/>
                 <w:szCs w:val="26"/>
               </w:rPr>
-              <w:t>Ông Lê Anh Tuấn</w:t>
+              <w:t xml:space="preserve">Ông Lê Anh Tuấn</w:t>
             </w:r>
           </w:p>
         </w:tc>
@@ -3539,7 +3539,7 @@
                 <w:sz w:val="26"/>
                 <w:szCs w:val="26"/>
               </w:rPr>
-              <w:t>CB. phòng Tài chính kế toán</w:t>
+              <w:t xml:space="preserve">CB. phòng Tài chính kế toán</w:t>
             </w:r>
           </w:p>
         </w:tc>
@@ -3562,7 +3562,7 @@
                 <w:sz w:val="26"/>
                 <w:szCs w:val="26"/>
               </w:rPr>
-              <w:t>Thành viên</w:t>
+              <w:t xml:space="preserve">Thành viên</w:t>
             </w:r>
           </w:p>
         </w:tc>
@@ -3590,7 +3590,7 @@
                 <w:sz w:val="26"/>
                 <w:szCs w:val="26"/>
               </w:rPr>
-              <w:t>27</w:t>
+              <w:t xml:space="preserve">27</w:t>
             </w:r>
           </w:p>
         </w:tc>
@@ -3613,7 +3613,7 @@
                 <w:sz w:val="26"/>
                 <w:szCs w:val="26"/>
               </w:rPr>
-              <w:t>Ông Đinh Văn Năm</w:t>
+              <w:t xml:space="preserve">Ông Đinh Văn Năm</w:t>
             </w:r>
           </w:p>
         </w:tc>
@@ -3635,7 +3635,7 @@
                 <w:sz w:val="26"/>
                 <w:szCs w:val="26"/>
               </w:rPr>
-              <w:t>CB.  phòng Vật tư - TBYT</w:t>
+              <w:t xml:space="preserve">CB. phòng Vật tư - TBYT</w:t>
             </w:r>
           </w:p>
         </w:tc>
@@ -3659,7 +3659,7 @@
                 <w:sz w:val="26"/>
                 <w:szCs w:val="26"/>
               </w:rPr>
-              <w:t>Thành viên</w:t>
+              <w:t xml:space="preserve">Thành viên</w:t>
             </w:r>
           </w:p>
         </w:tc>
@@ -3687,7 +3687,7 @@
                 <w:sz w:val="26"/>
                 <w:szCs w:val="26"/>
               </w:rPr>
-              <w:t>28</w:t>
+              <w:t xml:space="preserve">28</w:t>
             </w:r>
           </w:p>
         </w:tc>
@@ -3717,7 +3717,7 @@
                 <w:szCs w:val="26"/>
                 <w:lang w:val="vi-VN"/>
               </w:rPr>
-              <w:t>Vũ Hải Đăng</w:t>
+              <w:t xml:space="preserve">Vũ Hải Đăng</w:t>
             </w:r>
           </w:p>
         </w:tc>
@@ -3740,7 +3740,7 @@
                 <w:sz w:val="26"/>
                 <w:szCs w:val="26"/>
               </w:rPr>
-              <w:t>Cán bộ phòng Tài chính KT</w:t>
+              <w:t xml:space="preserve">Cán bộ phòng Tài chính KT</w:t>
             </w:r>
           </w:p>
         </w:tc>
@@ -3763,7 +3763,7 @@
                 <w:sz w:val="26"/>
                 <w:szCs w:val="26"/>
               </w:rPr>
-              <w:t>Thành viên</w:t>
+              <w:t xml:space="preserve">Thành viên</w:t>
             </w:r>
           </w:p>
         </w:tc>
@@ -3791,7 +3791,7 @@
                 <w:sz w:val="26"/>
                 <w:szCs w:val="26"/>
               </w:rPr>
-              <w:t>29</w:t>
+              <w:t xml:space="preserve">29</w:t>
             </w:r>
           </w:p>
         </w:tc>
@@ -3821,7 +3821,7 @@
                 <w:szCs w:val="26"/>
                 <w:lang w:val="vi-VN"/>
               </w:rPr>
-              <w:t>Phạm Thị Nga</w:t>
+              <w:t xml:space="preserve">Phạm Thị Nga</w:t>
             </w:r>
           </w:p>
         </w:tc>
@@ -3844,7 +3844,7 @@
                 <w:sz w:val="26"/>
                 <w:szCs w:val="26"/>
               </w:rPr>
-              <w:t>Cán bộ phòng Vật tư</w:t>
+              <w:t xml:space="preserve">Cán bộ phòng Vật tư</w:t>
             </w:r>
             <w:r>
               <w:rPr>
@@ -3859,7 +3859,7 @@
                 <w:sz w:val="26"/>
                 <w:szCs w:val="26"/>
               </w:rPr>
-              <w:t>TBYT</w:t>
+              <w:t xml:space="preserve">TBYT</w:t>
             </w:r>
           </w:p>
         </w:tc>
@@ -3882,7 +3882,7 @@
                 <w:sz w:val="26"/>
                 <w:szCs w:val="26"/>
               </w:rPr>
-              <w:t>Thành viên</w:t>
+              <w:t xml:space="preserve">Thành viên</w:t>
             </w:r>
           </w:p>
         </w:tc>
@@ -3910,7 +3910,7 @@
                 <w:sz w:val="26"/>
                 <w:szCs w:val="26"/>
               </w:rPr>
-              <w:t>30</w:t>
+              <w:t xml:space="preserve">30</w:t>
             </w:r>
           </w:p>
         </w:tc>
@@ -3940,7 +3940,7 @@
                 <w:szCs w:val="26"/>
                 <w:lang w:val="vi-VN"/>
               </w:rPr>
-              <w:t>Nguyễn Thị Huệ Lâm</w:t>
+              <w:t xml:space="preserve">Nguyễn Thị Huệ Lâm</w:t>
             </w:r>
           </w:p>
         </w:tc>
@@ -3963,7 +3963,7 @@
                 <w:sz w:val="26"/>
                 <w:szCs w:val="26"/>
               </w:rPr>
-              <w:t>Cán bộ phòng Vật tư</w:t>
+              <w:t xml:space="preserve">Cán bộ phòng Vật tư</w:t>
             </w:r>
             <w:r>
               <w:rPr>
@@ -3978,7 +3978,7 @@
                 <w:sz w:val="26"/>
                 <w:szCs w:val="26"/>
               </w:rPr>
-              <w:t>TBYT</w:t>
+              <w:t xml:space="preserve">TBYT</w:t>
             </w:r>
           </w:p>
         </w:tc>
@@ -4001,7 +4001,7 @@
                 <w:sz w:val="26"/>
                 <w:szCs w:val="26"/>
               </w:rPr>
-              <w:t>Thành viên</w:t>
+              <w:t xml:space="preserve">Thành viên</w:t>
             </w:r>
           </w:p>
         </w:tc>
@@ -4029,7 +4029,7 @@
                 <w:sz w:val="26"/>
                 <w:szCs w:val="26"/>
               </w:rPr>
-              <w:t>31</w:t>
+              <w:t xml:space="preserve">31</w:t>
             </w:r>
           </w:p>
         </w:tc>
@@ -4051,7 +4051,7 @@
                 <w:sz w:val="26"/>
                 <w:szCs w:val="26"/>
               </w:rPr>
-              <w:t>Bà Khổng Thị Thu Thủy</w:t>
+              <w:t xml:space="preserve">Bà Khổng Thị Thu Thủy</w:t>
             </w:r>
           </w:p>
         </w:tc>
@@ -4074,7 +4074,7 @@
                 <w:sz w:val="26"/>
                 <w:szCs w:val="26"/>
               </w:rPr>
-              <w:t>Cán bộ phòng Vật tư -</w:t>
+              <w:t xml:space="preserve">Cán bộ phòng Vật tư -</w:t>
             </w:r>
             <w:r>
               <w:rPr>
@@ -4089,7 +4089,7 @@
                 <w:sz w:val="26"/>
                 <w:szCs w:val="26"/>
               </w:rPr>
-              <w:t>TBYT</w:t>
+              <w:t xml:space="preserve">TBYT</w:t>
             </w:r>
           </w:p>
         </w:tc>
@@ -4112,7 +4112,7 @@
                 <w:sz w:val="26"/>
                 <w:szCs w:val="26"/>
               </w:rPr>
-              <w:t>Thành viên</w:t>
+              <w:t xml:space="preserve">Thành viên</w:t>
             </w:r>
           </w:p>
         </w:tc>
@@ -4140,7 +4140,7 @@
                 <w:sz w:val="26"/>
                 <w:szCs w:val="26"/>
               </w:rPr>
-              <w:t>32</w:t>
+              <w:t xml:space="preserve">32</w:t>
             </w:r>
           </w:p>
         </w:tc>
@@ -4162,7 +4162,7 @@
                 <w:sz w:val="26"/>
                 <w:szCs w:val="26"/>
               </w:rPr>
-              <w:t>Ông Vũ Quang Huy</w:t>
+              <w:t xml:space="preserve">Ông Vũ Quang Huy</w:t>
             </w:r>
           </w:p>
         </w:tc>
@@ -4185,7 +4185,7 @@
                 <w:sz w:val="26"/>
                 <w:szCs w:val="26"/>
               </w:rPr>
-              <w:t>Cán bộ phòng Vật tư -</w:t>
+              <w:t xml:space="preserve">Cán bộ phòng Vật tư -</w:t>
             </w:r>
             <w:r>
               <w:rPr>
@@ -4200,7 +4200,7 @@
                 <w:sz w:val="26"/>
                 <w:szCs w:val="26"/>
               </w:rPr>
-              <w:t>TBYT</w:t>
+              <w:t xml:space="preserve">TBYT</w:t>
             </w:r>
           </w:p>
         </w:tc>
@@ -4223,7 +4223,7 @@
                 <w:sz w:val="26"/>
                 <w:szCs w:val="26"/>
               </w:rPr>
-              <w:t>Thành viên</w:t>
+              <w:t xml:space="preserve">Thành viên</w:t>
             </w:r>
           </w:p>
         </w:tc>
@@ -4251,7 +4251,7 @@
                 <w:sz w:val="26"/>
                 <w:szCs w:val="26"/>
               </w:rPr>
-              <w:t>33</w:t>
+              <w:t xml:space="preserve">33</w:t>
             </w:r>
           </w:p>
         </w:tc>
@@ -4274,7 +4274,7 @@
                 <w:sz w:val="26"/>
                 <w:szCs w:val="26"/>
               </w:rPr>
-              <w:t>Bà Nguyễn Diệu Linh</w:t>
+              <w:t xml:space="preserve">Bà Nguyễn Diệu Linh</w:t>
             </w:r>
           </w:p>
         </w:tc>
@@ -4297,7 +4297,7 @@
                 <w:sz w:val="26"/>
                 <w:szCs w:val="26"/>
               </w:rPr>
-              <w:t>CB. phòng Vật tư TBYT</w:t>
+              <w:t xml:space="preserve">CB. phòng Vật tư TBYT</w:t>
             </w:r>
           </w:p>
         </w:tc>
@@ -4320,7 +4320,7 @@
                 <w:sz w:val="26"/>
                 <w:szCs w:val="26"/>
               </w:rPr>
-              <w:t>Thành viên</w:t>
+              <w:t xml:space="preserve">Thành viên</w:t>
             </w:r>
           </w:p>
         </w:tc>
@@ -4348,7 +4348,7 @@
                 <w:sz w:val="26"/>
                 <w:szCs w:val="26"/>
               </w:rPr>
-              <w:t>34</w:t>
+              <w:t xml:space="preserve">34</w:t>
             </w:r>
           </w:p>
         </w:tc>
@@ -4370,7 +4370,7 @@
                 <w:sz w:val="26"/>
                 <w:szCs w:val="26"/>
               </w:rPr>
-              <w:t>Bà Nguyễn Thị Hồng Nhung</w:t>
+              <w:t xml:space="preserve">Bà Nguyễn Thị Hồng Nhung</w:t>
             </w:r>
           </w:p>
         </w:tc>
@@ -4393,7 +4393,7 @@
                 <w:sz w:val="26"/>
                 <w:szCs w:val="26"/>
               </w:rPr>
-              <w:t>Cán bộ phòng Vật tư -</w:t>
+              <w:t xml:space="preserve">Cán bộ phòng Vật tư -</w:t>
             </w:r>
             <w:r>
               <w:rPr>
@@ -4408,7 +4408,7 @@
                 <w:sz w:val="26"/>
                 <w:szCs w:val="26"/>
               </w:rPr>
-              <w:t>TBYT</w:t>
+              <w:t xml:space="preserve">TBYT</w:t>
             </w:r>
           </w:p>
         </w:tc>
@@ -4431,7 +4431,7 @@
                 <w:sz w:val="26"/>
                 <w:szCs w:val="26"/>
               </w:rPr>
-              <w:t>Thành viên</w:t>
+              <w:t xml:space="preserve">Thành viên</w:t>
             </w:r>
           </w:p>
         </w:tc>
@@ -4459,7 +4459,7 @@
                 <w:sz w:val="26"/>
                 <w:szCs w:val="26"/>
               </w:rPr>
-              <w:t>35</w:t>
+              <w:t xml:space="preserve">35</w:t>
             </w:r>
           </w:p>
         </w:tc>
@@ -4489,7 +4489,7 @@
                 <w:szCs w:val="26"/>
                 <w:lang w:val="vi-VN"/>
               </w:rPr>
-              <w:t>Bùi Khánh Chân</w:t>
+              <w:t xml:space="preserve">Bùi Khánh Chân</w:t>
             </w:r>
           </w:p>
         </w:tc>
@@ -4520,7 +4520,7 @@
                 <w:sz w:val="26"/>
                 <w:szCs w:val="26"/>
               </w:rPr>
-              <w:t>T</w:t>
+              <w:t xml:space="preserve">T</w:t>
             </w:r>
             <w:r>
               <w:rPr>
@@ -4535,7 +4535,7 @@
                 <w:sz w:val="26"/>
                 <w:szCs w:val="26"/>
               </w:rPr>
-              <w:t>phòng Vật tư</w:t>
+              <w:t xml:space="preserve">phòng Vật tư</w:t>
             </w:r>
             <w:r>
               <w:rPr>
@@ -4550,7 +4550,7 @@
                 <w:sz w:val="26"/>
                 <w:szCs w:val="26"/>
               </w:rPr>
-              <w:t>TBYT</w:t>
+              <w:t xml:space="preserve">TBYT</w:t>
             </w:r>
           </w:p>
         </w:tc>
@@ -4573,7 +4573,7 @@
                 <w:sz w:val="26"/>
                 <w:szCs w:val="26"/>
               </w:rPr>
-              <w:t>Thành viên</w:t>
+              <w:t xml:space="preserve">Thành viên</w:t>
             </w:r>
             <w:r>
               <w:rPr>
@@ -4588,7 +4588,7 @@
                 <w:sz w:val="26"/>
                 <w:szCs w:val="26"/>
               </w:rPr>
-              <w:t>Thư ký</w:t>
+              <w:t xml:space="preserve">Thư ký</w:t>
             </w:r>
           </w:p>
         </w:tc>
@@ -4616,7 +4616,7 @@
           <w:sz w:val="26"/>
           <w:szCs w:val="26"/>
         </w:rPr>
-        <w:t xml:space="preserve">   </w:t>
+        <w:t xml:space="preserve"> </w:t>
       </w:r>
     </w:p>
     <w:p>
@@ -4657,7 +4657,7 @@
           <w:sz w:val="26"/>
           <w:szCs w:val="26"/>
         </w:rPr>
-        <w:t>Căn cứ pháp lý</w:t>
+        <w:t xml:space="preserve">Căn cứ pháp lý</w:t>
       </w:r>
     </w:p>
     <w:p>
@@ -4675,7 +4675,7 @@
           <w:sz w:val="26"/>
           <w:szCs w:val="26"/>
         </w:rPr>
-        <w:t>Căn cứ Luật Đấu thầu ngày 23/06/2023, được sửa đổi bổ sung tại Luật số 57/2024/QH15; Luật số 90/2025/QH15;</w:t>
+        <w:t xml:space="preserve">Căn cứ Luật Đấu thầu ngày 23/06/2023, được sửa đổi bổ sung tại Luật số 57/2024/QH15; Luật số 90/2025/QH15;</w:t>
       </w:r>
     </w:p>
     <w:p>
@@ -4693,7 +4693,7 @@
           <w:sz w:val="26"/>
           <w:szCs w:val="26"/>
         </w:rPr>
-        <w:t>Căn cứ Luật Khám bệnh, chữa bệnh ngày 09/01/2023;</w:t>
+        <w:t xml:space="preserve">Căn cứ Luật Khám bệnh, chữa bệnh ngày 09/01/2023;</w:t>
       </w:r>
     </w:p>
     <w:p>
@@ -4711,7 +4711,7 @@
           <w:sz w:val="26"/>
           <w:szCs w:val="26"/>
         </w:rPr>
-        <w:t>Căn cứ Luật Quản lý, sử dụng tài sản công ngày 21/6/2017;</w:t>
+        <w:t xml:space="preserve">Căn cứ Luật Quản lý, sử dụng tài sản công ngày 21/6/2017;</w:t>
       </w:r>
     </w:p>
     <w:p>
@@ -4729,7 +4729,7 @@
           <w:sz w:val="26"/>
           <w:szCs w:val="26"/>
         </w:rPr>
-        <w:t>Căn cứ Nghị định số 214/2025/NĐ-CP ngày 04/8/2025 của Chính phủ quy định chi tiết một số điều và biện pháp thi hành Luật Đấu thầu về lựa chọn nhà thầu;</w:t>
+        <w:t xml:space="preserve">Căn cứ Nghị định số 214/2025/NĐ-CP ngày 04/8/2025 của Chính phủ quy định chi tiết một số điều và biện pháp thi hành Luật Đấu thầu về lựa chọn nhà thầu;</w:t>
       </w:r>
     </w:p>
     <w:p>
@@ -4754,7 +4754,7 @@
           <w:sz w:val="26"/>
           <w:szCs w:val="26"/>
         </w:rPr>
-        <w:t>nh;</w:t>
+        <w:t xml:space="preserve">nh;</w:t>
       </w:r>
     </w:p>
     <w:p>
@@ -4772,7 +4772,7 @@
           <w:sz w:val="26"/>
           <w:szCs w:val="26"/>
         </w:rPr>
-        <w:t>Căn cứ Nghị định số 98/2021/NĐ-CP ngày 08/11/2021 của Chính phủ về quản lý trang thiết bị y tế; Thông tư số 05/2022/TT-BYT ngày 01/8/2022 của Bộ Y tế quy định chi tiết thi hành một số điều của Nghị định số 98/2021/NĐ-CP ngày 08/11/2021 của Chính phủ về quản lý trang thiết bị y tế; Nghị định số 07/2023/NĐ-CP ngày 03/03/2023 của Chính phủ sửa đổi, bổ sung một số điều của Nghị định 98/2021/NĐ-CP ngày 08/11/2021 của Chính phủ về Quản lý trang thiết bị y tế;</w:t>
+        <w:t xml:space="preserve">Căn cứ Nghị định số 98/2021/NĐ-CP ngày 08/11/2021 của Chính phủ về quản lý trang thiết bị y tế; Thông tư số 05/2022/TT-BYT ngày 01/8/2022 của Bộ Y tế quy định chi tiết thi hành một số điều của Nghị định số 98/2021/NĐ-CP ngày 08/11/2021 của Chính phủ về quản lý trang thiết bị y tế; Nghị định số 07/2023/NĐ-CP ngày 03/03/2023 của Chính phủ sửa đổi, bổ sung một số điều của Nghị định 98/2021/NĐ-CP ngày 08/11/2021 của Chính phủ về Quản lý trang thiết bị y tế;</w:t>
       </w:r>
     </w:p>
     <w:p>
@@ -4791,7 +4791,7 @@
           <w:szCs w:val="26"/>
         </w:rPr>
         <w:lastRenderedPageBreak/>
-        <w:t>Căn cứ Nghị định số 60/2021/NĐ-CP ngày 21/6/2021 của Chính phủ về quy định cơ chế tự chủ tài chính của đơn vị sự nghiệp công lập; Nghị định số 111/2025/NĐ-CP ngày 22/5/2025 của Chính phủ sửa đổi, bổ sung một số điều của Nghị định số 60/2021/NĐ-CP ngày 21/6/2021 của Chính phủ quy định cơ chế tự chủ tài chính của đơn vị sự nghiệp công lập;</w:t>
+        <w:t xml:space="preserve">Căn cứ Nghị định số 60/2021/NĐ-CP ngày 21/6/2021 của Chính phủ về quy định cơ chế tự chủ tài chính của đơn vị sự nghiệp công lập; Nghị định số 111/2025/NĐ-CP ngày 22/5/2025 của Chính phủ sửa đổi, bổ sung một số điều của Nghị định số 60/2021/NĐ-CP ngày 21/6/2021 của Chính phủ quy định cơ chế tự chủ tài chính của đơn vị sự nghiệp công lập;</w:t>
       </w:r>
     </w:p>
     <w:p>
@@ -4809,7 +4809,7 @@
           <w:sz w:val="26"/>
           <w:szCs w:val="26"/>
         </w:rPr>
-        <w:t>Căn cứ Nghị định số 98/2025/NĐ-CP ngày 06/5/2025 của Chính phủ quy định việc lập dự toán, quản lý, sử dụng và quyết toán chi thường xuyên ngân sách nhà nước để mua sắm, sửa chữa, cải tạo, nâng cấp tài sản, trang thiết bị; chi thuê hàng hóa, dịch vụ; sửa chữa, cải tạo, nâng cấp, mở rộng, xây dựng mới hạng mục công trình trong các dự án đã đầu tư xây dựng và các nhiệm vụ cần thiết khác;</w:t>
+        <w:t xml:space="preserve">Căn cứ Nghị định số 98/2025/NĐ-CP ngày 06/5/2025 của Chính phủ quy định việc lập dự toán, quản lý, sử dụng và quyết toán chi thường xuyên ngân sách nhà nước để mua sắm, sửa chữa, cải tạo, nâng cấp tài sản, trang thiết bị; chi thuê hàng hóa, dịch vụ; sửa chữa, cải tạo, nâng cấp, mở rộng, xây dựng mới hạng mục công trình trong các dự án đã đầu tư xây dựng và các nhiệm vụ cần thiết khác;</w:t>
       </w:r>
     </w:p>
     <w:p>
@@ -4827,7 +4827,7 @@
           <w:sz w:val="26"/>
           <w:szCs w:val="26"/>
         </w:rPr>
-        <w:t>Căn cứ Nghị định số 186/2025/NĐ-CP ngày 01/7/2025 của Chính phủ quy định chi tiết một số điều của Luật Quản lý, sử dụng tài sản công;</w:t>
+        <w:t xml:space="preserve">Căn cứ Nghị định số 186/2025/NĐ-CP ngày 01/7/2025 của Chính phủ quy định chi tiết một số điều của Luật Quản lý, sử dụng tài sản công;</w:t>
       </w:r>
     </w:p>
     <w:p>
@@ -4845,7 +4845,7 @@
           <w:sz w:val="26"/>
           <w:szCs w:val="26"/>
         </w:rPr>
-        <w:t>Căn cứ Thông tư số 79/2025/TT-BTC ngày 04/8/2025 của Bộ tài chính hướng dẫn việc cung cấp, đăng tải thông tin về đấu thầu và mẫu hồ sơ đấu thầu trên Hệ thống mạng đấu thầu quốc gia;</w:t>
+        <w:t xml:space="preserve">Căn cứ Thông tư số 79/2025/TT-BTC ngày 04/8/2025 của Bộ tài chính hướng dẫn việc cung cấp, đăng tải thông tin về đấu thầu và mẫu hồ sơ đấu thầu trên Hệ thống mạng đấu thầu quốc gia;</w:t>
       </w:r>
     </w:p>
     <w:p>
@@ -4863,14 +4863,14 @@
           <w:sz w:val="26"/>
           <w:szCs w:val="26"/>
         </w:rPr>
-        <w:t>Căn cứ Nghị quyết số 17/2025/NQ-HĐND ngày 17/9/2025 của Hội đồng nhân dân tỉnh Phú Thọ quy định thẩm quyền quyết định phê duyệt nhiệm vụ và dự toán kinh phí thực hiện chi thường xuyên ngân sách nhà nước để mua sắm, sửa chữa, cải tạo, nâng cấp tài sản, trang thiết bị; chi thuê hàng hóa, dịch vụ; sửa chữa cải tạo, nâng cấp, mở rộng, xây dựng mới hạng mục công trình trong các dự án đã đầu tư xây dựng thuộc phạm vi quản lý của tỉnh Phú Thọ</w:t>
-      </w:r>
-      <w:r>
-        <w:rPr>
-          <w:sz w:val="26"/>
-          <w:szCs w:val="26"/>
-        </w:rPr>
-        <w:t>;</w:t>
+        <w:t xml:space="preserve">Căn cứ Nghị quyết số 17/2025/NQ-HĐND ngày 17/9/2025 của Hội đồng nhân dân tỉnh Phú Thọ quy định thẩm quyền quyết định phê duyệt nhiệm vụ và dự toán kinh phí thực hiện chi thường xuyên ngân sách nhà nước để mua sắm, sửa chữa, cải tạo, nâng cấp tài sản, trang thiết bị; chi thuê hàng hóa, dịch vụ; sửa chữa cải tạo, nâng cấp, mở rộng, xây dựng mới hạng mục công trình trong các dự án đã đầu tư xây dựng thuộc phạm vi quản lý của tỉnh Phú Thọ</w:t>
+      </w:r>
+      <w:r>
+        <w:rPr>
+          <w:sz w:val="26"/>
+          <w:szCs w:val="26"/>
+        </w:rPr>
+        <w:t xml:space="preserve">;</w:t>
       </w:r>
     </w:p>
     <w:p>
@@ -4889,7 +4889,7 @@
           <w:sz w:val="26"/>
           <w:szCs w:val="26"/>
         </w:rPr>
-        <w:t>Căn cứ Quyết định số 42/2025/QĐ-CTUBND ngày 20/9/2025 của Chủ tịch UBND tỉnh Phú Thọ phân cấp thẩm quyền quyết định quản lý tài sản công tại các cơ quan, tổ chức, đơn vị thuộc phạm vi quản lý của tỉnh Phú Thọ;</w:t>
+        <w:t xml:space="preserve">Căn cứ Quyết định số 42/2025/QĐ-CTUBND ngày 20/9/2025 của Chủ tịch UBND tỉnh Phú Thọ phân cấp thẩm quyền quyết định quản lý tài sản công tại các cơ quan, tổ chức, đơn vị thuộc phạm vi quản lý của tỉnh Phú Thọ;</w:t>
       </w:r>
     </w:p>
     <w:p>
@@ -4915,7 +4915,7 @@
           <w:sz w:val="26"/>
           <w:szCs w:val="26"/>
         </w:rPr>
-        <w:t>phân cấp thẩm quyền của Chủ tịch Ủy ban nhân dân tỉnh cho người đứng đầu cơ quan, đơn vị trực thuộc thực hiện một số nội dung quản lý đầu tư công trên địa bàn tỉnh Phú Thọ</w:t>
+        <w:t xml:space="preserve">phân cấp thẩm quyền của Chủ tịch Ủy ban nhân dân tỉnh cho người đứng đầu cơ quan, đơn vị trực thuộc thực hiện một số nội dung quản lý đầu tư công trên địa bàn tỉnh Phú Thọ</w:t>
       </w:r>
       <w:bookmarkEnd w:id="0"/>
     </w:p>
@@ -4933,14 +4933,14 @@
         <w:rPr>
           <w:sz w:val="26"/>
         </w:rPr>
-        <w:t>Căn cứ Quyết định số 2005/QĐ-UBND ngày 05/12/2015 của UBND tỉnh Phú Thọ về việc giao quyền tự chủ tài chính cho các đơn vị sự nghiệp công lập lĩnh vực y tế khổi tỉnh quản lý giai đoạn 2026-2030</w:t>
+        <w:t xml:space="preserve">Căn cứ Quyết định số 2005/QĐ-UBND ngày 05/12/2015 của UBND tỉnh Phú Thọ về việc giao quyền tự chủ tài chính cho các đơn vị sự nghiệp công lập lĩnh vực y tế khổi tỉnh quản lý giai đoạn 2026-2030</w:t>
       </w:r>
       <w:r>
         <w:rPr>
           <w:sz w:val="28"/>
           <w:szCs w:val="26"/>
         </w:rPr>
-        <w:t>;</w:t>
+        <w:t xml:space="preserve">;</w:t>
       </w:r>
     </w:p>
     <w:p>
@@ -4959,7 +4959,7 @@
           <w:sz w:val="26"/>
           <w:szCs w:val="26"/>
         </w:rPr>
-        <w:t>Căn cứ Quyết định số 466/QĐ-</w:t>
+        <w:t xml:space="preserve">Căn cứ Quyết định số 466/QĐ-</w:t>
       </w:r>
       <w:r>
         <w:rPr>
@@ -4967,7 +4967,7 @@
           <w:szCs w:val="26"/>
           <w:lang w:val="vi-VN"/>
         </w:rPr>
-        <w:t>UBND</w:t>
+        <w:t xml:space="preserve">UBND</w:t>
       </w:r>
       <w:r>
         <w:rPr>
@@ -4982,7 +4982,7 @@
           <w:szCs w:val="26"/>
           <w:lang w:val="vi-VN"/>
         </w:rPr>
-        <w:t>ủy ban nhân dân tỉnh Phú Thọ</w:t>
+        <w:t xml:space="preserve">ủy ban nhân dân tỉnh Phú Thọ</w:t>
       </w:r>
       <w:r>
         <w:rPr>
@@ -5012,14 +5012,14 @@
           <w:szCs w:val="26"/>
           <w:lang w:val="vi-VN"/>
         </w:rPr>
-        <w:t>Phú Thọ thuộc Sở Y tế tỉnh Phú Thọ</w:t>
-      </w:r>
-      <w:r>
-        <w:rPr>
-          <w:sz w:val="26"/>
-          <w:szCs w:val="26"/>
-        </w:rPr>
-        <w:t>;</w:t>
+        <w:t xml:space="preserve">Phú Thọ thuộc Sở Y tế tỉnh Phú Thọ</w:t>
+      </w:r>
+      <w:r>
+        <w:rPr>
+          <w:sz w:val="26"/>
+          <w:szCs w:val="26"/>
+        </w:rPr>
+        <w:t xml:space="preserve">;</w:t>
       </w:r>
     </w:p>
     <w:p>
@@ -5044,7 +5044,7 @@
           <w:sz w:val="26"/>
           <w:szCs w:val="26"/>
         </w:rPr>
-        <w:t>hướng dẫn một số nội dung về quản lý, sử dụng tài sản công;</w:t>
+        <w:t xml:space="preserve">hướng dẫn một số nội dung về quản lý, sử dụng tài sản công;</w:t>
       </w:r>
     </w:p>
     <w:p>
@@ -5063,7 +5063,7 @@
           <w:sz w:val="26"/>
           <w:szCs w:val="26"/>
         </w:rPr>
-        <w:t>Căn cứ Quyết định số</w:t>
+        <w:t xml:space="preserve">Căn cứ Quyết định số</w:t>
       </w:r>
       <w:r>
         <w:rPr>
@@ -5085,7 +5085,7 @@
           <w:sz w:val="26"/>
           <w:szCs w:val="26"/>
         </w:rPr>
-        <w:t>đa khoa tỉnh Phú Thọ về việc kiện toàn Tổ chuyên gia đấu thầu các gói thầu Mua sắm thiết bị y tế, vật tư tiêu hao, hóa chất xét nghiệm phục vụ công tác khám chữa bệnh tại Bệnh viện đa khoa tỉnh Phú Thọ;</w:t>
+        <w:t xml:space="preserve">đa khoa tỉnh Phú Thọ về việc kiện toàn Tổ chuyên gia đấu thầu các gói thầu Mua sắm thiết bị y tế, vật tư tiêu hao, hóa chất xét nghiệm phục vụ công tác khám chữa bệnh tại Bệnh viện đa khoa tỉnh Phú Thọ;</w:t>
       </w:r>
     </w:p>
     <w:p>
@@ -5123,47 +5123,47 @@
           <w:sz w:val="26"/>
           <w:szCs w:val="26"/>
         </w:rPr>
-        <w:t>1191</w:t>
-      </w:r>
-      <w:r>
-        <w:rPr>
-          <w:bCs/>
-          <w:sz w:val="26"/>
-          <w:szCs w:val="26"/>
-        </w:rPr>
-        <w:t>/QĐ-BV ngày 16</w:t>
-      </w:r>
-      <w:r>
-        <w:rPr>
-          <w:bCs/>
-          <w:sz w:val="26"/>
-          <w:szCs w:val="26"/>
-        </w:rPr>
-        <w:t>/</w:t>
-      </w:r>
-      <w:r>
-        <w:rPr>
-          <w:bCs/>
-          <w:sz w:val="26"/>
-          <w:szCs w:val="26"/>
-        </w:rPr>
-        <w:t>0</w:t>
-      </w:r>
-      <w:r>
-        <w:rPr>
-          <w:bCs/>
-          <w:sz w:val="26"/>
-          <w:szCs w:val="26"/>
-        </w:rPr>
-        <w:t>3</w:t>
-      </w:r>
-      <w:r>
-        <w:rPr>
-          <w:bCs/>
-          <w:sz w:val="26"/>
-          <w:szCs w:val="26"/>
-        </w:rPr>
-        <w:t>/2026</w:t>
+        <w:t xml:space="preserve">1191</w:t>
+      </w:r>
+      <w:r>
+        <w:rPr>
+          <w:bCs/>
+          <w:sz w:val="26"/>
+          <w:szCs w:val="26"/>
+        </w:rPr>
+        <w:t xml:space="preserve">/QĐ-BV ngày 16</w:t>
+      </w:r>
+      <w:r>
+        <w:rPr>
+          <w:bCs/>
+          <w:sz w:val="26"/>
+          <w:szCs w:val="26"/>
+        </w:rPr>
+        <w:t xml:space="preserve">/</w:t>
+      </w:r>
+      <w:r>
+        <w:rPr>
+          <w:bCs/>
+          <w:sz w:val="26"/>
+          <w:szCs w:val="26"/>
+        </w:rPr>
+        <w:t xml:space="preserve">0</w:t>
+      </w:r>
+      <w:r>
+        <w:rPr>
+          <w:bCs/>
+          <w:sz w:val="26"/>
+          <w:szCs w:val="26"/>
+        </w:rPr>
+        <w:t xml:space="preserve">3</w:t>
+      </w:r>
+      <w:r>
+        <w:rPr>
+          <w:bCs/>
+          <w:sz w:val="26"/>
+          <w:szCs w:val="26"/>
+        </w:rPr>
+        <w:t xml:space="preserve">/2026</w:t>
       </w:r>
       <w:r>
         <w:rPr>
@@ -5207,7 +5207,7 @@
           <w:sz w:val="26"/>
           <w:szCs w:val="26"/>
         </w:rPr>
-        <w:t>phục vụ công tác chuyên môn tại Bệnh viện đa khoa tỉnh Phú Thọ;</w:t>
+        <w:t xml:space="preserve">phục vụ công tác chuyên môn tại Bệnh viện đa khoa tỉnh Phú Thọ;</w:t>
       </w:r>
     </w:p>
     <w:p>
@@ -5234,28 +5234,28 @@
           <w:sz w:val="26"/>
           <w:szCs w:val="26"/>
         </w:rPr>
-        <w:t>24</w:t>
-      </w:r>
-      <w:r>
-        <w:rPr>
-          <w:sz w:val="26"/>
-          <w:szCs w:val="26"/>
-        </w:rPr>
-        <w:t>/</w:t>
-      </w:r>
-      <w:r>
-        <w:rPr>
-          <w:sz w:val="26"/>
-          <w:szCs w:val="26"/>
-        </w:rPr>
-        <w:t>03</w:t>
-      </w:r>
-      <w:r>
-        <w:rPr>
-          <w:sz w:val="26"/>
-          <w:szCs w:val="26"/>
-        </w:rPr>
-        <w:t>/2026</w:t>
+        <w:t xml:space="preserve">24</w:t>
+      </w:r>
+      <w:r>
+        <w:rPr>
+          <w:sz w:val="26"/>
+          <w:szCs w:val="26"/>
+        </w:rPr>
+        <w:t xml:space="preserve">/</w:t>
+      </w:r>
+      <w:r>
+        <w:rPr>
+          <w:sz w:val="26"/>
+          <w:szCs w:val="26"/>
+        </w:rPr>
+        <w:t xml:space="preserve">03</w:t>
+      </w:r>
+      <w:r>
+        <w:rPr>
+          <w:sz w:val="26"/>
+          <w:szCs w:val="26"/>
+        </w:rPr>
+        <w:t xml:space="preserve">/2026</w:t>
       </w:r>
       <w:r>
         <w:rPr>
@@ -5276,7 +5276,7 @@
           <w:sz w:val="26"/>
           <w:szCs w:val="26"/>
         </w:rPr>
-        <w:t>của</w:t>
+        <w:t xml:space="preserve">của</w:t>
       </w:r>
       <w:r>
         <w:rPr>
@@ -5308,14 +5308,14 @@
           <w:sz w:val="26"/>
           <w:szCs w:val="26"/>
         </w:rPr>
-        <w:t>phục vụ công tác chuyên môn tại Bệnh viện đa khoa tỉnh Phú Thọ</w:t>
-      </w:r>
-      <w:r>
-        <w:rPr>
-          <w:sz w:val="26"/>
-          <w:szCs w:val="26"/>
-        </w:rPr>
-        <w:t>;</w:t>
+        <w:t xml:space="preserve">phục vụ công tác chuyên môn tại Bệnh viện đa khoa tỉnh Phú Thọ</w:t>
+      </w:r>
+      <w:r>
+        <w:rPr>
+          <w:sz w:val="26"/>
+          <w:szCs w:val="26"/>
+        </w:rPr>
+        <w:t xml:space="preserve">;</w:t>
       </w:r>
     </w:p>
     <w:p>
@@ -5337,7 +5337,7 @@
           <w:sz w:val="26"/>
           <w:szCs w:val="26"/>
         </w:rPr>
-        <w:t>Căn cứ Quyết định số</w:t>
+        <w:t xml:space="preserve">Căn cứ Quyết định số</w:t>
       </w:r>
       <w:r>
         <w:rPr>
@@ -5353,7 +5353,7 @@
           <w:sz w:val="26"/>
           <w:szCs w:val="26"/>
         </w:rPr>
-        <w:t>1467</w:t>
+        <w:t xml:space="preserve">1467</w:t>
       </w:r>
       <w:r>
         <w:rPr>
@@ -5369,39 +5369,39 @@
           <w:sz w:val="26"/>
           <w:szCs w:val="26"/>
         </w:rPr>
-        <w:t>25</w:t>
-      </w:r>
-      <w:r>
-        <w:rPr>
-          <w:bCs/>
-          <w:sz w:val="26"/>
-          <w:szCs w:val="26"/>
-        </w:rPr>
-        <w:t>/</w:t>
-      </w:r>
-      <w:r>
-        <w:rPr>
-          <w:bCs/>
-          <w:sz w:val="26"/>
-          <w:szCs w:val="26"/>
-        </w:rPr>
-        <w:t>0</w:t>
-      </w:r>
-      <w:r>
-        <w:rPr>
-          <w:bCs/>
-          <w:sz w:val="26"/>
-          <w:szCs w:val="26"/>
-        </w:rPr>
-        <w:t>3</w:t>
-      </w:r>
-      <w:r>
-        <w:rPr>
-          <w:bCs/>
-          <w:sz w:val="26"/>
-          <w:szCs w:val="26"/>
-        </w:rPr>
-        <w:t>/2026</w:t>
+        <w:t xml:space="preserve">25</w:t>
+      </w:r>
+      <w:r>
+        <w:rPr>
+          <w:bCs/>
+          <w:sz w:val="26"/>
+          <w:szCs w:val="26"/>
+        </w:rPr>
+        <w:t xml:space="preserve">/</w:t>
+      </w:r>
+      <w:r>
+        <w:rPr>
+          <w:bCs/>
+          <w:sz w:val="26"/>
+          <w:szCs w:val="26"/>
+        </w:rPr>
+        <w:t xml:space="preserve">0</w:t>
+      </w:r>
+      <w:r>
+        <w:rPr>
+          <w:bCs/>
+          <w:sz w:val="26"/>
+          <w:szCs w:val="26"/>
+        </w:rPr>
+        <w:t xml:space="preserve">3</w:t>
+      </w:r>
+      <w:r>
+        <w:rPr>
+          <w:bCs/>
+          <w:sz w:val="26"/>
+          <w:szCs w:val="26"/>
+        </w:rPr>
+        <w:t xml:space="preserve">/2026</w:t>
       </w:r>
       <w:r>
         <w:rPr>
@@ -5417,7 +5417,7 @@
           <w:sz w:val="26"/>
           <w:szCs w:val="26"/>
         </w:rPr>
-        <w:t>của</w:t>
+        <w:t xml:space="preserve">của</w:t>
       </w:r>
       <w:r>
         <w:rPr>
@@ -5433,7 +5433,7 @@
           <w:sz w:val="26"/>
           <w:szCs w:val="26"/>
         </w:rPr>
-        <w:t>c</w:t>
+        <w:t xml:space="preserve">c</w:t>
       </w:r>
       <w:r>
         <w:rPr>
@@ -5466,7 +5466,7 @@
           <w:sz w:val="26"/>
           <w:szCs w:val="26"/>
         </w:rPr>
-        <w:t>phục vụ công tác chuyên môn tại Bệnh viện đa khoa tỉnh Phú Thọ</w:t>
+        <w:t xml:space="preserve">phục vụ công tác chuyên môn tại Bệnh viện đa khoa tỉnh Phú Thọ</w:t>
       </w:r>
       <w:r>
         <w:rPr>
@@ -5476,7 +5476,7 @@
           <w:szCs w:val="26"/>
           <w:lang w:val="sv-SE"/>
         </w:rPr>
-        <w:t>.</w:t>
+        <w:t xml:space="preserve">.</w:t>
       </w:r>
       <w:r>
         <w:rPr>
@@ -5531,7 +5531,7 @@
           <w:szCs w:val="26"/>
           <w:lang w:val="es-ES"/>
         </w:rPr>
-        <w:t>I</w:t>
+        <w:t xml:space="preserve">I</w:t>
       </w:r>
       <w:r>
         <w:rPr>
@@ -5551,7 +5551,7 @@
           <w:szCs w:val="26"/>
           <w:lang w:val="es-ES"/>
         </w:rPr>
-        <w:t>Thông tin chung</w:t>
+        <w:t xml:space="preserve">Thông tin chung</w:t>
       </w:r>
     </w:p>
     <w:p>
@@ -5591,7 +5591,7 @@
           <w:szCs w:val="26"/>
           <w:lang w:val="vi-VN"/>
         </w:rPr>
-        <w:t>M</w:t>
+        <w:t xml:space="preserve">M</w:t>
       </w:r>
       <w:r>
         <w:rPr>
@@ -5616,7 +5616,7 @@
           <w:sz w:val="26"/>
           <w:szCs w:val="26"/>
         </w:rPr>
-        <w:t>phục vụ công tác chuyên môn tại Bệnh viện đa khoa tỉnh Phú Thọ</w:t>
+        <w:t xml:space="preserve">phục vụ công tác chuyên môn tại Bệnh viện đa khoa tỉnh Phú Thọ</w:t>
       </w:r>
       <w:r>
         <w:rPr>
@@ -5627,7 +5627,7 @@
           <w:szCs w:val="26"/>
           <w:lang w:val="sv-SE"/>
         </w:rPr>
-        <w:t>.</w:t>
+        <w:t xml:space="preserve">.</w:t>
       </w:r>
     </w:p>
     <w:p>
@@ -5675,7 +5675,7 @@
           <w:szCs w:val="26"/>
           <w:lang w:val="vi-VN"/>
         </w:rPr>
-        <w:t>M</w:t>
+        <w:t xml:space="preserve">M</w:t>
       </w:r>
       <w:r>
         <w:rPr>
@@ -5700,7 +5700,7 @@
           <w:sz w:val="26"/>
           <w:szCs w:val="26"/>
         </w:rPr>
-        <w:t>phục vụ công tác chuyên môn tại Bệnh viện đa khoa tỉnh Phú Thọ</w:t>
+        <w:t xml:space="preserve">phục vụ công tác chuyên môn tại Bệnh viện đa khoa tỉnh Phú Thọ</w:t>
       </w:r>
       <w:r>
         <w:rPr>
@@ -5711,7 +5711,7 @@
           <w:szCs w:val="26"/>
           <w:lang w:val="es-ES"/>
         </w:rPr>
-        <w:t>.</w:t>
+        <w:t xml:space="preserve">.</w:t>
       </w:r>
       <w:r>
         <w:rPr>
@@ -5751,7 +5751,7 @@
           <w:szCs w:val="26"/>
           <w:lang w:val="es-ES"/>
         </w:rPr>
-        <w:t>Chủ đầu tư: Bệnh viện đa khoa tỉnh Phú Thọ.</w:t>
+        <w:t xml:space="preserve">Chủ đầu tư: Bệnh viện đa khoa tỉnh Phú Thọ.</w:t>
       </w:r>
     </w:p>
     <w:p>
@@ -5790,7 +5790,7 @@
           <w:szCs w:val="26"/>
           <w:lang w:val="vi-VN" w:eastAsia="en-GB"/>
         </w:rPr>
-        <w:t>Bảo</w:t>
+        <w:t xml:space="preserve">Bảo</w:t>
       </w:r>
       <w:r>
         <w:rPr>
@@ -5810,7 +5810,7 @@
           <w:szCs w:val="26"/>
           <w:lang w:eastAsia="en-GB"/>
         </w:rPr>
-        <w:t>, kịp thời</w:t>
+        <w:t xml:space="preserve">, kịp thời</w:t>
       </w:r>
       <w:r>
         <w:rPr>
@@ -5838,7 +5838,7 @@
           <w:szCs w:val="26"/>
           <w:lang w:eastAsia="en-GB"/>
         </w:rPr>
-        <w:t>đa khoa tỉnh Phú Thọ</w:t>
+        <w:t xml:space="preserve">đa khoa tỉnh Phú Thọ</w:t>
       </w:r>
       <w:r>
         <w:rPr>
@@ -5848,7 +5848,7 @@
           <w:szCs w:val="26"/>
           <w:lang w:val="es-ES"/>
         </w:rPr>
-        <w:t>.</w:t>
+        <w:t xml:space="preserve">.</w:t>
       </w:r>
     </w:p>
     <w:p>
@@ -5897,7 +5897,7 @@
           <w:szCs w:val="26"/>
           <w:lang w:val="es-ES"/>
         </w:rPr>
-        <w:t>Bệnh viện đa khoa tỉnh Phú Thọ.</w:t>
+        <w:t xml:space="preserve">Bệnh viện đa khoa tỉnh Phú Thọ.</w:t>
       </w:r>
     </w:p>
     <w:p>
@@ -5926,7 +5926,7 @@
           <w:szCs w:val="26"/>
           <w:lang w:val="es-ES"/>
         </w:rPr>
-        <w:t>Danh mục</w:t>
+        <w:t xml:space="preserve">Danh mục</w:t>
       </w:r>
       <w:r>
         <w:rPr>
@@ -5936,7 +5936,7 @@
           <w:szCs w:val="26"/>
           <w:lang w:val="es-ES"/>
         </w:rPr>
-        <w:t>, số lượng</w:t>
+        <w:t xml:space="preserve">, số lượng</w:t>
       </w:r>
       <w:r>
         <w:rPr>
@@ -5976,7 +5976,7 @@
           <w:szCs w:val="26"/>
           <w:lang w:val="es-ES"/>
         </w:rPr>
-        <w:t>vật tư</w:t>
+        <w:t xml:space="preserve">vật tư</w:t>
       </w:r>
       <w:r>
         <w:rPr>
@@ -5996,7 +5996,7 @@
           <w:szCs w:val="26"/>
           <w:lang w:val="vi-VN"/>
         </w:rPr>
-        <w:t>y tế</w:t>
+        <w:t xml:space="preserve">y tế</w:t>
       </w:r>
       <w:r>
         <w:rPr>
@@ -6016,7 +6016,7 @@
           <w:szCs w:val="26"/>
           <w:lang w:val="es-ES"/>
         </w:rPr>
-        <w:t>Chi tiết theo Phụ lụ</w:t>
+        <w:t xml:space="preserve">Chi tiết theo Phụ lụ</w:t>
       </w:r>
       <w:r>
         <w:rPr>
@@ -6026,7 +6026,7 @@
           <w:szCs w:val="26"/>
           <w:lang w:val="es-ES"/>
         </w:rPr>
-        <w:t>c I đính kèm</w:t>
+        <w:t xml:space="preserve">c I đính kèm</w:t>
       </w:r>
       <w:r>
         <w:rPr>
@@ -6036,7 +6036,7 @@
           <w:szCs w:val="26"/>
           <w:lang w:val="es-ES"/>
         </w:rPr>
-        <w:t>.</w:t>
+        <w:t xml:space="preserve">.</w:t>
       </w:r>
     </w:p>
     <w:p>
@@ -6072,7 +6072,7 @@
           <w:sz w:val="26"/>
           <w:szCs w:val="26"/>
         </w:rPr>
-        <w:t>C</w:t>
+        <w:t xml:space="preserve">C</w:t>
       </w:r>
       <w:r>
         <w:rPr>
@@ -6081,7 +6081,7 @@
           <w:szCs w:val="26"/>
           <w:lang w:val="vi-VN"/>
         </w:rPr>
-        <w:t>hào giá trực tuyến rút gọn</w:t>
+        <w:t xml:space="preserve">hào giá trực tuyến rút gọn</w:t>
       </w:r>
       <w:r>
         <w:rPr>
@@ -6090,7 +6090,7 @@
           <w:szCs w:val="26"/>
           <w:lang w:val="es-ES"/>
         </w:rPr>
-        <w:t>.</w:t>
+        <w:t xml:space="preserve">.</w:t>
       </w:r>
       <w:r>
         <w:rPr>
@@ -6127,7 +6127,7 @@
           <w:szCs w:val="26"/>
           <w:lang w:val="es-ES"/>
         </w:rPr>
-        <w:t>Giá dự toán</w:t>
+        <w:t xml:space="preserve">Giá dự toán</w:t>
       </w:r>
       <w:r>
         <w:rPr>
@@ -6137,7 +6137,7 @@
           <w:szCs w:val="26"/>
           <w:lang w:val="es-ES"/>
         </w:rPr>
-        <w:t>:</w:t>
+        <w:t xml:space="preserve">:</w:t>
       </w:r>
       <w:r>
         <w:rPr>
@@ -6157,7 +6157,7 @@
           <w:szCs w:val="26"/>
           <w:lang w:val="es-ES"/>
         </w:rPr>
-        <w:t>1</w:t>
+        <w:t xml:space="preserve">1</w:t>
       </w:r>
       <w:r>
         <w:rPr>
@@ -6167,7 +6167,7 @@
           <w:szCs w:val="26"/>
           <w:lang w:val="vi-VN"/>
         </w:rPr>
-        <w:t>.999.950.000</w:t>
+        <w:t xml:space="preserve">.999.950.000</w:t>
       </w:r>
       <w:r>
         <w:rPr>
@@ -6197,7 +6197,7 @@
           <w:szCs w:val="26"/>
           <w:lang w:val="es-ES"/>
         </w:rPr>
-        <w:t>(</w:t>
+        <w:t xml:space="preserve">(</w:t>
       </w:r>
       <w:r>
         <w:rPr>
@@ -6212,14 +6212,14 @@
           <w:szCs w:val="26"/>
           <w:lang w:val="vi-VN"/>
         </w:rPr>
-        <w:t>Một tỷ chín trăm chín mươi chín triệu chín trăm năm mươi nghìn đồng</w:t>
-      </w:r>
-      <w:r>
-        <w:rPr>
-          <w:sz w:val="26"/>
-          <w:szCs w:val="26"/>
-        </w:rPr>
-        <w:t>).</w:t>
+        <w:t xml:space="preserve">Một tỷ chín trăm chín mươi chín triệu chín trăm năm mươi nghìn đồng</w:t>
+      </w:r>
+      <w:r>
+        <w:rPr>
+          <w:sz w:val="26"/>
+          <w:szCs w:val="26"/>
+        </w:rPr>
+        <w:t xml:space="preserve">).</w:t>
       </w:r>
     </w:p>
     <w:p>
@@ -6257,7 +6257,7 @@
           <w:szCs w:val="26"/>
           <w:shd w:val="clear" w:color="auto" w:fill="FFFFFF"/>
         </w:rPr>
-        <w:t>Nguồn thu từ dịch vụ khám chữa bệnh và các nguồn kinh phí hợp pháp khác của Bệnh viện</w:t>
+        <w:t xml:space="preserve">Nguồn thu từ dịch vụ khám chữa bệnh và các nguồn kinh phí hợp pháp khác của Bệnh viện</w:t>
       </w:r>
       <w:r>
         <w:rPr>
@@ -6267,7 +6267,7 @@
           <w:szCs w:val="26"/>
           <w:lang w:val="es-ES"/>
         </w:rPr>
-        <w:t>.</w:t>
+        <w:t xml:space="preserve">.</w:t>
       </w:r>
     </w:p>
     <w:p>
@@ -6306,7 +6306,7 @@
           <w:szCs w:val="26"/>
           <w:lang w:val="es-ES"/>
         </w:rPr>
-        <w:t>Quý I</w:t>
+        <w:t xml:space="preserve">Quý I</w:t>
       </w:r>
       <w:r>
         <w:rPr>
@@ -6316,7 +6316,7 @@
           <w:szCs w:val="26"/>
           <w:lang w:val="es-ES"/>
         </w:rPr>
-        <w:t>/202</w:t>
+        <w:t xml:space="preserve">/202</w:t>
       </w:r>
       <w:r>
         <w:rPr>
@@ -6326,7 +6326,7 @@
           <w:szCs w:val="26"/>
           <w:lang w:val="es-ES"/>
         </w:rPr>
-        <w:t>6</w:t>
+        <w:t xml:space="preserve">6</w:t>
       </w:r>
       <w:r>
         <w:rPr>
@@ -6336,7 +6336,7 @@
           <w:szCs w:val="26"/>
           <w:lang w:val="es-ES"/>
         </w:rPr>
-        <w:t>.</w:t>
+        <w:t xml:space="preserve">.</w:t>
       </w:r>
     </w:p>
     <w:p>
@@ -6370,7 +6370,7 @@
           <w:szCs w:val="26"/>
           <w:lang w:val="es-ES"/>
         </w:rPr>
-        <w:t>Thời gian thực hiện</w:t>
+        <w:t xml:space="preserve">Thời gian thực hiện</w:t>
       </w:r>
       <w:r>
         <w:rPr>
@@ -6390,7 +6390,7 @@
           <w:szCs w:val="26"/>
           <w:lang w:val="es-ES"/>
         </w:rPr>
-        <w:t>gói thầu</w:t>
+        <w:t xml:space="preserve">gói thầu</w:t>
       </w:r>
       <w:r>
         <w:rPr>
@@ -6400,7 +6400,7 @@
           <w:szCs w:val="26"/>
           <w:lang w:val="es-ES"/>
         </w:rPr>
-        <w:t>:</w:t>
+        <w:t xml:space="preserve">:</w:t>
       </w:r>
       <w:r>
         <w:rPr>
@@ -6456,7 +6456,7 @@
           <w:szCs w:val="26"/>
           <w:lang w:val="es-ES"/>
         </w:rPr>
-        <w:t>V. Thảo luận</w:t>
+        <w:t xml:space="preserve">V. Thảo luận</w:t>
       </w:r>
     </w:p>
     <w:p>
@@ -6491,7 +6491,7 @@
           <w:szCs w:val="26"/>
           <w:lang w:val="vi-VN"/>
         </w:rPr>
-        <w:t>họp thống nhất các nội dung liên quan đến xây dựng dự toán và kế hoạch lựa chọn nhà thầu dự toán mua sắm</w:t>
+        <w:t xml:space="preserve">họp thống nhất các nội dung liên quan đến xây dựng dự toán và kế hoạch lựa chọn nhà thầu dự toán mua sắm</w:t>
       </w:r>
       <w:r>
         <w:rPr>
@@ -6508,7 +6508,7 @@
           <w:szCs w:val="26"/>
           <w:lang w:val="vi-VN"/>
         </w:rPr>
-        <w:t>M</w:t>
+        <w:t xml:space="preserve">M</w:t>
       </w:r>
       <w:r>
         <w:rPr>
@@ -6533,7 +6533,7 @@
           <w:sz w:val="26"/>
           <w:szCs w:val="26"/>
         </w:rPr>
-        <w:t>phục vụ công tác chuyên môn tại Bệnh viện đa khoa tỉnh Phú Thọ</w:t>
+        <w:t xml:space="preserve">phục vụ công tác chuyên môn tại Bệnh viện đa khoa tỉnh Phú Thọ</w:t>
       </w:r>
       <w:r>
         <w:rPr>
@@ -6565,7 +6565,7 @@
           <w:sz w:val="26"/>
           <w:szCs w:val="26"/>
         </w:rPr>
-        <w:t>thực hiện gói thầ</w:t>
+        <w:t xml:space="preserve">thực hiện gói thầ</w:t>
       </w:r>
       <w:r>
         <w:rPr>
@@ -6573,14 +6573,14 @@
           <w:szCs w:val="26"/>
           <w:lang w:val="vi-VN"/>
         </w:rPr>
-        <w:t>u</w:t>
-      </w:r>
-      <w:r>
-        <w:rPr>
-          <w:sz w:val="26"/>
-          <w:szCs w:val="26"/>
-        </w:rPr>
-        <w:t>.</w:t>
+        <w:t xml:space="preserve">u</w:t>
+      </w:r>
+      <w:r>
+        <w:rPr>
+          <w:sz w:val="26"/>
+          <w:szCs w:val="26"/>
+        </w:rPr>
+        <w:t xml:space="preserve">.</w:t>
       </w:r>
       <w:r>
         <w:rPr>
@@ -6620,7 +6620,7 @@
           <w:szCs w:val="26"/>
           <w:lang w:val="es-ES"/>
         </w:rPr>
-        <w:t>Về danh mục</w:t>
+        <w:t xml:space="preserve">Về danh mục</w:t>
       </w:r>
       <w:r>
         <w:rPr>
@@ -6629,7 +6629,7 @@
           <w:szCs w:val="26"/>
           <w:lang w:val="pt-BR"/>
         </w:rPr>
-        <w:t>, số lượng, yêu cầu kỹ thuật đối với</w:t>
+        <w:t xml:space="preserve">, số lượng, yêu cầu kỹ thuật đối với</w:t>
       </w:r>
       <w:r>
         <w:rPr>
@@ -6655,7 +6655,7 @@
           <w:szCs w:val="26"/>
           <w:lang w:val="vi-VN"/>
         </w:rPr>
-        <w:t>y tế</w:t>
+        <w:t xml:space="preserve">y tế</w:t>
       </w:r>
       <w:r>
         <w:rPr>
@@ -6680,7 +6680,7 @@
           <w:szCs w:val="26"/>
           <w:lang w:val="vi-VN"/>
         </w:rPr>
-        <w:t>Danh mục,</w:t>
+        <w:t xml:space="preserve">Danh mục,</w:t>
       </w:r>
       <w:r>
         <w:rPr>
@@ -6702,7 +6702,7 @@
           <w:sz w:val="26"/>
           <w:szCs w:val="26"/>
         </w:rPr>
-        <w:t>yêu cầu kỹ thuật</w:t>
+        <w:t xml:space="preserve">yêu cầu kỹ thuật</w:t>
       </w:r>
       <w:r>
         <w:rPr>
@@ -6716,7 +6716,7 @@
           <w:sz w:val="26"/>
           <w:szCs w:val="26"/>
         </w:rPr>
-        <w:t>của vật tư</w:t>
+        <w:t xml:space="preserve">của vật tư</w:t>
       </w:r>
       <w:r>
         <w:rPr>
@@ -6732,7 +6732,7 @@
           <w:szCs w:val="26"/>
           <w:lang w:val="vi-VN"/>
         </w:rPr>
-        <w:t>y tế</w:t>
+        <w:t xml:space="preserve">y tế</w:t>
       </w:r>
       <w:r>
         <w:rPr>
@@ -6748,7 +6748,7 @@
           <w:szCs w:val="26"/>
           <w:lang w:val="vi-VN"/>
         </w:rPr>
-        <w:t>được</w:t>
+        <w:t xml:space="preserve">được</w:t>
       </w:r>
       <w:r>
         <w:rPr>
@@ -6785,7 +6785,7 @@
           <w:szCs w:val="26"/>
           <w:lang w:val="vi-VN"/>
         </w:rPr>
-        <w:t>Phẫu thuật ung bướu</w:t>
+        <w:t xml:space="preserve">Phẫu thuật ung bướu</w:t>
       </w:r>
       <w:r>
         <w:rPr>
@@ -6806,35 +6806,35 @@
           <w:sz w:val="26"/>
           <w:szCs w:val="26"/>
         </w:rPr>
-        <w:t>27</w:t>
-      </w:r>
-      <w:r>
-        <w:rPr>
-          <w:sz w:val="26"/>
-          <w:szCs w:val="26"/>
-        </w:rPr>
-        <w:t>/</w:t>
-      </w:r>
-      <w:r>
-        <w:rPr>
-          <w:sz w:val="26"/>
-          <w:szCs w:val="26"/>
-        </w:rPr>
-        <w:t>11</w:t>
-      </w:r>
-      <w:r>
-        <w:rPr>
-          <w:sz w:val="26"/>
-          <w:szCs w:val="26"/>
-        </w:rPr>
-        <w:t>/202</w:t>
-      </w:r>
-      <w:r>
-        <w:rPr>
-          <w:sz w:val="26"/>
-          <w:szCs w:val="26"/>
-        </w:rPr>
-        <w:t>5</w:t>
+        <w:t xml:space="preserve">27</w:t>
+      </w:r>
+      <w:r>
+        <w:rPr>
+          <w:sz w:val="26"/>
+          <w:szCs w:val="26"/>
+        </w:rPr>
+        <w:t xml:space="preserve">/</w:t>
+      </w:r>
+      <w:r>
+        <w:rPr>
+          <w:sz w:val="26"/>
+          <w:szCs w:val="26"/>
+        </w:rPr>
+        <w:t xml:space="preserve">11</w:t>
+      </w:r>
+      <w:r>
+        <w:rPr>
+          <w:sz w:val="26"/>
+          <w:szCs w:val="26"/>
+        </w:rPr>
+        <w:t xml:space="preserve">/202</w:t>
+      </w:r>
+      <w:r>
+        <w:rPr>
+          <w:sz w:val="26"/>
+          <w:szCs w:val="26"/>
+        </w:rPr>
+        <w:t xml:space="preserve">5</w:t>
       </w:r>
       <w:r>
         <w:rPr>
@@ -6859,7 +6859,7 @@
           <w:sz w:val="26"/>
           <w:szCs w:val="26"/>
         </w:rPr>
-        <w:t>thống nhất tại cuộc họp của</w:t>
+        <w:t xml:space="preserve">thống nhất tại cuộc họp của</w:t>
       </w:r>
       <w:r>
         <w:rPr>
@@ -6885,7 +6885,7 @@
           <w:szCs w:val="26"/>
           <w:lang w:val="vi-VN"/>
         </w:rPr>
-        <w:t>24</w:t>
+        <w:t xml:space="preserve">24</w:t>
       </w:r>
       <w:r>
         <w:rPr>
@@ -6893,7 +6893,7 @@
           <w:sz w:val="26"/>
           <w:szCs w:val="26"/>
         </w:rPr>
-        <w:t>/</w:t>
+        <w:t xml:space="preserve">/</w:t>
       </w:r>
       <w:r>
         <w:rPr>
@@ -6901,7 +6901,7 @@
           <w:sz w:val="26"/>
           <w:szCs w:val="26"/>
         </w:rPr>
-        <w:t>03</w:t>
+        <w:t xml:space="preserve">03</w:t>
       </w:r>
       <w:r>
         <w:rPr>
@@ -6909,7 +6909,7 @@
           <w:sz w:val="26"/>
           <w:szCs w:val="26"/>
         </w:rPr>
-        <w:t>/2026</w:t>
+        <w:t xml:space="preserve">/2026</w:t>
       </w:r>
       <w:r>
         <w:rPr>
@@ -6958,7 +6958,7 @@
           <w:sz w:val="26"/>
           <w:szCs w:val="26"/>
         </w:rPr>
-        <w:t>25</w:t>
+        <w:t xml:space="preserve">25</w:t>
       </w:r>
       <w:r>
         <w:rPr>
@@ -6966,7 +6966,7 @@
           <w:sz w:val="26"/>
           <w:szCs w:val="26"/>
         </w:rPr>
-        <w:t>/</w:t>
+        <w:t xml:space="preserve">/</w:t>
       </w:r>
       <w:r>
         <w:rPr>
@@ -6974,7 +6974,7 @@
           <w:sz w:val="26"/>
           <w:szCs w:val="26"/>
         </w:rPr>
-        <w:t>03</w:t>
+        <w:t xml:space="preserve">03</w:t>
       </w:r>
       <w:r>
         <w:rPr>
@@ -6982,7 +6982,7 @@
           <w:sz w:val="26"/>
           <w:szCs w:val="26"/>
         </w:rPr>
-        <w:t>/2026</w:t>
+        <w:t xml:space="preserve">/2026</w:t>
       </w:r>
       <w:r>
         <w:rPr>
@@ -6997,7 +6997,7 @@
           <w:sz w:val="26"/>
           <w:szCs w:val="26"/>
         </w:rPr>
-        <w:t>của Giám đốc Bệnh viện đa khoa tỉnh Phú Thọ về việc</w:t>
+        <w:t xml:space="preserve">của Giám đốc Bệnh viện đa khoa tỉnh Phú Thọ về việc</w:t>
       </w:r>
       <w:r>
         <w:rPr>
@@ -7027,7 +7027,7 @@
           <w:sz w:val="26"/>
           <w:szCs w:val="26"/>
         </w:rPr>
-        <w:t>tiêu chí</w:t>
+        <w:t xml:space="preserve">tiêu chí</w:t>
       </w:r>
       <w:r>
         <w:rPr>
@@ -7049,7 +7049,7 @@
           <w:sz w:val="26"/>
           <w:szCs w:val="26"/>
         </w:rPr>
-        <w:t>của</w:t>
+        <w:t xml:space="preserve">của</w:t>
       </w:r>
       <w:r>
         <w:rPr>
@@ -7082,7 +7082,7 @@
           <w:szCs w:val="26"/>
           <w:lang w:val="vi-VN"/>
         </w:rPr>
-        <w:t>m</w:t>
+        <w:t xml:space="preserve">m</w:t>
       </w:r>
       <w:r>
         <w:rPr>
@@ -7107,7 +7107,7 @@
           <w:sz w:val="26"/>
           <w:szCs w:val="26"/>
         </w:rPr>
-        <w:t>phục vụ công tác chuyên môn tại Bệnh viện đa khoa tỉnh Phú Thọ</w:t>
+        <w:t xml:space="preserve">phục vụ công tác chuyên môn tại Bệnh viện đa khoa tỉnh Phú Thọ</w:t>
       </w:r>
       <w:r>
         <w:rPr>
@@ -7115,7 +7115,7 @@
           <w:szCs w:val="26"/>
           <w:lang w:val="pt-BR"/>
         </w:rPr>
-        <w:t>.</w:t>
+        <w:t xml:space="preserve">.</w:t>
       </w:r>
     </w:p>
     <w:p>
@@ -7158,7 +7158,7 @@
           <w:sz w:val="26"/>
           <w:szCs w:val="26"/>
         </w:rPr>
-        <w:t>xây dựng giá gói thầu:</w:t>
+        <w:t xml:space="preserve">xây dựng giá gói thầu:</w:t>
       </w:r>
       <w:r>
         <w:rPr>
@@ -7203,7 +7203,7 @@
           <w:szCs w:val="26"/>
           <w:lang w:val="vi-VN"/>
         </w:rPr>
-        <w:t>N</w:t>
+        <w:t xml:space="preserve">N</w:t>
       </w:r>
       <w:r>
         <w:rPr>
@@ -7213,7 +7213,7 @@
           <w:szCs w:val="26"/>
           <w:lang w:val="es-ES"/>
         </w:rPr>
-        <w:t>ghị định số 214/2025/NĐ-CP ngày 04/8/2025 của Chính phủ.</w:t>
+        <w:t xml:space="preserve">ghị định số 214/2025/NĐ-CP ngày 04/8/2025 của Chính phủ.</w:t>
       </w:r>
       <w:r>
         <w:rPr>
@@ -7251,7 +7251,7 @@
           <w:sz w:val="26"/>
           <w:szCs w:val="26"/>
         </w:rPr>
-        <w:t>Tổ chuyên gia đã</w:t>
+        <w:t xml:space="preserve">Tổ chuyên gia đã</w:t>
       </w:r>
       <w:r>
         <w:rPr>
@@ -7276,7 +7276,7 @@
           <w:sz w:val="26"/>
           <w:szCs w:val="26"/>
         </w:rPr>
-        <w:t>tham chiếu giá trúng thầu</w:t>
+        <w:t xml:space="preserve">tham chiếu giá trúng thầu</w:t>
       </w:r>
       <w:r>
         <w:rPr>
@@ -7316,7 +7316,7 @@
           <w:sz w:val="26"/>
           <w:szCs w:val="26"/>
         </w:rPr>
-        <w:t>trong thời gian gần nhấ</w:t>
+        <w:t xml:space="preserve">trong thời gian gần nhấ</w:t>
       </w:r>
       <w:r>
         <w:rPr>
@@ -7332,7 +7332,7 @@
             <w:sz w:val="26"/>
             <w:szCs w:val="26"/>
           </w:rPr>
-          <w:t>https://muasamcong.mpi.gov.vn</w:t>
+          <w:t xml:space="preserve">https://muasamcong.mpi.gov.vn</w:t>
         </w:r>
       </w:hyperlink>
       <w:r>
@@ -7347,7 +7347,7 @@
           <w:sz w:val="26"/>
           <w:szCs w:val="26"/>
         </w:rPr>
-        <w:t>thảo luận về các nội dung của</w:t>
+        <w:t xml:space="preserve">thảo luận về các nội dung của</w:t>
       </w:r>
       <w:r>
         <w:rPr>
@@ -7361,7 +7361,7 @@
           <w:sz w:val="26"/>
           <w:szCs w:val="26"/>
         </w:rPr>
-        <w:t>gói thầu</w:t>
+        <w:t xml:space="preserve">gói thầu</w:t>
       </w:r>
       <w:r>
         <w:rPr>
@@ -7375,7 +7375,7 @@
           <w:sz w:val="26"/>
           <w:szCs w:val="26"/>
         </w:rPr>
-        <w:t>có</w:t>
+        <w:t xml:space="preserve">có</w:t>
       </w:r>
       <w:r>
         <w:rPr>
@@ -7389,7 +7389,7 @@
           <w:sz w:val="26"/>
           <w:szCs w:val="26"/>
         </w:rPr>
-        <w:t>E-TBMT: IB</w:t>
+        <w:t xml:space="preserve">E-TBMT: IB</w:t>
       </w:r>
       <w:r>
         <w:rPr>
@@ -7397,7 +7397,7 @@
           <w:szCs w:val="26"/>
           <w:lang w:val="vi-VN"/>
         </w:rPr>
-        <w:t>2500091343</w:t>
+        <w:t xml:space="preserve">2500091343</w:t>
       </w:r>
       <w:r>
         <w:rPr>
@@ -7411,7 +7411,7 @@
           <w:sz w:val="26"/>
           <w:szCs w:val="26"/>
         </w:rPr>
-        <w:t>của</w:t>
+        <w:t xml:space="preserve">của</w:t>
       </w:r>
       <w:r>
         <w:rPr>
@@ -7425,7 +7425,7 @@
           <w:sz w:val="26"/>
           <w:szCs w:val="26"/>
         </w:rPr>
-        <w:t>Bệnh việ</w:t>
+        <w:t xml:space="preserve">Bệnh việ</w:t>
       </w:r>
       <w:r>
         <w:rPr>
@@ -7440,7 +7440,7 @@
           <w:szCs w:val="26"/>
           <w:lang w:val="vi-VN"/>
         </w:rPr>
-        <w:t>E</w:t>
+        <w:t xml:space="preserve">E</w:t>
       </w:r>
       <w:r>
         <w:rPr>
@@ -7462,7 +7462,7 @@
           <w:sz w:val="26"/>
           <w:szCs w:val="26"/>
         </w:rPr>
-        <w:t>PP2500126196</w:t>
+        <w:t xml:space="preserve">PP2500126196</w:t>
       </w:r>
       <w:r>
         <w:rPr>
@@ -7478,7 +7478,7 @@
           <w:szCs w:val="26"/>
           <w:lang w:val="vi-VN"/>
         </w:rPr>
-        <w:t>i</w:t>
+        <w:t xml:space="preserve">i</w:t>
       </w:r>
       <w:r>
         <w:rPr>
@@ -7518,7 +7518,7 @@
           <w:szCs w:val="26"/>
           <w:lang w:val="vi-VN"/>
         </w:rPr>
-        <w:t>:</w:t>
+        <w:t xml:space="preserve">:</w:t>
       </w:r>
       <w:r>
         <w:rPr>
@@ -7533,7 +7533,7 @@
           <w:sz w:val="26"/>
           <w:szCs w:val="26"/>
         </w:rPr>
-        <w:t>Băng ghim dùng trong mổ mở cỡ 80mm</w:t>
+        <w:t xml:space="preserve">Băng ghim dùng trong mổ mở cỡ 80mm</w:t>
       </w:r>
       <w:r>
         <w:rPr>
@@ -7541,7 +7541,7 @@
           <w:szCs w:val="26"/>
           <w:lang w:val="vi-VN"/>
         </w:rPr>
-        <w:t>. S</w:t>
+        <w:t xml:space="preserve">. S</w:t>
       </w:r>
       <w:r>
         <w:rPr>
@@ -7556,7 +7556,7 @@
           <w:sz w:val="26"/>
           <w:szCs w:val="26"/>
         </w:rPr>
-        <w:t>PP2500126271</w:t>
+        <w:t xml:space="preserve">PP2500126271</w:t>
       </w:r>
       <w:r>
         <w:rPr>
@@ -7572,7 +7572,7 @@
           <w:szCs w:val="26"/>
           <w:lang w:val="vi-VN"/>
         </w:rPr>
-        <w:t>STT 63</w:t>
+        <w:t xml:space="preserve">STT 63</w:t>
       </w:r>
       <w:r>
         <w:rPr>
@@ -7596,7 +7596,7 @@
           <w:szCs w:val="26"/>
           <w:lang w:val="vi-VN"/>
         </w:rPr>
-        <w:t>Dụng cụ khâu nối tròn ba hàng ghim</w:t>
+        <w:t xml:space="preserve">Dụng cụ khâu nối tròn ba hàng ghim</w:t>
       </w:r>
       <w:r>
         <w:rPr>
@@ -7611,7 +7611,7 @@
           <w:sz w:val="26"/>
           <w:szCs w:val="26"/>
         </w:rPr>
-        <w:t>PP2500126199</w:t>
+        <w:t xml:space="preserve">PP2500126199</w:t>
       </w:r>
       <w:r>
         <w:rPr>
@@ -7627,7 +7627,7 @@
           <w:szCs w:val="26"/>
           <w:lang w:val="vi-VN"/>
         </w:rPr>
-        <w:t>Dụng cụ khâu cắt nội soi</w:t>
+        <w:t xml:space="preserve">Dụng cụ khâu cắt nội soi</w:t>
       </w:r>
       <w:r>
         <w:rPr>
@@ -7643,7 +7643,7 @@
           <w:szCs w:val="26"/>
           <w:lang w:val="vi-VN"/>
         </w:rPr>
-        <w:t>Băng ghim cắt khâu nối nội soi các cỡ</w:t>
+        <w:t xml:space="preserve">Băng ghim cắt khâu nối nội soi các cỡ</w:t>
       </w:r>
       <w:r>
         <w:rPr>
@@ -7666,7 +7666,7 @@
           <w:szCs w:val="26"/>
           <w:lang w:val="vi-VN"/>
         </w:rPr>
-        <w:t>C</w:t>
+        <w:t xml:space="preserve">C</w:t>
       </w:r>
       <w:r>
         <w:rPr>
@@ -7674,7 +7674,7 @@
           <w:szCs w:val="26"/>
           <w:lang w:val="vi-VN"/>
         </w:rPr>
-        <w:t>ủa</w:t>
+        <w:t xml:space="preserve">ủa</w:t>
       </w:r>
       <w:r>
         <w:rPr>
@@ -7704,7 +7704,7 @@
           <w:szCs w:val="26"/>
           <w:lang w:val="vi-VN"/>
         </w:rPr>
-        <w:t>kỹ thuật và dịch vụ Thống Nhất</w:t>
+        <w:t xml:space="preserve">kỹ thuật và dịch vụ Thống Nhất</w:t>
       </w:r>
       <w:r>
         <w:rPr>
@@ -7727,7 +7727,7 @@
           <w:sz w:val="26"/>
           <w:szCs w:val="26"/>
         </w:rPr>
-        <w:t>q</w:t>
+        <w:t xml:space="preserve">q</w:t>
       </w:r>
       <w:r>
         <w:rPr>
@@ -7744,7 +7744,7 @@
           <w:szCs w:val="26"/>
           <w:lang w:val="vi-VN"/>
         </w:rPr>
-        <w:t>phê duyệt kết quả lựa chọn nhà thầu</w:t>
+        <w:t xml:space="preserve">phê duyệt kết quả lựa chọn nhà thầu</w:t>
       </w:r>
       <w:r>
         <w:rPr>
@@ -7770,14 +7770,14 @@
           <w:szCs w:val="26"/>
           <w:lang w:val="vi-VN"/>
         </w:rPr>
-        <w:t>4045</w:t>
-      </w:r>
-      <w:r>
-        <w:rPr>
-          <w:sz w:val="26"/>
-          <w:szCs w:val="26"/>
-        </w:rPr>
-        <w:t>/</w:t>
+        <w:t xml:space="preserve">4045</w:t>
+      </w:r>
+      <w:r>
+        <w:rPr>
+          <w:sz w:val="26"/>
+          <w:szCs w:val="26"/>
+        </w:rPr>
+        <w:t xml:space="preserve">/</w:t>
       </w:r>
       <w:r>
         <w:rPr>
@@ -7785,7 +7785,7 @@
           <w:szCs w:val="26"/>
           <w:lang w:val="vi-VN"/>
         </w:rPr>
-        <w:t>QĐ-B</w:t>
+        <w:t xml:space="preserve">QĐ-B</w:t>
       </w:r>
       <w:r>
         <w:rPr>
@@ -7793,7 +7793,7 @@
           <w:szCs w:val="26"/>
           <w:lang w:val="vi-VN"/>
         </w:rPr>
-        <w:t>V</w:t>
+        <w:t xml:space="preserve">V</w:t>
       </w:r>
       <w:r>
         <w:rPr>
@@ -7801,7 +7801,7 @@
           <w:szCs w:val="26"/>
           <w:lang w:val="vi-VN"/>
         </w:rPr>
-        <w:t>E</w:t>
+        <w:t xml:space="preserve">E</w:t>
       </w:r>
       <w:r>
         <w:rPr>
@@ -7822,35 +7822,35 @@
           <w:sz w:val="26"/>
           <w:szCs w:val="26"/>
         </w:rPr>
-        <w:t>25</w:t>
-      </w:r>
-      <w:r>
-        <w:rPr>
-          <w:sz w:val="26"/>
-          <w:szCs w:val="26"/>
-        </w:rPr>
-        <w:t>/</w:t>
-      </w:r>
-      <w:r>
-        <w:rPr>
-          <w:sz w:val="26"/>
-          <w:szCs w:val="26"/>
-        </w:rPr>
-        <w:t>9</w:t>
-      </w:r>
-      <w:r>
-        <w:rPr>
-          <w:sz w:val="26"/>
-          <w:szCs w:val="26"/>
-        </w:rPr>
-        <w:t>/202</w:t>
-      </w:r>
-      <w:r>
-        <w:rPr>
-          <w:sz w:val="26"/>
-          <w:szCs w:val="26"/>
-        </w:rPr>
-        <w:t>5</w:t>
+        <w:t xml:space="preserve">25</w:t>
+      </w:r>
+      <w:r>
+        <w:rPr>
+          <w:sz w:val="26"/>
+          <w:szCs w:val="26"/>
+        </w:rPr>
+        <w:t xml:space="preserve">/</w:t>
+      </w:r>
+      <w:r>
+        <w:rPr>
+          <w:sz w:val="26"/>
+          <w:szCs w:val="26"/>
+        </w:rPr>
+        <w:t xml:space="preserve">9</w:t>
+      </w:r>
+      <w:r>
+        <w:rPr>
+          <w:sz w:val="26"/>
+          <w:szCs w:val="26"/>
+        </w:rPr>
+        <w:t xml:space="preserve">/202</w:t>
+      </w:r>
+      <w:r>
+        <w:rPr>
+          <w:sz w:val="26"/>
+          <w:szCs w:val="26"/>
+        </w:rPr>
+        <w:t xml:space="preserve">5</w:t>
       </w:r>
       <w:r>
         <w:rPr>
@@ -7864,7 +7864,7 @@
           <w:sz w:val="26"/>
           <w:szCs w:val="26"/>
         </w:rPr>
-        <w:t>Giám đốc</w:t>
+        <w:t xml:space="preserve">Giám đốc</w:t>
       </w:r>
       <w:r>
         <w:rPr>
@@ -7878,14 +7878,14 @@
           <w:sz w:val="26"/>
           <w:szCs w:val="26"/>
         </w:rPr>
-        <w:t>Bệnh việ</w:t>
-      </w:r>
-      <w:r>
-        <w:rPr>
-          <w:sz w:val="26"/>
-          <w:szCs w:val="26"/>
-        </w:rPr>
-        <w:t>n</w:t>
+        <w:t xml:space="preserve">Bệnh việ</w:t>
+      </w:r>
+      <w:r>
+        <w:rPr>
+          <w:sz w:val="26"/>
+          <w:szCs w:val="26"/>
+        </w:rPr>
+        <w:t xml:space="preserve">n</w:t>
       </w:r>
       <w:r>
         <w:rPr>
@@ -7901,14 +7901,14 @@
           <w:szCs w:val="26"/>
           <w:lang w:val="vi-VN"/>
         </w:rPr>
-        <w:t>E</w:t>
-      </w:r>
-      <w:r>
-        <w:rPr>
-          <w:sz w:val="26"/>
-          <w:szCs w:val="26"/>
-        </w:rPr>
-        <w:t>.</w:t>
+        <w:t xml:space="preserve">E</w:t>
+      </w:r>
+      <w:r>
+        <w:rPr>
+          <w:sz w:val="26"/>
+          <w:szCs w:val="26"/>
+        </w:rPr>
+        <w:t xml:space="preserve">.</w:t>
       </w:r>
       <w:r>
         <w:rPr>
@@ -7924,7 +7924,7 @@
           <w:szCs w:val="26"/>
           <w:lang w:val="vi-VN"/>
         </w:rPr>
-        <w:t>Chi tiết mặt hàng tham chiếu như sau</w:t>
+        <w:t xml:space="preserve">Chi tiết mặt hàng tham chiếu như sau</w:t>
       </w:r>
       <w:r>
         <w:rPr>
@@ -7932,7 +7932,7 @@
           <w:sz w:val="26"/>
           <w:szCs w:val="26"/>
         </w:rPr>
-        <w:t>:</w:t>
+        <w:t xml:space="preserve">:</w:t>
       </w:r>
     </w:p>
     <w:tbl>
@@ -7986,7 +7986,7 @@
                 <w:szCs w:val="21"/>
                 <w:lang w:val="vi-VN"/>
               </w:rPr>
-              <w:t>TT</w:t>
+              <w:t xml:space="preserve">TT</w:t>
             </w:r>
           </w:p>
         </w:tc>
@@ -8019,7 +8019,7 @@
                 <w:szCs w:val="21"/>
                 <w:lang w:val="vi-VN"/>
               </w:rPr>
-              <w:t>Tên hàng hóa</w:t>
+              <w:t xml:space="preserve">Tên hàng hóa</w:t>
             </w:r>
           </w:p>
         </w:tc>
@@ -8052,7 +8052,7 @@
                 <w:szCs w:val="21"/>
                 <w:lang w:val="vi-VN"/>
               </w:rPr>
-              <w:t>Tiêu chí k</w:t>
+              <w:t xml:space="preserve">Tiêu chí k</w:t>
             </w:r>
             <w:r>
               <w:rPr>
@@ -8062,7 +8062,7 @@
                 <w:szCs w:val="21"/>
                 <w:lang w:val="vi-VN"/>
               </w:rPr>
-              <w:t>ỹ thuật</w:t>
+              <w:t xml:space="preserve">ỹ thuật</w:t>
             </w:r>
           </w:p>
         </w:tc>
@@ -8095,7 +8095,7 @@
                 <w:szCs w:val="21"/>
                 <w:lang w:val="vi-VN"/>
               </w:rPr>
-              <w:t>Ký mã hiệu</w:t>
+              <w:t xml:space="preserve">Ký mã hiệu</w:t>
             </w:r>
           </w:p>
         </w:tc>
@@ -8128,7 +8128,7 @@
                 <w:szCs w:val="21"/>
                 <w:lang w:val="vi-VN"/>
               </w:rPr>
-              <w:t>Hãng</w:t>
+              <w:t xml:space="preserve">Hãng</w:t>
             </w:r>
             <w:r>
               <w:rPr>
@@ -8137,7 +8137,7 @@
                 <w:sz w:val="21"/>
                 <w:szCs w:val="21"/>
               </w:rPr>
-              <w:t>/</w:t>
+              <w:t xml:space="preserve">/</w:t>
             </w:r>
             <w:r>
               <w:rPr>
@@ -8156,7 +8156,7 @@
                 <w:szCs w:val="21"/>
                 <w:lang w:val="vi-VN"/>
               </w:rPr>
-              <w:t>nước sản xuất</w:t>
+              <w:t xml:space="preserve">nước sản xuất</w:t>
             </w:r>
           </w:p>
         </w:tc>
@@ -8189,7 +8189,7 @@
                 <w:szCs w:val="21"/>
                 <w:lang w:val="vi-VN"/>
               </w:rPr>
-              <w:t>Quy cách</w:t>
+              <w:t xml:space="preserve">Quy cách</w:t>
             </w:r>
           </w:p>
         </w:tc>
@@ -8222,7 +8222,7 @@
                 <w:szCs w:val="21"/>
                 <w:lang w:val="vi-VN"/>
               </w:rPr>
-              <w:t>Đơn vị tính</w:t>
+              <w:t xml:space="preserve">Đơn vị tính</w:t>
             </w:r>
           </w:p>
         </w:tc>
@@ -8255,7 +8255,7 @@
                 <w:szCs w:val="21"/>
                 <w:lang w:val="vi-VN"/>
               </w:rPr>
-              <w:t>Đơn giá (VND) (đã bao gồm thuế, phí, lệ phí (nếu có)</w:t>
+              <w:t xml:space="preserve">Đơn giá (VND) (đã bao gồm thuế, phí, lệ phí (nếu có)</w:t>
             </w:r>
           </w:p>
         </w:tc>
@@ -8291,7 +8291,7 @@
                 <w:szCs w:val="21"/>
                 <w:lang w:val="vi-VN"/>
               </w:rPr>
-              <w:t>1</w:t>
+              <w:t xml:space="preserve">1</w:t>
             </w:r>
           </w:p>
         </w:tc>
@@ -8320,7 +8320,7 @@
                 <w:sz w:val="21"/>
                 <w:szCs w:val="21"/>
               </w:rPr>
-              <w:t>Băng ghim dùng trong mổ mở cỡ 80mm</w:t>
+              <w:t xml:space="preserve">Băng ghim dùng trong mổ mở cỡ 80mm</w:t>
             </w:r>
           </w:p>
         </w:tc>
@@ -8343,7 +8343,7 @@
                 <w:sz w:val="21"/>
                 <w:szCs w:val="21"/>
               </w:rPr>
-              <w:t>Băng (đạn) ghim khâu máy cắt nối tự động thẳng dùng trong mổ mở công nghệ Tri-staple, cỡ 80mm. Có 3 hàng ghim chiều cao khác nhau mỗi bên, chiều cao ghim trước dập từ trong ra ngoài là: 3.0mm; 3.5mm; 4.0mm, sau khi dập là 1.5 - 2.25mm, ghim bằng Titan. Cung cấp lưỡi dao mới trong mỗi băng đạn. Ghim đóng tạo hình chữ B chuẩn</w:t>
+              <w:t xml:space="preserve">Băng (đạn) ghim khâu máy cắt nối tự động thẳng dùng trong mổ mở công nghệ Tri-staple, cỡ 80mm. Có 3 hàng ghim chiều cao khác nhau mỗi bên, chiều cao ghim trước dập từ trong ra ngoài là: 3.0mm; 3.5mm; 4.0mm, sau khi dập là 1.5 - 2.25mm, ghim bằng Titan. Cung cấp lưỡi dao mới trong mỗi băng đạn. Ghim đóng tạo hình chữ B chuẩn</w:t>
             </w:r>
           </w:p>
         </w:tc>
@@ -8367,7 +8367,7 @@
                 <w:sz w:val="21"/>
                 <w:szCs w:val="21"/>
               </w:rPr>
-              <w:t>GIA80MTC</w:t>
+              <w:t xml:space="preserve">GIA80MTC</w:t>
             </w:r>
           </w:p>
         </w:tc>
@@ -8391,7 +8391,7 @@
                 <w:sz w:val="21"/>
                 <w:szCs w:val="21"/>
               </w:rPr>
-              <w:t>Covidien</w:t>
+              <w:t xml:space="preserve">Covidien</w:t>
             </w:r>
             <w:r>
               <w:rPr>
@@ -8407,7 +8407,7 @@
                 <w:szCs w:val="21"/>
                 <w:lang w:val="vi-VN"/>
               </w:rPr>
-              <w:t>Hoa Kỳ</w:t>
+              <w:t xml:space="preserve">Hoa Kỳ</w:t>
             </w:r>
           </w:p>
         </w:tc>
@@ -8433,7 +8433,7 @@
                 <w:szCs w:val="21"/>
                 <w:lang w:val="vi-VN"/>
               </w:rPr>
-              <w:t>6 cái/ hộp</w:t>
+              <w:t xml:space="preserve">6 cái/ hộp</w:t>
             </w:r>
           </w:p>
         </w:tc>
@@ -8462,7 +8462,7 @@
                 <w:sz w:val="21"/>
                 <w:szCs w:val="21"/>
               </w:rPr>
-              <w:t>Cái</w:t>
+              <w:t xml:space="preserve">Cái</w:t>
             </w:r>
           </w:p>
         </w:tc>
@@ -8488,7 +8488,7 @@
                 <w:szCs w:val="21"/>
                 <w:lang w:val="vi-VN"/>
               </w:rPr>
-              <w:t>2.100.000</w:t>
+              <w:t xml:space="preserve">2.100.000</w:t>
             </w:r>
           </w:p>
         </w:tc>
@@ -8524,7 +8524,7 @@
                 <w:szCs w:val="21"/>
                 <w:lang w:val="vi-VN"/>
               </w:rPr>
-              <w:t>2</w:t>
+              <w:t xml:space="preserve">2</w:t>
             </w:r>
           </w:p>
         </w:tc>
@@ -8553,7 +8553,7 @@
                 <w:sz w:val="21"/>
                 <w:szCs w:val="21"/>
               </w:rPr>
-              <w:t>Dụng cụ khâu nối tròn ba hàng ghim</w:t>
+              <w:t xml:space="preserve">Dụng cụ khâu nối tròn ba hàng ghim</w:t>
             </w:r>
           </w:p>
         </w:tc>
@@ -8576,7 +8576,7 @@
                 <w:sz w:val="21"/>
                 <w:szCs w:val="21"/>
               </w:rPr>
-              <w:t>Dụng cụ (máy) cắt khâu nối ống tiêu hóa tròn 3 hàng ghim các cỡ đường kính 28mm, 31mm. Chiều cao ghim trước dập cao dần từ trong ra ngoài là 3.0 mm, 3.5 mm, 4.0 mm. Ghim bằng Titanium. Ghim đóng tạo hình chữ B chuẩn</w:t>
+              <w:t xml:space="preserve">Dụng cụ (máy) cắt khâu nối ống tiêu hóa tròn 3 hàng ghim các cỡ đường kính 28mm, 31mm. Chiều cao ghim trước dập cao dần từ trong ra ngoài là 3.0 mm, 3.5 mm, 4.0 mm. Ghim bằng Titanium. Ghim đóng tạo hình chữ B chuẩn</w:t>
             </w:r>
           </w:p>
         </w:tc>
@@ -8600,7 +8600,7 @@
                 <w:sz w:val="21"/>
                 <w:szCs w:val="21"/>
               </w:rPr>
-              <w:t>TRIEEA28MT</w:t>
+              <w:t xml:space="preserve">TRIEEA28MT</w:t>
             </w:r>
           </w:p>
           <w:p>
@@ -8618,7 +8618,7 @@
                 <w:sz w:val="21"/>
                 <w:szCs w:val="21"/>
               </w:rPr>
-              <w:t>TRIEEA31MT</w:t>
+              <w:t xml:space="preserve">TRIEEA31MT</w:t>
             </w:r>
           </w:p>
         </w:tc>
@@ -8642,7 +8642,7 @@
                 <w:sz w:val="21"/>
                 <w:szCs w:val="21"/>
               </w:rPr>
-              <w:t>Covidien</w:t>
+              <w:t xml:space="preserve">Covidien</w:t>
             </w:r>
             <w:r>
               <w:rPr>
@@ -8650,7 +8650,7 @@
                 <w:szCs w:val="21"/>
                 <w:lang w:val="vi-VN"/>
               </w:rPr>
-              <w:t>/ Hoa Kỳ</w:t>
+              <w:t xml:space="preserve">/ Hoa Kỳ</w:t>
             </w:r>
           </w:p>
         </w:tc>
@@ -8676,7 +8676,7 @@
                 <w:szCs w:val="21"/>
                 <w:lang w:val="vi-VN"/>
               </w:rPr>
-              <w:t>3 cái/ hộp</w:t>
+              <w:t xml:space="preserve">3 cái/ hộp</w:t>
             </w:r>
           </w:p>
         </w:tc>
@@ -8705,7 +8705,7 @@
                 <w:sz w:val="21"/>
                 <w:szCs w:val="21"/>
               </w:rPr>
-              <w:t>Cái</w:t>
+              <w:t xml:space="preserve">Cái</w:t>
             </w:r>
           </w:p>
         </w:tc>
@@ -8731,7 +8731,7 @@
                 <w:szCs w:val="21"/>
                 <w:lang w:val="vi-VN"/>
               </w:rPr>
-              <w:t>14.900.000</w:t>
+              <w:t xml:space="preserve">14.900.000</w:t>
             </w:r>
           </w:p>
         </w:tc>
@@ -8767,7 +8767,7 @@
                 <w:szCs w:val="21"/>
                 <w:lang w:val="vi-VN"/>
               </w:rPr>
-              <w:t>3</w:t>
+              <w:t xml:space="preserve">3</w:t>
             </w:r>
           </w:p>
         </w:tc>
@@ -8796,7 +8796,7 @@
                 <w:sz w:val="21"/>
                 <w:szCs w:val="21"/>
               </w:rPr>
-              <w:t>Dụng cụ khâu cắt nội soi</w:t>
+              <w:t xml:space="preserve">Dụng cụ khâu cắt nội soi</w:t>
             </w:r>
           </w:p>
         </w:tc>
@@ -8819,7 +8819,7 @@
                 <w:sz w:val="21"/>
                 <w:szCs w:val="21"/>
               </w:rPr>
-              <w:t>Dụng cụ cắt nối tự động dùng trong mổ nội soi tương thích với tất cả băng ghim khâu cắt nội soi. Dụng cụ khi gắn vào băng ghim tương thích có thể bẻ góc 45 độ mỗi bên với 11 điểm gập góc (5 điểm mỗi bên và điểm ở giữa). Nút điều chỉnh gập góc trên thân. Các cỡ độ dài trục nối tương ứng 6cm, 16cm và 26cm.</w:t>
+              <w:t xml:space="preserve">Dụng cụ cắt nối tự động dùng trong mổ nội soi tương thích với tất cả băng ghim khâu cắt nội soi. Dụng cụ khi gắn vào băng ghim tương thích có thể bẻ góc 45 độ mỗi bên với 11 điểm gập góc (5 điểm mỗi bên và điểm ở giữa). Nút điều chỉnh gập góc trên thân. Các cỡ độ dài trục nối tương ứng 6cm, 16cm và 26cm.</w:t>
             </w:r>
           </w:p>
         </w:tc>
@@ -8843,7 +8843,7 @@
                 <w:sz w:val="21"/>
                 <w:szCs w:val="21"/>
               </w:rPr>
-              <w:t>EGIAUSHORT</w:t>
+              <w:t xml:space="preserve">EGIAUSHORT</w:t>
             </w:r>
           </w:p>
           <w:p>
@@ -8861,7 +8861,7 @@
                 <w:sz w:val="21"/>
                 <w:szCs w:val="21"/>
               </w:rPr>
-              <w:t>EGIAUSTND</w:t>
+              <w:t xml:space="preserve">EGIAUSTND</w:t>
             </w:r>
           </w:p>
           <w:p>
@@ -8879,7 +8879,7 @@
                 <w:sz w:val="21"/>
                 <w:szCs w:val="21"/>
               </w:rPr>
-              <w:t>EGIAUXL</w:t>
+              <w:t xml:space="preserve">EGIAUXL</w:t>
             </w:r>
           </w:p>
         </w:tc>
@@ -8903,7 +8903,7 @@
                 <w:sz w:val="21"/>
                 <w:szCs w:val="21"/>
               </w:rPr>
-              <w:t>Covidien</w:t>
+              <w:t xml:space="preserve">Covidien</w:t>
             </w:r>
             <w:r>
               <w:rPr>
@@ -8911,7 +8911,7 @@
                 <w:szCs w:val="21"/>
                 <w:lang w:val="vi-VN"/>
               </w:rPr>
-              <w:t>/ Hoa Kỳ</w:t>
+              <w:t xml:space="preserve">/ Hoa Kỳ</w:t>
             </w:r>
           </w:p>
         </w:tc>
@@ -8937,7 +8937,7 @@
                 <w:szCs w:val="21"/>
                 <w:lang w:val="vi-VN"/>
               </w:rPr>
-              <w:t>3 cái/ hộp</w:t>
+              <w:t xml:space="preserve">3 cái/ hộp</w:t>
             </w:r>
           </w:p>
         </w:tc>
@@ -8966,7 +8966,7 @@
                 <w:sz w:val="21"/>
                 <w:szCs w:val="21"/>
               </w:rPr>
-              <w:t>Cái</w:t>
+              <w:t xml:space="preserve">Cái</w:t>
             </w:r>
           </w:p>
         </w:tc>
@@ -8992,7 +8992,7 @@
                 <w:szCs w:val="21"/>
                 <w:lang w:val="vi-VN"/>
               </w:rPr>
-              <w:t>5.990.000</w:t>
+              <w:t xml:space="preserve">5.990.000</w:t>
             </w:r>
           </w:p>
         </w:tc>
@@ -9028,7 +9028,7 @@
                 <w:szCs w:val="21"/>
                 <w:lang w:val="vi-VN"/>
               </w:rPr>
-              <w:t>4</w:t>
+              <w:t xml:space="preserve">4</w:t>
             </w:r>
           </w:p>
         </w:tc>
@@ -9057,7 +9057,7 @@
                 <w:sz w:val="21"/>
                 <w:szCs w:val="21"/>
               </w:rPr>
-              <w:t>Băng ghim cắt khâu nối nội soi các cỡ</w:t>
+              <w:t xml:space="preserve">Băng ghim cắt khâu nối nội soi các cỡ</w:t>
             </w:r>
           </w:p>
         </w:tc>
@@ -9080,7 +9080,7 @@
                 <w:sz w:val="21"/>
                 <w:szCs w:val="21"/>
               </w:rPr>
-              <w:t>Băng (đạn) ghim khâu máy cắt nối tự động nội soi công nghệ Tri-staple. Các cỡ băng ghim dài 30mm, 45mm, 60mm, 3 hàng ghim chiều cao khác nhau mỗi bên, chiều cao ghim trước dập từ trong ra ngoài là: 2.0mm; 2.5mm; 3.0mm hoặc 3.0mm; 3.5mm; 4.0mm, sau khi dập là 0.88 - 1.5mm hoặc 1.5 - 2.25mm, ghim bằng Titan. Cung cấp lưỡi dao mới trong mỗi băng đạn. Có 4 ghim ở đầu xa băng đạn.</w:t>
+              <w:t xml:space="preserve">Băng (đạn) ghim khâu máy cắt nối tự động nội soi công nghệ Tri-staple. Các cỡ băng ghim dài 30mm, 45mm, 60mm, 3 hàng ghim chiều cao khác nhau mỗi bên, chiều cao ghim trước dập từ trong ra ngoài là: 2.0mm; 2.5mm; 3.0mm hoặc 3.0mm; 3.5mm; 4.0mm, sau khi dập là 0.88 - 1.5mm hoặc 1.5 - 2.25mm, ghim bằng Titan. Cung cấp lưỡi dao mới trong mỗi băng đạn. Có 4 ghim ở đầu xa băng đạn.</w:t>
             </w:r>
           </w:p>
         </w:tc>
@@ -9122,7 +9122,7 @@
                 <w:sz w:val="21"/>
                 <w:szCs w:val="21"/>
               </w:rPr>
-              <w:t>EGIA45AVM</w:t>
+              <w:t xml:space="preserve">EGIA45AVM</w:t>
             </w:r>
           </w:p>
           <w:p>
@@ -9140,7 +9140,7 @@
                 <w:sz w:val="21"/>
                 <w:szCs w:val="21"/>
               </w:rPr>
-              <w:t>EGIA45AMT</w:t>
+              <w:t xml:space="preserve">EGIA45AMT</w:t>
             </w:r>
           </w:p>
           <w:p>
@@ -9158,7 +9158,7 @@
                 <w:sz w:val="21"/>
                 <w:szCs w:val="21"/>
               </w:rPr>
-              <w:t>EGIA60AMT</w:t>
+              <w:t xml:space="preserve">EGIA60AMT</w:t>
             </w:r>
           </w:p>
         </w:tc>
@@ -9182,7 +9182,7 @@
                 <w:sz w:val="21"/>
                 <w:szCs w:val="21"/>
               </w:rPr>
-              <w:t>Covidien</w:t>
+              <w:t xml:space="preserve">Covidien</w:t>
             </w:r>
             <w:r>
               <w:rPr>
@@ -9198,7 +9198,7 @@
                 <w:szCs w:val="21"/>
                 <w:lang w:val="vi-VN"/>
               </w:rPr>
-              <w:t>Hoa Kỳ</w:t>
+              <w:t xml:space="preserve">Hoa Kỳ</w:t>
             </w:r>
           </w:p>
         </w:tc>
@@ -9224,7 +9224,7 @@
                 <w:szCs w:val="21"/>
                 <w:lang w:val="vi-VN"/>
               </w:rPr>
-              <w:t>6 cái/ hộp</w:t>
+              <w:t xml:space="preserve">6 cái/ hộp</w:t>
             </w:r>
           </w:p>
         </w:tc>
@@ -9253,7 +9253,7 @@
                 <w:sz w:val="21"/>
                 <w:szCs w:val="21"/>
               </w:rPr>
-              <w:t>Cái</w:t>
+              <w:t xml:space="preserve">Cái</w:t>
             </w:r>
           </w:p>
         </w:tc>
@@ -9279,7 +9279,7 @@
                 <w:szCs w:val="21"/>
                 <w:lang w:val="vi-VN"/>
               </w:rPr>
-              <w:t>5.500.000</w:t>
+              <w:t xml:space="preserve">5.500.000</w:t>
             </w:r>
           </w:p>
         </w:tc>
@@ -9315,14 +9315,14 @@
           <w:sz w:val="26"/>
           <w:szCs w:val="26"/>
         </w:rPr>
-        <w:t>Sau khi thảo luận</w:t>
-      </w:r>
-      <w:r>
-        <w:rPr>
-          <w:sz w:val="26"/>
-          <w:szCs w:val="26"/>
-        </w:rPr>
-        <w:t>,</w:t>
+        <w:t xml:space="preserve">Sau khi thảo luận</w:t>
+      </w:r>
+      <w:r>
+        <w:rPr>
+          <w:sz w:val="26"/>
+          <w:szCs w:val="26"/>
+        </w:rPr>
+        <w:t xml:space="preserve">,</w:t>
       </w:r>
       <w:r>
         <w:rPr>
@@ -9367,7 +9367,7 @@
           <w:szCs w:val="26"/>
           <w:lang w:val="fr-FR"/>
         </w:rPr>
-        <w:t>các tiêu chí kỹ thuật của</w:t>
+        <w:t xml:space="preserve">các tiêu chí kỹ thuật của</w:t>
       </w:r>
       <w:r>
         <w:rPr>
@@ -9399,7 +9399,7 @@
           <w:szCs w:val="26"/>
           <w:lang w:val="fr-FR"/>
         </w:rPr>
-        <w:t>yêu cầu của Bệnh viện</w:t>
+        <w:t xml:space="preserve">yêu cầu của Bệnh viện</w:t>
       </w:r>
       <w:r>
         <w:rPr>
@@ -9407,7 +9407,7 @@
           <w:szCs w:val="26"/>
           <w:lang w:val="vi-VN"/>
         </w:rPr>
-        <w:t>.</w:t>
+        <w:t xml:space="preserve">.</w:t>
       </w:r>
       <w:r>
         <w:rPr>
@@ -9422,7 +9422,7 @@
           <w:sz w:val="26"/>
           <w:szCs w:val="26"/>
         </w:rPr>
-        <w:t>Vì vậy tổ chuyên</w:t>
+        <w:t xml:space="preserve">Vì vậy tổ chuyên</w:t>
       </w:r>
       <w:r>
         <w:rPr>
@@ -9445,7 +9445,7 @@
           <w:szCs w:val="26"/>
           <w:lang w:val="vi-VN"/>
         </w:rPr>
-        <w:t>.</w:t>
+        <w:t xml:space="preserve">.</w:t>
       </w:r>
       <w:r>
         <w:rPr>
@@ -9504,7 +9504,7 @@
           <w:szCs w:val="26"/>
           <w:lang w:val="vi-VN"/>
         </w:rPr>
-        <w:t>N</w:t>
+        <w:t xml:space="preserve">N</w:t>
       </w:r>
       <w:r>
         <w:rPr>
@@ -9514,7 +9514,7 @@
           <w:szCs w:val="26"/>
           <w:lang w:val="es-ES"/>
         </w:rPr>
-        <w:t>ghị định số 214/2025/NĐ-CP ngày 04/8/2025 của Chính phủ</w:t>
+        <w:t xml:space="preserve">ghị định số 214/2025/NĐ-CP ngày 04/8/2025 của Chính phủ</w:t>
       </w:r>
       <w:r>
         <w:rPr>
@@ -9530,7 +9530,7 @@
           <w:szCs w:val="26"/>
           <w:lang w:val="vi-VN"/>
         </w:rPr>
-        <w:t>Tổ chuyên gia</w:t>
+        <w:t xml:space="preserve">Tổ chuyên gia</w:t>
       </w:r>
       <w:r>
         <w:rPr>
@@ -9556,7 +9556,7 @@
           <w:szCs w:val="26"/>
           <w:lang w:val="vi-VN"/>
         </w:rPr>
-        <w:t>i</w:t>
+        <w:t xml:space="preserve">i</w:t>
       </w:r>
       <w:r>
         <w:rPr>
@@ -9573,7 +9573,7 @@
           <w:szCs w:val="26"/>
           <w:lang w:val="vi-VN"/>
         </w:rPr>
-        <w:t>giá gói thầu</w:t>
+        <w:t xml:space="preserve">giá gói thầu</w:t>
       </w:r>
       <w:r>
         <w:rPr>
@@ -9599,7 +9599,7 @@
           <w:szCs w:val="26"/>
           <w:lang w:val="vi-VN"/>
         </w:rPr>
-        <w:t>1</w:t>
+        <w:t xml:space="preserve">1</w:t>
       </w:r>
       <w:r>
         <w:rPr>
@@ -9609,7 +9609,7 @@
           <w:szCs w:val="26"/>
           <w:lang w:val="vi-VN"/>
         </w:rPr>
-        <w:t>.999.950.000</w:t>
+        <w:t xml:space="preserve">.999.950.000</w:t>
       </w:r>
       <w:r>
         <w:rPr>
@@ -9629,7 +9629,7 @@
           <w:szCs w:val="26"/>
           <w:lang w:val="vi-VN"/>
         </w:rPr>
-        <w:t>Một tỷ chín trăm chín mươi chín triệu chín trăm năm mươi nghìn đồng</w:t>
+        <w:t xml:space="preserve">Một tỷ chín trăm chín mươi chín triệu chín trăm năm mươi nghìn đồng</w:t>
       </w:r>
       <w:r>
         <w:rPr>
@@ -9639,7 +9639,7 @@
           <w:szCs w:val="26"/>
           <w:lang w:val="es-ES"/>
         </w:rPr>
-        <w:t>)</w:t>
+        <w:t xml:space="preserve">)</w:t>
       </w:r>
       <w:r>
         <w:rPr>
@@ -9655,7 +9655,7 @@
           <w:sz w:val="26"/>
           <w:szCs w:val="26"/>
         </w:rPr>
-        <w:t>(g</w:t>
+        <w:t xml:space="preserve">(g</w:t>
       </w:r>
       <w:r>
         <w:rPr>
@@ -9663,7 +9663,7 @@
           <w:sz w:val="26"/>
           <w:szCs w:val="26"/>
         </w:rPr>
-        <w:t>iá đã bao gồm thuế, phí)</w:t>
+        <w:t xml:space="preserve">iá đã bao gồm thuế, phí)</w:t>
       </w:r>
       <w:r>
         <w:rPr>
@@ -9680,7 +9680,7 @@
           <w:sz w:val="26"/>
           <w:szCs w:val="26"/>
         </w:rPr>
-        <w:t>theo kết quả tham chiếu giá trúng thầu trong vòng 12 tháng</w:t>
+        <w:t xml:space="preserve">theo kết quả tham chiếu giá trúng thầu trong vòng 12 tháng</w:t>
       </w:r>
       <w:r>
         <w:rPr>
@@ -9689,7 +9689,7 @@
           <w:sz w:val="26"/>
           <w:szCs w:val="26"/>
         </w:rPr>
-        <w:t>.</w:t>
+        <w:t xml:space="preserve">.</w:t>
       </w:r>
       <w:r>
         <w:rPr>
@@ -9756,7 +9756,7 @@
                 <w:szCs w:val="18"/>
                 <w:lang w:val="vi-VN"/>
               </w:rPr>
-              <w:t>STT</w:t>
+              <w:t xml:space="preserve">STT</w:t>
             </w:r>
           </w:p>
         </w:tc>
@@ -9788,7 +9788,7 @@
                 <w:szCs w:val="18"/>
                 <w:lang w:val="vi-VN"/>
               </w:rPr>
-              <w:t>Tên hàng hóa</w:t>
+              <w:t xml:space="preserve">Tên hàng hóa</w:t>
             </w:r>
           </w:p>
         </w:tc>
@@ -9828,7 +9828,7 @@
                 <w:sz w:val="18"/>
                 <w:szCs w:val="18"/>
               </w:rPr>
-              <w:t>k</w:t>
+              <w:t xml:space="preserve">k</w:t>
             </w:r>
             <w:r>
               <w:rPr>
@@ -9837,7 +9837,7 @@
                 <w:szCs w:val="18"/>
                 <w:lang w:val="vi-VN"/>
               </w:rPr>
-              <w:t>ỹ thuật</w:t>
+              <w:t xml:space="preserve">ỹ thuật</w:t>
             </w:r>
           </w:p>
         </w:tc>
@@ -9869,7 +9869,7 @@
                 <w:szCs w:val="18"/>
                 <w:lang w:val="vi-VN"/>
               </w:rPr>
-              <w:t>Ký mã hiệu</w:t>
+              <w:t xml:space="preserve">Ký mã hiệu</w:t>
             </w:r>
           </w:p>
         </w:tc>
@@ -9900,7 +9900,7 @@
                 <w:sz w:val="18"/>
                 <w:szCs w:val="18"/>
               </w:rPr>
-              <w:t>Nhãn hiệu</w:t>
+              <w:t xml:space="preserve">Nhãn hiệu</w:t>
             </w:r>
           </w:p>
         </w:tc>
@@ -9932,7 +9932,7 @@
                 <w:szCs w:val="18"/>
                 <w:lang w:val="vi-VN"/>
               </w:rPr>
-              <w:t>Hãng, nước sản xuất</w:t>
+              <w:t xml:space="preserve">Hãng, nước sản xuất</w:t>
             </w:r>
           </w:p>
         </w:tc>
@@ -9964,7 +9964,7 @@
                 <w:szCs w:val="18"/>
                 <w:lang w:val="vi-VN"/>
               </w:rPr>
-              <w:t>Đơn vị tính</w:t>
+              <w:t xml:space="preserve">Đơn vị tính</w:t>
             </w:r>
           </w:p>
         </w:tc>
@@ -9995,7 +9995,7 @@
                 <w:sz w:val="18"/>
                 <w:szCs w:val="18"/>
               </w:rPr>
-              <w:t>Quy cách</w:t>
+              <w:t xml:space="preserve">Quy cách</w:t>
             </w:r>
           </w:p>
         </w:tc>
@@ -10027,7 +10027,7 @@
                 <w:szCs w:val="18"/>
                 <w:lang w:val="vi-VN"/>
               </w:rPr>
-              <w:t>Số lượng</w:t>
+              <w:t xml:space="preserve">Số lượng</w:t>
             </w:r>
           </w:p>
         </w:tc>
@@ -10059,7 +10059,7 @@
                 <w:szCs w:val="18"/>
                 <w:lang w:val="vi-VN"/>
               </w:rPr>
-              <w:t>Đơn giá tham khảo (VND)</w:t>
+              <w:t xml:space="preserve">Đơn giá tham khảo (VND)</w:t>
             </w:r>
             <w:r>
               <w:rPr>
@@ -10076,7 +10076,7 @@
                 <w:szCs w:val="18"/>
                 <w:lang w:val="vi-VN"/>
               </w:rPr>
-              <w:t>gồm VAT)</w:t>
+              <w:t xml:space="preserve">gồm VAT)</w:t>
             </w:r>
           </w:p>
         </w:tc>
@@ -10107,7 +10107,7 @@
                 <w:sz w:val="18"/>
                 <w:szCs w:val="18"/>
               </w:rPr>
-              <w:t>Thành tiền (VND) (</w:t>
+              <w:t xml:space="preserve">Thành tiền (VND) (</w:t>
             </w:r>
             <w:r>
               <w:rPr>
@@ -10116,7 +10116,7 @@
                 <w:szCs w:val="18"/>
                 <w:lang w:val="vi-VN"/>
               </w:rPr>
-              <w:t>gồm VAT)</w:t>
+              <w:t xml:space="preserve">gồm VAT)</w:t>
             </w:r>
           </w:p>
         </w:tc>
@@ -10152,7 +10152,7 @@
                 <w:szCs w:val="18"/>
                 <w:lang w:val="vi-VN"/>
               </w:rPr>
-              <w:t>1</w:t>
+              <w:t xml:space="preserve">1</w:t>
             </w:r>
           </w:p>
         </w:tc>
@@ -10178,7 +10178,7 @@
                 <w:szCs w:val="18"/>
                 <w:lang w:val="vi-VN"/>
               </w:rPr>
-              <w:t>Băng ghim dùng trong mổ mở</w:t>
+              <w:t xml:space="preserve">Băng ghim dùng trong mổ mở</w:t>
             </w:r>
           </w:p>
         </w:tc>
@@ -10206,7 +10206,7 @@
                 <w:sz w:val="18"/>
                 <w:szCs w:val="18"/>
               </w:rPr>
-              <w:t>Băng (đạn) ghim khâu máy cắt nối tự động thẳng dùng trong mổ mở công nghệ Tri-staple, cỡ 80mm. Có 3 hàng ghim chiều cao khác nhau mỗi bên, chiều cao ghim trước dập từ trong ra ngoài là: 3.0mm; 3.5mm; 4.0mm, sau khi dập là 1.5 - 2.25mm, ghim bằng Titan. Cung cấp lưỡi dao mới trong mỗi băng đạn. Ghim đóng tạo hình chữ B chuẩn</w:t>
+              <w:t xml:space="preserve">Băng (đạn) ghim khâu máy cắt nối tự động thẳng dùng trong mổ mở công nghệ Tri-staple, cỡ 80mm. Có 3 hàng ghim chiều cao khác nhau mỗi bên, chiều cao ghim trước dập từ trong ra ngoài là: 3.0mm; 3.5mm; 4.0mm, sau khi dập là 1.5 - 2.25mm, ghim bằng Titan. Cung cấp lưỡi dao mới trong mỗi băng đạn. Ghim đóng tạo hình chữ B chuẩn</w:t>
             </w:r>
           </w:p>
         </w:tc>
@@ -10235,7 +10235,7 @@
                 <w:sz w:val="18"/>
                 <w:szCs w:val="18"/>
               </w:rPr>
-              <w:t>GIA80MTC</w:t>
+              <w:t xml:space="preserve">GIA80MTC</w:t>
             </w:r>
           </w:p>
         </w:tc>
@@ -10258,7 +10258,7 @@
                 <w:sz w:val="18"/>
                 <w:szCs w:val="18"/>
               </w:rPr>
-              <w:t>GIA Cartridge with Tri-Staple Technology</w:t>
+              <w:t xml:space="preserve">GIA Cartridge with Tri-Staple Technology</w:t>
             </w:r>
           </w:p>
         </w:tc>
@@ -10286,7 +10286,7 @@
                 <w:sz w:val="18"/>
                 <w:szCs w:val="18"/>
               </w:rPr>
-              <w:t>Covidien</w:t>
+              <w:t xml:space="preserve">Covidien</w:t>
             </w:r>
             <w:r>
               <w:rPr>
@@ -10294,7 +10294,7 @@
                 <w:szCs w:val="18"/>
                 <w:lang w:val="vi-VN"/>
               </w:rPr>
-              <w:t>/ Hoa Kỳ</w:t>
+              <w:t xml:space="preserve">/ Hoa Kỳ</w:t>
             </w:r>
           </w:p>
         </w:tc>
@@ -10316,7 +10316,7 @@
                 <w:sz w:val="18"/>
                 <w:szCs w:val="18"/>
               </w:rPr>
-              <w:t>Cái</w:t>
+              <w:t xml:space="preserve">Cái</w:t>
             </w:r>
           </w:p>
         </w:tc>
@@ -10346,7 +10346,7 @@
                 <w:szCs w:val="18"/>
                 <w:lang w:val="vi-VN"/>
               </w:rPr>
-              <w:t>6 cái/ hộp</w:t>
+              <w:t xml:space="preserve">6 cái/ hộp</w:t>
             </w:r>
           </w:p>
         </w:tc>
@@ -10376,7 +10376,7 @@
                 <w:szCs w:val="18"/>
                 <w:lang w:val="vi-VN"/>
               </w:rPr>
-              <w:t>110</w:t>
+              <w:t xml:space="preserve">110</w:t>
             </w:r>
           </w:p>
         </w:tc>
@@ -10407,7 +10407,7 @@
                 <w:szCs w:val="18"/>
                 <w:lang w:val="vi-VN"/>
               </w:rPr>
-              <w:t>2.100.000</w:t>
+              <w:t xml:space="preserve">2.100.000</w:t>
             </w:r>
           </w:p>
         </w:tc>
@@ -10437,7 +10437,7 @@
                 <w:szCs w:val="18"/>
                 <w:lang w:val="vi-VN"/>
               </w:rPr>
-              <w:t>231.000.000</w:t>
+              <w:t xml:space="preserve">231.000.000</w:t>
             </w:r>
           </w:p>
         </w:tc>
@@ -10473,7 +10473,7 @@
                 <w:szCs w:val="18"/>
                 <w:lang w:val="vi-VN"/>
               </w:rPr>
-              <w:t>2</w:t>
+              <w:t xml:space="preserve">2</w:t>
             </w:r>
           </w:p>
         </w:tc>
@@ -10499,7 +10499,7 @@
                 <w:szCs w:val="18"/>
                 <w:lang w:val="vi-VN"/>
               </w:rPr>
-              <w:t>Dụng cụ khâu nối tròn ba hàng ghim</w:t>
+              <w:t xml:space="preserve">Dụng cụ khâu nối tròn ba hàng ghim</w:t>
             </w:r>
           </w:p>
         </w:tc>
@@ -10527,7 +10527,7 @@
                 <w:sz w:val="18"/>
                 <w:szCs w:val="18"/>
               </w:rPr>
-              <w:t>Dụng cụ (máy) cắt khâu nối ống tiêu hóa tròn 3 hàng ghim các cỡ đường kính 28mm, 31mm. Chiều cao ghim trước dập cao dần từ trong ra ngoài là 3.0 mm, 3.5 mm, 4.0 mm. Ghim bằng Titanium. Ghim đóng tạo hình chữ B chuẩn</w:t>
+              <w:t xml:space="preserve">Dụng cụ (máy) cắt khâu nối ống tiêu hóa tròn 3 hàng ghim các cỡ đường kính 28mm, 31mm. Chiều cao ghim trước dập cao dần từ trong ra ngoài là 3.0 mm, 3.5 mm, 4.0 mm. Ghim bằng Titanium. Ghim đóng tạo hình chữ B chuẩn</w:t>
             </w:r>
           </w:p>
         </w:tc>
@@ -10552,7 +10552,7 @@
                 <w:sz w:val="18"/>
                 <w:szCs w:val="18"/>
               </w:rPr>
-              <w:t>TRIEEA28MT</w:t>
+              <w:t xml:space="preserve">TRIEEA28MT</w:t>
             </w:r>
           </w:p>
           <w:p>
@@ -10574,7 +10574,7 @@
                 <w:sz w:val="18"/>
                 <w:szCs w:val="18"/>
               </w:rPr>
-              <w:t>TRIEEA31MT</w:t>
+              <w:t xml:space="preserve">TRIEEA31MT</w:t>
             </w:r>
           </w:p>
         </w:tc>
@@ -10597,7 +10597,7 @@
                 <w:sz w:val="18"/>
                 <w:szCs w:val="18"/>
               </w:rPr>
-              <w:t>EEA Circular Stapler with Tri-Staple Technology</w:t>
+              <w:t xml:space="preserve">EEA Circular Stapler with Tri-Staple Technology</w:t>
             </w:r>
           </w:p>
         </w:tc>
@@ -10625,7 +10625,7 @@
                 <w:sz w:val="18"/>
                 <w:szCs w:val="18"/>
               </w:rPr>
-              <w:t>Covidien</w:t>
+              <w:t xml:space="preserve">Covidien</w:t>
             </w:r>
             <w:r>
               <w:rPr>
@@ -10633,7 +10633,7 @@
                 <w:szCs w:val="18"/>
                 <w:lang w:val="vi-VN"/>
               </w:rPr>
-              <w:t>/ Hoa Kỳ</w:t>
+              <w:t xml:space="preserve">/ Hoa Kỳ</w:t>
             </w:r>
           </w:p>
         </w:tc>
@@ -10655,7 +10655,7 @@
                 <w:sz w:val="18"/>
                 <w:szCs w:val="18"/>
               </w:rPr>
-              <w:t>Cái</w:t>
+              <w:t xml:space="preserve">Cái</w:t>
             </w:r>
           </w:p>
         </w:tc>
@@ -10685,7 +10685,7 @@
                 <w:szCs w:val="18"/>
                 <w:lang w:val="vi-VN"/>
               </w:rPr>
-              <w:t>3 cái/ hộp</w:t>
+              <w:t xml:space="preserve">3 cái/ hộp</w:t>
             </w:r>
           </w:p>
         </w:tc>
@@ -10715,7 +10715,7 @@
                 <w:szCs w:val="18"/>
                 <w:lang w:val="vi-VN"/>
               </w:rPr>
-              <w:t>20</w:t>
+              <w:t xml:space="preserve">20</w:t>
             </w:r>
           </w:p>
         </w:tc>
@@ -10746,7 +10746,7 @@
                 <w:szCs w:val="18"/>
                 <w:lang w:val="vi-VN"/>
               </w:rPr>
-              <w:t>14.900.000</w:t>
+              <w:t xml:space="preserve">14.900.000</w:t>
             </w:r>
           </w:p>
         </w:tc>
@@ -10776,7 +10776,7 @@
                 <w:szCs w:val="18"/>
                 <w:lang w:val="vi-VN"/>
               </w:rPr>
-              <w:t>298.000.000</w:t>
+              <w:t xml:space="preserve">298.000.000</w:t>
             </w:r>
           </w:p>
         </w:tc>
@@ -10812,7 +10812,7 @@
                 <w:szCs w:val="18"/>
                 <w:lang w:val="vi-VN"/>
               </w:rPr>
-              <w:t>3</w:t>
+              <w:t xml:space="preserve">3</w:t>
             </w:r>
           </w:p>
         </w:tc>
@@ -10838,7 +10838,7 @@
                 <w:szCs w:val="18"/>
                 <w:lang w:val="vi-VN"/>
               </w:rPr>
-              <w:t>Dụng cụ khâu cắt nội soi</w:t>
+              <w:t xml:space="preserve">Dụng cụ khâu cắt nội soi</w:t>
             </w:r>
           </w:p>
         </w:tc>
@@ -10866,7 +10866,7 @@
                 <w:sz w:val="18"/>
                 <w:szCs w:val="18"/>
               </w:rPr>
-              <w:t>Dụng cụ cắt nối tự động dùng trong mổ nội soi tương thích với tất cả băng ghim khâu cắt nội soi. Dụng cụ khi gắn vào băng ghim tương thích có thể bẻ góc 45 độ mỗi bên với 11 điểm gập góc (5 điểm mỗi bên và điểm ở giữa). Nút điều chỉnh gập góc trên thân. Các cỡ độ dài trục nối tương ứng 6cm, 16cm và 26cm.</w:t>
+              <w:t xml:space="preserve">Dụng cụ cắt nối tự động dùng trong mổ nội soi tương thích với tất cả băng ghim khâu cắt nội soi. Dụng cụ khi gắn vào băng ghim tương thích có thể bẻ góc 45 độ mỗi bên với 11 điểm gập góc (5 điểm mỗi bên và điểm ở giữa). Nút điều chỉnh gập góc trên thân. Các cỡ độ dài trục nối tương ứng 6cm, 16cm và 26cm.</w:t>
             </w:r>
           </w:p>
         </w:tc>
@@ -10891,7 +10891,7 @@
                 <w:sz w:val="18"/>
                 <w:szCs w:val="18"/>
               </w:rPr>
-              <w:t>EGIAUSHORT</w:t>
+              <w:t xml:space="preserve">EGIAUSHORT</w:t>
             </w:r>
           </w:p>
           <w:p>
@@ -10909,7 +10909,7 @@
                 <w:sz w:val="18"/>
                 <w:szCs w:val="18"/>
               </w:rPr>
-              <w:t>EGIAUSTND</w:t>
+              <w:t xml:space="preserve">EGIAUSTND</w:t>
             </w:r>
           </w:p>
           <w:p>
@@ -10931,7 +10931,7 @@
                 <w:sz w:val="18"/>
                 <w:szCs w:val="18"/>
               </w:rPr>
-              <w:t>EGIAUXL</w:t>
+              <w:t xml:space="preserve">EGIAUXL</w:t>
             </w:r>
           </w:p>
         </w:tc>
@@ -10954,7 +10954,7 @@
                 <w:sz w:val="18"/>
                 <w:szCs w:val="18"/>
               </w:rPr>
-              <w:t>Endo GIA Ultra Universal Stapler</w:t>
+              <w:t xml:space="preserve">Endo GIA Ultra Universal Stapler</w:t>
             </w:r>
           </w:p>
         </w:tc>
@@ -10982,7 +10982,7 @@
                 <w:sz w:val="18"/>
                 <w:szCs w:val="18"/>
               </w:rPr>
-              <w:t>Covidien</w:t>
+              <w:t xml:space="preserve">Covidien</w:t>
             </w:r>
             <w:r>
               <w:rPr>
@@ -10990,7 +10990,7 @@
                 <w:szCs w:val="18"/>
                 <w:lang w:val="vi-VN"/>
               </w:rPr>
-              <w:t>/ Hoa Kỳ</w:t>
+              <w:t xml:space="preserve">/ Hoa Kỳ</w:t>
             </w:r>
           </w:p>
         </w:tc>
@@ -11012,7 +11012,7 @@
                 <w:sz w:val="18"/>
                 <w:szCs w:val="18"/>
               </w:rPr>
-              <w:t>Cái</w:t>
+              <w:t xml:space="preserve">Cái</w:t>
             </w:r>
           </w:p>
         </w:tc>
@@ -11042,7 +11042,7 @@
                 <w:szCs w:val="18"/>
                 <w:lang w:val="vi-VN"/>
               </w:rPr>
-              <w:t>3 cái/ hộp</w:t>
+              <w:t xml:space="preserve">3 cái/ hộp</w:t>
             </w:r>
           </w:p>
         </w:tc>
@@ -11072,7 +11072,7 @@
                 <w:szCs w:val="18"/>
                 <w:lang w:val="vi-VN"/>
               </w:rPr>
-              <w:t>5</w:t>
+              <w:t xml:space="preserve">5</w:t>
             </w:r>
           </w:p>
         </w:tc>
@@ -11103,7 +11103,7 @@
                 <w:szCs w:val="18"/>
                 <w:lang w:val="vi-VN"/>
               </w:rPr>
-              <w:t>5.990.000</w:t>
+              <w:t xml:space="preserve">5.990.000</w:t>
             </w:r>
           </w:p>
         </w:tc>
@@ -11133,7 +11133,7 @@
                 <w:szCs w:val="18"/>
                 <w:lang w:val="vi-VN"/>
               </w:rPr>
-              <w:t>29.950.000</w:t>
+              <w:t xml:space="preserve">29.950.000</w:t>
             </w:r>
           </w:p>
         </w:tc>
@@ -11170,7 +11170,7 @@
                 <w:lang w:val="vi-VN"/>
               </w:rPr>
               <w:lastRenderedPageBreak/>
-              <w:t>4</w:t>
+              <w:t xml:space="preserve">4</w:t>
             </w:r>
           </w:p>
         </w:tc>
@@ -11196,7 +11196,7 @@
                 <w:szCs w:val="18"/>
                 <w:lang w:val="vi-VN"/>
               </w:rPr>
-              <w:t>Băng ghim cắt khâu nối nội soi các cỡ</w:t>
+              <w:t xml:space="preserve">Băng ghim cắt khâu nối nội soi các cỡ</w:t>
             </w:r>
           </w:p>
         </w:tc>
@@ -11224,7 +11224,7 @@
                 <w:sz w:val="18"/>
                 <w:szCs w:val="18"/>
               </w:rPr>
-              <w:t>Băng (đạn) ghim khâu máy cắt nối tự động nội soi công nghệ Tri-staple. Các cỡ băng ghim dài 30mm, 45mm, 60mm, 3 hàng ghim chiều cao khác nhau mỗi bên, chiều cao ghim trước dập từ trong ra ngoài là: 2.0mm; 2.5mm; 3.0mm hoặc 3.0mm; 3.5mm; 4.0mm, sau khi dập là 0.88 - 1.5mm hoặc 1.5 - 2.25mm, ghim bằng Titan. Cung cấp lưỡi dao mới trong mỗi băng đạn. Có 4 ghim ở đầu xa băng đạn.</w:t>
+              <w:t xml:space="preserve">Băng (đạn) ghim khâu máy cắt nối tự động nội soi công nghệ Tri-staple. Các cỡ băng ghim dài 30mm, 45mm, 60mm, 3 hàng ghim chiều cao khác nhau mỗi bên, chiều cao ghim trước dập từ trong ra ngoài là: 2.0mm; 2.5mm; 3.0mm hoặc 3.0mm; 3.5mm; 4.0mm, sau khi dập là 0.88 - 1.5mm hoặc 1.5 - 2.25mm, ghim bằng Titan. Cung cấp lưỡi dao mới trong mỗi băng đạn. Có 4 ghim ở đầu xa băng đạn.</w:t>
             </w:r>
           </w:p>
         </w:tc>
@@ -11267,7 +11267,7 @@
                 <w:sz w:val="18"/>
                 <w:szCs w:val="18"/>
               </w:rPr>
-              <w:t>EGIA45AVM</w:t>
+              <w:t xml:space="preserve">EGIA45AVM</w:t>
             </w:r>
           </w:p>
           <w:p>
@@ -11285,7 +11285,7 @@
                 <w:sz w:val="18"/>
                 <w:szCs w:val="18"/>
               </w:rPr>
-              <w:t>EGIA45AMT</w:t>
+              <w:t xml:space="preserve">EGIA45AMT</w:t>
             </w:r>
           </w:p>
           <w:p>
@@ -11307,7 +11307,7 @@
                 <w:sz w:val="18"/>
                 <w:szCs w:val="18"/>
               </w:rPr>
-              <w:t>EGIA60AMT</w:t>
+              <w:t xml:space="preserve">EGIA60AMT</w:t>
             </w:r>
           </w:p>
         </w:tc>
@@ -11330,7 +11330,7 @@
                 <w:sz w:val="18"/>
                 <w:szCs w:val="18"/>
               </w:rPr>
-              <w:t>Endo Gia Articulating Reload with Tri-Staple Technology</w:t>
+              <w:t xml:space="preserve">Endo Gia Articulating Reload with Tri-Staple Technology</w:t>
             </w:r>
           </w:p>
         </w:tc>
@@ -11358,7 +11358,7 @@
                 <w:sz w:val="18"/>
                 <w:szCs w:val="18"/>
               </w:rPr>
-              <w:t>Covidien</w:t>
+              <w:t xml:space="preserve">Covidien</w:t>
             </w:r>
             <w:r>
               <w:rPr>
@@ -11366,7 +11366,7 @@
                 <w:szCs w:val="18"/>
                 <w:lang w:val="vi-VN"/>
               </w:rPr>
-              <w:t>/ Hoa Kỳ</w:t>
+              <w:t xml:space="preserve">/ Hoa Kỳ</w:t>
             </w:r>
           </w:p>
         </w:tc>
@@ -11389,7 +11389,7 @@
                 <w:sz w:val="18"/>
                 <w:szCs w:val="18"/>
               </w:rPr>
-              <w:t>Cái</w:t>
+              <w:t xml:space="preserve">Cái</w:t>
             </w:r>
           </w:p>
         </w:tc>
@@ -11419,7 +11419,7 @@
                 <w:szCs w:val="18"/>
                 <w:lang w:val="vi-VN"/>
               </w:rPr>
-              <w:t>6 cái/ hộp</w:t>
+              <w:t xml:space="preserve">6 cái/ hộp</w:t>
             </w:r>
           </w:p>
         </w:tc>
@@ -11449,7 +11449,7 @@
                 <w:szCs w:val="18"/>
                 <w:lang w:val="vi-VN"/>
               </w:rPr>
-              <w:t>262</w:t>
+              <w:t xml:space="preserve">262</w:t>
             </w:r>
           </w:p>
         </w:tc>
@@ -11479,7 +11479,7 @@
                 <w:szCs w:val="18"/>
                 <w:lang w:val="vi-VN"/>
               </w:rPr>
-              <w:t>5.500.000</w:t>
+              <w:t xml:space="preserve">5.500.000</w:t>
             </w:r>
           </w:p>
         </w:tc>
@@ -11509,7 +11509,7 @@
                 <w:szCs w:val="18"/>
                 <w:lang w:val="vi-VN"/>
               </w:rPr>
-              <w:t>1.441.</w:t>
+              <w:t xml:space="preserve">1.441.</w:t>
             </w:r>
             <w:bookmarkStart w:id="3" w:name="_GoBack"/>
             <w:bookmarkEnd w:id="3"/>
@@ -11519,7 +11519,7 @@
                 <w:szCs w:val="18"/>
                 <w:lang w:val="vi-VN"/>
               </w:rPr>
-              <w:t>000.000</w:t>
+              <w:t xml:space="preserve">000.000</w:t>
             </w:r>
           </w:p>
         </w:tc>
@@ -11566,7 +11566,7 @@
                 <w:szCs w:val="20"/>
                 <w:lang w:val="sv-SE"/>
               </w:rPr>
-              <w:t>cộng:</w:t>
+              <w:t xml:space="preserve">cộng:</w:t>
             </w:r>
           </w:p>
           <w:p>
@@ -11601,7 +11601,7 @@
                 <w:szCs w:val="20"/>
                 <w:lang w:val="vi-VN"/>
               </w:rPr>
-              <w:t>Một tỷ chín trăm chín mươi chín triệu chín trăm năm mươi nghìn đồng</w:t>
+              <w:t xml:space="preserve">Một tỷ chín trăm chín mươi chín triệu chín trăm năm mươi nghìn đồng</w:t>
             </w:r>
             <w:r>
               <w:rPr>
@@ -11610,7 +11610,7 @@
                 <w:sz w:val="20"/>
                 <w:szCs w:val="20"/>
               </w:rPr>
-              <w:t>./.</w:t>
+              <w:t xml:space="preserve">./.</w:t>
             </w:r>
           </w:p>
         </w:tc>
@@ -11643,7 +11643,7 @@
                 <w:szCs w:val="20"/>
                 <w:lang w:val="es-ES"/>
               </w:rPr>
-              <w:t>1.</w:t>
+              <w:t xml:space="preserve">1.</w:t>
             </w:r>
             <w:r>
               <w:rPr>
@@ -11654,7 +11654,7 @@
                 <w:szCs w:val="20"/>
                 <w:lang w:val="vi-VN"/>
               </w:rPr>
-              <w:t>999.950.000</w:t>
+              <w:t xml:space="preserve">999.950.000</w:t>
             </w:r>
           </w:p>
         </w:tc>
@@ -11712,7 +11712,7 @@
           <w:szCs w:val="28"/>
           <w:lang w:val="pt-BR"/>
         </w:rPr>
-        <w:t>- Về hình thức lựa chọn nhà thầu</w:t>
+        <w:t xml:space="preserve">- Về hình thức lựa chọn nhà thầu</w:t>
       </w:r>
       <w:r>
         <w:rPr>
@@ -11727,7 +11727,7 @@
           <w:szCs w:val="28"/>
           <w:lang w:val="vi-VN"/>
         </w:rPr>
-        <w:t>sử dụng vật tư y tế</w:t>
+        <w:t xml:space="preserve">sử dụng vật tư y tế</w:t>
       </w:r>
       <w:r>
         <w:rPr>
@@ -11750,7 +11750,7 @@
           <w:szCs w:val="28"/>
           <w:lang w:val="vi-VN"/>
         </w:rPr>
-        <w:t>Phẫu thuật ung bướu</w:t>
+        <w:t xml:space="preserve">Phẫu thuật ung bướu</w:t>
       </w:r>
       <w:r>
         <w:rPr>
@@ -11765,7 +11765,7 @@
           <w:szCs w:val="28"/>
           <w:lang w:val="vi-VN"/>
         </w:rPr>
-        <w:t>vật tư</w:t>
+        <w:t xml:space="preserve">vật tư</w:t>
       </w:r>
       <w:r>
         <w:rPr>
@@ -11787,7 +11787,7 @@
           <w:sz w:val="26"/>
           <w:szCs w:val="28"/>
         </w:rPr>
-        <w:t>phục vụ hoạt động khám chữa bệnh tại Bệnh viện.</w:t>
+        <w:t xml:space="preserve">phục vụ hoạt động khám chữa bệnh tại Bệnh viện.</w:t>
       </w:r>
     </w:p>
     <w:p>
@@ -11824,7 +11824,7 @@
           <w:sz w:val="26"/>
           <w:szCs w:val="28"/>
         </w:rPr>
-        <w:t>Để đảm bảo cung ứng kịp thời, đầy đủ vật tư y tế phục vụ công tác khám chữa bệnh an toàn, hiệu quả, Tổ chuyên gia đề nghị Giám đốc Bệnh viện xem xét cho thực hiện áp dụng hình thức chào giá trực tuyến rút gọn.</w:t>
+        <w:t xml:space="preserve">Để đảm bảo cung ứng kịp thời, đầy đủ vật tư y tế phục vụ công tác khám chữa bệnh an toàn, hiệu quả, Tổ chuyên gia đề nghị Giám đốc Bệnh viện xem xét cho thực hiện áp dụng hình thức chào giá trực tuyến rút gọn.</w:t>
       </w:r>
     </w:p>
     <w:p>
@@ -11861,7 +11861,7 @@
           <w:szCs w:val="28"/>
           <w:lang w:val="es-ES"/>
         </w:rPr>
-        <w:t>: Chào giá trực tuyến rút gọn (theo điều 99 Nghị định số 214/2025/NĐ-CP ngày 04/8/2025).</w:t>
+        <w:t xml:space="preserve">: Chào giá trực tuyến rút gọn (theo điều 99 Nghị định số 214/2025/NĐ-CP ngày 04/8/2025).</w:t>
       </w:r>
     </w:p>
     <w:p>
@@ -11890,7 +11890,7 @@
           <w:szCs w:val="26"/>
           <w:lang w:val="es-ES"/>
         </w:rPr>
-        <w:t>V</w:t>
+        <w:t xml:space="preserve">V</w:t>
       </w:r>
       <w:r>
         <w:rPr>
@@ -11900,7 +11900,7 @@
           <w:szCs w:val="26"/>
           <w:lang w:val="es-ES"/>
         </w:rPr>
-        <w:t>I</w:t>
+        <w:t xml:space="preserve">I</w:t>
       </w:r>
       <w:r>
         <w:rPr>
@@ -11910,7 +11910,7 @@
           <w:szCs w:val="26"/>
           <w:lang w:val="es-ES"/>
         </w:rPr>
-        <w:t>. Kết luận</w:t>
+        <w:t xml:space="preserve">. Kết luận</w:t>
       </w:r>
     </w:p>
     <w:p>
@@ -11930,14 +11930,14 @@
           <w:sz w:val="26"/>
           <w:szCs w:val="26"/>
         </w:rPr>
-        <w:t>Sau khi th</w:t>
-      </w:r>
-      <w:r>
-        <w:rPr>
-          <w:sz w:val="26"/>
-          <w:szCs w:val="26"/>
-        </w:rPr>
-        <w:t>ả</w:t>
+        <w:t xml:space="preserve">Sau khi th</w:t>
+      </w:r>
+      <w:r>
+        <w:rPr>
+          <w:sz w:val="26"/>
+          <w:szCs w:val="26"/>
+        </w:rPr>
+        <w:t xml:space="preserve">ả</w:t>
       </w:r>
       <w:r>
         <w:rPr>
@@ -11963,7 +11963,7 @@
           <w:szCs w:val="26"/>
           <w:lang w:val="es-ES"/>
         </w:rPr>
-        <w:t>họp thống nhất các nội dung liên quan đến xây dựng dự toán và kế hoạch lựa chọn nhà thầu dự toán mua sắm</w:t>
+        <w:t xml:space="preserve">họp thống nhất các nội dung liên quan đến xây dựng dự toán và kế hoạch lựa chọn nhà thầu dự toán mua sắm</w:t>
       </w:r>
       <w:r>
         <w:rPr>
@@ -11992,7 +11992,7 @@
           <w:szCs w:val="26"/>
           <w:lang w:val="vi-VN"/>
         </w:rPr>
-        <w:t>băng ghim và dụng cụ cắt khâu nối dùng trong phẫu thuật</w:t>
+        <w:t xml:space="preserve">băng ghim và dụng cụ cắt khâu nối dùng trong phẫu thuật</w:t>
       </w:r>
       <w:r>
         <w:rPr>
@@ -12012,7 +12012,7 @@
           <w:sz w:val="26"/>
           <w:szCs w:val="26"/>
         </w:rPr>
-        <w:t>phục vụ công tác chuyên môn tại Bệnh viện đa khoa tỉnh Phú Thọ</w:t>
+        <w:t xml:space="preserve">phục vụ công tác chuyên môn tại Bệnh viện đa khoa tỉnh Phú Thọ</w:t>
       </w:r>
       <w:r>
         <w:rPr>
@@ -12054,7 +12054,7 @@
           <w:sz w:val="26"/>
           <w:szCs w:val="26"/>
         </w:rPr>
-        <w:t>phê duyệt</w:t>
+        <w:t xml:space="preserve">phê duyệt</w:t>
       </w:r>
       <w:r>
         <w:rPr>
@@ -12078,7 +12078,7 @@
           <w:sz w:val="26"/>
           <w:szCs w:val="26"/>
         </w:rPr>
-        <w:t>dự toán mua sắm</w:t>
+        <w:t xml:space="preserve">dự toán mua sắm</w:t>
       </w:r>
       <w:r>
         <w:rPr>
@@ -12107,7 +12107,7 @@
           <w:szCs w:val="26"/>
           <w:lang w:val="vi-VN"/>
         </w:rPr>
-        <w:t>băng ghim và dụng cụ cắt khâu nối dùng trong phẫu thuật</w:t>
+        <w:t xml:space="preserve">băng ghim và dụng cụ cắt khâu nối dùng trong phẫu thuật</w:t>
       </w:r>
       <w:r>
         <w:rPr>
@@ -12127,7 +12127,7 @@
           <w:sz w:val="26"/>
           <w:szCs w:val="26"/>
         </w:rPr>
-        <w:t>phục vụ công tác chuyên môn tại Bệnh viện đa khoa tỉnh Phú Thọ</w:t>
+        <w:t xml:space="preserve">phục vụ công tác chuyên môn tại Bệnh viện đa khoa tỉnh Phú Thọ</w:t>
       </w:r>
       <w:r>
         <w:rPr>
@@ -12137,7 +12137,7 @@
           <w:sz w:val="26"/>
           <w:szCs w:val="26"/>
         </w:rPr>
-        <w:t>,</w:t>
+        <w:t xml:space="preserve">,</w:t>
       </w:r>
       <w:r>
         <w:rPr>
@@ -12154,7 +12154,7 @@
           <w:szCs w:val="26"/>
           <w:lang w:val="es-ES"/>
         </w:rPr>
-        <w:t>cụ thể như sau:</w:t>
+        <w:t xml:space="preserve">cụ thể như sau:</w:t>
       </w:r>
       <w:r>
         <w:rPr>
@@ -12196,7 +12196,7 @@
           <w:szCs w:val="26"/>
           <w:lang w:val="en-GB"/>
         </w:rPr>
-        <w:t>1. Phần công việc đã thực hiện</w:t>
+        <w:t xml:space="preserve">1. Phần công việc đã thực hiện</w:t>
       </w:r>
       <w:r>
         <w:rPr>
@@ -12205,7 +12205,7 @@
           <w:szCs w:val="26"/>
           <w:lang w:val="en-GB"/>
         </w:rPr>
-        <w:t>: Không có</w:t>
+        <w:t xml:space="preserve">: Không có</w:t>
       </w:r>
       <w:r>
         <w:rPr>
@@ -12214,7 +12214,7 @@
           <w:szCs w:val="26"/>
           <w:lang w:val="en-GB"/>
         </w:rPr>
-        <w:t>.</w:t>
+        <w:t xml:space="preserve">.</w:t>
       </w:r>
     </w:p>
     <w:p>
@@ -12257,7 +12257,7 @@
           <w:sz w:val="26"/>
           <w:szCs w:val="26"/>
         </w:rPr>
-        <w:t>Không có</w:t>
+        <w:t xml:space="preserve">Không có</w:t>
       </w:r>
       <w:r>
         <w:rPr>
@@ -12267,7 +12267,7 @@
           <w:szCs w:val="26"/>
           <w:lang w:val="en-GB"/>
         </w:rPr>
-        <w:t>.</w:t>
+        <w:t xml:space="preserve">.</w:t>
       </w:r>
     </w:p>
     <w:p>
@@ -12301,7 +12301,7 @@
           <w:szCs w:val="26"/>
           <w:lang w:val="en-GB"/>
         </w:rPr>
-        <w:t>Phần công việc thuộc kế hoạch lựa chọn nhà thầu</w:t>
+        <w:t xml:space="preserve">Phần công việc thuộc kế hoạch lựa chọn nhà thầu</w:t>
       </w:r>
       <w:r>
         <w:rPr>
@@ -12311,7 +12311,7 @@
           <w:szCs w:val="26"/>
           <w:lang w:val="fr-FR"/>
         </w:rPr>
-        <w:t>:</w:t>
+        <w:t xml:space="preserve">:</w:t>
       </w:r>
     </w:p>
     <w:p>
@@ -12337,7 +12337,7 @@
           <w:szCs w:val="26"/>
           <w:lang w:val="en-GB"/>
         </w:rPr>
-        <w:t>a. Bảng tổng hợp phần công việc thuộc kế hoạch lựa chọn nhà thầu:</w:t>
+        <w:t xml:space="preserve">a. Bảng tổng hợp phần công việc thuộc kế hoạch lựa chọn nhà thầu:</w:t>
       </w:r>
     </w:p>
     <w:tbl>
@@ -12393,7 +12393,7 @@
                 <w:szCs w:val="20"/>
               </w:rPr>
               <w:lastRenderedPageBreak/>
-              <w:t>TT</w:t>
+              <w:t xml:space="preserve">TT</w:t>
             </w:r>
           </w:p>
         </w:tc>
@@ -12422,7 +12422,7 @@
                 <w:szCs w:val="20"/>
                 <w:lang w:val="vi-VN"/>
               </w:rPr>
-              <w:t>Tên chủ đầu tư</w:t>
+              <w:t xml:space="preserve">Tên chủ đầu tư</w:t>
             </w:r>
           </w:p>
         </w:tc>
@@ -12450,7 +12450,7 @@
                 <w:sz w:val="20"/>
                 <w:szCs w:val="20"/>
               </w:rPr>
-              <w:t>Tên gói thầu</w:t>
+              <w:t xml:space="preserve">Tên gói thầu</w:t>
             </w:r>
           </w:p>
         </w:tc>
@@ -12476,7 +12476,7 @@
                 <w:sz w:val="20"/>
                 <w:szCs w:val="20"/>
               </w:rPr>
-              <w:t>Giá gói thầu</w:t>
+              <w:t xml:space="preserve">Giá gói thầu</w:t>
             </w:r>
           </w:p>
           <w:p>
@@ -12497,7 +12497,7 @@
                 <w:sz w:val="20"/>
                 <w:szCs w:val="20"/>
               </w:rPr>
-              <w:t>(VND)</w:t>
+              <w:t xml:space="preserve">(VND)</w:t>
             </w:r>
           </w:p>
         </w:tc>
@@ -12525,7 +12525,7 @@
                 <w:sz w:val="20"/>
                 <w:szCs w:val="20"/>
               </w:rPr>
-              <w:t>Nguồn vốn</w:t>
+              <w:t xml:space="preserve">Nguồn vốn</w:t>
             </w:r>
           </w:p>
         </w:tc>
@@ -12553,7 +12553,7 @@
                 <w:sz w:val="20"/>
                 <w:szCs w:val="20"/>
               </w:rPr>
-              <w:t>Hình thức lựa chọn nhà thầu</w:t>
+              <w:t xml:space="preserve">Hình thức lựa chọn nhà thầu</w:t>
             </w:r>
           </w:p>
         </w:tc>
@@ -12581,7 +12581,7 @@
                 <w:sz w:val="20"/>
                 <w:szCs w:val="20"/>
               </w:rPr>
-              <w:t>Phương thức lựa chọn nhà thầu</w:t>
+              <w:t xml:space="preserve">Phương thức lựa chọn nhà thầu</w:t>
             </w:r>
           </w:p>
         </w:tc>
@@ -12609,7 +12609,7 @@
                 <w:sz w:val="20"/>
                 <w:szCs w:val="20"/>
               </w:rPr>
-              <w:t>Thời gian tổ chức lựa chọn nhà thầu</w:t>
+              <w:t xml:space="preserve">Thời gian tổ chức lựa chọn nhà thầu</w:t>
             </w:r>
           </w:p>
         </w:tc>
@@ -12637,7 +12637,7 @@
                 <w:sz w:val="20"/>
                 <w:szCs w:val="20"/>
               </w:rPr>
-              <w:t>Thời gian bắt đầu tổ chức lựa chọn nhà thầu</w:t>
+              <w:t xml:space="preserve">Thời gian bắt đầu tổ chức lựa chọn nhà thầu</w:t>
             </w:r>
           </w:p>
         </w:tc>
@@ -12665,7 +12665,7 @@
                 <w:sz w:val="20"/>
                 <w:szCs w:val="20"/>
               </w:rPr>
-              <w:t>Loại hợp đồng</w:t>
+              <w:t xml:space="preserve">Loại hợp đồng</w:t>
             </w:r>
           </w:p>
         </w:tc>
@@ -12702,7 +12702,7 @@
                 <w:szCs w:val="20"/>
                 <w:lang w:val="vi-VN"/>
               </w:rPr>
-              <w:t>gói thầu</w:t>
+              <w:t xml:space="preserve">gói thầu</w:t>
             </w:r>
           </w:p>
         </w:tc>
@@ -12730,7 +12730,7 @@
                 <w:sz w:val="20"/>
                 <w:szCs w:val="20"/>
               </w:rPr>
-              <w:t>Tùy chọn mua thêm</w:t>
+              <w:t xml:space="preserve">Tùy chọn mua thêm</w:t>
             </w:r>
           </w:p>
         </w:tc>
@@ -12800,7 +12800,7 @@
                 <w:szCs w:val="20"/>
                 <w:lang w:val="vi-VN"/>
               </w:rPr>
-              <w:t>Tên gói thầu</w:t>
+              <w:t xml:space="preserve">Tên gói thầu</w:t>
             </w:r>
           </w:p>
         </w:tc>
@@ -12825,7 +12825,7 @@
                 <w:sz w:val="20"/>
                 <w:szCs w:val="20"/>
               </w:rPr>
-              <w:t>Tóm tắt công việc chính của gói thầu</w:t>
+              <w:t xml:space="preserve">Tóm tắt công việc chính của gói thầu</w:t>
             </w:r>
           </w:p>
         </w:tc>
@@ -13020,7 +13020,7 @@
                 <w:szCs w:val="20"/>
                 <w:lang w:val="en-GB"/>
               </w:rPr>
-              <w:t>1</w:t>
+              <w:t xml:space="preserve">1</w:t>
             </w:r>
           </w:p>
           <w:p>
@@ -13072,7 +13072,7 @@
                 <w:sz w:val="20"/>
                 <w:szCs w:val="20"/>
               </w:rPr>
-              <w:t>Bệnh viện đa khoa tỉnh Phú Thọ.</w:t>
+              <w:t xml:space="preserve">Bệnh viện đa khoa tỉnh Phú Thọ.</w:t>
             </w:r>
           </w:p>
         </w:tc>
@@ -13111,7 +13111,7 @@
                 <w:szCs w:val="20"/>
                 <w:lang w:val="vi-VN"/>
               </w:rPr>
-              <w:t>băng ghim và dụng cụ cắt khâu nối dùng trong phẫu thuật</w:t>
+              <w:t xml:space="preserve">băng ghim và dụng cụ cắt khâu nối dùng trong phẫu thuật</w:t>
             </w:r>
             <w:r>
               <w:rPr>
@@ -13160,7 +13160,7 @@
                 <w:szCs w:val="20"/>
                 <w:lang w:val="vi-VN"/>
               </w:rPr>
-              <w:t>băng ghim và dụng cụ cắt khâu nối dùng trong phẫu thuật</w:t>
+              <w:t xml:space="preserve">băng ghim và dụng cụ cắt khâu nối dùng trong phẫu thuật</w:t>
             </w:r>
             <w:r>
               <w:rPr>
@@ -13198,7 +13198,7 @@
                 <w:szCs w:val="20"/>
                 <w:lang w:val="es-ES"/>
               </w:rPr>
-              <w:t>1</w:t>
+              <w:t xml:space="preserve">1</w:t>
             </w:r>
             <w:r>
               <w:rPr>
@@ -13208,7 +13208,7 @@
                 <w:szCs w:val="20"/>
                 <w:lang w:val="vi-VN"/>
               </w:rPr>
-              <w:t>.999.950.000</w:t>
+              <w:t xml:space="preserve">.999.950.000</w:t>
             </w:r>
           </w:p>
         </w:tc>
@@ -13238,7 +13238,7 @@
                 <w:szCs w:val="20"/>
                 <w:shd w:val="clear" w:color="auto" w:fill="FFFFFF"/>
               </w:rPr>
-              <w:t>Nguồn thu từ dịch vụ khám chữa bệnh và các nguồn kinh phí hợp pháp khác của Bệnh viện</w:t>
+              <w:t xml:space="preserve">Nguồn thu từ dịch vụ khám chữa bệnh và các nguồn kinh phí hợp pháp khác của Bệnh viện</w:t>
             </w:r>
           </w:p>
         </w:tc>
@@ -13267,7 +13267,7 @@
                 <w:szCs w:val="20"/>
                 <w:lang w:val="es-ES"/>
               </w:rPr>
-              <w:t>Chào giá trực tuyến rút gọn</w:t>
+              <w:t xml:space="preserve">Chào giá trực tuyến rút gọn</w:t>
             </w:r>
           </w:p>
         </w:tc>
@@ -13294,7 +13294,7 @@
                 <w:szCs w:val="20"/>
                 <w:lang w:val="sv-SE"/>
               </w:rPr>
-              <w:t>Một giai đoạn, một túi hồ sơ</w:t>
+              <w:t xml:space="preserve">Một giai đoạn, một túi hồ sơ</w:t>
             </w:r>
           </w:p>
         </w:tc>
@@ -13321,7 +13321,7 @@
                 <w:szCs w:val="20"/>
                 <w:lang w:val="sv-SE"/>
               </w:rPr>
-              <w:t>30 ngày</w:t>
+              <w:t xml:space="preserve">30 ngày</w:t>
             </w:r>
           </w:p>
         </w:tc>
@@ -13348,7 +13348,7 @@
                 <w:szCs w:val="20"/>
                 <w:lang w:val="sv-SE"/>
               </w:rPr>
-              <w:t>Quý I/2026</w:t>
+              <w:t xml:space="preserve">Quý I/2026</w:t>
             </w:r>
           </w:p>
         </w:tc>
@@ -13375,7 +13375,7 @@
                 <w:szCs w:val="20"/>
                 <w:lang w:val="sv-SE"/>
               </w:rPr>
-              <w:t>Trọn gói</w:t>
+              <w:t xml:space="preserve">Trọn gói</w:t>
             </w:r>
           </w:p>
         </w:tc>
@@ -13404,7 +13404,7 @@
                 <w:szCs w:val="20"/>
                 <w:lang w:val="en-GB"/>
               </w:rPr>
-              <w:t>120</w:t>
+              <w:t xml:space="preserve">120</w:t>
             </w:r>
             <w:r>
               <w:rPr>
@@ -13440,7 +13440,7 @@
                 <w:szCs w:val="20"/>
                 <w:lang w:val="sv-SE"/>
               </w:rPr>
-              <w:t>Không áp dụng</w:t>
+              <w:t xml:space="preserve">Không áp dụng</w:t>
             </w:r>
           </w:p>
         </w:tc>
@@ -13487,7 +13487,7 @@
                 <w:szCs w:val="20"/>
                 <w:lang w:val="es-ES"/>
               </w:rPr>
-              <w:t>1</w:t>
+              <w:t xml:space="preserve">1</w:t>
             </w:r>
             <w:r>
               <w:rPr>
@@ -13498,7 +13498,7 @@
                 <w:szCs w:val="20"/>
                 <w:lang w:val="es-ES"/>
               </w:rPr>
-              <w:t>.</w:t>
+              <w:t xml:space="preserve">.</w:t>
             </w:r>
             <w:r>
               <w:rPr>
@@ -13509,7 +13509,7 @@
                 <w:szCs w:val="20"/>
                 <w:lang w:val="vi-VN"/>
               </w:rPr>
-              <w:t>999.950.000</w:t>
+              <w:t xml:space="preserve">999.950.000</w:t>
             </w:r>
             <w:r>
               <w:rPr>
@@ -13554,7 +13554,7 @@
                 <w:szCs w:val="20"/>
                 <w:lang w:val="vi-VN"/>
               </w:rPr>
-              <w:t>Một tỷ chín trăm chín mươi chín triệu chín trăm năm mươi nghìn đồng</w:t>
+              <w:t xml:space="preserve">Một tỷ chín trăm chín mươi chín triệu chín trăm năm mươi nghìn đồng</w:t>
             </w:r>
             <w:r>
               <w:rPr>
@@ -13563,7 +13563,7 @@
                 <w:sz w:val="20"/>
                 <w:szCs w:val="20"/>
               </w:rPr>
-              <w:t>./.</w:t>
+              <w:t xml:space="preserve">./.</w:t>
             </w:r>
           </w:p>
         </w:tc>
@@ -13593,7 +13593,7 @@
           <w:szCs w:val="26"/>
           <w:lang w:val="vi-VN"/>
         </w:rPr>
-        <w:t>b</w:t>
+        <w:t xml:space="preserve">b</w:t>
       </w:r>
       <w:r>
         <w:rPr>
@@ -13604,7 +13604,7 @@
           <w:sz w:val="26"/>
           <w:szCs w:val="26"/>
         </w:rPr>
-        <w:t>. Giải</w:t>
+        <w:t xml:space="preserve">. Giải</w:t>
       </w:r>
       <w:r>
         <w:rPr>
@@ -13650,7 +13650,7 @@
           <w:szCs w:val="26"/>
           <w:lang w:val="nl-NL"/>
         </w:rPr>
-        <w:t>Tổ chuyên gia xây dựng kế hoạch lựa chọn nhà thầu gồm 01 gói thầu</w:t>
+        <w:t xml:space="preserve">Tổ chuyên gia xây dựng kế hoạch lựa chọn nhà thầu gồm 01 gói thầu</w:t>
       </w:r>
       <w:bookmarkEnd w:id="5"/>
       <w:r>
@@ -13681,7 +13681,7 @@
           <w:szCs w:val="26"/>
           <w:lang w:val="vi-VN"/>
         </w:rPr>
-        <w:t>băng ghim và dụng cụ cắt khâu nối dùng trong phẫu thuật</w:t>
+        <w:t xml:space="preserve">băng ghim và dụng cụ cắt khâu nối dùng trong phẫu thuật</w:t>
       </w:r>
       <w:r>
         <w:rPr>
@@ -13701,7 +13701,7 @@
           <w:sz w:val="26"/>
           <w:szCs w:val="26"/>
         </w:rPr>
-        <w:t>phục vụ công tác chuyên môn tại Bệnh viện đa khoa tỉnh Phú Thọ</w:t>
+        <w:t xml:space="preserve">phục vụ công tác chuyên môn tại Bệnh viện đa khoa tỉnh Phú Thọ</w:t>
       </w:r>
       <w:r>
         <w:rPr>
@@ -13727,7 +13727,7 @@
           <w:szCs w:val="26"/>
           <w:lang w:val="vi-VN"/>
         </w:rPr>
-        <w:t>y tế</w:t>
+        <w:t xml:space="preserve">y tế</w:t>
       </w:r>
       <w:r>
         <w:rPr>
@@ -13745,7 +13745,7 @@
           <w:szCs w:val="26"/>
           <w:lang w:val="pt-BR"/>
         </w:rPr>
-        <w:t>căn cứ vào tính chất công việc gói thầu thực hiện theo hình thức chào giá trực tuyến rút gọn, hợp đồng trọn gói để bảo đảm tính khả thi và thuận tiện trong việc lựa chọn nhà thầu.</w:t>
+        <w:t xml:space="preserve">căn cứ vào tính chất công việc gói thầu thực hiện theo hình thức chào giá trực tuyến rút gọn, hợp đồng trọn gói để bảo đảm tính khả thi và thuận tiện trong việc lựa chọn nhà thầu.</w:t>
       </w:r>
       <w:r>
         <w:rPr>
@@ -13790,7 +13790,7 @@
           <w:szCs w:val="26"/>
           <w:lang w:val="nl-NL"/>
         </w:rPr>
-        <w:t>và các văn bản quy phạm pháp luật liên quan</w:t>
+        <w:t xml:space="preserve">và các văn bản quy phạm pháp luật liên quan</w:t>
       </w:r>
       <w:bookmarkEnd w:id="7"/>
       <w:bookmarkEnd w:id="8"/>
@@ -13800,7 +13800,7 @@
           <w:sz w:val="26"/>
           <w:szCs w:val="26"/>
         </w:rPr>
-        <w:t>.</w:t>
+        <w:t xml:space="preserve">.</w:t>
       </w:r>
       <w:r>
         <w:rPr>
@@ -13852,7 +13852,7 @@
           <w:szCs w:val="26"/>
           <w:lang w:val="es-ES"/>
         </w:rPr>
-        <w:t>1.</w:t>
+        <w:t xml:space="preserve">1.</w:t>
       </w:r>
       <w:r>
         <w:rPr>
@@ -13862,7 +13862,7 @@
           <w:szCs w:val="26"/>
           <w:lang w:val="vi-VN"/>
         </w:rPr>
-        <w:t>999.950.000</w:t>
+        <w:t xml:space="preserve">999.950.000</w:t>
       </w:r>
       <w:r>
         <w:rPr>
@@ -13891,7 +13891,7 @@
           <w:szCs w:val="26"/>
           <w:lang w:val="vi-VN"/>
         </w:rPr>
-        <w:t>Một tỷ chín trăm chín mươi chín triệu chín trăm năm mươi nghìn đồng</w:t>
+        <w:t xml:space="preserve">Một tỷ chín trăm chín mươi chín triệu chín trăm năm mươi nghìn đồng</w:t>
       </w:r>
       <w:r>
         <w:rPr>
@@ -13910,7 +13910,7 @@
           <w:szCs w:val="26"/>
           <w:lang w:val="es-ES"/>
         </w:rPr>
-        <w:t>G</w:t>
+        <w:t xml:space="preserve">G</w:t>
       </w:r>
       <w:r>
         <w:rPr>
@@ -13918,7 +13918,7 @@
           <w:szCs w:val="26"/>
           <w:lang w:val="es-ES"/>
         </w:rPr>
-        <w:t>iá gói thầu được xây dựng căn cứ theo kết quả tham chiếu giá trúng thầu trong vòng 12 tháng trên trang https://muasamcong.mpi.gov.vn, phù hợp với quy định hiện hành về xác định giá gói thầ</w:t>
+        <w:t xml:space="preserve">iá gói thầu được xây dựng căn cứ theo kết quả tham chiếu giá trúng thầu trong vòng 12 tháng trên trang https://muasamcong.mpi.gov.vn, phù hợp với quy định hiện hành về xác định giá gói thầ</w:t>
       </w:r>
       <w:r>
         <w:rPr>
@@ -13945,7 +13945,7 @@
           <w:szCs w:val="26"/>
           <w:lang w:val="vi-VN"/>
         </w:rPr>
-        <w:t>N</w:t>
+        <w:t xml:space="preserve">N</w:t>
       </w:r>
       <w:r>
         <w:rPr>
@@ -13955,7 +13955,7 @@
           <w:szCs w:val="26"/>
           <w:lang w:val="es-ES"/>
         </w:rPr>
-        <w:t>ghị định số 214/2025/NĐ-CP ngày 04/8/2025 của Chính phủ.</w:t>
+        <w:t xml:space="preserve">ghị định số 214/2025/NĐ-CP ngày 04/8/2025 của Chính phủ.</w:t>
       </w:r>
       <w:r>
         <w:rPr>
@@ -13972,7 +13972,7 @@
           <w:sz w:val="26"/>
           <w:szCs w:val="26"/>
         </w:rPr>
-        <w:t>Bệnh viện lựa chọn giá gói thầu như trên nhằm phù hợp với khả</w:t>
+        <w:t xml:space="preserve">Bệnh viện lựa chọn giá gói thầu như trên nhằm phù hợp với khả</w:t>
       </w:r>
       <w:r>
         <w:rPr>
@@ -14035,7 +14035,7 @@
           <w:szCs w:val="26"/>
           <w:lang w:val="vi-VN"/>
         </w:rPr>
-        <w:t>4045</w:t>
+        <w:t xml:space="preserve">4045</w:t>
       </w:r>
       <w:r>
         <w:rPr>
@@ -14044,7 +14044,7 @@
           <w:sz w:val="26"/>
           <w:szCs w:val="26"/>
         </w:rPr>
-        <w:t>/QĐ-BV</w:t>
+        <w:t xml:space="preserve">/QĐ-BV</w:t>
       </w:r>
       <w:r>
         <w:rPr>
@@ -14054,7 +14054,7 @@
           <w:szCs w:val="26"/>
           <w:lang w:val="vi-VN"/>
         </w:rPr>
-        <w:t>E</w:t>
+        <w:t xml:space="preserve">E</w:t>
       </w:r>
       <w:r>
         <w:rPr>
@@ -14082,7 +14082,7 @@
           <w:szCs w:val="26"/>
           <w:lang w:val="vi-VN"/>
         </w:rPr>
-        <w:t>E</w:t>
+        <w:t xml:space="preserve">E</w:t>
       </w:r>
       <w:r>
         <w:rPr>
@@ -14101,7 +14101,7 @@
           <w:sz w:val="26"/>
           <w:szCs w:val="26"/>
         </w:rPr>
-        <w:t>(</w:t>
+        <w:t xml:space="preserve">(</w:t>
       </w:r>
       <w:r>
         <w:rPr>
@@ -14111,7 +14111,7 @@
           <w:szCs w:val="26"/>
           <w:lang w:val="vi-VN"/>
         </w:rPr>
-        <w:t>M</w:t>
+        <w:t xml:space="preserve">M</w:t>
       </w:r>
       <w:r>
         <w:rPr>
@@ -14120,7 +14120,7 @@
           <w:sz w:val="26"/>
           <w:szCs w:val="26"/>
         </w:rPr>
-        <w:t>ặt hàng:</w:t>
+        <w:t xml:space="preserve">ặt hàng:</w:t>
       </w:r>
       <w:r>
         <w:t xml:space="preserve"> </w:t>
@@ -14132,7 +14132,7 @@
           <w:sz w:val="26"/>
           <w:szCs w:val="26"/>
         </w:rPr>
-        <w:t>Băng ghim dùng trong mổ mở cỡ 80mm</w:t>
+        <w:t xml:space="preserve">Băng ghim dùng trong mổ mở cỡ 80mm</w:t>
       </w:r>
       <w:r>
         <w:rPr>
@@ -14152,7 +14152,7 @@
           <w:szCs w:val="26"/>
           <w:lang w:val="vi-VN"/>
         </w:rPr>
-        <w:t>Dụng cụ khâu nối tròn ba hàng ghim</w:t>
+        <w:t xml:space="preserve">Dụng cụ khâu nối tròn ba hàng ghim</w:t>
       </w:r>
       <w:r>
         <w:rPr>
@@ -14172,7 +14172,7 @@
           <w:szCs w:val="26"/>
           <w:lang w:val="vi-VN"/>
         </w:rPr>
-        <w:t>Dụng cụ khâu cắt nội soi</w:t>
+        <w:t xml:space="preserve">Dụng cụ khâu cắt nội soi</w:t>
       </w:r>
       <w:r>
         <w:rPr>
@@ -14192,7 +14192,7 @@
           <w:szCs w:val="26"/>
           <w:lang w:val="vi-VN"/>
         </w:rPr>
-        <w:t>Băng ghim cắt khâu nối nội soi các cỡ</w:t>
+        <w:t xml:space="preserve">Băng ghim cắt khâu nối nội soi các cỡ</w:t>
       </w:r>
       <w:r>
         <w:rPr>
@@ -14201,7 +14201,7 @@
           <w:sz w:val="26"/>
           <w:szCs w:val="26"/>
         </w:rPr>
-        <w:t>)</w:t>
+        <w:t xml:space="preserve">)</w:t>
       </w:r>
       <w:r>
         <w:rPr>
@@ -14211,7 +14211,7 @@
           <w:szCs w:val="26"/>
           <w:lang w:val="es-ES"/>
         </w:rPr>
-        <w:t>.</w:t>
+        <w:t xml:space="preserve">.</w:t>
       </w:r>
     </w:p>
     <w:bookmarkEnd w:id="9"/>
@@ -14248,7 +14248,7 @@
           <w:szCs w:val="26"/>
           <w:shd w:val="clear" w:color="auto" w:fill="FFFFFF"/>
         </w:rPr>
-        <w:t>Nguồn thu từ dịch vụ khám chữa bệnh và các nguồn kinh phí hợp pháp khác của Bệnh viện</w:t>
+        <w:t xml:space="preserve">Nguồn thu từ dịch vụ khám chữa bệnh và các nguồn kinh phí hợp pháp khác của Bệnh viện</w:t>
       </w:r>
       <w:r>
         <w:rPr>
@@ -14258,7 +14258,7 @@
           <w:szCs w:val="26"/>
           <w:lang w:val="es-ES"/>
         </w:rPr>
-        <w:t>.</w:t>
+        <w:t xml:space="preserve">.</w:t>
       </w:r>
     </w:p>
     <w:p>
@@ -14329,7 +14329,7 @@
           <w:szCs w:val="26"/>
           <w:lang w:val="vi-VN"/>
         </w:rPr>
-        <w:t>N</w:t>
+        <w:t xml:space="preserve">N</w:t>
       </w:r>
       <w:r>
         <w:rPr>
@@ -14339,7 +14339,7 @@
           <w:szCs w:val="26"/>
           <w:lang w:val="es-ES"/>
         </w:rPr>
-        <w:t>ghị định số 214/2025/NĐ-CP ngày 04/8/2025 của Chính phủ</w:t>
+        <w:t xml:space="preserve">ghị định số 214/2025/NĐ-CP ngày 04/8/2025 của Chính phủ</w:t>
       </w:r>
       <w:r>
         <w:rPr>
@@ -14350,7 +14350,7 @@
           <w:szCs w:val="26"/>
           <w:lang w:val="es-ES"/>
         </w:rPr>
-        <w:t>).</w:t>
+        <w:t xml:space="preserve">).</w:t>
       </w:r>
     </w:p>
     <w:bookmarkEnd w:id="10"/>
@@ -14400,7 +14400,7 @@
           <w:sz w:val="26"/>
           <w:szCs w:val="26"/>
         </w:rPr>
-        <w:t>M</w:t>
+        <w:t xml:space="preserve">M</w:t>
       </w:r>
       <w:r>
         <w:rPr>
@@ -14419,7 +14419,7 @@
           <w:sz w:val="26"/>
           <w:szCs w:val="26"/>
         </w:rPr>
-        <w:t>(</w:t>
+        <w:t xml:space="preserve">(</w:t>
       </w:r>
       <w:r>
         <w:rPr>
@@ -14436,7 +14436,7 @@
           <w:sz w:val="26"/>
           <w:szCs w:val="26"/>
         </w:rPr>
-        <w:t>đ</w:t>
+        <w:t xml:space="preserve">đ</w:t>
       </w:r>
       <w:r>
         <w:rPr>
@@ -14453,7 +14453,7 @@
           <w:sz w:val="26"/>
           <w:szCs w:val="26"/>
         </w:rPr>
-        <w:t>30,</w:t>
+        <w:t xml:space="preserve">30,</w:t>
       </w:r>
       <w:r>
         <w:rPr>
@@ -14479,7 +14479,7 @@
           <w:sz w:val="26"/>
           <w:szCs w:val="26"/>
         </w:rPr>
-        <w:t>22/2023/QH15</w:t>
+        <w:t xml:space="preserve">22/2023/QH15</w:t>
       </w:r>
       <w:r>
         <w:rPr>
@@ -14497,7 +14497,7 @@
           <w:sz w:val="26"/>
           <w:szCs w:val="26"/>
         </w:rPr>
-        <w:t>).</w:t>
+        <w:t xml:space="preserve">).</w:t>
       </w:r>
     </w:p>
     <w:p>
@@ -14527,7 +14527,7 @@
           <w:szCs w:val="26"/>
           <w:lang w:val="nl-NL"/>
         </w:rPr>
-        <w:t>Thời gian tổ chức lựa chọn nhà thầu</w:t>
+        <w:t xml:space="preserve">Thời gian tổ chức lựa chọn nhà thầu</w:t>
       </w:r>
       <w:r>
         <w:rPr>
@@ -14545,7 +14545,7 @@
           <w:szCs w:val="26"/>
           <w:lang w:val="vi-VN"/>
         </w:rPr>
-        <w:t>30</w:t>
+        <w:t xml:space="preserve">30</w:t>
       </w:r>
       <w:r>
         <w:rPr>
@@ -14595,7 +14595,7 @@
           <w:szCs w:val="26"/>
           <w:lang w:val="sv-SE"/>
         </w:rPr>
-        <w:t>Quý I</w:t>
+        <w:t xml:space="preserve">Quý I</w:t>
       </w:r>
       <w:r>
         <w:rPr>
@@ -14603,7 +14603,7 @@
           <w:szCs w:val="26"/>
           <w:lang w:val="sv-SE"/>
         </w:rPr>
-        <w:t>/2026</w:t>
+        <w:t xml:space="preserve">/2026</w:t>
       </w:r>
     </w:p>
     <w:p>
@@ -14626,7 +14626,7 @@
           <w:sz w:val="26"/>
           <w:szCs w:val="26"/>
         </w:rPr>
-        <w:t>- Loại hợp đồng: Trọn gói</w:t>
+        <w:t xml:space="preserve">- Loại hợp đồng: Trọn gói</w:t>
       </w:r>
       <w:r>
         <w:rPr>
@@ -14645,7 +14645,7 @@
           <w:sz w:val="26"/>
           <w:szCs w:val="26"/>
         </w:rPr>
-        <w:t>(</w:t>
+        <w:t xml:space="preserve">(</w:t>
       </w:r>
       <w:r>
         <w:rPr>
@@ -14664,7 +14664,7 @@
           <w:sz w:val="26"/>
           <w:szCs w:val="26"/>
         </w:rPr>
-        <w:t>đ</w:t>
+        <w:t xml:space="preserve">đ</w:t>
       </w:r>
       <w:r>
         <w:rPr>
@@ -14683,7 +14683,7 @@
           <w:sz w:val="26"/>
           <w:szCs w:val="26"/>
         </w:rPr>
-        <w:t>64,</w:t>
+        <w:t xml:space="preserve">64,</w:t>
       </w:r>
       <w:r>
         <w:rPr>
@@ -14701,7 +14701,7 @@
           <w:sz w:val="26"/>
           <w:szCs w:val="26"/>
         </w:rPr>
-        <w:t>22/2023/QH15</w:t>
+        <w:t xml:space="preserve">22/2023/QH15</w:t>
       </w:r>
       <w:r>
         <w:rPr>
@@ -14720,7 +14720,7 @@
           <w:sz w:val="26"/>
           <w:szCs w:val="26"/>
         </w:rPr>
-        <w:t>).</w:t>
+        <w:t xml:space="preserve">).</w:t>
       </w:r>
     </w:p>
     <w:p>
@@ -14771,7 +14771,7 @@
           <w:sz w:val="26"/>
           <w:szCs w:val="26"/>
         </w:rPr>
-        <w:t>gói thầu</w:t>
+        <w:t xml:space="preserve">gói thầu</w:t>
       </w:r>
       <w:r>
         <w:rPr>
@@ -14781,7 +14781,7 @@
           <w:sz w:val="26"/>
           <w:szCs w:val="26"/>
         </w:rPr>
-        <w:t>:</w:t>
+        <w:t xml:space="preserve">:</w:t>
       </w:r>
       <w:r>
         <w:rPr>
@@ -14811,7 +14811,7 @@
           <w:sz w:val="26"/>
           <w:szCs w:val="26"/>
         </w:rPr>
-        <w:t>ngày</w:t>
+        <w:t xml:space="preserve">ngày</w:t>
       </w:r>
       <w:r>
         <w:rPr>
@@ -14821,7 +14821,7 @@
           <w:sz w:val="26"/>
           <w:szCs w:val="26"/>
         </w:rPr>
-        <w:t>.</w:t>
+        <w:t xml:space="preserve">.</w:t>
       </w:r>
     </w:p>
     <w:p>
@@ -14851,7 +14851,7 @@
           <w:sz w:val="26"/>
           <w:szCs w:val="26"/>
         </w:rPr>
-        <w:t>- Tùy chọn mua thêm: Không áp dụng</w:t>
+        <w:t xml:space="preserve">- Tùy chọn mua thêm: Không áp dụng</w:t>
       </w:r>
     </w:p>
     <w:p>
@@ -14880,7 +14880,7 @@
           <w:szCs w:val="26"/>
           <w:lang w:val="es-ES"/>
         </w:rPr>
-        <w:t>4. Phần công việc chưa đủ điều kiện lập kế hoạch lựa chọn nhà thầu</w:t>
+        <w:t xml:space="preserve">4. Phần công việc chưa đủ điều kiện lập kế hoạch lựa chọn nhà thầu</w:t>
       </w:r>
       <w:r>
         <w:rPr>
@@ -14889,7 +14889,7 @@
           <w:szCs w:val="26"/>
           <w:lang w:val="es-ES"/>
         </w:rPr>
-        <w:t>:</w:t>
+        <w:t xml:space="preserve">:</w:t>
       </w:r>
       <w:r>
         <w:rPr>
@@ -14907,7 +14907,7 @@
           <w:szCs w:val="26"/>
           <w:lang w:val="es-ES"/>
         </w:rPr>
-        <w:t>Không.</w:t>
+        <w:t xml:space="preserve">Không.</w:t>
       </w:r>
     </w:p>
     <w:p>
@@ -14931,7 +14931,7 @@
           <w:szCs w:val="26"/>
           <w:lang w:val="vi-VN"/>
         </w:rPr>
-        <w:t>5</w:t>
+        <w:t xml:space="preserve">5</w:t>
       </w:r>
       <w:r>
         <w:rPr>
@@ -14940,7 +14940,7 @@
           <w:sz w:val="26"/>
           <w:szCs w:val="26"/>
         </w:rPr>
-        <w:t>. Tổng giá trị các phần công việc:</w:t>
+        <w:t xml:space="preserve">. Tổng giá trị các phần công việc:</w:t>
       </w:r>
     </w:p>
     <w:p>
@@ -15010,7 +15010,7 @@
                 <w:bCs/>
                 <w:szCs w:val="24"/>
               </w:rPr>
-              <w:t>STT</w:t>
+              <w:t xml:space="preserve">STT</w:t>
             </w:r>
           </w:p>
         </w:tc>
@@ -15043,7 +15043,7 @@
                 <w:bCs/>
                 <w:szCs w:val="24"/>
               </w:rPr>
-              <w:t>Nội dung</w:t>
+              <w:t xml:space="preserve">Nội dung</w:t>
             </w:r>
           </w:p>
         </w:tc>
@@ -15076,7 +15076,7 @@
                 <w:bCs/>
                 <w:szCs w:val="24"/>
               </w:rPr>
-              <w:t>Giá trị (Đồng)</w:t>
+              <w:t xml:space="preserve">Giá trị (Đồng)</w:t>
             </w:r>
           </w:p>
         </w:tc>
@@ -15112,7 +15112,7 @@
                 <w:rFonts w:eastAsia="Calibri"/>
                 <w:szCs w:val="24"/>
               </w:rPr>
-              <w:t>1</w:t>
+              <w:t xml:space="preserve">1</w:t>
             </w:r>
           </w:p>
         </w:tc>
@@ -15142,7 +15142,7 @@
                 <w:rFonts w:eastAsia="Calibri"/>
                 <w:szCs w:val="24"/>
               </w:rPr>
-              <w:t>Tổng giá trị phần công việc đã thực hiện</w:t>
+              <w:t xml:space="preserve">Tổng giá trị phần công việc đã thực hiện</w:t>
             </w:r>
           </w:p>
         </w:tc>
@@ -15171,7 +15171,7 @@
               <w:rPr>
                 <w:szCs w:val="24"/>
               </w:rPr>
-              <w:t>0</w:t>
+              <w:t xml:space="preserve">0</w:t>
             </w:r>
           </w:p>
         </w:tc>
@@ -15207,7 +15207,7 @@
                 <w:rFonts w:eastAsia="Calibri"/>
                 <w:szCs w:val="24"/>
               </w:rPr>
-              <w:t>2</w:t>
+              <w:t xml:space="preserve">2</w:t>
             </w:r>
           </w:p>
         </w:tc>
@@ -15237,7 +15237,7 @@
                 <w:rFonts w:eastAsia="Calibri"/>
                 <w:szCs w:val="24"/>
               </w:rPr>
-              <w:t>Tổng giá trị phần công việc không áp dụng được một trong các hình thức lựa chọn nhà thầu</w:t>
+              <w:t xml:space="preserve">Tổng giá trị phần công việc không áp dụng được một trong các hình thức lựa chọn nhà thầu</w:t>
             </w:r>
           </w:p>
         </w:tc>
@@ -15267,7 +15267,7 @@
                 <w:rFonts w:eastAsia="Calibri"/>
                 <w:szCs w:val="24"/>
               </w:rPr>
-              <w:t>0</w:t>
+              <w:t xml:space="preserve">0</w:t>
             </w:r>
           </w:p>
         </w:tc>
@@ -15303,7 +15303,7 @@
                 <w:rFonts w:eastAsia="Calibri"/>
                 <w:szCs w:val="24"/>
               </w:rPr>
-              <w:t>3</w:t>
+              <w:t xml:space="preserve">3</w:t>
             </w:r>
           </w:p>
         </w:tc>
@@ -15333,7 +15333,7 @@
                 <w:rFonts w:eastAsia="Calibri"/>
                 <w:szCs w:val="24"/>
               </w:rPr>
-              <w:t>Tổng giá trị phần công việc thuộc kế hoạch lựa chọn nhà thầu</w:t>
+              <w:t xml:space="preserve">Tổng giá trị phần công việc thuộc kế hoạch lựa chọn nhà thầu</w:t>
             </w:r>
           </w:p>
         </w:tc>
@@ -15367,7 +15367,7 @@
                 <w:szCs w:val="24"/>
                 <w:lang w:val="vi-VN"/>
               </w:rPr>
-              <w:t>1.999.950.000</w:t>
+              <w:t xml:space="preserve">1.999.950.000</w:t>
             </w:r>
           </w:p>
         </w:tc>
@@ -15402,7 +15402,7 @@
                 <w:rFonts w:eastAsia="Calibri"/>
                 <w:szCs w:val="24"/>
               </w:rPr>
-              <w:t>4</w:t>
+              <w:t xml:space="preserve">4</w:t>
             </w:r>
           </w:p>
         </w:tc>
@@ -15431,7 +15431,7 @@
                 <w:rFonts w:eastAsia="Calibri"/>
                 <w:szCs w:val="24"/>
               </w:rPr>
-              <w:t>Tổng giá trị phần công việc chưa đủ điều kiện lập kế hoạch lựa chọn nhà thầu (nếu có)</w:t>
+              <w:t xml:space="preserve">Tổng giá trị phần công việc chưa đủ điều kiện lập kế hoạch lựa chọn nhà thầu (nếu có)</w:t>
             </w:r>
           </w:p>
         </w:tc>
@@ -15465,7 +15465,7 @@
                 <w:szCs w:val="24"/>
                 <w:lang w:val="es-ES"/>
               </w:rPr>
-              <w:t>0</w:t>
+              <w:t xml:space="preserve">0</w:t>
             </w:r>
           </w:p>
         </w:tc>
@@ -15501,7 +15501,7 @@
                 <w:b/>
                 <w:szCs w:val="24"/>
               </w:rPr>
-              <w:t>Tổng giá trị các phần công việc</w:t>
+              <w:t xml:space="preserve">Tổng giá trị các phần công việc</w:t>
             </w:r>
           </w:p>
         </w:tc>
@@ -15535,7 +15535,7 @@
                 <w:szCs w:val="24"/>
                 <w:lang w:val="vi-VN"/>
               </w:rPr>
-              <w:t>1.999.950.000</w:t>
+              <w:t xml:space="preserve">1.999.950.000</w:t>
             </w:r>
           </w:p>
         </w:tc>
@@ -15570,7 +15570,7 @@
           <w:sz w:val="26"/>
           <w:szCs w:val="26"/>
         </w:rPr>
-        <w:t>Các thành viên tổ chuyên gia tham dự cuộc họp 100% thống nhất ý kiến với các nội dung nêu trê</w:t>
+        <w:t xml:space="preserve">Các thành viên tổ chuyên gia tham dự cuộc họp 100% thống nhất ý kiến với các nội dung nêu trê</w:t>
       </w:r>
       <w:r>
         <w:rPr>
@@ -15578,7 +15578,7 @@
           <w:sz w:val="26"/>
           <w:szCs w:val="26"/>
         </w:rPr>
-        <w:t>n</w:t>
+        <w:t xml:space="preserve">n</w:t>
       </w:r>
       <w:r>
         <w:rPr>
@@ -15597,7 +15597,7 @@
           <w:szCs w:val="26"/>
           <w:lang w:val="es-ES"/>
         </w:rPr>
-        <w:t>Không có thành viên nào có ý kiến bảo lưu.</w:t>
+        <w:t xml:space="preserve">Không có thành viên nào có ý kiến bảo lưu.</w:t>
       </w:r>
       <w:r>
         <w:rPr>
@@ -15615,7 +15615,7 @@
           <w:szCs w:val="26"/>
           <w:lang w:val="es-ES"/>
         </w:rPr>
-        <w:t>Không thành viên nào có ý kiến khác.</w:t>
+        <w:t xml:space="preserve">Không thành viên nào có ý kiến khác.</w:t>
       </w:r>
     </w:p>
     <w:p>
@@ -15640,7 +15640,7 @@
           <w:szCs w:val="26"/>
           <w:lang w:val="es-ES"/>
         </w:rPr>
-        <w:t>Tổ chuyên gia sẽ lập tờ trình, trình Giám đốc Bệnh viện phê duyệt kế hoạch lựa chọn nhà thầu cho gói thầu nêu trên.</w:t>
+        <w:t xml:space="preserve">Tổ chuyên gia sẽ lập tờ trình, trình Giám đốc Bệnh viện phê duyệt kế hoạch lựa chọn nhà thầu cho gói thầu nêu trên.</w:t>
       </w:r>
     </w:p>
     <w:p>
@@ -15672,7 +15672,7 @@
           <w:szCs w:val="26"/>
           <w:lang w:val="es-ES"/>
         </w:rPr>
-        <w:t>1</w:t>
+        <w:t xml:space="preserve">1</w:t>
       </w:r>
       <w:r>
         <w:rPr>
@@ -15681,7 +15681,7 @@
           <w:szCs w:val="26"/>
           <w:lang w:val="es-ES"/>
         </w:rPr>
-        <w:t>1</w:t>
+        <w:t xml:space="preserve">1</w:t>
       </w:r>
       <w:r>
         <w:rPr>
@@ -15699,7 +15699,7 @@
           <w:szCs w:val="26"/>
           <w:lang w:val="es-ES"/>
         </w:rPr>
-        <w:t>3</w:t>
+        <w:t xml:space="preserve">3</w:t>
       </w:r>
       <w:r>
         <w:rPr>
@@ -15708,7 +15708,7 @@
           <w:szCs w:val="26"/>
           <w:lang w:val="es-ES"/>
         </w:rPr>
-        <w:t>0</w:t>
+        <w:t xml:space="preserve">0</w:t>
       </w:r>
       <w:r>
         <w:rPr>
@@ -15724,7 +15724,7 @@
           <w:sz w:val="26"/>
           <w:szCs w:val="26"/>
         </w:rPr>
-        <w:t>Biên bản</w:t>
+        <w:t xml:space="preserve">Biên bản</w:t>
       </w:r>
       <w:r>
         <w:rPr>
@@ -15798,7 +15798,7 @@
                 <w:szCs w:val="26"/>
                 <w:lang w:val="vi-VN"/>
               </w:rPr>
-              <w:t>THƯ KÝ</w:t>
+              <w:t xml:space="preserve">THƯ KÝ</w:t>
             </w:r>
           </w:p>
           <w:p>
@@ -15869,7 +15869,7 @@
                 <w:sz w:val="26"/>
                 <w:szCs w:val="26"/>
               </w:rPr>
-              <w:t>Bùi Khánh Chân</w:t>
+              <w:t xml:space="preserve">Bùi Khánh Chân</w:t>
             </w:r>
           </w:p>
         </w:tc>
@@ -15893,7 +15893,7 @@
                 <w:sz w:val="26"/>
                 <w:szCs w:val="26"/>
               </w:rPr>
-              <w:t>TỔ TRƯỞNG</w:t>
+              <w:t xml:space="preserve">TỔ TRƯỞNG</w:t>
             </w:r>
           </w:p>
           <w:p>
@@ -15960,7 +15960,7 @@
                 <w:sz w:val="26"/>
                 <w:szCs w:val="26"/>
               </w:rPr>
-              <w:t>Lê N</w:t>
+              <w:t xml:space="preserve">Lê N</w:t>
             </w:r>
             <w:r>
               <w:rPr>
@@ -15968,7 +15968,7 @@
                 <w:sz w:val="26"/>
                 <w:szCs w:val="26"/>
               </w:rPr>
-              <w:t>a</w:t>
+              <w:t xml:space="preserve">a</w:t>
             </w:r>
           </w:p>
         </w:tc>
@@ -15994,7 +15994,7 @@
           <w:sz w:val="26"/>
           <w:szCs w:val="26"/>
         </w:rPr>
-        <w:t>CÁC THÀNH VIÊN TỔ CHUYÊN GIA DỰ HỌP</w:t>
+        <w:t xml:space="preserve">CÁC THÀNH VIÊN TỔ CHUYÊN GIA DỰ HỌP</w:t>
       </w:r>
     </w:p>
     <w:p>
@@ -16056,7 +16056,7 @@
                 <w:sz w:val="26"/>
                 <w:szCs w:val="26"/>
               </w:rPr>
-              <w:t>STT</w:t>
+              <w:t xml:space="preserve">STT</w:t>
             </w:r>
           </w:p>
         </w:tc>
@@ -16081,7 +16081,7 @@
                 <w:sz w:val="26"/>
                 <w:szCs w:val="26"/>
               </w:rPr>
-              <w:t>Họ và tên</w:t>
+              <w:t xml:space="preserve">Họ và tên</w:t>
             </w:r>
           </w:p>
         </w:tc>
@@ -16106,7 +16106,7 @@
                 <w:sz w:val="26"/>
                 <w:szCs w:val="26"/>
               </w:rPr>
-              <w:t>Chữ ký</w:t>
+              <w:t xml:space="preserve">Chữ ký</w:t>
             </w:r>
           </w:p>
         </w:tc>
@@ -16135,7 +16135,7 @@
                 <w:sz w:val="28"/>
                 <w:szCs w:val="28"/>
               </w:rPr>
-              <w:t>1</w:t>
+              <w:t xml:space="preserve">1</w:t>
             </w:r>
           </w:p>
         </w:tc>
@@ -16158,7 +16158,7 @@
                 <w:sz w:val="28"/>
                 <w:szCs w:val="28"/>
               </w:rPr>
-              <w:t>Ông Nguyễn Văn Sơn</w:t>
+              <w:t xml:space="preserve">Ông Nguyễn Văn Sơn</w:t>
             </w:r>
           </w:p>
         </w:tc>
@@ -16203,7 +16203,7 @@
                 <w:sz w:val="28"/>
                 <w:szCs w:val="28"/>
               </w:rPr>
-              <w:t>2</w:t>
+              <w:t xml:space="preserve">2</w:t>
             </w:r>
           </w:p>
         </w:tc>
@@ -16225,7 +16225,7 @@
                 <w:sz w:val="28"/>
                 <w:szCs w:val="28"/>
               </w:rPr>
-              <w:t>Bà</w:t>
+              <w:t xml:space="preserve">Bà</w:t>
             </w:r>
             <w:r>
               <w:rPr>
@@ -16278,7 +16278,7 @@
                 <w:sz w:val="28"/>
                 <w:szCs w:val="28"/>
               </w:rPr>
-              <w:t>3</w:t>
+              <w:t xml:space="preserve">3</w:t>
             </w:r>
           </w:p>
         </w:tc>
@@ -16300,7 +16300,7 @@
                 <w:sz w:val="28"/>
                 <w:szCs w:val="28"/>
               </w:rPr>
-              <w:t>Ông Nguyễn Tuấn Anh</w:t>
+              <w:t xml:space="preserve">Ông Nguyễn Tuấn Anh</w:t>
             </w:r>
           </w:p>
         </w:tc>
@@ -16346,7 +16346,7 @@
                 <w:szCs w:val="27"/>
               </w:rPr>
               <w:lastRenderedPageBreak/>
-              <w:t>4</w:t>
+              <w:t xml:space="preserve">4</w:t>
             </w:r>
           </w:p>
         </w:tc>
@@ -16369,7 +16369,7 @@
                 <w:sz w:val="28"/>
                 <w:szCs w:val="28"/>
               </w:rPr>
-              <w:t>Ông Đào Anh Tuấn</w:t>
+              <w:t xml:space="preserve">Ông Đào Anh Tuấn</w:t>
             </w:r>
           </w:p>
         </w:tc>
@@ -16414,7 +16414,7 @@
                 <w:sz w:val="27"/>
                 <w:szCs w:val="27"/>
               </w:rPr>
-              <w:t>5</w:t>
+              <w:t xml:space="preserve">5</w:t>
             </w:r>
           </w:p>
         </w:tc>
@@ -16436,7 +16436,7 @@
                 <w:sz w:val="28"/>
                 <w:szCs w:val="28"/>
               </w:rPr>
-              <w:t>Ông Cao Văn Khoa</w:t>
+              <w:t xml:space="preserve">Ông Cao Văn Khoa</w:t>
             </w:r>
           </w:p>
         </w:tc>
@@ -16481,7 +16481,7 @@
                 <w:sz w:val="27"/>
                 <w:szCs w:val="27"/>
               </w:rPr>
-              <w:t>6</w:t>
+              <w:t xml:space="preserve">6</w:t>
             </w:r>
           </w:p>
         </w:tc>
@@ -16503,7 +16503,7 @@
                 <w:sz w:val="28"/>
                 <w:szCs w:val="28"/>
               </w:rPr>
-              <w:t>Ông Triệu Quốc Thường</w:t>
+              <w:t xml:space="preserve">Ông Triệu Quốc Thường</w:t>
             </w:r>
           </w:p>
         </w:tc>
@@ -16548,7 +16548,7 @@
                 <w:sz w:val="27"/>
                 <w:szCs w:val="27"/>
               </w:rPr>
-              <w:t>7</w:t>
+              <w:t xml:space="preserve">7</w:t>
             </w:r>
           </w:p>
         </w:tc>
@@ -16570,7 +16570,7 @@
                 <w:sz w:val="28"/>
                 <w:szCs w:val="28"/>
               </w:rPr>
-              <w:t>Ông Ngô Gia Tùng</w:t>
+              <w:t xml:space="preserve">Ông Ngô Gia Tùng</w:t>
             </w:r>
           </w:p>
         </w:tc>
@@ -16615,7 +16615,7 @@
                 <w:sz w:val="27"/>
                 <w:szCs w:val="27"/>
               </w:rPr>
-              <w:t>8</w:t>
+              <w:t xml:space="preserve">8</w:t>
             </w:r>
           </w:p>
         </w:tc>
@@ -16637,7 +16637,7 @@
                 <w:sz w:val="28"/>
                 <w:szCs w:val="28"/>
               </w:rPr>
-              <w:t>Ông Hoàng Đình Tuấn</w:t>
+              <w:t xml:space="preserve">Ông Hoàng Đình Tuấn</w:t>
             </w:r>
           </w:p>
         </w:tc>
@@ -16682,7 +16682,7 @@
                 <w:sz w:val="27"/>
                 <w:szCs w:val="27"/>
               </w:rPr>
-              <w:t>9</w:t>
+              <w:t xml:space="preserve">9</w:t>
             </w:r>
           </w:p>
         </w:tc>
@@ -16713,7 +16713,7 @@
                 <w:szCs w:val="28"/>
                 <w:lang w:val="vi-VN"/>
               </w:rPr>
-              <w:t>Hà Mạnh Quyết</w:t>
+              <w:t xml:space="preserve">Hà Mạnh Quyết</w:t>
             </w:r>
           </w:p>
         </w:tc>
@@ -16759,7 +16759,7 @@
                 <w:szCs w:val="27"/>
                 <w:lang w:val="vi-VN"/>
               </w:rPr>
-              <w:t>10</w:t>
+              <w:t xml:space="preserve">10</w:t>
             </w:r>
           </w:p>
         </w:tc>
@@ -16790,7 +16790,7 @@
                 <w:szCs w:val="28"/>
                 <w:lang w:val="vi-VN"/>
               </w:rPr>
-              <w:t>Tạ Minh Nguyện</w:t>
+              <w:t xml:space="preserve">Tạ Minh Nguyện</w:t>
             </w:r>
           </w:p>
         </w:tc>
@@ -16836,7 +16836,7 @@
                 <w:szCs w:val="27"/>
                 <w:lang w:val="vi-VN"/>
               </w:rPr>
-              <w:t>11</w:t>
+              <w:t xml:space="preserve">11</w:t>
             </w:r>
           </w:p>
         </w:tc>
@@ -16859,7 +16859,7 @@
                 <w:sz w:val="28"/>
                 <w:szCs w:val="28"/>
               </w:rPr>
-              <w:t>Bà Nguyễn Thị Huyền</w:t>
+              <w:t xml:space="preserve">Bà Nguyễn Thị Huyền</w:t>
             </w:r>
           </w:p>
         </w:tc>
@@ -16905,7 +16905,7 @@
                 <w:szCs w:val="27"/>
                 <w:lang w:val="vi-VN"/>
               </w:rPr>
-              <w:t>12</w:t>
+              <w:t xml:space="preserve">12</w:t>
             </w:r>
           </w:p>
         </w:tc>
@@ -16927,7 +16927,7 @@
                 <w:sz w:val="28"/>
                 <w:szCs w:val="28"/>
               </w:rPr>
-              <w:t>Bà Nguyễn Thị Phương Thảo</w:t>
+              <w:t xml:space="preserve">Bà Nguyễn Thị Phương Thảo</w:t>
             </w:r>
           </w:p>
         </w:tc>
@@ -16973,7 +16973,7 @@
                 <w:szCs w:val="27"/>
                 <w:lang w:val="vi-VN"/>
               </w:rPr>
-              <w:t>13</w:t>
+              <w:t xml:space="preserve">13</w:t>
             </w:r>
           </w:p>
         </w:tc>
@@ -17003,7 +17003,7 @@
                 <w:szCs w:val="28"/>
                 <w:lang w:val="vi-VN"/>
               </w:rPr>
-              <w:t>Bích Vân</w:t>
+              <w:t xml:space="preserve">Bích Vân</w:t>
             </w:r>
           </w:p>
         </w:tc>
@@ -17049,7 +17049,7 @@
                 <w:szCs w:val="27"/>
                 <w:lang w:val="vi-VN"/>
               </w:rPr>
-              <w:t>14</w:t>
+              <w:t xml:space="preserve">14</w:t>
             </w:r>
           </w:p>
         </w:tc>
@@ -17071,7 +17071,7 @@
                 <w:sz w:val="28"/>
                 <w:szCs w:val="28"/>
               </w:rPr>
-              <w:t>Bà</w:t>
+              <w:t xml:space="preserve">Bà</w:t>
             </w:r>
             <w:r>
               <w:rPr>
@@ -17125,7 +17125,7 @@
                 <w:szCs w:val="27"/>
                 <w:lang w:val="vi-VN"/>
               </w:rPr>
-              <w:t>15</w:t>
+              <w:t xml:space="preserve">15</w:t>
             </w:r>
           </w:p>
         </w:tc>
@@ -17147,7 +17147,7 @@
                 <w:sz w:val="28"/>
                 <w:szCs w:val="28"/>
               </w:rPr>
-              <w:t>Ông Nguyễn Văn Sơn</w:t>
+              <w:t xml:space="preserve">Ông Nguyễn Văn Sơn</w:t>
             </w:r>
           </w:p>
         </w:tc>
@@ -17192,7 +17192,7 @@
                 <w:sz w:val="27"/>
                 <w:szCs w:val="27"/>
               </w:rPr>
-              <w:t>16</w:t>
+              <w:t xml:space="preserve">16</w:t>
             </w:r>
           </w:p>
         </w:tc>
@@ -17214,7 +17214,7 @@
                 <w:sz w:val="28"/>
                 <w:szCs w:val="28"/>
               </w:rPr>
-              <w:t>Bà Bùi Thị Thu Hà</w:t>
+              <w:t xml:space="preserve">Bà Bùi Thị Thu Hà</w:t>
             </w:r>
           </w:p>
         </w:tc>
@@ -17259,7 +17259,7 @@
                 <w:sz w:val="27"/>
                 <w:szCs w:val="27"/>
               </w:rPr>
-              <w:t>17</w:t>
+              <w:t xml:space="preserve">17</w:t>
             </w:r>
           </w:p>
         </w:tc>
@@ -17281,7 +17281,7 @@
                 <w:sz w:val="28"/>
                 <w:szCs w:val="28"/>
               </w:rPr>
-              <w:t>Ông Trần Quang Lục</w:t>
+              <w:t xml:space="preserve">Ông Trần Quang Lục</w:t>
             </w:r>
           </w:p>
         </w:tc>
@@ -17326,7 +17326,7 @@
                 <w:sz w:val="27"/>
                 <w:szCs w:val="27"/>
               </w:rPr>
-              <w:t>18</w:t>
+              <w:t xml:space="preserve">18</w:t>
             </w:r>
           </w:p>
         </w:tc>
@@ -17348,7 +17348,7 @@
                 <w:sz w:val="28"/>
                 <w:szCs w:val="28"/>
               </w:rPr>
-              <w:t>Ông Dương Xuân Phương</w:t>
+              <w:t xml:space="preserve">Ông Dương Xuân Phương</w:t>
             </w:r>
           </w:p>
         </w:tc>
@@ -17393,7 +17393,7 @@
                 <w:sz w:val="27"/>
                 <w:szCs w:val="27"/>
               </w:rPr>
-              <w:t>19</w:t>
+              <w:t xml:space="preserve">19</w:t>
             </w:r>
           </w:p>
         </w:tc>
@@ -17415,7 +17415,7 @@
                 <w:sz w:val="28"/>
                 <w:szCs w:val="28"/>
               </w:rPr>
-              <w:t>Ông Đinh Việt Bắc</w:t>
+              <w:t xml:space="preserve">Ông Đinh Việt Bắc</w:t>
             </w:r>
           </w:p>
         </w:tc>
@@ -17460,7 +17460,7 @@
                 <w:sz w:val="27"/>
                 <w:szCs w:val="27"/>
               </w:rPr>
-              <w:t>20</w:t>
+              <w:t xml:space="preserve">20</w:t>
             </w:r>
           </w:p>
         </w:tc>
@@ -17483,7 +17483,7 @@
                 <w:sz w:val="28"/>
                 <w:szCs w:val="28"/>
               </w:rPr>
-              <w:t>Ông Hà Xuân Tài</w:t>
+              <w:t xml:space="preserve">Ông Hà Xuân Tài</w:t>
             </w:r>
           </w:p>
         </w:tc>
@@ -17528,7 +17528,7 @@
                 <w:sz w:val="27"/>
                 <w:szCs w:val="27"/>
               </w:rPr>
-              <w:t>21</w:t>
+              <w:t xml:space="preserve">21</w:t>
             </w:r>
           </w:p>
         </w:tc>
@@ -17551,7 +17551,7 @@
                 <w:sz w:val="28"/>
                 <w:szCs w:val="28"/>
               </w:rPr>
-              <w:t>Ông Trần Tuấn Anh</w:t>
+              <w:t xml:space="preserve">Ông Trần Tuấn Anh</w:t>
             </w:r>
           </w:p>
         </w:tc>
@@ -17596,7 +17596,7 @@
                 <w:sz w:val="27"/>
                 <w:szCs w:val="27"/>
               </w:rPr>
-              <w:t>22</w:t>
+              <w:t xml:space="preserve">22</w:t>
             </w:r>
           </w:p>
         </w:tc>
@@ -17618,7 +17618,7 @@
                 <w:sz w:val="28"/>
                 <w:szCs w:val="28"/>
               </w:rPr>
-              <w:t>Ông Trần Thanh Tùng</w:t>
+              <w:t xml:space="preserve">Ông Trần Thanh Tùng</w:t>
             </w:r>
           </w:p>
         </w:tc>
@@ -17664,7 +17664,7 @@
                 <w:szCs w:val="27"/>
               </w:rPr>
               <w:lastRenderedPageBreak/>
-              <w:t>23</w:t>
+              <w:t xml:space="preserve">23</w:t>
             </w:r>
           </w:p>
         </w:tc>
@@ -17686,7 +17686,7 @@
                 <w:sz w:val="28"/>
                 <w:szCs w:val="28"/>
               </w:rPr>
-              <w:t>Ông Nguyễn Văn Bảy</w:t>
+              <w:t xml:space="preserve">Ông Nguyễn Văn Bảy</w:t>
             </w:r>
           </w:p>
         </w:tc>
@@ -17731,7 +17731,7 @@
                 <w:sz w:val="27"/>
                 <w:szCs w:val="27"/>
               </w:rPr>
-              <w:t>24</w:t>
+              <w:t xml:space="preserve">24</w:t>
             </w:r>
           </w:p>
         </w:tc>
@@ -17753,7 +17753,7 @@
                 <w:sz w:val="28"/>
                 <w:szCs w:val="28"/>
               </w:rPr>
-              <w:t>Bà Nguyễn Thị Thanh Huyền</w:t>
+              <w:t xml:space="preserve">Bà Nguyễn Thị Thanh Huyền</w:t>
             </w:r>
           </w:p>
         </w:tc>
@@ -17798,7 +17798,7 @@
                 <w:sz w:val="27"/>
                 <w:szCs w:val="27"/>
               </w:rPr>
-              <w:t>25</w:t>
+              <w:t xml:space="preserve">25</w:t>
             </w:r>
           </w:p>
         </w:tc>
@@ -17820,7 +17820,7 @@
                 <w:sz w:val="28"/>
                 <w:szCs w:val="28"/>
               </w:rPr>
-              <w:t>Ông Lê Anh Tuấn</w:t>
+              <w:t xml:space="preserve">Ông Lê Anh Tuấn</w:t>
             </w:r>
           </w:p>
         </w:tc>
@@ -17865,7 +17865,7 @@
                 <w:sz w:val="27"/>
                 <w:szCs w:val="27"/>
               </w:rPr>
-              <w:t>26</w:t>
+              <w:t xml:space="preserve">26</w:t>
             </w:r>
           </w:p>
         </w:tc>
@@ -17887,7 +17887,7 @@
                 <w:sz w:val="28"/>
                 <w:szCs w:val="28"/>
               </w:rPr>
-              <w:t>Ông Đinh Văn Năm</w:t>
+              <w:t xml:space="preserve">Ông Đinh Văn Năm</w:t>
             </w:r>
           </w:p>
         </w:tc>
@@ -17932,7 +17932,7 @@
                 <w:sz w:val="27"/>
                 <w:szCs w:val="27"/>
               </w:rPr>
-              <w:t>27</w:t>
+              <w:t xml:space="preserve">27</w:t>
             </w:r>
           </w:p>
         </w:tc>
@@ -17962,7 +17962,7 @@
                 <w:szCs w:val="28"/>
                 <w:lang w:val="vi-VN"/>
               </w:rPr>
-              <w:t>Vũ Hải Đăng</w:t>
+              <w:t xml:space="preserve">Vũ Hải Đăng</w:t>
             </w:r>
           </w:p>
         </w:tc>
@@ -18007,7 +18007,7 @@
                 <w:sz w:val="27"/>
                 <w:szCs w:val="27"/>
               </w:rPr>
-              <w:t>28</w:t>
+              <w:t xml:space="preserve">28</w:t>
             </w:r>
           </w:p>
         </w:tc>
@@ -18037,7 +18037,7 @@
                 <w:szCs w:val="28"/>
                 <w:lang w:val="vi-VN"/>
               </w:rPr>
-              <w:t>Phạm Thị Nga</w:t>
+              <w:t xml:space="preserve">Phạm Thị Nga</w:t>
             </w:r>
           </w:p>
         </w:tc>
@@ -18082,7 +18082,7 @@
                 <w:sz w:val="27"/>
                 <w:szCs w:val="27"/>
               </w:rPr>
-              <w:t>29</w:t>
+              <w:t xml:space="preserve">29</w:t>
             </w:r>
           </w:p>
         </w:tc>
@@ -18112,7 +18112,7 @@
                 <w:szCs w:val="28"/>
                 <w:lang w:val="vi-VN"/>
               </w:rPr>
-              <w:t>Nguyễn Thị Huệ Lâm</w:t>
+              <w:t xml:space="preserve">Nguyễn Thị Huệ Lâm</w:t>
             </w:r>
           </w:p>
         </w:tc>
@@ -18157,7 +18157,7 @@
                 <w:sz w:val="27"/>
                 <w:szCs w:val="27"/>
               </w:rPr>
-              <w:t>30</w:t>
+              <w:t xml:space="preserve">30</w:t>
             </w:r>
           </w:p>
         </w:tc>
@@ -18179,7 +18179,7 @@
                 <w:sz w:val="28"/>
                 <w:szCs w:val="28"/>
               </w:rPr>
-              <w:t>Bà Khổng Thị Thu Thủy</w:t>
+              <w:t xml:space="preserve">Bà Khổng Thị Thu Thủy</w:t>
             </w:r>
           </w:p>
         </w:tc>
@@ -18224,7 +18224,7 @@
                 <w:sz w:val="27"/>
                 <w:szCs w:val="27"/>
               </w:rPr>
-              <w:t>31</w:t>
+              <w:t xml:space="preserve">31</w:t>
             </w:r>
           </w:p>
         </w:tc>
@@ -18246,7 +18246,7 @@
                 <w:sz w:val="28"/>
                 <w:szCs w:val="28"/>
               </w:rPr>
-              <w:t>Ông Vũ Quang Huy</w:t>
+              <w:t xml:space="preserve">Ông Vũ Quang Huy</w:t>
             </w:r>
           </w:p>
         </w:tc>
@@ -18291,7 +18291,7 @@
                 <w:sz w:val="27"/>
                 <w:szCs w:val="27"/>
               </w:rPr>
-              <w:t>32</w:t>
+              <w:t xml:space="preserve">32</w:t>
             </w:r>
           </w:p>
         </w:tc>
@@ -18314,7 +18314,7 @@
                 <w:sz w:val="28"/>
                 <w:szCs w:val="28"/>
               </w:rPr>
-              <w:t>Bà Nguyễn Diệu Linh</w:t>
+              <w:t xml:space="preserve">Bà Nguyễn Diệu Linh</w:t>
             </w:r>
           </w:p>
         </w:tc>
@@ -18359,7 +18359,7 @@
                 <w:sz w:val="27"/>
                 <w:szCs w:val="27"/>
               </w:rPr>
-              <w:t>33</w:t>
+              <w:t xml:space="preserve">33</w:t>
             </w:r>
           </w:p>
         </w:tc>
@@ -18381,7 +18381,7 @@
                 <w:sz w:val="28"/>
                 <w:szCs w:val="28"/>
               </w:rPr>
-              <w:t>Bà Nguyễn Thị Hồng Nhung</w:t>
+              <w:t xml:space="preserve">Bà Nguyễn Thị Hồng Nhung</w:t>
             </w:r>
           </w:p>
         </w:tc>
@@ -18607,7 +18607,7 @@
           <w:szCs w:val="26"/>
         </w:rPr>
         <w:lastRenderedPageBreak/>
-        <w:t>PHỤ LỤC</w:t>
+        <w:t xml:space="preserve">PHỤ LỤC</w:t>
       </w:r>
     </w:p>
     <w:p>
@@ -18638,7 +18638,7 @@
           <w:sz w:val="26"/>
           <w:szCs w:val="26"/>
         </w:rPr>
-        <w:t>dự toán mua sắm:</w:t>
+        <w:t xml:space="preserve">dự toán mua sắm:</w:t>
       </w:r>
     </w:p>
     <w:p>
@@ -18674,7 +18674,7 @@
           <w:szCs w:val="26"/>
           <w:lang w:val="vi-VN"/>
         </w:rPr>
-        <w:t>băng ghim</w:t>
+        <w:t xml:space="preserve">băng ghim</w:t>
       </w:r>
       <w:r>
         <w:rPr>
@@ -18730,7 +18730,7 @@
           <w:sz w:val="26"/>
           <w:szCs w:val="26"/>
         </w:rPr>
-        <w:t>(</w:t>
+        <w:t xml:space="preserve">(</w:t>
       </w:r>
       <w:r>
         <w:rPr>
@@ -18740,7 +18740,7 @@
           <w:sz w:val="26"/>
           <w:szCs w:val="26"/>
         </w:rPr>
-        <w:t>K</w:t>
+        <w:t xml:space="preserve">K</w:t>
       </w:r>
       <w:r>
         <w:rPr>
@@ -18760,7 +18760,7 @@
           <w:sz w:val="26"/>
           <w:szCs w:val="26"/>
         </w:rPr>
-        <w:t>B</w:t>
+        <w:t xml:space="preserve">B</w:t>
       </w:r>
       <w:r>
         <w:rPr>
@@ -18780,7 +18780,7 @@
           <w:sz w:val="26"/>
           <w:szCs w:val="26"/>
         </w:rPr>
-        <w:t>C</w:t>
+        <w:t xml:space="preserve">C</w:t>
       </w:r>
       <w:r>
         <w:rPr>
@@ -18801,7 +18801,7 @@
           <w:szCs w:val="26"/>
           <w:lang w:val="vi-VN"/>
         </w:rPr>
-        <w:t>30</w:t>
+        <w:t xml:space="preserve">30</w:t>
       </w:r>
       <w:r>
         <w:rPr>
@@ -18811,7 +18811,7 @@
           <w:sz w:val="26"/>
           <w:szCs w:val="26"/>
         </w:rPr>
-        <w:t>/</w:t>
+        <w:t xml:space="preserve">/</w:t>
       </w:r>
       <w:r>
         <w:rPr>
@@ -18821,7 +18821,7 @@
           <w:sz w:val="26"/>
           <w:szCs w:val="26"/>
         </w:rPr>
-        <w:t>03</w:t>
+        <w:t xml:space="preserve">03</w:t>
       </w:r>
       <w:r>
         <w:rPr>
@@ -18831,7 +18831,7 @@
           <w:sz w:val="26"/>
           <w:szCs w:val="26"/>
         </w:rPr>
-        <w:t>/2026</w:t>
+        <w:t xml:space="preserve">/2026</w:t>
       </w:r>
       <w:r>
         <w:rPr>
@@ -18841,7 +18841,7 @@
           <w:sz w:val="26"/>
           <w:szCs w:val="26"/>
         </w:rPr>
-        <w:t>)</w:t>
+        <w:t xml:space="preserve">)</w:t>
       </w:r>
     </w:p>
     <w:tbl>
@@ -18891,7 +18891,7 @@
                 <w:szCs w:val="24"/>
                 <w:lang w:val="vi-VN"/>
               </w:rPr>
-              <w:t>STT</w:t>
+              <w:t xml:space="preserve">STT</w:t>
             </w:r>
           </w:p>
         </w:tc>
@@ -18926,7 +18926,7 @@
                 <w:b/>
                 <w:szCs w:val="24"/>
               </w:rPr>
-              <w:t>vật tư y tế</w:t>
+              <w:t xml:space="preserve">vật tư y tế</w:t>
             </w:r>
           </w:p>
         </w:tc>
@@ -18962,7 +18962,7 @@
                 <w:b/>
                 <w:szCs w:val="24"/>
               </w:rPr>
-              <w:t>k</w:t>
+              <w:t xml:space="preserve">k</w:t>
             </w:r>
             <w:r>
               <w:rPr>
@@ -18970,7 +18970,7 @@
                 <w:szCs w:val="24"/>
                 <w:lang w:val="vi-VN"/>
               </w:rPr>
-              <w:t>ỹ thuật</w:t>
+              <w:t xml:space="preserve">ỹ thuật</w:t>
             </w:r>
           </w:p>
         </w:tc>
@@ -18999,7 +18999,7 @@
                 <w:szCs w:val="24"/>
                 <w:lang w:val="vi-VN"/>
               </w:rPr>
-              <w:t>Quy cách</w:t>
+              <w:t xml:space="preserve">Quy cách</w:t>
             </w:r>
           </w:p>
         </w:tc>
@@ -19028,7 +19028,7 @@
                 <w:szCs w:val="24"/>
                 <w:lang w:val="vi-VN"/>
               </w:rPr>
-              <w:t>Đơn vị tính</w:t>
+              <w:t xml:space="preserve">Đơn vị tính</w:t>
             </w:r>
           </w:p>
         </w:tc>
@@ -19057,7 +19057,7 @@
                 <w:szCs w:val="24"/>
                 <w:lang w:val="vi-VN"/>
               </w:rPr>
-              <w:t>Số lượng</w:t>
+              <w:t xml:space="preserve">Số lượng</w:t>
             </w:r>
           </w:p>
         </w:tc>
@@ -19086,14 +19086,14 @@
                 <w:szCs w:val="24"/>
                 <w:lang w:val="vi-VN"/>
               </w:rPr>
-              <w:t>Đơn giá tham khảo (VN</w:t>
+              <w:t xml:space="preserve">Đơn giá tham khảo (VN</w:t>
             </w:r>
             <w:r>
               <w:rPr>
                 <w:b/>
                 <w:szCs w:val="24"/>
               </w:rPr>
-              <w:t>D</w:t>
+              <w:t xml:space="preserve">D</w:t>
             </w:r>
             <w:r>
               <w:rPr>
@@ -19101,7 +19101,7 @@
                 <w:szCs w:val="24"/>
                 <w:lang w:val="vi-VN"/>
               </w:rPr>
-              <w:t>) (Đã bao gồm VAT)</w:t>
+              <w:t xml:space="preserve">) (Đã bao gồm VAT)</w:t>
             </w:r>
           </w:p>
         </w:tc>
@@ -19130,7 +19130,7 @@
                 <w:szCs w:val="24"/>
                 <w:lang w:val="vi-VN"/>
               </w:rPr>
-              <w:t>Thành tiền (VND)</w:t>
+              <w:t xml:space="preserve">Thành tiền (VND)</w:t>
             </w:r>
           </w:p>
         </w:tc>
@@ -19162,7 +19162,7 @@
                 <w:szCs w:val="24"/>
                 <w:lang w:val="vi-VN"/>
               </w:rPr>
-              <w:t>1</w:t>
+              <w:t xml:space="preserve">1</w:t>
             </w:r>
           </w:p>
         </w:tc>
@@ -19184,7 +19184,7 @@
                 <w:szCs w:val="24"/>
                 <w:lang w:val="vi-VN"/>
               </w:rPr>
-              <w:t>Băng ghim dùng trong mổ mở</w:t>
+              <w:t xml:space="preserve">Băng ghim dùng trong mổ mở</w:t>
             </w:r>
           </w:p>
         </w:tc>
@@ -19203,7 +19203,7 @@
               <w:rPr>
                 <w:szCs w:val="24"/>
               </w:rPr>
-              <w:t>Băng (đạn) ghim khâu máy cắt nối tự động thẳng dùng trong mổ mở công nghệ Tri-staple, cỡ 80mm. Có 3 hàng ghim chiều cao khác nhau mỗi bên, chiều cao ghim trước dập từ trong ra ngoài là: 3.0mm; 3.5mm; 4.0mm, sau khi dập là 1.5 - 2.25mm, ghim bằng Titan. Cung cấp lưỡi dao mới trong mỗi băng đạn. Ghim đóng tạo hình chữ B chuẩn</w:t>
+              <w:t xml:space="preserve">Băng (đạn) ghim khâu máy cắt nối tự động thẳng dùng trong mổ mở công nghệ Tri-staple, cỡ 80mm. Có 3 hàng ghim chiều cao khác nhau mỗi bên, chiều cao ghim trước dập từ trong ra ngoài là: 3.0mm; 3.5mm; 4.0mm, sau khi dập là 1.5 - 2.25mm, ghim bằng Titan. Cung cấp lưỡi dao mới trong mỗi băng đạn. Ghim đóng tạo hình chữ B chuẩn</w:t>
             </w:r>
           </w:p>
         </w:tc>
@@ -19229,7 +19229,7 @@
                 <w:szCs w:val="24"/>
                 <w:lang w:val="vi-VN"/>
               </w:rPr>
-              <w:t>6 cái/ Hộp</w:t>
+              <w:t xml:space="preserve">6 cái/ Hộp</w:t>
             </w:r>
           </w:p>
         </w:tc>
@@ -19251,7 +19251,7 @@
                 <w:szCs w:val="24"/>
                 <w:lang w:val="vi-VN"/>
               </w:rPr>
-              <w:t>Cái</w:t>
+              <w:t xml:space="preserve">Cái</w:t>
             </w:r>
           </w:p>
         </w:tc>
@@ -19278,7 +19278,7 @@
                 <w:szCs w:val="24"/>
                 <w:lang w:val="vi-VN"/>
               </w:rPr>
-              <w:t>110</w:t>
+              <w:t xml:space="preserve">110</w:t>
             </w:r>
           </w:p>
         </w:tc>
@@ -19300,7 +19300,7 @@
                 <w:szCs w:val="24"/>
                 <w:lang w:val="vi-VN"/>
               </w:rPr>
-              <w:t>2.100.000</w:t>
+              <w:t xml:space="preserve">2.100.000</w:t>
             </w:r>
           </w:p>
         </w:tc>
@@ -19326,7 +19326,7 @@
                 <w:szCs w:val="24"/>
                 <w:lang w:val="vi-VN"/>
               </w:rPr>
-              <w:t>231.000.000</w:t>
+              <w:t xml:space="preserve">231.000.000</w:t>
             </w:r>
           </w:p>
         </w:tc>
@@ -19358,7 +19358,7 @@
                 <w:szCs w:val="24"/>
                 <w:lang w:val="vi-VN"/>
               </w:rPr>
-              <w:t>2</w:t>
+              <w:t xml:space="preserve">2</w:t>
             </w:r>
           </w:p>
         </w:tc>
@@ -19380,7 +19380,7 @@
                 <w:szCs w:val="24"/>
                 <w:lang w:val="vi-VN"/>
               </w:rPr>
-              <w:t>Dụng cụ khâu nối tròn ba hàng ghim</w:t>
+              <w:t xml:space="preserve">Dụng cụ khâu nối tròn ba hàng ghim</w:t>
             </w:r>
           </w:p>
         </w:tc>
@@ -19399,7 +19399,7 @@
               <w:rPr>
                 <w:szCs w:val="24"/>
               </w:rPr>
-              <w:t>Dụng cụ (máy) cắt khâu nối ống tiêu hóa tròn 3 hàng ghim các cỡ đường kính 28mm, 31mm. Chiều cao ghim trước dập cao dần từ trong ra ngoài là 3.0 mm, 3.5 mm, 4.0 mm. Ghim bằng Titanium. Ghim đóng tạo hình chữ B chuẩn</w:t>
+              <w:t xml:space="preserve">Dụng cụ (máy) cắt khâu nối ống tiêu hóa tròn 3 hàng ghim các cỡ đường kính 28mm, 31mm. Chiều cao ghim trước dập cao dần từ trong ra ngoài là 3.0 mm, 3.5 mm, 4.0 mm. Ghim bằng Titanium. Ghim đóng tạo hình chữ B chuẩn</w:t>
             </w:r>
           </w:p>
         </w:tc>
@@ -19425,7 +19425,7 @@
                 <w:szCs w:val="24"/>
                 <w:lang w:val="vi-VN"/>
               </w:rPr>
-              <w:t>3 cái / Hộp</w:t>
+              <w:t xml:space="preserve">3 cái / Hộp</w:t>
             </w:r>
           </w:p>
         </w:tc>
@@ -19474,7 +19474,7 @@
                 <w:szCs w:val="24"/>
                 <w:lang w:val="vi-VN"/>
               </w:rPr>
-              <w:t>20</w:t>
+              <w:t xml:space="preserve">20</w:t>
             </w:r>
           </w:p>
         </w:tc>
@@ -19496,7 +19496,7 @@
                 <w:szCs w:val="24"/>
                 <w:lang w:val="vi-VN"/>
               </w:rPr>
-              <w:t>14.900.000</w:t>
+              <w:t xml:space="preserve">14.900.000</w:t>
             </w:r>
           </w:p>
         </w:tc>
@@ -19522,7 +19522,7 @@
                 <w:szCs w:val="24"/>
                 <w:lang w:val="vi-VN"/>
               </w:rPr>
-              <w:t>298.000.000</w:t>
+              <w:t xml:space="preserve">298.000.000</w:t>
             </w:r>
           </w:p>
         </w:tc>
@@ -19554,7 +19554,7 @@
                 <w:szCs w:val="24"/>
                 <w:lang w:val="vi-VN"/>
               </w:rPr>
-              <w:t>3</w:t>
+              <w:t xml:space="preserve">3</w:t>
             </w:r>
           </w:p>
         </w:tc>
@@ -19576,7 +19576,7 @@
                 <w:szCs w:val="24"/>
                 <w:lang w:val="vi-VN"/>
               </w:rPr>
-              <w:t>Dụng cụ khâu cắt nội soi</w:t>
+              <w:t xml:space="preserve">Dụng cụ khâu cắt nội soi</w:t>
             </w:r>
           </w:p>
         </w:tc>
@@ -19595,7 +19595,7 @@
               <w:rPr>
                 <w:szCs w:val="24"/>
               </w:rPr>
-              <w:t>Dụng cụ cắt nối tự động dùng trong mổ nội soi tương thích với tất cả băng ghim khâu cắt nội soi. Dụng cụ khi gắn vào băng ghim tương thích có thể bẻ góc 45 độ mỗi bên với 11 điểm gập góc (5 điểm mỗi bên và điểm ở giữa). Nút điều chỉnh gập góc trên thân. Các cỡ độ dài trục nối tương ứng 6cm, 16cm và 26cm.</w:t>
+              <w:t xml:space="preserve">Dụng cụ cắt nối tự động dùng trong mổ nội soi tương thích với tất cả băng ghim khâu cắt nội soi. Dụng cụ khi gắn vào băng ghim tương thích có thể bẻ góc 45 độ mỗi bên với 11 điểm gập góc (5 điểm mỗi bên và điểm ở giữa). Nút điều chỉnh gập góc trên thân. Các cỡ độ dài trục nối tương ứng 6cm, 16cm và 26cm.</w:t>
             </w:r>
           </w:p>
         </w:tc>
@@ -19621,7 +19621,7 @@
                 <w:szCs w:val="24"/>
                 <w:lang w:val="vi-VN"/>
               </w:rPr>
-              <w:t>3 cái/ Hộp</w:t>
+              <w:t xml:space="preserve">3 cái/ Hộp</w:t>
             </w:r>
           </w:p>
         </w:tc>
@@ -19643,7 +19643,7 @@
                 <w:szCs w:val="24"/>
                 <w:lang w:val="vi-VN"/>
               </w:rPr>
-              <w:t>Cái</w:t>
+              <w:t xml:space="preserve">Cái</w:t>
             </w:r>
           </w:p>
         </w:tc>
@@ -19670,7 +19670,7 @@
                 <w:szCs w:val="24"/>
                 <w:lang w:val="vi-VN"/>
               </w:rPr>
-              <w:t>05</w:t>
+              <w:t xml:space="preserve">05</w:t>
             </w:r>
           </w:p>
         </w:tc>
@@ -19692,7 +19692,7 @@
                 <w:szCs w:val="24"/>
                 <w:lang w:val="vi-VN"/>
               </w:rPr>
-              <w:t>5.990.000</w:t>
+              <w:t xml:space="preserve">5.990.000</w:t>
             </w:r>
           </w:p>
         </w:tc>
@@ -19718,7 +19718,7 @@
                 <w:szCs w:val="24"/>
                 <w:lang w:val="vi-VN"/>
               </w:rPr>
-              <w:t>29.950.000</w:t>
+              <w:t xml:space="preserve">29.950.000</w:t>
             </w:r>
           </w:p>
         </w:tc>
@@ -19751,7 +19751,7 @@
                 <w:lang w:val="vi-VN"/>
               </w:rPr>
               <w:lastRenderedPageBreak/>
-              <w:t>4</w:t>
+              <w:t xml:space="preserve">4</w:t>
             </w:r>
           </w:p>
         </w:tc>
@@ -19773,7 +19773,7 @@
                 <w:szCs w:val="24"/>
                 <w:lang w:val="vi-VN"/>
               </w:rPr>
-              <w:t>Băng ghim cắt khâu nối nội soi các cỡ</w:t>
+              <w:t xml:space="preserve">Băng ghim cắt khâu nối nội soi các cỡ</w:t>
             </w:r>
           </w:p>
         </w:tc>
@@ -19792,7 +19792,7 @@
               <w:rPr>
                 <w:szCs w:val="24"/>
               </w:rPr>
-              <w:t>Băng (đạn) ghim khâu máy cắt nối tự động nội soi công nghệ Tri-staple. Các cỡ băng ghim dài 30mm, 45mm, 60mm, 3 hàng ghim chiều cao khác nhau mỗi bên, chiều cao ghim trước dập từ trong ra ngoài là: 2.0mm; 2.5mm; 3.0mm hoặc 3.0mm; 3.5mm; 4.0mm, sau khi dập là 0.88 - 1.5mm hoặc 1.5 - 2.25mm, ghim bằng Titan. Cung cấp lưỡi dao mới trong mỗi băng đạn. Có 4 ghim ở đầu xa băng đạn.</w:t>
+              <w:t xml:space="preserve">Băng (đạn) ghim khâu máy cắt nối tự động nội soi công nghệ Tri-staple. Các cỡ băng ghim dài 30mm, 45mm, 60mm, 3 hàng ghim chiều cao khác nhau mỗi bên, chiều cao ghim trước dập từ trong ra ngoài là: 2.0mm; 2.5mm; 3.0mm hoặc 3.0mm; 3.5mm; 4.0mm, sau khi dập là 0.88 - 1.5mm hoặc 1.5 - 2.25mm, ghim bằng Titan. Cung cấp lưỡi dao mới trong mỗi băng đạn. Có 4 ghim ở đầu xa băng đạn.</w:t>
             </w:r>
           </w:p>
         </w:tc>
@@ -19818,7 +19818,7 @@
                 <w:szCs w:val="24"/>
                 <w:lang w:val="vi-VN"/>
               </w:rPr>
-              <w:t>6 cái/ Hộp</w:t>
+              <w:t xml:space="preserve">6 cái/ Hộp</w:t>
             </w:r>
           </w:p>
         </w:tc>
@@ -19840,7 +19840,7 @@
                 <w:szCs w:val="24"/>
                 <w:lang w:val="vi-VN"/>
               </w:rPr>
-              <w:t>Cái</w:t>
+              <w:t xml:space="preserve">Cái</w:t>
             </w:r>
           </w:p>
         </w:tc>
@@ -19867,7 +19867,7 @@
                 <w:szCs w:val="24"/>
                 <w:lang w:val="vi-VN"/>
               </w:rPr>
-              <w:t>262</w:t>
+              <w:t xml:space="preserve">262</w:t>
             </w:r>
           </w:p>
         </w:tc>
@@ -19889,7 +19889,7 @@
                 <w:szCs w:val="24"/>
                 <w:lang w:val="vi-VN"/>
               </w:rPr>
-              <w:t>5.500.000</w:t>
+              <w:t xml:space="preserve">5.500.000</w:t>
             </w:r>
           </w:p>
         </w:tc>
@@ -19916,7 +19916,7 @@
                 <w:szCs w:val="24"/>
                 <w:lang w:val="vi-VN"/>
               </w:rPr>
-              <w:t>1.441.000.000</w:t>
+              <w:t xml:space="preserve">1.441.000.000</w:t>
             </w:r>
           </w:p>
         </w:tc>
@@ -19947,7 +19947,7 @@
                 <w:color w:val="000000"/>
                 <w:szCs w:val="24"/>
               </w:rPr>
-              <w:t>Tổng cộng:</w:t>
+              <w:t xml:space="preserve">Tổng cộng:</w:t>
             </w:r>
             <w:r>
               <w:rPr>
@@ -19990,7 +19990,7 @@
                 <w:szCs w:val="24"/>
                 <w:lang w:val="vi-VN"/>
               </w:rPr>
-              <w:t>Một tỷ chín trăm chín mươi chín triệu chín trăm năm mươi nghìn đồng</w:t>
+              <w:t xml:space="preserve">Một tỷ chín trăm chín mươi chín triệu chín trăm năm mươi nghìn đồng</w:t>
             </w:r>
             <w:r>
               <w:rPr>
@@ -19999,7 +19999,7 @@
                 <w:color w:val="000000"/>
                 <w:szCs w:val="24"/>
               </w:rPr>
-              <w:t>./.)</w:t>
+              <w:t xml:space="preserve">./.)</w:t>
             </w:r>
           </w:p>
         </w:tc>
@@ -20030,7 +20030,7 @@
                 <w:color w:val="000000"/>
                 <w:szCs w:val="24"/>
               </w:rPr>
-              <w:t>1.</w:t>
+              <w:t xml:space="preserve">1.</w:t>
             </w:r>
             <w:r>
               <w:rPr>
@@ -20039,7 +20039,7 @@
                 <w:szCs w:val="24"/>
                 <w:lang w:val="vi-VN"/>
               </w:rPr>
-              <w:t>999.950.000</w:t>
+              <w:t xml:space="preserve">999.950.000</w:t>
             </w:r>
           </w:p>
         </w:tc>
